--- a/ind/docx/14.content.docx
+++ b/ind/docx/14.content.docx
@@ -1229,6 +1229,90 @@
         <w:rPr>
           <w:lang w:val="id_ID" w:bidi="id_ID"/>
         </w:rPr>
+        <w:t>2 Tawarikh 3:1</w:t>
+      </w:r>
+      <w:r>
+        <w:rPr>
+          <w:lang w:val="id_ID" w:bidi="id_ID"/>
+        </w:rPr>
+      </w:r>
+    </w:p>
+    <w:p>
+      <w:pPr/>
+      <w:r>
+        <w:rPr>
+          <w:lang w:val="id_ID" w:bidi="id_ID"/>
+        </w:rPr>
+      </w:r>
+      <w:r>
+        <w:rPr>
+          <w:lang w:val="id_ID" w:bidi="id_ID"/>
+        </w:rPr>
+        <w:t>Kitab Raja-raja berfokus pada kapan Bait Suci dibangun, sementara Kitab Tawarikh menyoroti pentingnya lokasinya. Bait suci berdiri di Yerusalem di Gunung Moria, di mana Tuhan menampakkan diri kepada Daud. Daud memilih tempat sakral ini, di mana tulah berakhir di tempat pengirikan Arauna orang Yebus. Di tanah Moria, Abraham mengikat Ishak (</w:t>
+      </w:r>
+      <w:hyperlink r:id="rId27">
+        <w:r>
+          <w:rPr>
+            <w:lang w:val="id_ID" w:bidi="id_ID"/>
+          </w:rPr>
+          <w:rPr>
+            <w:color w:val="0000EE"/>
+            <w:u w:val="single"/>
+          </w:rPr>
+          <w:t>Kejadian 22:2</w:t>
+        </w:r>
+      </w:hyperlink>
+      <w:r>
+        <w:rPr>
+          <w:lang w:val="id_ID" w:bidi="id_ID"/>
+        </w:rPr>
+        <w:t>), dan menurut tradisi, bukit tempat Bait Suci dibangun juga adalah tempat di mana Tuhan menyediakan bagi Abraham (</w:t>
+      </w:r>
+      <w:hyperlink r:id="rId28">
+        <w:r>
+          <w:rPr>
+            <w:lang w:val="id_ID" w:bidi="id_ID"/>
+          </w:rPr>
+          <w:rPr>
+            <w:color w:val="0000EE"/>
+            <w:u w:val="single"/>
+          </w:rPr>
+          <w:t>Kejadian 22:14</w:t>
+        </w:r>
+      </w:hyperlink>
+      <w:r>
+        <w:rPr>
+          <w:lang w:val="id_ID" w:bidi="id_ID"/>
+        </w:rPr>
+        <w:t>).</w:t>
+      </w:r>
+      <w:r>
+        <w:rPr>
+          <w:lang w:val="id_ID" w:bidi="id_ID"/>
+        </w:rPr>
+      </w:r>
+      <w:r>
+        <w:rPr>
+          <w:lang w:val="id_ID" w:bidi="id_ID"/>
+        </w:rPr>
+      </w:r>
+    </w:p>
+    <w:p>
+      <w:pPr/>
+      <w:r>
+        <w:rPr>
+          <w:lang w:val="id_ID" w:bidi="id_ID"/>
+        </w:rPr>
+      </w:r>
+    </w:p>
+    <w:p>
+      <w:pPr>
+        <w:pStyle w:val="Heading2"/>
+      </w:pPr>
+      <w:r>
+        <w:rPr>
+          <w:lang w:val="id_ID" w:bidi="id_ID"/>
+        </w:rPr>
         <w:t>2 Tawarikh 3:1–4</w:t>
       </w:r>
       <w:r>
@@ -1250,7 +1334,7 @@
         </w:rPr>
         <w:t xml:space="preserve">Dalam kitab Tawarikh, Bait Suci menjadi fokus utama pemerintahan Salomo. Namun, kitab ini memberikan lebih sedikit detail tentang arsitektur dan perabotannya dibandingkan dengan kitab Raja-Raja (misalnya, </w:t>
       </w:r>
-      <w:hyperlink r:id="rId27">
+      <w:hyperlink r:id="rId29">
         <w:r>
           <w:rPr>
             <w:lang w:val="id_ID" w:bidi="id_ID"/>
@@ -1316,7 +1400,7 @@
         </w:rPr>
         <w:t>Kitab Raja-Raja mencatat awal pembangunan Bait Suci dengan mengaitkannya dengan peristiwa keluarnya bangsa Israel dari Mesir (</w:t>
       </w:r>
-      <w:hyperlink r:id="rId28">
+      <w:hyperlink r:id="rId30">
         <w:r>
           <w:rPr>
             <w:lang w:val="id_ID" w:bidi="id_ID"/>
@@ -1382,7 +1466,7 @@
         </w:rPr>
         <w:t xml:space="preserve">Bagian dalam dari Bait Suci diselesaikan dengan menggunakan bahan-bahan mahal (lihat </w:t>
       </w:r>
-      <w:hyperlink r:id="rId29">
+      <w:hyperlink r:id="rId31">
         <w:r>
           <w:rPr>
             <w:lang w:val="id_ID" w:bidi="id_ID"/>
@@ -1400,7 +1484,7 @@
         </w:rPr>
         <w:t xml:space="preserve">, </w:t>
       </w:r>
-      <w:hyperlink r:id="rId30">
+      <w:hyperlink r:id="rId32">
         <w:r>
           <w:rPr>
             <w:lang w:val="id_ID" w:bidi="id_ID"/>
@@ -1648,7 +1732,7 @@
         </w:rPr>
         <w:t xml:space="preserve">Dua tiang di serambi Bait Suci terbuat dari perunggu dan memiliki dekorasi yang terperinci (lihat </w:t>
       </w:r>
-      <w:hyperlink r:id="rId31">
+      <w:hyperlink r:id="rId33">
         <w:r>
           <w:rPr>
             <w:lang w:val="id_ID" w:bidi="id_ID"/>
@@ -1721,7 +1805,7 @@
         </w:rPr>
         <w:t xml:space="preserve">, yang berarti "dia menetapkan," mungkin merujuk pada janji Allah mengenai kerajaan (lihat </w:t>
       </w:r>
-      <w:hyperlink r:id="rId32">
+      <w:hyperlink r:id="rId34">
         <w:r>
           <w:rPr>
             <w:lang w:val="id_ID" w:bidi="id_ID"/>
@@ -1752,7 +1836,7 @@
         </w:rPr>
         <w:t>, yang berarti "di dalamnya ada kekuatan," mungkin merupakan suatu pernyataan kepercayaan kepada Allah. Relief berlapis emas dari kerub, palem, dan bunga pada pintu dan dinding Bait Suci mengisyaratkan bahwa pilar-pilar tersebut berkaitan dengan pohon kehidupan (</w:t>
       </w:r>
-      <w:hyperlink r:id="rId33">
+      <w:hyperlink r:id="rId35">
         <w:r>
           <w:rPr>
             <w:lang w:val="id_ID" w:bidi="id_ID"/>
@@ -1818,7 +1902,7 @@
         </w:rPr>
         <w:t xml:space="preserve">Bait Suci, rumah Allah, melambangkan Eden, taman Allah (lihat </w:t>
       </w:r>
-      <w:hyperlink r:id="rId34">
+      <w:hyperlink r:id="rId36">
         <w:r>
           <w:rPr>
             <w:lang w:val="id_ID" w:bidi="id_ID"/>
@@ -1836,7 +1920,7 @@
         </w:rPr>
         <w:t>). 'Laut' besar, yang disangga oleh dua belas lembu perunggu, kemungkinan mewakili air sebelum penciptaan atau air yang memberi kehidupan dari Taman Eden. Kekuatan ilahi mengendalikan air yang kacau balau (</w:t>
       </w:r>
-      <w:hyperlink r:id="rId35">
+      <w:hyperlink r:id="rId37">
         <w:r>
           <w:rPr>
             <w:lang w:val="id_ID" w:bidi="id_ID"/>
@@ -1854,7 +1938,7 @@
         </w:rPr>
         <w:t xml:space="preserve">) sehingga air itu dapat menyuburkan tumbuhan, hewan, dan manusia (lihat </w:t>
       </w:r>
-      <w:hyperlink r:id="rId36">
+      <w:hyperlink r:id="rId38">
         <w:r>
           <w:rPr>
             <w:lang w:val="id_ID" w:bidi="id_ID"/>
@@ -1920,7 +2004,7 @@
         </w:rPr>
         <w:t xml:space="preserve">'Laut' ini memiliki tujuan penggunaan yang sama dengan bejana perunggu tempat pembasuhan di Kemah Suci (lihat </w:t>
       </w:r>
-      <w:hyperlink r:id="rId37">
+      <w:hyperlink r:id="rId39">
         <w:r>
           <w:rPr>
             <w:lang w:val="id_ID" w:bidi="id_ID"/>
@@ -1986,7 +2070,7 @@
         </w:rPr>
         <w:t xml:space="preserve">Tujuh lampu pada masing-masing dari kesepuluh kandil emas mungkin melambangkan Pleiades. Ini adalah gugusan bintang yang dilambangkan oleh tujuh titik di Mesopotamia kuno (lihat </w:t>
       </w:r>
-      <w:hyperlink r:id="rId38">
+      <w:hyperlink r:id="rId40">
         <w:r>
           <w:rPr>
             <w:lang w:val="id_ID" w:bidi="id_ID"/>
@@ -2004,7 +2088,7 @@
         </w:rPr>
         <w:t xml:space="preserve">; </w:t>
       </w:r>
-      <w:hyperlink r:id="rId39">
+      <w:hyperlink r:id="rId41">
         <w:r>
           <w:rPr>
             <w:lang w:val="id_ID" w:bidi="id_ID"/>
@@ -2022,7 +2106,7 @@
         </w:rPr>
         <w:t xml:space="preserve">; </w:t>
       </w:r>
-      <w:hyperlink r:id="rId40">
+      <w:hyperlink r:id="rId42">
         <w:r>
           <w:rPr>
             <w:lang w:val="id_ID" w:bidi="id_ID"/>
@@ -2088,7 +2172,7 @@
         </w:rPr>
         <w:t xml:space="preserve">Bandingkan dengan </w:t>
       </w:r>
-      <w:hyperlink r:id="rId41">
+      <w:hyperlink r:id="rId43">
         <w:r>
           <w:rPr>
             <w:lang w:val="id_ID" w:bidi="id_ID"/>
@@ -2161,7 +2245,7 @@
         </w:rPr>
         <w:t xml:space="preserve"> melambangkan pemeliharaan Allah bagi umat-Nya. Roti ini ditempatkan di hadapan Allah di atas meja (</w:t>
       </w:r>
-      <w:hyperlink r:id="rId42">
+      <w:hyperlink r:id="rId44">
         <w:r>
           <w:rPr>
             <w:lang w:val="id_ID" w:bidi="id_ID"/>
@@ -2179,7 +2263,7 @@
         </w:rPr>
         <w:t>) sebagai persembahan, menunjukkan bahwa roti tersebut milik Allah dan bahwa pemeliharaan atau pemenuhan kebutuhan bagi Israel berasal dari "meja" Allah. Para imam memakan sebagian dari roti tersebut (</w:t>
       </w:r>
-      <w:hyperlink r:id="rId43">
+      <w:hyperlink r:id="rId45">
         <w:r>
           <w:rPr>
             <w:lang w:val="id_ID" w:bidi="id_ID"/>
@@ -2197,7 +2281,7 @@
         </w:rPr>
         <w:t xml:space="preserve">), dan sisanya dibakar. Makanan ini melambangkan makanan perjanjian yang menekankan persekutuan antara Allah dengan umat-Nya (lihat </w:t>
       </w:r>
-      <w:hyperlink r:id="rId44">
+      <w:hyperlink r:id="rId46">
         <w:r>
           <w:rPr>
             <w:lang w:val="id_ID" w:bidi="id_ID"/>
@@ -2267,7 +2351,7 @@
         </w:rPr>
         <w:t xml:space="preserve">Ayat ini mengakhiri bagian tentang perabotan Bait Suci, yang mengikuti dengan cermat </w:t>
       </w:r>
-      <w:hyperlink r:id="rId45">
+      <w:hyperlink r:id="rId47">
         <w:r>
           <w:rPr>
             <w:lang w:val="id_ID" w:bidi="id_ID"/>
@@ -2310,7 +2394,7 @@
         </w:rPr>
         <w:t xml:space="preserve">: Seperti halnya harta yang diambil dari Mesir digunakan untuk membangun Kemah Suci, harta dari musuh-musuh Israel digunakan untuk membangun Bait Suci. Para nabi sering menggambarkan harta bangsa-bangsa lain sebagai sesuatu yang berharga yang dapat digunakan oleh Israel (lihat </w:t>
       </w:r>
-      <w:hyperlink r:id="rId46">
+      <w:hyperlink r:id="rId48">
         <w:r>
           <w:rPr>
             <w:lang w:val="id_ID" w:bidi="id_ID"/>
@@ -2328,7 +2412,7 @@
         </w:rPr>
         <w:t xml:space="preserve">; </w:t>
       </w:r>
-      <w:hyperlink r:id="rId47">
+      <w:hyperlink r:id="rId49">
         <w:r>
           <w:rPr>
             <w:lang w:val="id_ID" w:bidi="id_ID"/>
@@ -2394,7 +2478,7 @@
         </w:rPr>
         <w:t>Peresmian Bait Suci berlangsung selama Hari Raya Pondok Daun tahunan, yang diadakan pada awal musim gugur. Perayaan yang berlangsung selama tujuh hari ini mengharuskan adanya ziarah ke tempat ibadah utama (</w:t>
       </w:r>
-      <w:hyperlink r:id="rId48">
+      <w:hyperlink r:id="rId50">
         <w:r>
           <w:rPr>
             <w:lang w:val="id_ID" w:bidi="id_ID"/>
@@ -2467,7 +2551,7 @@
         </w:rPr>
         <w:t xml:space="preserve">: "Kemah Pertemuan" adalah kemah khusus yang disebutkan dalam Kitab Keluaran. Ini merujuk pada peran Kemah Suci (misalnya, </w:t>
       </w:r>
-      <w:hyperlink r:id="rId49">
+      <w:hyperlink r:id="rId51">
         <w:r>
           <w:rPr>
             <w:lang w:val="id_ID" w:bidi="id_ID"/>
@@ -2485,7 +2569,7 @@
         </w:rPr>
         <w:t xml:space="preserve">). Kemah Suci adalah tempat di mana hadirat Allah berdiam (misalnya, </w:t>
       </w:r>
-      <w:hyperlink r:id="rId50">
+      <w:hyperlink r:id="rId52">
         <w:r>
           <w:rPr>
             <w:lang w:val="id_ID" w:bidi="id_ID"/>
@@ -2673,7 +2757,7 @@
         </w:rPr>
         <w:t xml:space="preserve">Tabut itu hanya berisi loh-loh perjanjian (lihat </w:t>
       </w:r>
-      <w:hyperlink r:id="rId51">
+      <w:hyperlink r:id="rId53">
         <w:r>
           <w:rPr>
             <w:lang w:val="id_ID" w:bidi="id_ID"/>
@@ -2691,7 +2775,7 @@
         </w:rPr>
         <w:t xml:space="preserve">; </w:t>
       </w:r>
-      <w:hyperlink r:id="rId52">
+      <w:hyperlink r:id="rId54">
         <w:r>
           <w:rPr>
             <w:lang w:val="id_ID" w:bidi="id_ID"/>
@@ -2709,7 +2793,7 @@
         </w:rPr>
         <w:t>). Buli-buli berisi manna yang diletakkan Harun di dalam tabut (</w:t>
       </w:r>
-      <w:hyperlink r:id="rId53">
+      <w:hyperlink r:id="rId55">
         <w:r>
           <w:rPr>
             <w:lang w:val="id_ID" w:bidi="id_ID"/>
@@ -2775,7 +2859,7 @@
         </w:rPr>
         <w:t>Penulis Tawarikh menggambarkan peresmian Bait Suci dengan satu kisah yang rinci dari satu perayaan besar. Dia mencantumkan tiga kelompok penyanyi khusus beserta semua kerabat mereka. Sebanyak 120 peniup terompet mungkin termasuk lima imam dari masing-masing dari ke-24 divisi (</w:t>
       </w:r>
-      <w:hyperlink r:id="rId54">
+      <w:hyperlink r:id="rId56">
         <w:r>
           <w:rPr>
             <w:lang w:val="id_ID" w:bidi="id_ID"/>
@@ -2889,7 +2973,7 @@
         </w:rPr>
         <w:t xml:space="preserve">Sejarah Israel sebagai umat Allah dimulai dengan peristiwa Keluaran dan mencapai puncaknya ketika Allah memilih Daud sebagai raja dan menetapkan Yerusalem sebagai ibu kotanya. Baik kota maupun dinasti merupakan bagian dari janji Allah kepada Daud (lihat </w:t>
       </w:r>
-      <w:hyperlink r:id="rId55">
+      <w:hyperlink r:id="rId57">
         <w:r>
           <w:rPr>
             <w:lang w:val="id_ID" w:bidi="id_ID"/>
@@ -2907,7 +2991,7 @@
         </w:rPr>
         <w:t xml:space="preserve">; bandingkan </w:t>
       </w:r>
-      <w:hyperlink r:id="rId56">
+      <w:hyperlink r:id="rId58">
         <w:r>
           <w:rPr>
             <w:lang w:val="id_ID" w:bidi="id_ID"/>
@@ -2925,7 +3009,7 @@
         </w:rPr>
         <w:t xml:space="preserve">; </w:t>
       </w:r>
-      <w:hyperlink r:id="rId57">
+      <w:hyperlink r:id="rId59">
         <w:r>
           <w:rPr>
             <w:lang w:val="id_ID" w:bidi="id_ID"/>
@@ -3052,7 +3136,7 @@
         </w:rPr>
         <w:t xml:space="preserve">Seluruh ciptaan adalah ibarat Bait Suci Allah yang sesungguhnya, istana Raja Ilahi (lihat </w:t>
       </w:r>
-      <w:hyperlink r:id="rId58">
+      <w:hyperlink r:id="rId60">
         <w:r>
           <w:rPr>
             <w:lang w:val="id_ID" w:bidi="id_ID"/>
@@ -3118,7 +3202,7 @@
         </w:rPr>
         <w:t>Dalam perjanjian dengan Israel, Tuhan menjanjikan berkat dan kehidupan jika taat, serta kutukan dan kematian jika tidak taat (</w:t>
       </w:r>
-      <w:hyperlink r:id="rId59">
+      <w:hyperlink r:id="rId61">
         <w:r>
           <w:rPr>
             <w:lang w:val="id_ID" w:bidi="id_ID"/>
@@ -3136,7 +3220,7 @@
         </w:rPr>
         <w:t xml:space="preserve">; </w:t>
       </w:r>
-      <w:hyperlink r:id="rId60">
+      <w:hyperlink r:id="rId62">
         <w:r>
           <w:rPr>
             <w:lang w:val="id_ID" w:bidi="id_ID"/>
@@ -3202,7 +3286,7 @@
         </w:rPr>
         <w:t>Permohonan pertama: Salomo memohon keadilan ketika ada kesulitan menentukan kesalahan atau ketidakbersalahan. Misalnya, dalam kasus pencurian (</w:t>
       </w:r>
-      <w:hyperlink r:id="rId61">
+      <w:hyperlink r:id="rId63">
         <w:r>
           <w:rPr>
             <w:lang w:val="id_ID" w:bidi="id_ID"/>
@@ -3412,7 +3496,7 @@
         </w:rPr>
         <w:t>Permohonan kelima: Salomo menunjukkan kepedulian terhadap orang-orang dari bangsa-bangsa lain yang memilih bergabung dengan komunitas perjanjian setelah melihat berkat Allah bagi mereka yang menaati-Nya (</w:t>
       </w:r>
-      <w:hyperlink r:id="rId62">
+      <w:hyperlink r:id="rId64">
         <w:r>
           <w:rPr>
             <w:lang w:val="id_ID" w:bidi="id_ID"/>
@@ -3526,7 +3610,7 @@
         </w:rPr>
         <w:t>Permohonan ketujuh: Salomo khawatir bahwa Israel mungkin sepenuhnya diasingkan, seperti yang ditunjukkan dalam bagian terakhir doanya. Israel menghadapi banyak pengasingan, tetapi kehancuran total Yerusalem dan Bait Sucinya adalah ujian iman yang paling berat. Salomo melihat Bait Suci sebagai sumber iman; bahkan di tanah asing, orang-orang dapat mengingatnya dan berdoa. Penyebutan negeri, kota, dan Bait Suci (</w:t>
       </w:r>
-      <w:hyperlink r:id="rId63">
+      <w:hyperlink r:id="rId65">
         <w:r>
           <w:rPr>
             <w:lang w:val="id_ID" w:bidi="id_ID"/>
@@ -3596,7 +3680,7 @@
         </w:rPr>
         <w:t>Doa Salomo diakhiri dengan kutipan dari sebuah mazmur (</w:t>
       </w:r>
-      <w:hyperlink r:id="rId64">
+      <w:hyperlink r:id="rId66">
         <w:r>
           <w:rPr>
             <w:lang w:val="id_ID" w:bidi="id_ID"/>
@@ -3614,7 +3698,7 @@
         </w:rPr>
         <w:t>). Doa ini menandai langkah terakhir dalam memindahkan tabut ke tempatnya di Bait Suci. Doa dengan Mazmur juga menyertai pemindahan tabut oleh Daud ke Yerusalem (</w:t>
       </w:r>
-      <w:hyperlink r:id="rId65">
+      <w:hyperlink r:id="rId67">
         <w:r>
           <w:rPr>
             <w:lang w:val="id_ID" w:bidi="id_ID"/>
@@ -3650,7 +3734,7 @@
         </w:rPr>
         <w:t xml:space="preserve">Allah dipanggil untuk "bangun" dan masuk ke tempat perhentian, bukan untuk berperang (bandingkan </w:t>
       </w:r>
-      <w:hyperlink r:id="rId66">
+      <w:hyperlink r:id="rId68">
         <w:r>
           <w:rPr>
             <w:lang w:val="id_ID" w:bidi="id_ID"/>
@@ -3716,7 +3800,7 @@
         </w:rPr>
         <w:t>Sesuai dengan bagian awal doa (</w:t>
       </w:r>
-      <w:hyperlink r:id="rId67">
+      <w:hyperlink r:id="rId69">
         <w:r>
           <w:rPr>
             <w:lang w:val="id_ID" w:bidi="id_ID"/>
@@ -3734,7 +3818,7 @@
         </w:rPr>
         <w:t>), Salomo memohon kepada Allah untuk mengingat kasih setia-Nya yang tetap atas Daud. Ini merujuk pada janji perjanjian yang Allah buat dengan Daud (</w:t>
       </w:r>
-      <w:hyperlink r:id="rId68">
+      <w:hyperlink r:id="rId70">
         <w:r>
           <w:rPr>
             <w:lang w:val="id_ID" w:bidi="id_ID"/>
@@ -3752,7 +3836,7 @@
         </w:rPr>
         <w:t xml:space="preserve">; lihat </w:t>
       </w:r>
-      <w:hyperlink r:id="rId69">
+      <w:hyperlink r:id="rId71">
         <w:r>
           <w:rPr>
             <w:lang w:val="id_ID" w:bidi="id_ID"/>
@@ -3818,7 +3902,7 @@
         </w:rPr>
         <w:t xml:space="preserve">Saat mereka membawa tabut ke tempatnya (lihat </w:t>
       </w:r>
-      <w:hyperlink r:id="rId70">
+      <w:hyperlink r:id="rId72">
         <w:r>
           <w:rPr>
             <w:lang w:val="id_ID" w:bidi="id_ID"/>
@@ -3908,7 +3992,7 @@
         </w:rPr>
         <w:t xml:space="preserve">Kurban-kurban sangat penting untuk peresmian tempat kediaman Yang Mahatinggi di bumi. Mereka juga menyediakan makanan bagi umat selama perayaan lima belas hari. Jumlah hewan yang dikurbankan sesuai dengan yang tercantum di </w:t>
       </w:r>
-      <w:hyperlink r:id="rId71">
+      <w:hyperlink r:id="rId73">
         <w:r>
           <w:rPr>
             <w:lang w:val="id_ID" w:bidi="id_ID"/>
@@ -3953,6 +4037,126 @@
         <w:rPr>
           <w:lang w:val="id_ID" w:bidi="id_ID"/>
         </w:rPr>
+        <w:t>2 Tawarikh 7:8–10</w:t>
+      </w:r>
+      <w:r>
+        <w:rPr>
+          <w:lang w:val="id_ID" w:bidi="id_ID"/>
+        </w:rPr>
+      </w:r>
+    </w:p>
+    <w:p>
+      <w:pPr/>
+      <w:r>
+        <w:rPr>
+          <w:lang w:val="id_ID" w:bidi="id_ID"/>
+        </w:rPr>
+      </w:r>
+      <w:r>
+        <w:rPr>
+          <w:lang w:val="id_ID" w:bidi="id_ID"/>
+        </w:rPr>
+        <w:t>Jalan masuk ke Hamat di utara dan Wadi (sungai) Mesir di selatan menandai batas Israel, sesuai dengan janji kepada para leluhur (</w:t>
+      </w:r>
+      <w:hyperlink r:id="rId74">
+        <w:r>
+          <w:rPr>
+            <w:lang w:val="id_ID" w:bidi="id_ID"/>
+          </w:rPr>
+          <w:rPr>
+            <w:color w:val="0000EE"/>
+            <w:u w:val="single"/>
+          </w:rPr>
+          <w:t>Kejadian 15:18</w:t>
+        </w:r>
+      </w:hyperlink>
+      <w:r>
+        <w:rPr>
+          <w:lang w:val="id_ID" w:bidi="id_ID"/>
+        </w:rPr>
+        <w:t xml:space="preserve">; </w:t>
+      </w:r>
+      <w:hyperlink r:id="rId75">
+        <w:r>
+          <w:rPr>
+            <w:lang w:val="id_ID" w:bidi="id_ID"/>
+          </w:rPr>
+          <w:rPr>
+            <w:color w:val="0000EE"/>
+            <w:u w:val="single"/>
+          </w:rPr>
+          <w:t>Bilangan 34:5</w:t>
+        </w:r>
+      </w:hyperlink>
+      <w:r>
+        <w:rPr>
+          <w:lang w:val="id_ID" w:bidi="id_ID"/>
+        </w:rPr>
+        <w:t xml:space="preserve">, </w:t>
+      </w:r>
+      <w:hyperlink r:id="rId76">
+        <w:r>
+          <w:rPr>
+            <w:lang w:val="id_ID" w:bidi="id_ID"/>
+          </w:rPr>
+          <w:rPr>
+            <w:color w:val="0000EE"/>
+            <w:u w:val="single"/>
+          </w:rPr>
+          <w:t>8</w:t>
+        </w:r>
+      </w:hyperlink>
+      <w:r>
+        <w:rPr>
+          <w:lang w:val="id_ID" w:bidi="id_ID"/>
+        </w:rPr>
+        <w:t xml:space="preserve">; </w:t>
+      </w:r>
+      <w:hyperlink r:id="rId77">
+        <w:r>
+          <w:rPr>
+            <w:lang w:val="id_ID" w:bidi="id_ID"/>
+          </w:rPr>
+          <w:rPr>
+            <w:color w:val="0000EE"/>
+            <w:u w:val="single"/>
+          </w:rPr>
+          <w:t>Yosua 15:4</w:t>
+        </w:r>
+      </w:hyperlink>
+      <w:r>
+        <w:rPr>
+          <w:lang w:val="id_ID" w:bidi="id_ID"/>
+        </w:rPr>
+        <w:t>). Perayaan pentahbisan Bait Suci berlangsung sebelum perayaan Pondok Daun tahunan, yang berakhir pada hari kedua puluh dua bulan itu.</w:t>
+      </w:r>
+      <w:r>
+        <w:rPr>
+          <w:lang w:val="id_ID" w:bidi="id_ID"/>
+        </w:rPr>
+      </w:r>
+      <w:r>
+        <w:rPr>
+          <w:lang w:val="id_ID" w:bidi="id_ID"/>
+        </w:rPr>
+      </w:r>
+    </w:p>
+    <w:p>
+      <w:pPr/>
+      <w:r>
+        <w:rPr>
+          <w:lang w:val="id_ID" w:bidi="id_ID"/>
+        </w:rPr>
+      </w:r>
+    </w:p>
+    <w:p>
+      <w:pPr>
+        <w:pStyle w:val="Heading2"/>
+      </w:pPr>
+      <w:r>
+        <w:rPr>
+          <w:lang w:val="id_ID" w:bidi="id_ID"/>
+        </w:rPr>
         <w:t>2 Tawarikh 7:13–15</w:t>
       </w:r>
       <w:r>
@@ -3974,7 +4178,7 @@
         </w:rPr>
         <w:t xml:space="preserve">Ayat-ayat ini merujuk langsung pada doa Salomo (lihat </w:t>
       </w:r>
-      <w:hyperlink r:id="rId72">
+      <w:hyperlink r:id="rId78">
         <w:r>
           <w:rPr>
             <w:lang w:val="id_ID" w:bidi="id_ID"/>
@@ -3992,7 +4196,7 @@
         </w:rPr>
         <w:t xml:space="preserve">, </w:t>
       </w:r>
-      <w:hyperlink r:id="rId73">
+      <w:hyperlink r:id="rId79">
         <w:r>
           <w:rPr>
             <w:lang w:val="id_ID" w:bidi="id_ID"/>
@@ -4010,7 +4214,7 @@
         </w:rPr>
         <w:t xml:space="preserve">, </w:t>
       </w:r>
-      <w:hyperlink r:id="rId74">
+      <w:hyperlink r:id="rId80">
         <w:r>
           <w:rPr>
             <w:lang w:val="id_ID" w:bidi="id_ID"/>
@@ -4076,7 +4280,7 @@
         </w:rPr>
         <w:t xml:space="preserve">Allah memberi tahu Salomo bahwa kerajaan Allah adalah kekal. Dalam </w:t>
       </w:r>
-      <w:hyperlink r:id="rId75">
+      <w:hyperlink r:id="rId81">
         <w:r>
           <w:rPr>
             <w:lang w:val="id_ID" w:bidi="id_ID"/>
@@ -4094,7 +4298,7 @@
         </w:rPr>
         <w:t xml:space="preserve">, disebutkan bahwa salah satu keturunan Salomo akan selalu berada di takhta Israel. Penulis Tawarikh menyatakan bahwa salah satu keturunan Salomo akan selalu memerintah Israel. Pada masa penulis Tawarikh, tidak ada takhta di Israel, sehingga hal ini merujuk kepada Mesias (bandingkan </w:t>
       </w:r>
-      <w:hyperlink r:id="rId76">
+      <w:hyperlink r:id="rId82">
         <w:r>
           <w:rPr>
             <w:lang w:val="id_ID" w:bidi="id_ID"/>
@@ -4208,7 +4412,7 @@
         </w:rPr>
         <w:t>Dua puluh kota yang diberikan Salomo kepada Huram dengan imbalan emas tidak memuaskan Hiram (</w:t>
       </w:r>
-      <w:hyperlink r:id="rId77">
+      <w:hyperlink r:id="rId83">
         <w:r>
           <w:rPr>
             <w:lang w:val="id_ID" w:bidi="id_ID"/>
@@ -4274,7 +4478,7 @@
         </w:rPr>
         <w:t>Ayat ini adalah satu-satunya penyebutan dalam Tawarikh mengenai pencapaian militer Salomo; ia dikenal sebagai orang yang cinta damai (</w:t>
       </w:r>
-      <w:hyperlink r:id="rId78">
+      <w:hyperlink r:id="rId84">
         <w:r>
           <w:rPr>
             <w:lang w:val="id_ID" w:bidi="id_ID"/>
@@ -4292,7 +4496,7 @@
         </w:rPr>
         <w:t>). Kerajaan Daud dan Salomo mencapai Hamat-Zoba di ujung utara di Sungai Orontes. Raja Tou, penguasa Hamat, mencari bantuan Daud untuk melawan Hadadezer, raja Zoba (</w:t>
       </w:r>
-      <w:hyperlink r:id="rId79">
+      <w:hyperlink r:id="rId85">
         <w:r>
           <w:rPr>
             <w:lang w:val="id_ID" w:bidi="id_ID"/>
@@ -4310,7 +4514,7 @@
         </w:rPr>
         <w:t>). Hadadezer juga disebut sebagai raja Zobah-Hamat (</w:t>
       </w:r>
-      <w:hyperlink r:id="rId80">
+      <w:hyperlink r:id="rId86">
         <w:r>
           <w:rPr>
             <w:lang w:val="id_ID" w:bidi="id_ID"/>
@@ -4376,7 +4580,7 @@
         </w:rPr>
         <w:t xml:space="preserve">Penulis Tawarikh berbicara tentang bagian utara kerajaan Salomo. Tadmor, yang belakangan dikenal sebagai Palmira, adalah kota oasis di Siria pada jalur perdagangan di gurun dengan Mesopotamia, 120 mil di timur laut Damaskus. Kota ini tidak disebutkan di tempat lain dalam Alkitab. Pada akhirnya, kota ini dikaitkan dengan daftar kota-kota berbenteng di kerajaan Salomo (bandingkan </w:t>
       </w:r>
-      <w:hyperlink r:id="rId81">
+      <w:hyperlink r:id="rId87">
         <w:r>
           <w:rPr>
             <w:lang w:val="id_ID" w:bidi="id_ID"/>
@@ -4538,7 +4742,7 @@
         </w:rPr>
         <w:t>Pernikahan Salomo dengan putri Firaun, yang merupakan aliansi dengan Mesir, sering disebutkan dalam Kitab Raja-Raja (</w:t>
       </w:r>
-      <w:hyperlink r:id="rId82">
+      <w:hyperlink r:id="rId88">
         <w:r>
           <w:rPr>
             <w:lang w:val="id_ID" w:bidi="id_ID"/>
@@ -4556,7 +4760,7 @@
         </w:rPr>
         <w:t xml:space="preserve">; </w:t>
       </w:r>
-      <w:hyperlink r:id="rId83">
+      <w:hyperlink r:id="rId89">
         <w:r>
           <w:rPr>
             <w:lang w:val="id_ID" w:bidi="id_ID"/>
@@ -4574,7 +4778,7 @@
         </w:rPr>
         <w:t xml:space="preserve">, </w:t>
       </w:r>
-      <w:hyperlink r:id="rId84">
+      <w:hyperlink r:id="rId90">
         <w:r>
           <w:rPr>
             <w:lang w:val="id_ID" w:bidi="id_ID"/>
@@ -4592,7 +4796,7 @@
         </w:rPr>
         <w:t xml:space="preserve">; </w:t>
       </w:r>
-      <w:hyperlink r:id="rId85">
+      <w:hyperlink r:id="rId91">
         <w:r>
           <w:rPr>
             <w:lang w:val="id_ID" w:bidi="id_ID"/>
@@ -4658,7 +4862,7 @@
         </w:rPr>
         <w:t xml:space="preserve">Penulis Tawarikh menyoroti kegiatan Salomo di perbatasan utara dan selatan kerajaannya untuk menunjukkan luasnya wilayah kerajaannya. Salomo mengendalikan pelabuhan-pelabuhan di Laut Merah, yang memungkinkan perdagangan internasional ke selatan. Huram adalah sekutu yang bernilai; bangsanya, yaitu orang-orang Fenisia dari Tirus, memiliki jaringan perdagangan yang luas dan adalah pelaut-pelaut yang terampil, yang membantu Salomo dalam berdagang dengan Ofir. Ofir secara tradisional diyakini berada di barat daya Arab (lihat </w:t>
       </w:r>
-      <w:hyperlink r:id="rId86">
+      <w:hyperlink r:id="rId92">
         <w:r>
           <w:rPr>
             <w:lang w:val="id_ID" w:bidi="id_ID"/>
@@ -4724,7 +4928,7 @@
         </w:rPr>
         <w:t>Salomo memiliki hubungan ekonomi dan politik jangka panjang dengan Hiram dari Tirus (</w:t>
       </w:r>
-      <w:hyperlink r:id="rId87">
+      <w:hyperlink r:id="rId93">
         <w:r>
           <w:rPr>
             <w:lang w:val="id_ID" w:bidi="id_ID"/>
@@ -4742,7 +4946,7 @@
         </w:rPr>
         <w:t xml:space="preserve">; </w:t>
       </w:r>
-      <w:hyperlink r:id="rId88">
+      <w:hyperlink r:id="rId94">
         <w:r>
           <w:rPr>
             <w:lang w:val="id_ID" w:bidi="id_ID"/>
@@ -4760,7 +4964,7 @@
         </w:rPr>
         <w:t>), sedangkan Ratu Syeba hanya mengunjunginya sekali. Syeba kuno, yang kira-kira terletak di wilayah Yaman saat ini, dikenal karena pemimpin-pemimpin perempuannya dan ekonominya yang kaya berdasarkan perdagangan kemenyan dan mur. Satu tradisi kuno menyiratkan bahwa Ratu Syeba berasal dari Kush (Etiopia), mungkin karena Syeba, putra Raema, adalah keturunan Kush (</w:t>
       </w:r>
-      <w:hyperlink r:id="rId89">
+      <w:hyperlink r:id="rId95">
         <w:r>
           <w:rPr>
             <w:lang w:val="id_ID" w:bidi="id_ID"/>
@@ -4778,7 +4982,7 @@
         </w:rPr>
         <w:t xml:space="preserve">; </w:t>
       </w:r>
-      <w:hyperlink r:id="rId90">
+      <w:hyperlink r:id="rId96">
         <w:r>
           <w:rPr>
             <w:lang w:val="id_ID" w:bidi="id_ID"/>
@@ -4903,7 +5107,7 @@
         </w:rPr>
         <w:t xml:space="preserve">: Ratu memberi Salomo emas dalam jumlah yang sama dengan yang diterimanya dari Huram (lihat </w:t>
       </w:r>
-      <w:hyperlink r:id="rId91">
+      <w:hyperlink r:id="rId97">
         <w:r>
           <w:rPr>
             <w:lang w:val="id_ID" w:bidi="id_ID"/>
@@ -4939,7 +5143,7 @@
         </w:rPr>
         <w:t xml:space="preserve">Hadiah rempah-rempah dari ratu, seperti kemenyan dan mur, digunakan dalam kosmetik, pembalsaman, dan persembahan keagamaan. Permintaan yang tinggi dan pajak yang berulang di sepanjang jalur perdagangan yang panjang membuat rempah-rempah tersebut sama berharganya dengan emas ketika diberikan kepada seorang raja (lihat </w:t>
       </w:r>
-      <w:hyperlink r:id="rId92">
+      <w:hyperlink r:id="rId98">
         <w:r>
           <w:rPr>
             <w:lang w:val="id_ID" w:bidi="id_ID"/>
@@ -5399,7 +5603,7 @@
         </w:rPr>
         <w:t xml:space="preserve">: Lihat </w:t>
       </w:r>
-      <w:hyperlink r:id="rId93">
+      <w:hyperlink r:id="rId99">
         <w:r>
           <w:rPr>
             <w:lang w:val="id_ID" w:bidi="id_ID"/>
@@ -5513,7 +5717,7 @@
         </w:rPr>
         <w:t>Para tua-tua Israel berbeda dari pejabat, bangsawan, dan pengasuh (</w:t>
       </w:r>
-      <w:hyperlink r:id="rId94">
+      <w:hyperlink r:id="rId100">
         <w:r>
           <w:rPr>
             <w:lang w:val="id_ID" w:bidi="id_ID"/>
@@ -5531,7 +5735,7 @@
         </w:rPr>
         <w:t xml:space="preserve">; </w:t>
       </w:r>
-      <w:hyperlink r:id="rId95">
+      <w:hyperlink r:id="rId101">
         <w:r>
           <w:rPr>
             <w:lang w:val="id_ID" w:bidi="id_ID"/>
@@ -5549,7 +5753,7 @@
         </w:rPr>
         <w:t xml:space="preserve">; </w:t>
       </w:r>
-      <w:hyperlink r:id="rId96">
+      <w:hyperlink r:id="rId102">
         <w:r>
           <w:rPr>
             <w:lang w:val="id_ID" w:bidi="id_ID"/>
@@ -5567,7 +5771,7 @@
         </w:rPr>
         <w:t>) yang memegang posisi pemerintahan. Para tua-tua ini, dalam tradisi pemerintahan, memiliki pengaruh besar terhadap keputusan-keputusan kerajaan. Ketika Benhadad, raja Aram, menyerang Samaria, para tua-tua Samaria dengan tegas menolak syarat penyerahan diri yang keras darinya (</w:t>
       </w:r>
-      <w:hyperlink r:id="rId97">
+      <w:hyperlink r:id="rId103">
         <w:r>
           <w:rPr>
             <w:lang w:val="id_ID" w:bidi="id_ID"/>
@@ -5585,7 +5789,7 @@
         </w:rPr>
         <w:t>). Sebelumnya, selama pemberontakan Absalom melawan Daud, para tua-tua Israel memainkan peran kunci dalam keputusan-keputusan penting (</w:t>
       </w:r>
-      <w:hyperlink r:id="rId98">
+      <w:hyperlink r:id="rId104">
         <w:r>
           <w:rPr>
             <w:lang w:val="id_ID" w:bidi="id_ID"/>
@@ -5603,7 +5807,7 @@
         </w:rPr>
         <w:t xml:space="preserve">, </w:t>
       </w:r>
-      <w:hyperlink r:id="rId99">
+      <w:hyperlink r:id="rId105">
         <w:r>
           <w:rPr>
             <w:lang w:val="id_ID" w:bidi="id_ID"/>
@@ -5621,7 +5825,7 @@
         </w:rPr>
         <w:t xml:space="preserve">; </w:t>
       </w:r>
-      <w:hyperlink r:id="rId100">
+      <w:hyperlink r:id="rId106">
         <w:r>
           <w:rPr>
             <w:lang w:val="id_ID" w:bidi="id_ID"/>
@@ -5687,7 +5891,7 @@
         </w:rPr>
         <w:t>Rehabeam berusia empat puluh satu tahun ketika ia mulai memerintah (</w:t>
       </w:r>
-      <w:hyperlink r:id="rId101">
+      <w:hyperlink r:id="rId107">
         <w:r>
           <w:rPr>
             <w:lang w:val="id_ID" w:bidi="id_ID"/>
@@ -5705,7 +5909,7 @@
         </w:rPr>
         <w:t>), jadi para pemuda yang tumbuh bersamanya bukanlah pemula. Mereka mungkin adalah pangeran-pangeran kerajaan, putra-putra dari istri-istri Salomo yang lain. Adalah wajar bagi mereka untuk memiliki peran dalam pemerintahan Rehabeam, seperti yang ditunjukkan Rehabeam dengan mempromosikan putranya Abia (</w:t>
       </w:r>
-      <w:hyperlink r:id="rId102">
+      <w:hyperlink r:id="rId108">
         <w:r>
           <w:rPr>
             <w:lang w:val="id_ID" w:bidi="id_ID"/>
@@ -5723,7 +5927,7 @@
         </w:rPr>
         <w:t xml:space="preserve">). Menyebut pangeran-pangeran ini "muda" mungkin merupakan komentar tentang nilai nasihat mereka, karena orang-orang tidak menganggap yang muda itu berhikmat (lihat </w:t>
       </w:r>
-      <w:hyperlink r:id="rId103">
+      <w:hyperlink r:id="rId109">
         <w:r>
           <w:rPr>
             <w:lang w:val="id_ID" w:bidi="id_ID"/>
@@ -5837,7 +6041,7 @@
         </w:rPr>
         <w:t>Orang-orang merespons dengan kata-kata yang bertentangan dengan ungkapan puitis yang penulis Tawarikh gunakan sebelumnya (</w:t>
       </w:r>
-      <w:hyperlink r:id="rId104">
+      <w:hyperlink r:id="rId110">
         <w:r>
           <w:rPr>
             <w:lang w:val="id_ID" w:bidi="id_ID"/>
@@ -5855,7 +6059,7 @@
         </w:rPr>
         <w:t>). Di sana, orang-orang dari suku-suku di selatan yaitu Benyamin dan Yehuda (</w:t>
       </w:r>
-      <w:hyperlink r:id="rId105">
+      <w:hyperlink r:id="rId111">
         <w:r>
           <w:rPr>
             <w:lang w:val="id_ID" w:bidi="id_ID"/>
@@ -5969,7 +6173,7 @@
         </w:rPr>
         <w:t>Nubuat Semaya berhasil menghentikan perang saudara langsung di antara suku-suku Israel. Namun, pemerintahan Rehabeam digambarkan sebagai masa konflik yang terus-menerus dengan Yerobeam (</w:t>
       </w:r>
-      <w:hyperlink r:id="rId106">
+      <w:hyperlink r:id="rId112">
         <w:r>
           <w:rPr>
             <w:lang w:val="id_ID" w:bidi="id_ID"/>
@@ -6179,7 +6383,7 @@
         </w:rPr>
         <w:t xml:space="preserve">Pemberontakan Yerobeam di utara (lihat </w:t>
       </w:r>
-      <w:hyperlink r:id="rId107">
+      <w:hyperlink r:id="rId113">
         <w:r>
           <w:rPr>
             <w:lang w:val="id_ID" w:bidi="id_ID"/>
@@ -6197,7 +6401,7 @@
         </w:rPr>
         <w:t>) menyebabkan orang-orang yang benar-benar mau menyembah Tuhan pindah ke selatan. Rehabeam mengikuti Tuhan dengan setia selama tiga tahun, tetapi pada tahun keempat pemerintahannya, ia menjadi tidak setia (</w:t>
       </w:r>
-      <w:hyperlink r:id="rId108">
+      <w:hyperlink r:id="rId114">
         <w:r>
           <w:rPr>
             <w:lang w:val="id_ID" w:bidi="id_ID"/>
@@ -6215,7 +6419,7 @@
         </w:rPr>
         <w:t>). Allah kemudian segera menghukum Rehabeam dengan mengirimkan Sisak dari Mesir untuk menyerang dia (</w:t>
       </w:r>
-      <w:hyperlink r:id="rId109">
+      <w:hyperlink r:id="rId115">
         <w:r>
           <w:rPr>
             <w:lang w:val="id_ID" w:bidi="id_ID"/>
@@ -6281,7 +6485,7 @@
         </w:rPr>
         <w:t xml:space="preserve">Beberapa pakar berpendapat bahwa Yerobeam mendirikan patung kambing dan anak lembu sebagai platform untuk Tuhan. Mereka mencatat bahwa orang Kanaan percaya bahwa dewa-dewa mereka berdiri di atas binatang (bandingkan </w:t>
       </w:r>
-      <w:hyperlink r:id="rId110">
+      <w:hyperlink r:id="rId116">
         <w:r>
           <w:rPr>
             <w:lang w:val="id_ID" w:bidi="id_ID"/>
@@ -6299,7 +6503,7 @@
         </w:rPr>
         <w:t>, di mana anak lembu emas digunakan dalam “perayaan untuk Tuhan”). Namun, Yerobeam tidak pernah secara khusus memuji Tuhan karena telah menyelamatkan Israel (</w:t>
       </w:r>
-      <w:hyperlink r:id="rId111">
+      <w:hyperlink r:id="rId117">
         <w:r>
           <w:rPr>
             <w:lang w:val="id_ID" w:bidi="id_ID"/>
@@ -6317,7 +6521,7 @@
         </w:rPr>
         <w:t xml:space="preserve">), sehingga ada yang percaya bahwa dia mungkin bermaksud bahwa dewa-dewa lain berdiri di atas binatang tersebut. Ada juga yang menduga bahwa Yerobeam mungkin meniru orang Mesir, yang menggambarkan dewa-dewa pagan dalam bentuk binatang (bandingkan </w:t>
       </w:r>
-      <w:hyperlink r:id="rId112">
+      <w:hyperlink r:id="rId118">
         <w:r>
           <w:rPr>
             <w:lang w:val="id_ID" w:bidi="id_ID"/>
@@ -6383,7 +6587,7 @@
         </w:rPr>
         <w:t xml:space="preserve">Rehabeam mungkin memiliki jumlah istri dan anak yang sama sepanjang masa pemerintahannya, bukan hanya pada tahun kelima. Dia lebih mencintai istri keduanya daripada istri pertamanya, sehingga dia melanggar aturan primogenitur (warisan menjadi milik anak sulung, </w:t>
       </w:r>
-      <w:hyperlink r:id="rId113">
+      <w:hyperlink r:id="rId119">
         <w:r>
           <w:rPr>
             <w:lang w:val="id_ID" w:bidi="id_ID"/>
@@ -6449,7 +6653,7 @@
         </w:rPr>
         <w:t>Rehabeam memberikan kendali kepada para pangeran kerajaan, memperluas kekuasaan keluarga kerajaan ke daerah-daerah yang jauh. Hal ini memastikan transisi kekuasaan berjalan lancar dan mengurangi kemungkinan pemberontakan atau kudeta. Rehabeam mungkin melakukan ini untuk menghindari masalah yang telah Allah janjikan kepada keluarga Daud (</w:t>
       </w:r>
-      <w:hyperlink r:id="rId114">
+      <w:hyperlink r:id="rId120">
         <w:r>
           <w:rPr>
             <w:lang w:val="id_ID" w:bidi="id_ID"/>
@@ -6701,7 +6905,7 @@
         </w:rPr>
         <w:t>Perkataan Semaya menguraikan unsur-unsur yang diperlukan dalam doa Salomo selama dedikasi Bait Suci (</w:t>
       </w:r>
-      <w:hyperlink r:id="rId115">
+      <w:hyperlink r:id="rId121">
         <w:r>
           <w:rPr>
             <w:lang w:val="id_ID" w:bidi="id_ID"/>
@@ -6767,7 +6971,7 @@
         </w:rPr>
         <w:t xml:space="preserve">Rehabeam menghadapi penghukuman atas ketidaktaatannya melalui penjarahan perbendaharaan kerajaan dan Bait Suci. Para pengawal biasanya membawa perisai-perisai emas ketika menemani raja dari istana ke Bait Suci. Prosesi kerajaan kehilangan banyak kemegahannya ketika mereka mengganti perisai-perisai emas dengan yang berbahan perunggu (bandingkan </w:t>
       </w:r>
-      <w:hyperlink r:id="rId116">
+      <w:hyperlink r:id="rId122">
         <w:r>
           <w:rPr>
             <w:lang w:val="id_ID" w:bidi="id_ID"/>
@@ -6785,7 +6989,7 @@
         </w:rPr>
         <w:t>). Perisai-perisai perunggu ini disimpan dengan aman di gudang senjata besar yang dibangun oleh Salomo (</w:t>
       </w:r>
-      <w:hyperlink r:id="rId117">
+      <w:hyperlink r:id="rId123">
         <w:r>
           <w:rPr>
             <w:lang w:val="id_ID" w:bidi="id_ID"/>
@@ -6905,7 +7109,7 @@
         </w:rPr>
         <w:t xml:space="preserve">Kelanjutan ibadah (lihat </w:t>
       </w:r>
-      <w:hyperlink r:id="rId118">
+      <w:hyperlink r:id="rId124">
         <w:r>
           <w:rPr>
             <w:lang w:val="id_ID" w:bidi="id_ID"/>
@@ -6971,7 +7175,7 @@
         </w:rPr>
         <w:t xml:space="preserve">Abia disebut Abiam dalam Kitab Raja-Raja (misalnya, </w:t>
       </w:r>
-      <w:hyperlink r:id="rId119">
+      <w:hyperlink r:id="rId125">
         <w:r>
           <w:rPr>
             <w:lang w:val="id_ID" w:bidi="id_ID"/>
@@ -7088,7 +7292,7 @@
         </w:rPr>
         <w:t xml:space="preserve">Konflik antara Rehabeam dan Yerobeam (lihat </w:t>
       </w:r>
-      <w:hyperlink r:id="rId106">
+      <w:hyperlink r:id="rId112">
         <w:r>
           <w:rPr>
             <w:lang w:val="id_ID" w:bidi="id_ID"/>
@@ -7106,7 +7310,7 @@
         </w:rPr>
         <w:t>) berlanjut hingga masa pemerintahan Abia. Abia mungkin berusaha menyatukan kembali kerajaan utara dan selatan, seperti yang diindikasikan oleh perkataannya (</w:t>
       </w:r>
-      <w:hyperlink r:id="rId120">
+      <w:hyperlink r:id="rId126">
         <w:r>
           <w:rPr>
             <w:lang w:val="id_ID" w:bidi="id_ID"/>
@@ -7124,7 +7328,7 @@
         </w:rPr>
         <w:t>). Jumlah besar tentara di kedua belah pihak mirip dengan jumlah pada sensus Daud (</w:t>
       </w:r>
-      <w:hyperlink r:id="rId121">
+      <w:hyperlink r:id="rId127">
         <w:r>
           <w:rPr>
             <w:lang w:val="id_ID" w:bidi="id_ID"/>
@@ -7142,7 +7346,7 @@
         </w:rPr>
         <w:t>). Tentara Israel yang lebih besar menyoroti pertolongan Allah untuk Yehuda (</w:t>
       </w:r>
-      <w:hyperlink r:id="rId122">
+      <w:hyperlink r:id="rId128">
         <w:r>
           <w:rPr>
             <w:lang w:val="id_ID" w:bidi="id_ID"/>
@@ -7215,7 +7419,7 @@
         </w:rPr>
         <w:t xml:space="preserve">: Kota ini terletak di perbatasan utara wilayah Benyamin (lihat </w:t>
       </w:r>
-      <w:hyperlink r:id="rId123">
+      <w:hyperlink r:id="rId129">
         <w:r>
           <w:rPr>
             <w:lang w:val="id_ID" w:bidi="id_ID"/>
@@ -7288,7 +7492,7 @@
         </w:rPr>
         <w:t>: Garam diperlukan dalam persembahan biji-bijian (</w:t>
       </w:r>
-      <w:hyperlink r:id="rId124">
+      <w:hyperlink r:id="rId130">
         <w:r>
           <w:rPr>
             <w:lang w:val="id_ID" w:bidi="id_ID"/>
@@ -7469,7 +7673,7 @@
         </w:rPr>
         <w:t xml:space="preserve"> (</w:t>
       </w:r>
-      <w:hyperlink r:id="rId125">
+      <w:hyperlink r:id="rId131">
         <w:r>
           <w:rPr>
             <w:lang w:val="id_ID" w:bidi="id_ID"/>
@@ -7535,7 +7739,7 @@
         </w:rPr>
         <w:t>Perkataan Abia menunjukkan bahwa ia peduli soal menjaga kemurnian ibadah di Yerusalem. Catatan dalam Kitab Raja-Raja tidak menyebutkan pengabdian Abia (</w:t>
       </w:r>
-      <w:hyperlink r:id="rId126">
+      <w:hyperlink r:id="rId132">
         <w:r>
           <w:rPr>
             <w:lang w:val="id_ID" w:bidi="id_ID"/>
@@ -7649,7 +7853,7 @@
         </w:rPr>
         <w:t>Tuhan memberikan kemenangan yang luar biasa kepada Yehuda. Abia merebut daerah-daerah di sekitar Betel, Yesana, dan Efron dari Israel (</w:t>
       </w:r>
-      <w:hyperlink r:id="rId127">
+      <w:hyperlink r:id="rId133">
         <w:r>
           <w:rPr>
             <w:lang w:val="id_ID" w:bidi="id_ID"/>
@@ -7667,7 +7871,7 @@
         </w:rPr>
         <w:t>). Bersama dengan Zemaraim (</w:t>
       </w:r>
-      <w:hyperlink r:id="rId128">
+      <w:hyperlink r:id="rId134">
         <w:r>
           <w:rPr>
             <w:lang w:val="id_ID" w:bidi="id_ID"/>
@@ -7685,7 +7889,7 @@
         </w:rPr>
         <w:t xml:space="preserve">), kota-kota ini di daerah perbukitan di perbatasan utara Yehuda membentuk satu kesatuan geografis (lihat </w:t>
       </w:r>
-      <w:hyperlink r:id="rId129">
+      <w:hyperlink r:id="rId135">
         <w:r>
           <w:rPr>
             <w:lang w:val="id_ID" w:bidi="id_ID"/>
@@ -7751,7 +7955,7 @@
         </w:rPr>
         <w:t xml:space="preserve">Yerobeam hidup lebih lama daripada Abia (lihat </w:t>
       </w:r>
-      <w:hyperlink r:id="rId130">
+      <w:hyperlink r:id="rId136">
         <w:r>
           <w:rPr>
             <w:lang w:val="id_ID" w:bidi="id_ID"/>
@@ -7769,7 +7973,7 @@
         </w:rPr>
         <w:t xml:space="preserve">). Kisah kematiannya muncul bersamaan dengan kekalahannya, yang umum bagi para prajurit yang kalah (lihat </w:t>
       </w:r>
-      <w:hyperlink r:id="rId131">
+      <w:hyperlink r:id="rId137">
         <w:r>
           <w:rPr>
             <w:lang w:val="id_ID" w:bidi="id_ID"/>
@@ -7883,7 +8087,7 @@
         </w:rPr>
         <w:t>Pada awal pemerintahannya, Asa menghapuskan mezbah-mezbah asing di Yehuda (</w:t>
       </w:r>
-      <w:hyperlink r:id="rId132">
+      <w:hyperlink r:id="rId138">
         <w:r>
           <w:rPr>
             <w:lang w:val="id_ID" w:bidi="id_ID"/>
@@ -7901,7 +8105,7 @@
         </w:rPr>
         <w:t>). Namun, dia tidak menghapuskan bukit-bukit pengorbanan dari Israel (</w:t>
       </w:r>
-      <w:hyperlink r:id="rId133">
+      <w:hyperlink r:id="rId139">
         <w:r>
           <w:rPr>
             <w:lang w:val="id_ID" w:bidi="id_ID"/>
@@ -7980,7 +8184,7 @@
         </w:rPr>
         <w:t xml:space="preserve"> digunakan oleh penulis kitab Tawarikh untuk menjelaskan cara memulihkan iman. Ini menyoroti dan mengkritik pemerintahan Asa (lihat </w:t>
       </w:r>
-      <w:hyperlink r:id="rId134">
+      <w:hyperlink r:id="rId140">
         <w:r>
           <w:rPr>
             <w:lang w:val="id_ID" w:bidi="id_ID"/>
@@ -7998,7 +8202,7 @@
         </w:rPr>
         <w:t xml:space="preserve">, </w:t>
       </w:r>
-      <w:hyperlink r:id="rId135">
+      <w:hyperlink r:id="rId141">
         <w:r>
           <w:rPr>
             <w:lang w:val="id_ID" w:bidi="id_ID"/>
@@ -8016,7 +8220,7 @@
         </w:rPr>
         <w:t xml:space="preserve">; </w:t>
       </w:r>
-      <w:hyperlink r:id="rId136">
+      <w:hyperlink r:id="rId142">
         <w:r>
           <w:rPr>
             <w:lang w:val="id_ID" w:bidi="id_ID"/>
@@ -8086,7 +8290,7 @@
         </w:rPr>
         <w:t>Salomo berdoa agar Tuhan mendengarkan umat-Nya ketika mereka pergi berperang (</w:t>
       </w:r>
-      <w:hyperlink r:id="rId137">
+      <w:hyperlink r:id="rId143">
         <w:r>
           <w:rPr>
             <w:lang w:val="id_ID" w:bidi="id_ID"/>
@@ -8135,7 +8339,7 @@
         </w:rPr>
         <w:t xml:space="preserve"> mungkin merujuk kepada seseorang dari selatan Mesir (Nubia) atau daerah Midian di timur laut Aqabah (lihat </w:t>
       </w:r>
-      <w:hyperlink r:id="rId138">
+      <w:hyperlink r:id="rId144">
         <w:r>
           <w:rPr>
             <w:lang w:val="id_ID" w:bidi="id_ID"/>
@@ -8153,7 +8357,7 @@
         </w:rPr>
         <w:t xml:space="preserve">; </w:t>
       </w:r>
-      <w:hyperlink r:id="rId139">
+      <w:hyperlink r:id="rId145">
         <w:r>
           <w:rPr>
             <w:lang w:val="id_ID" w:bidi="id_ID"/>
@@ -8189,7 +8393,7 @@
         </w:rPr>
         <w:t xml:space="preserve">Penyebutan Libia dalam </w:t>
       </w:r>
-      <w:hyperlink r:id="rId140">
+      <w:hyperlink r:id="rId146">
         <w:r>
           <w:rPr>
             <w:lang w:val="id_ID" w:bidi="id_ID"/>
@@ -8219,7 +8423,7 @@
         </w:rPr>
         <w:t xml:space="preserve">Skala pertempuran (mirip dengan serangan Sisak terhadap Rehabeam di </w:t>
       </w:r>
-      <w:hyperlink r:id="rId141">
+      <w:hyperlink r:id="rId147">
         <w:r>
           <w:rPr>
             <w:lang w:val="id_ID" w:bidi="id_ID"/>
@@ -8365,7 +8569,7 @@
         </w:rPr>
         <w:t xml:space="preserve">Periode gelap, yang disebabkan oleh ketidaktahuan akan Allah (lihat </w:t>
       </w:r>
-      <w:hyperlink r:id="rId142">
+      <w:hyperlink r:id="rId148">
         <w:r>
           <w:rPr>
             <w:lang w:val="id_ID" w:bidi="id_ID"/>
@@ -8438,7 +8642,7 @@
         </w:rPr>
         <w:t xml:space="preserve">: Bandingkan </w:t>
       </w:r>
-      <w:hyperlink r:id="rId143">
+      <w:hyperlink r:id="rId149">
         <w:r>
           <w:rPr>
             <w:lang w:val="id_ID" w:bidi="id_ID"/>
@@ -8456,7 +8660,7 @@
         </w:rPr>
         <w:t xml:space="preserve"> dan </w:t>
       </w:r>
-      <w:hyperlink r:id="rId144">
+      <w:hyperlink r:id="rId150">
         <w:r>
           <w:rPr>
             <w:lang w:val="id_ID" w:bidi="id_ID"/>
@@ -8522,7 +8726,7 @@
         </w:rPr>
         <w:t>Ajakan untuk menjadi kuat dan jangan lemah semangat adalah kutipan langsung dari apa yang Musa dan Yosua katakan kepada bangsa Israel ketika mereka pertama kali memasuki tanah tersebut (</w:t>
       </w:r>
-      <w:hyperlink r:id="rId145">
+      <w:hyperlink r:id="rId151">
         <w:r>
           <w:rPr>
             <w:lang w:val="id_ID" w:bidi="id_ID"/>
@@ -8540,7 +8744,7 @@
         </w:rPr>
         <w:t xml:space="preserve">; </w:t>
       </w:r>
-      <w:hyperlink r:id="rId146">
+      <w:hyperlink r:id="rId152">
         <w:r>
           <w:rPr>
             <w:lang w:val="id_ID" w:bidi="id_ID"/>
@@ -8558,7 +8762,7 @@
         </w:rPr>
         <w:t xml:space="preserve">, </w:t>
       </w:r>
-      <w:hyperlink r:id="rId147">
+      <w:hyperlink r:id="rId153">
         <w:r>
           <w:rPr>
             <w:lang w:val="id_ID" w:bidi="id_ID"/>
@@ -8576,7 +8780,7 @@
         </w:rPr>
         <w:t xml:space="preserve">, </w:t>
       </w:r>
-      <w:hyperlink r:id="rId148">
+      <w:hyperlink r:id="rId154">
         <w:r>
           <w:rPr>
             <w:lang w:val="id_ID" w:bidi="id_ID"/>
@@ -8642,7 +8846,7 @@
         </w:rPr>
         <w:t>Dia merebut kota-kota di daerah perbukitan Efraim selama berperang dengan Baesa (</w:t>
       </w:r>
-      <w:hyperlink r:id="rId149">
+      <w:hyperlink r:id="rId155">
         <w:r>
           <w:rPr>
             <w:lang w:val="id_ID" w:bidi="id_ID"/>
@@ -8660,7 +8864,7 @@
         </w:rPr>
         <w:t xml:space="preserve">). Baesa dan Asa terus-menerus berperang (lihat </w:t>
       </w:r>
-      <w:hyperlink r:id="rId150">
+      <w:hyperlink r:id="rId156">
         <w:r>
           <w:rPr>
             <w:lang w:val="id_ID" w:bidi="id_ID"/>
@@ -8726,7 +8930,7 @@
         </w:rPr>
         <w:t xml:space="preserve">Penulis Tawarikh menggambarkan respons Asa dengan menggunakan kata-kata yang tepat dari nabi, tetapi tindakan Asa melampaui nasihat umum. Ketika Asa mendengar nubuat itu, dia dengan berani memulai reformasi yang luas. Dia memulai dengan menghapus penyembahan kepada berhala-berhala yang menjijikkan yang telah dilakukan kembali di negeri itu (lihat </w:t>
       </w:r>
-      <w:hyperlink r:id="rId132">
+      <w:hyperlink r:id="rId138">
         <w:r>
           <w:rPr>
             <w:lang w:val="id_ID" w:bidi="id_ID"/>
@@ -8744,7 +8948,7 @@
         </w:rPr>
         <w:t>). Kepercayaan penuh kepada Allah telah memenangkan perang melawan orang Kush, dan pembaruan penuh perjanjian membawa kedamaian ke negeri yang dijanjikan (</w:t>
       </w:r>
-      <w:hyperlink r:id="rId151">
+      <w:hyperlink r:id="rId157">
         <w:r>
           <w:rPr>
             <w:lang w:val="id_ID" w:bidi="id_ID"/>
@@ -8821,7 +9025,7 @@
         </w:rPr>
         <w:t xml:space="preserve">: Penulis Tawarikh selalu menyertakan suku-suku utara dalam catatannya mengenai reformasi spiritual (bandingkan </w:t>
       </w:r>
-      <w:hyperlink r:id="rId152">
+      <w:hyperlink r:id="rId158">
         <w:r>
           <w:rPr>
             <w:lang w:val="id_ID" w:bidi="id_ID"/>
@@ -8905,7 +9109,7 @@
         </w:rPr>
         <w:t>Upacara pembaruan perjanjian pada bulan ketiga mungkin berlangsung selama Hari Raya Panen, yang juga dikenal sebagai Pentakosta. Perayaan besar ini menarik banyak orang ke Bait Suci dari daerah sekitarnya. Ketidaksetiaan terhadap perjanjian dianggap sebagai pengkhianatan dan dapat diganjar dengan hukuman mati (</w:t>
       </w:r>
-      <w:hyperlink r:id="rId153">
+      <w:hyperlink r:id="rId159">
         <w:r>
           <w:rPr>
             <w:lang w:val="id_ID" w:bidi="id_ID"/>
@@ -8923,7 +9127,7 @@
         </w:rPr>
         <w:t>). Kurban-kurban tersebut adalah persembahan yang didedikasikan dari kemenangan atas Zerah (</w:t>
       </w:r>
-      <w:hyperlink r:id="rId154">
+      <w:hyperlink r:id="rId160">
         <w:r>
           <w:rPr>
             <w:lang w:val="id_ID" w:bidi="id_ID"/>
@@ -9062,7 +9266,7 @@
         </w:rPr>
         <w:t xml:space="preserve"> Istilah "ibu" dapat merujuk pada nenek moyang perempuan mana pun. Lihat </w:t>
       </w:r>
-      <w:hyperlink r:id="rId155">
+      <w:hyperlink r:id="rId161">
         <w:r>
           <w:rPr>
             <w:lang w:val="id_ID" w:bidi="id_ID"/>
@@ -9139,7 +9343,7 @@
         </w:rPr>
         <w:t>: Sebagian besar terjemahan, seperti New Living Translation, menambahkan kata "lebih" untuk membantu menjelaskan makna yang mungkin dimaksudkan. Jika "tidak ada perang" adalah pembacaan yang lebih tepat, tahun ketiga puluh lima mungkin merujuk pada tahun ketiga puluh lima sejak kerajaan utara dan selatan terpecah. Ini terjadi sekitar saat Zerah orang Etiopia menyerang Yehuda dan Asa mengalahkannya (</w:t>
       </w:r>
-      <w:hyperlink r:id="rId156">
+      <w:hyperlink r:id="rId162">
         <w:r>
           <w:rPr>
             <w:lang w:val="id_ID" w:bidi="id_ID"/>
@@ -9187,7 +9391,7 @@
         </w:rPr>
         <w:t xml:space="preserve">Penulis Tawarikh menambahkan catatan kronologis untuk membagi masa pemerintahan Asa menjadi periode-periode yang menunjukkan hasil dari keputusannya (lihat </w:t>
       </w:r>
-      <w:hyperlink r:id="rId157">
+      <w:hyperlink r:id="rId163">
         <w:r>
           <w:rPr>
             <w:lang w:val="id_ID" w:bidi="id_ID"/>
@@ -9205,7 +9409,7 @@
         </w:rPr>
         <w:t xml:space="preserve">; </w:t>
       </w:r>
-      <w:hyperlink r:id="rId158">
+      <w:hyperlink r:id="rId164">
         <w:r>
           <w:rPr>
             <w:lang w:val="id_ID" w:bidi="id_ID"/>
@@ -9223,7 +9427,7 @@
         </w:rPr>
         <w:t xml:space="preserve">; </w:t>
       </w:r>
-      <w:hyperlink r:id="rId149">
+      <w:hyperlink r:id="rId155">
         <w:r>
           <w:rPr>
             <w:lang w:val="id_ID" w:bidi="id_ID"/>
@@ -9241,7 +9445,7 @@
         </w:rPr>
         <w:t xml:space="preserve">, </w:t>
       </w:r>
-      <w:hyperlink r:id="rId136">
+      <w:hyperlink r:id="rId142">
         <w:r>
           <w:rPr>
             <w:lang w:val="id_ID" w:bidi="id_ID"/>
@@ -9259,7 +9463,7 @@
         </w:rPr>
         <w:t xml:space="preserve">, </w:t>
       </w:r>
-      <w:hyperlink r:id="rId159">
+      <w:hyperlink r:id="rId165">
         <w:r>
           <w:rPr>
             <w:lang w:val="id_ID" w:bidi="id_ID"/>
@@ -9277,7 +9481,7 @@
         </w:rPr>
         <w:t xml:space="preserve">). Pertempuran awal dengan utara dianggap tidak penting pada waktu itu, meskipun penulis Tawarikh mengetahuinya (lihat </w:t>
       </w:r>
-      <w:hyperlink r:id="rId160">
+      <w:hyperlink r:id="rId166">
         <w:r>
           <w:rPr>
             <w:lang w:val="id_ID" w:bidi="id_ID"/>
@@ -9354,7 +9558,7 @@
         </w:rPr>
         <w:t>: Kitab Raja-Raja menyatakan bahwa Raja Baesa, yang memerintah dari 909 hingga 886 SM, wafat pada tahun kedua puluh enam pemerintahan Asa (</w:t>
       </w:r>
-      <w:hyperlink r:id="rId161">
+      <w:hyperlink r:id="rId167">
         <w:r>
           <w:rPr>
             <w:lang w:val="id_ID" w:bidi="id_ID"/>
@@ -9372,7 +9576,7 @@
         </w:rPr>
         <w:t>). Salah satu solusinya adalah bahwa teks Tawarikh mungkin mengandung kesalahan dan seharusnya tertulis tahun kelima belas dan keenam belas, yang adalah sekitar tahun 895 SM, bukan tahun ketiga puluh lima (</w:t>
       </w:r>
-      <w:hyperlink r:id="rId162">
+      <w:hyperlink r:id="rId168">
         <w:r>
           <w:rPr>
             <w:lang w:val="id_ID" w:bidi="id_ID"/>
@@ -9421,7 +9625,7 @@
         </w:rPr>
         <w:t xml:space="preserve">Rama terletak lima mil di utara Yerusalem, dekat Geba dan Mizpa (lihat </w:t>
       </w:r>
-      <w:hyperlink r:id="rId163">
+      <w:hyperlink r:id="rId169">
         <w:r>
           <w:rPr>
             <w:lang w:val="id_ID" w:bidi="id_ID"/>
@@ -9439,7 +9643,7 @@
         </w:rPr>
         <w:t>). Raja Baesa memperluas wilayah Israel jauh ke dalam wilayah Benyamin, memisahkan wilayah penting dari Yehuda tak lama setelah kemenangan Abia (</w:t>
       </w:r>
-      <w:hyperlink r:id="rId127">
+      <w:hyperlink r:id="rId133">
         <w:r>
           <w:rPr>
             <w:lang w:val="id_ID" w:bidi="id_ID"/>
@@ -9605,7 +9809,7 @@
         </w:rPr>
         <w:t>Raja Benhadad dari Aram (</w:t>
       </w:r>
-      <w:hyperlink r:id="rId164">
+      <w:hyperlink r:id="rId170">
         <w:r>
           <w:rPr>
             <w:lang w:val="id_ID" w:bidi="id_ID"/>
@@ -9750,7 +9954,7 @@
         </w:rPr>
         <w:t>Hanani sang pelihat memberi tahu Asa bahwa dia akan menghadapi perang mulai saat itu karena ketidakpatuhannya. Penghakiman ini berlawanan dengan kemenangan Asa sebelumnya atas Zerah, ketika dia percaya kepada Tuhan meskipun ada rintangan (</w:t>
       </w:r>
-      <w:hyperlink r:id="rId165">
+      <w:hyperlink r:id="rId171">
         <w:r>
           <w:rPr>
             <w:lang w:val="id_ID" w:bidi="id_ID"/>
@@ -9768,7 +9972,7 @@
         </w:rPr>
         <w:t>). Kepercayaan Asa sebelumnya kepada Tuhan membawa kedamaian ke tanah itu (</w:t>
       </w:r>
-      <w:hyperlink r:id="rId132">
+      <w:hyperlink r:id="rId138">
         <w:r>
           <w:rPr>
             <w:lang w:val="id_ID" w:bidi="id_ID"/>
@@ -9882,7 +10086,7 @@
         </w:rPr>
         <w:t xml:space="preserve">Orang-orang sering menganggap penyakit sebagai hukuman atas dosa (lihat </w:t>
       </w:r>
-      <w:hyperlink r:id="rId166">
+      <w:hyperlink r:id="rId172">
         <w:r>
           <w:rPr>
             <w:lang w:val="id_ID" w:bidi="id_ID"/>
@@ -9900,7 +10104,7 @@
         </w:rPr>
         <w:t xml:space="preserve">; </w:t>
       </w:r>
-      <w:hyperlink r:id="rId167">
+      <w:hyperlink r:id="rId173">
         <w:r>
           <w:rPr>
             <w:lang w:val="id_ID" w:bidi="id_ID"/>
@@ -9966,7 +10170,7 @@
         </w:rPr>
         <w:t xml:space="preserve">Asa menerima pemakaman yang terhormat terlepas dari dosa-dosanya. Selama hidupnya, ia merencanakan pemakaman yang mewah, termasuk memahat makamnya sendiri. Asa mungkin meniru para firaun Mesir dengan persiapan ini. Tradisi api pemakaman besar tidak disebutkan di luar kitab Tawarikh dan Yeremia (bandingkan </w:t>
       </w:r>
-      <w:hyperlink r:id="rId168">
+      <w:hyperlink r:id="rId174">
         <w:r>
           <w:rPr>
             <w:lang w:val="id_ID" w:bidi="id_ID"/>
@@ -10032,7 +10236,7 @@
         </w:rPr>
         <w:t>Yosafat memerintah dari 872 hingga 848 SM, termasuk dua tahun pemerintahan bersama dengan ayahnya, Asa. Tahun-tahun terakhir Asa ditandai oleh konflik dan penindasan. Yosafat perlu memperkuat pemerintahannya di Yehuda untuk mengembalikan perdamaian dan stabilitas. Selama masa pemerintahan Asa, Israel adalah musuh, tetapi Yosafat segera membentuk aliansi dengan Ahab (</w:t>
       </w:r>
-      <w:hyperlink r:id="rId169">
+      <w:hyperlink r:id="rId175">
         <w:r>
           <w:rPr>
             <w:lang w:val="id_ID" w:bidi="id_ID"/>
@@ -10098,7 +10302,7 @@
         </w:rPr>
         <w:t xml:space="preserve">Untuk pertama kalinya, penulis Tawarikh membandingkan praktik Yehuda dengan praktik Israel di utara. Ia menunjukkan kesadaran bahwa pemujaan kepada Baal dari Tirus telah diperkenalkan ke dalam ibadah di wilayah utara (lihat </w:t>
       </w:r>
-      <w:hyperlink r:id="rId170">
+      <w:hyperlink r:id="rId176">
         <w:r>
           <w:rPr>
             <w:lang w:val="id_ID" w:bidi="id_ID"/>
@@ -10164,7 +10368,7 @@
         </w:rPr>
         <w:t xml:space="preserve">Kata yang diterjemahkan sebagai "persembahan" sering kali diartikan sebagai "upeti" (semacam pajak), seperti yang ditarik oleh raja-raja penakluk dari rakyat mereka (misalnya, </w:t>
       </w:r>
-      <w:hyperlink r:id="rId171">
+      <w:hyperlink r:id="rId177">
         <w:r>
           <w:rPr>
             <w:lang w:val="id_ID" w:bidi="id_ID"/>
@@ -10182,7 +10386,7 @@
         </w:rPr>
         <w:t>). Namun, upeti paksa bukanlah makna yang dimaksudkan di sini. Orang-orang Yehuda dengan sukarela membuat Yosafat sangat kaya. Seperti Uzia (</w:t>
       </w:r>
-      <w:hyperlink r:id="rId172">
+      <w:hyperlink r:id="rId178">
         <w:r>
           <w:rPr>
             <w:lang w:val="id_ID" w:bidi="id_ID"/>
@@ -10200,7 +10404,7 @@
         </w:rPr>
         <w:t>) dan Hizkia (</w:t>
       </w:r>
-      <w:hyperlink r:id="rId173">
+      <w:hyperlink r:id="rId179">
         <w:r>
           <w:rPr>
             <w:lang w:val="id_ID" w:bidi="id_ID"/>
@@ -10270,7 +10474,7 @@
         </w:rPr>
         <w:t>Yosafat melaksanakan perintah Tuhan untuk mengajarkan hukum (</w:t>
       </w:r>
-      <w:hyperlink r:id="rId174">
+      <w:hyperlink r:id="rId180">
         <w:r>
           <w:rPr>
             <w:lang w:val="id_ID" w:bidi="id_ID"/>
@@ -10288,7 +10492,7 @@
         </w:rPr>
         <w:t xml:space="preserve">; </w:t>
       </w:r>
-      <w:hyperlink r:id="rId175">
+      <w:hyperlink r:id="rId181">
         <w:r>
           <w:rPr>
             <w:lang w:val="id_ID" w:bidi="id_ID"/>
@@ -10319,7 +10523,7 @@
         </w:rPr>
         <w:t xml:space="preserve"> dan dua orang imam untuk mengajarkan kepada orang-orang tentang kitab perjanjian. Orang Lewi juga sering bertugas sebagai pengajar selama periode bait yang kedua (</w:t>
       </w:r>
-      <w:hyperlink r:id="rId176">
+      <w:hyperlink r:id="rId182">
         <w:r>
           <w:rPr>
             <w:lang w:val="id_ID" w:bidi="id_ID"/>
@@ -10420,7 +10624,7 @@
         </w:rPr>
         <w:t xml:space="preserve">Kerajaan-kerajaan di sekitarnya takut kepada Tuhan, sehingga mereka membayar upeti kepada Yosafat untuk memperoleh perdamaian. Perdamaian sering kali menunjukkan perkenaan ilahi (lihat </w:t>
       </w:r>
-      <w:hyperlink r:id="rId177">
+      <w:hyperlink r:id="rId183">
         <w:r>
           <w:rPr>
             <w:lang w:val="id_ID" w:bidi="id_ID"/>
@@ -10504,7 +10708,7 @@
         </w:rPr>
         <w:t>Yosafat dikenal karena pengaruh internasionalnya, proyek-proyek pembangunan, dan pasukan yang kuat. Para arkeolog telah menemukan benteng-benteng jalan raya di Lembah Yordan dekat Laut Mati dari eranya. Jumlah pasukan yang dilaporkan dalam tentaranya—lebih dari satu juta orang di Yerusalem—terlihat terlalu banyak. Karena para pemimpin diorganisir berdasarkan suku (</w:t>
       </w:r>
-      <w:hyperlink r:id="rId178">
+      <w:hyperlink r:id="rId184">
         <w:r>
           <w:rPr>
             <w:lang w:val="id_ID" w:bidi="id_ID"/>
@@ -10535,7 +10739,7 @@
         </w:rPr>
         <w:t xml:space="preserve">) mungkin berarti "regu" atau "peleton," yang merupakan unit lebih kecil. Totalnya mungkin juga termasuk divisi-divisi cadangan yang bergilir dalam tugas (lihat </w:t>
       </w:r>
-      <w:hyperlink r:id="rId179">
+      <w:hyperlink r:id="rId185">
         <w:r>
           <w:rPr>
             <w:lang w:val="id_ID" w:bidi="id_ID"/>
@@ -10571,7 +10775,7 @@
         </w:rPr>
         <w:t>Abia (</w:t>
       </w:r>
-      <w:hyperlink r:id="rId180">
+      <w:hyperlink r:id="rId186">
         <w:r>
           <w:rPr>
             <w:lang w:val="id_ID" w:bidi="id_ID"/>
@@ -10607,7 +10811,7 @@
         </w:rPr>
         <w:t>Asa (</w:t>
       </w:r>
-      <w:hyperlink r:id="rId181">
+      <w:hyperlink r:id="rId187">
         <w:r>
           <w:rPr>
             <w:lang w:val="id_ID" w:bidi="id_ID"/>
@@ -10643,7 +10847,7 @@
         </w:rPr>
         <w:t>Amazia (</w:t>
       </w:r>
-      <w:hyperlink r:id="rId182">
+      <w:hyperlink r:id="rId188">
         <w:r>
           <w:rPr>
             <w:lang w:val="id_ID" w:bidi="id_ID"/>
@@ -10679,7 +10883,7 @@
         </w:rPr>
         <w:t>Uzia (</w:t>
       </w:r>
-      <w:hyperlink r:id="rId183">
+      <w:hyperlink r:id="rId189">
         <w:r>
           <w:rPr>
             <w:lang w:val="id_ID" w:bidi="id_ID"/>
@@ -10711,7 +10915,7 @@
         </w:rPr>
         <w:t>Jumlah pasukan ini mirip dengan jumlah prajurit selama sensus Daud (</w:t>
       </w:r>
-      <w:hyperlink r:id="rId184">
+      <w:hyperlink r:id="rId190">
         <w:r>
           <w:rPr>
             <w:lang w:val="id_ID" w:bidi="id_ID"/>
@@ -10777,7 +10981,7 @@
         </w:rPr>
         <w:t xml:space="preserve">Aliansi Yosafat dengan Ahab membuatnya mengkompromikan kesetiaannya kepada Tuhan (lihat </w:t>
       </w:r>
-      <w:hyperlink r:id="rId185">
+      <w:hyperlink r:id="rId191">
         <w:r>
           <w:rPr>
             <w:lang w:val="id_ID" w:bidi="id_ID"/>
@@ -10795,7 +10999,7 @@
         </w:rPr>
         <w:t xml:space="preserve">; bandingkan </w:t>
       </w:r>
-      <w:hyperlink r:id="rId186">
+      <w:hyperlink r:id="rId192">
         <w:r>
           <w:rPr>
             <w:lang w:val="id_ID" w:bidi="id_ID"/>
@@ -10813,7 +11017,7 @@
         </w:rPr>
         <w:t>). Pernikahan anaknya, Yoram, (</w:t>
       </w:r>
-      <w:hyperlink r:id="rId187">
+      <w:hyperlink r:id="rId193">
         <w:r>
           <w:rPr>
             <w:lang w:val="id_ID" w:bidi="id_ID"/>
@@ -10831,7 +11035,7 @@
         </w:rPr>
         <w:t>) dengan putri Ahab, Atalya (</w:t>
       </w:r>
-      <w:hyperlink r:id="rId188">
+      <w:hyperlink r:id="rId194">
         <w:r>
           <w:rPr>
             <w:lang w:val="id_ID" w:bidi="id_ID"/>
@@ -10849,7 +11053,7 @@
         </w:rPr>
         <w:t xml:space="preserve">), menularkan ketidaksetiaan Israel ke Yehuda (lihat </w:t>
       </w:r>
-      <w:hyperlink r:id="rId189">
+      <w:hyperlink r:id="rId195">
         <w:r>
           <w:rPr>
             <w:lang w:val="id_ID" w:bidi="id_ID"/>
@@ -10867,7 +11071,7 @@
         </w:rPr>
         <w:t xml:space="preserve">, </w:t>
       </w:r>
-      <w:hyperlink r:id="rId190">
+      <w:hyperlink r:id="rId196">
         <w:r>
           <w:rPr>
             <w:lang w:val="id_ID" w:bidi="id_ID"/>
@@ -10885,7 +11089,7 @@
         </w:rPr>
         <w:t xml:space="preserve">; </w:t>
       </w:r>
-      <w:hyperlink r:id="rId191">
+      <w:hyperlink r:id="rId197">
         <w:r>
           <w:rPr>
             <w:lang w:val="id_ID" w:bidi="id_ID"/>
@@ -10999,7 +11203,7 @@
         </w:rPr>
         <w:t>Ahab menyadari bahwa Mikhaya tidak menyampaikan perkataan Allah. Jawaban Mikhaya menggunakan kata-kata yang sama dengan para pesaingnya, atau mungkin dia berbicara dengan nada sindiran (</w:t>
       </w:r>
-      <w:hyperlink r:id="rId192">
+      <w:hyperlink r:id="rId198">
         <w:r>
           <w:rPr>
             <w:lang w:val="id_ID" w:bidi="id_ID"/>
@@ -11221,7 +11425,7 @@
         </w:rPr>
         <w:t>Yehu adalah putra Hanani, nabi yang telah mengkritik Asa karena bergantung pada orang Aram (</w:t>
       </w:r>
-      <w:hyperlink r:id="rId193">
+      <w:hyperlink r:id="rId199">
         <w:r>
           <w:rPr>
             <w:lang w:val="id_ID" w:bidi="id_ID"/>
@@ -11318,6 +11522,722 @@
         </w:rPr>
         <w:t>Dalam reformasi peradilan Yosafat, ia menunjuk hakim-hakim di kota-kota berbenteng (</w:t>
       </w:r>
+      <w:hyperlink r:id="rId200">
+        <w:r>
+          <w:rPr>
+            <w:lang w:val="id_ID" w:bidi="id_ID"/>
+          </w:rPr>
+          <w:rPr>
+            <w:color w:val="0000EE"/>
+            <w:u w:val="single"/>
+          </w:rPr>
+          <w:t>2 Tawarikh 19:5</w:t>
+        </w:r>
+      </w:hyperlink>
+      <w:r>
+        <w:rPr>
+          <w:lang w:val="id_ID" w:bidi="id_ID"/>
+        </w:rPr>
+        <w:t>) dan mendirikan satu pengadilan terpusat di Yerusalem (</w:t>
+      </w:r>
+      <w:hyperlink r:id="rId201">
+        <w:r>
+          <w:rPr>
+            <w:lang w:val="id_ID" w:bidi="id_ID"/>
+          </w:rPr>
+          <w:rPr>
+            <w:color w:val="0000EE"/>
+            <w:u w:val="single"/>
+          </w:rPr>
+          <w:t>19:8</w:t>
+        </w:r>
+      </w:hyperlink>
+      <w:r>
+        <w:rPr>
+          <w:lang w:val="id_ID" w:bidi="id_ID"/>
+        </w:rPr>
+        <w:t>). Ia mendesak semua hakim untuk berpikir dengan hati-hati dan mengadili dengan integritas serta rasa hormat kepada Tuhan. Ini berarti mereka tidak boleh menunjukkan keberpihakan atau menerima suap, dan mereka harus memperingatkan para penjahat agar tidak berdosa terhadap Tuhan. Reformasi ini mengembalikan hukum dari kitab Ulangan (</w:t>
+      </w:r>
+      <w:hyperlink r:id="rId202">
+        <w:r>
+          <w:rPr>
+            <w:lang w:val="id_ID" w:bidi="id_ID"/>
+          </w:rPr>
+          <w:rPr>
+            <w:color w:val="0000EE"/>
+            <w:u w:val="single"/>
+          </w:rPr>
+          <w:t>Ulangan 16:18–17:13</w:t>
+        </w:r>
+      </w:hyperlink>
+      <w:r>
+        <w:rPr>
+          <w:lang w:val="id_ID" w:bidi="id_ID"/>
+        </w:rPr>
+        <w:t>).</w:t>
+      </w:r>
+      <w:r>
+        <w:rPr>
+          <w:lang w:val="id_ID" w:bidi="id_ID"/>
+        </w:rPr>
+      </w:r>
+      <w:r>
+        <w:rPr>
+          <w:lang w:val="id_ID" w:bidi="id_ID"/>
+        </w:rPr>
+      </w:r>
+    </w:p>
+    <w:p>
+      <w:pPr/>
+      <w:r>
+        <w:rPr>
+          <w:lang w:val="id_ID" w:bidi="id_ID"/>
+        </w:rPr>
+      </w:r>
+    </w:p>
+    <w:p>
+      <w:pPr>
+        <w:pStyle w:val="Heading2"/>
+      </w:pPr>
+      <w:r>
+        <w:rPr>
+          <w:lang w:val="id_ID" w:bidi="id_ID"/>
+        </w:rPr>
+        <w:t>2 Tawarikh 20:1</w:t>
+      </w:r>
+      <w:r>
+        <w:rPr>
+          <w:lang w:val="id_ID" w:bidi="id_ID"/>
+        </w:rPr>
+      </w:r>
+    </w:p>
+    <w:p>
+      <w:pPr/>
+      <w:r>
+        <w:rPr>
+          <w:lang w:val="id_ID" w:bidi="id_ID"/>
+        </w:rPr>
+      </w:r>
+      <w:r>
+        <w:rPr>
+          <w:i/>
+          <w:lang w:val="id_ID" w:bidi="id_ID"/>
+        </w:rPr>
+        <w:t>orang Meunim</w:t>
+      </w:r>
+      <w:r>
+        <w:rPr>
+          <w:lang w:val="id_ID" w:bidi="id_ID"/>
+        </w:rPr>
+        <w:t xml:space="preserve"> (lihat </w:t>
+      </w:r>
+      <w:hyperlink r:id="rId203">
+        <w:r>
+          <w:rPr>
+            <w:lang w:val="id_ID" w:bidi="id_ID"/>
+          </w:rPr>
+          <w:rPr>
+            <w:color w:val="0000EE"/>
+            <w:u w:val="single"/>
+          </w:rPr>
+          <w:t>1 Tawarikh 4:41</w:t>
+        </w:r>
+      </w:hyperlink>
+      <w:r>
+        <w:rPr>
+          <w:lang w:val="id_ID" w:bidi="id_ID"/>
+        </w:rPr>
+        <w:t>): Meunim adalah kelompok nomaden yang tinggal di perbatasan selatan Yehuda. Nama mereka kemungkinan bertahan sebagai kota Arab Ma’an, yang terletak dua belas mil di tenggara Petra.</w:t>
+      </w:r>
+      <w:r>
+        <w:rPr>
+          <w:lang w:val="id_ID" w:bidi="id_ID"/>
+        </w:rPr>
+      </w:r>
+      <w:r>
+        <w:rPr>
+          <w:lang w:val="id_ID" w:bidi="id_ID"/>
+        </w:rPr>
+      </w:r>
+    </w:p>
+    <w:p>
+      <w:pPr/>
+      <w:r>
+        <w:rPr>
+          <w:lang w:val="id_ID" w:bidi="id_ID"/>
+        </w:rPr>
+      </w:r>
+    </w:p>
+    <w:p>
+      <w:pPr>
+        <w:pStyle w:val="Heading2"/>
+      </w:pPr>
+      <w:r>
+        <w:rPr>
+          <w:lang w:val="id_ID" w:bidi="id_ID"/>
+        </w:rPr>
+        <w:t>2 Tawarikh 20:2</w:t>
+      </w:r>
+      <w:r>
+        <w:rPr>
+          <w:lang w:val="id_ID" w:bidi="id_ID"/>
+        </w:rPr>
+      </w:r>
+    </w:p>
+    <w:p>
+      <w:pPr/>
+      <w:r>
+        <w:rPr>
+          <w:lang w:val="id_ID" w:bidi="id_ID"/>
+        </w:rPr>
+      </w:r>
+      <w:r>
+        <w:rPr>
+          <w:lang w:val="id_ID" w:bidi="id_ID"/>
+        </w:rPr>
+        <w:t xml:space="preserve">Menerjemahkan kata tersebut sebagai Edom, bukan </w:t>
+      </w:r>
+      <w:r>
+        <w:rPr>
+          <w:i/>
+          <w:lang w:val="id_ID" w:bidi="id_ID"/>
+        </w:rPr>
+        <w:t>Aram</w:t>
+      </w:r>
+      <w:r>
+        <w:rPr>
+          <w:lang w:val="id_ID" w:bidi="id_ID"/>
+        </w:rPr>
+        <w:t>, sesuai dengan gambaran tentang laskar tersebut oleh penulis Tawarikh kemudian (</w:t>
+      </w:r>
+      <w:hyperlink r:id="rId204">
+        <w:r>
+          <w:rPr>
+            <w:lang w:val="id_ID" w:bidi="id_ID"/>
+          </w:rPr>
+          <w:rPr>
+            <w:color w:val="0000EE"/>
+            <w:u w:val="single"/>
+          </w:rPr>
+          <w:t>2 Tawarikh 20:10</w:t>
+        </w:r>
+      </w:hyperlink>
+      <w:r>
+        <w:rPr>
+          <w:lang w:val="id_ID" w:bidi="id_ID"/>
+        </w:rPr>
+        <w:t xml:space="preserve">, </w:t>
+      </w:r>
+      <w:hyperlink r:id="rId205">
+        <w:r>
+          <w:rPr>
+            <w:lang w:val="id_ID" w:bidi="id_ID"/>
+          </w:rPr>
+          <w:rPr>
+            <w:color w:val="0000EE"/>
+            <w:u w:val="single"/>
+          </w:rPr>
+          <w:t>22–23</w:t>
+        </w:r>
+      </w:hyperlink>
+      <w:r>
+        <w:rPr>
+          <w:lang w:val="id_ID" w:bidi="id_ID"/>
+        </w:rPr>
+        <w:t>) dan gambaran geografis tentang serangan dari tenggara melalui En-Gedi. (Aram terletak di timur laut Yehuda.)</w:t>
+      </w:r>
+      <w:r>
+        <w:rPr>
+          <w:lang w:val="id_ID" w:bidi="id_ID"/>
+        </w:rPr>
+      </w:r>
+      <w:r>
+        <w:rPr>
+          <w:lang w:val="id_ID" w:bidi="id_ID"/>
+        </w:rPr>
+      </w:r>
+    </w:p>
+    <w:p>
+      <w:pPr/>
+      <w:r>
+        <w:rPr>
+          <w:lang w:val="id_ID" w:bidi="id_ID"/>
+        </w:rPr>
+      </w:r>
+    </w:p>
+    <w:p>
+      <w:pPr>
+        <w:pStyle w:val="Heading2"/>
+      </w:pPr>
+      <w:r>
+        <w:rPr>
+          <w:lang w:val="id_ID" w:bidi="id_ID"/>
+        </w:rPr>
+        <w:t>2 Tawarikh 20:3–12</w:t>
+      </w:r>
+      <w:r>
+        <w:rPr>
+          <w:lang w:val="id_ID" w:bidi="id_ID"/>
+        </w:rPr>
+      </w:r>
+    </w:p>
+    <w:p>
+      <w:pPr/>
+      <w:r>
+        <w:rPr>
+          <w:lang w:val="id_ID" w:bidi="id_ID"/>
+        </w:rPr>
+      </w:r>
+      <w:r>
+        <w:rPr>
+          <w:lang w:val="id_ID" w:bidi="id_ID"/>
+        </w:rPr>
+        <w:t>Yosafat menanggapi berita perang dengan bangsa-bangsa tetangga dengan berdoa dalam kesedihan, mengikuti contoh dari doa Salomo (</w:t>
+      </w:r>
+      <w:hyperlink r:id="rId206">
+        <w:r>
+          <w:rPr>
+            <w:lang w:val="id_ID" w:bidi="id_ID"/>
+          </w:rPr>
+          <w:rPr>
+            <w:color w:val="0000EE"/>
+            <w:u w:val="single"/>
+          </w:rPr>
+          <w:t>2 Tawarikh 6:24–40</w:t>
+        </w:r>
+      </w:hyperlink>
+      <w:r>
+        <w:rPr>
+          <w:lang w:val="id_ID" w:bidi="id_ID"/>
+        </w:rPr>
+        <w:t>).</w:t>
+      </w:r>
+      <w:r>
+        <w:rPr>
+          <w:lang w:val="id_ID" w:bidi="id_ID"/>
+        </w:rPr>
+      </w:r>
+      <w:r>
+        <w:rPr>
+          <w:lang w:val="id_ID" w:bidi="id_ID"/>
+        </w:rPr>
+      </w:r>
+    </w:p>
+    <w:p>
+      <w:pPr/>
+      <w:r>
+        <w:rPr>
+          <w:lang w:val="id_ID" w:bidi="id_ID"/>
+        </w:rPr>
+      </w:r>
+    </w:p>
+    <w:p>
+      <w:pPr>
+        <w:pStyle w:val="Heading2"/>
+      </w:pPr>
+      <w:r>
+        <w:rPr>
+          <w:lang w:val="id_ID" w:bidi="id_ID"/>
+        </w:rPr>
+        <w:t>2 Tawarikh 20:10</w:t>
+      </w:r>
+      <w:r>
+        <w:rPr>
+          <w:lang w:val="id_ID" w:bidi="id_ID"/>
+        </w:rPr>
+      </w:r>
+    </w:p>
+    <w:p>
+      <w:pPr/>
+      <w:r>
+        <w:rPr>
+          <w:lang w:val="id_ID" w:bidi="id_ID"/>
+        </w:rPr>
+      </w:r>
+      <w:r>
+        <w:rPr>
+          <w:lang w:val="id_ID" w:bidi="id_ID"/>
+        </w:rPr>
+        <w:t xml:space="preserve">Gunung Seir adalah nama lain Edom (lihat </w:t>
+      </w:r>
+      <w:hyperlink r:id="rId207">
+        <w:r>
+          <w:rPr>
+            <w:lang w:val="id_ID" w:bidi="id_ID"/>
+          </w:rPr>
+          <w:rPr>
+            <w:color w:val="0000EE"/>
+            <w:u w:val="single"/>
+          </w:rPr>
+          <w:t>Kejadian 32:3</w:t>
+        </w:r>
+      </w:hyperlink>
+      <w:r>
+        <w:rPr>
+          <w:lang w:val="id_ID" w:bidi="id_ID"/>
+        </w:rPr>
+        <w:t xml:space="preserve"> dan </w:t>
+      </w:r>
+      <w:r>
+        <w:rPr>
+          <w:lang w:val="id_ID" w:bidi="id_ID"/>
+        </w:rPr>
+        <w:t>catatan studi tentang Kejadian 25:25</w:t>
+      </w:r>
+      <w:r>
+        <w:rPr>
+          <w:lang w:val="id_ID" w:bidi="id_ID"/>
+        </w:rPr>
+        <w:t>).</w:t>
+      </w:r>
+      <w:r>
+        <w:rPr>
+          <w:lang w:val="id_ID" w:bidi="id_ID"/>
+        </w:rPr>
+      </w:r>
+      <w:r>
+        <w:rPr>
+          <w:lang w:val="id_ID" w:bidi="id_ID"/>
+        </w:rPr>
+      </w:r>
+    </w:p>
+    <w:p>
+      <w:pPr/>
+      <w:r>
+        <w:rPr>
+          <w:lang w:val="id_ID" w:bidi="id_ID"/>
+        </w:rPr>
+      </w:r>
+    </w:p>
+    <w:p>
+      <w:pPr>
+        <w:pStyle w:val="Heading2"/>
+      </w:pPr>
+      <w:r>
+        <w:rPr>
+          <w:lang w:val="id_ID" w:bidi="id_ID"/>
+        </w:rPr>
+        <w:t>2 Tawarikh 20:14–17</w:t>
+      </w:r>
+      <w:r>
+        <w:rPr>
+          <w:lang w:val="id_ID" w:bidi="id_ID"/>
+        </w:rPr>
+      </w:r>
+    </w:p>
+    <w:p>
+      <w:pPr/>
+      <w:r>
+        <w:rPr>
+          <w:lang w:val="id_ID" w:bidi="id_ID"/>
+        </w:rPr>
+      </w:r>
+      <w:r>
+        <w:rPr>
+          <w:lang w:val="id_ID" w:bidi="id_ID"/>
+        </w:rPr>
+        <w:t>Setelah ratapan Yosafat, pengumuman penyelamatan oleh Yahaziel memenuhi syarat untuk ucapan yang harus disampaikan oleh seorang imam sebelum pertempuran (</w:t>
+      </w:r>
+      <w:hyperlink r:id="rId208">
+        <w:r>
+          <w:rPr>
+            <w:lang w:val="id_ID" w:bidi="id_ID"/>
+          </w:rPr>
+          <w:rPr>
+            <w:color w:val="0000EE"/>
+            <w:u w:val="single"/>
+          </w:rPr>
+          <w:t>Ulangan 20:2–4</w:t>
+        </w:r>
+      </w:hyperlink>
+      <w:r>
+        <w:rPr>
+          <w:lang w:val="id_ID" w:bidi="id_ID"/>
+        </w:rPr>
+        <w:t>).</w:t>
+      </w:r>
+      <w:r>
+        <w:rPr>
+          <w:lang w:val="id_ID" w:bidi="id_ID"/>
+        </w:rPr>
+      </w:r>
+      <w:r>
+        <w:rPr>
+          <w:lang w:val="id_ID" w:bidi="id_ID"/>
+        </w:rPr>
+      </w:r>
+    </w:p>
+    <w:p>
+      <w:pPr/>
+      <w:r>
+        <w:rPr>
+          <w:lang w:val="id_ID" w:bidi="id_ID"/>
+        </w:rPr>
+      </w:r>
+    </w:p>
+    <w:p>
+      <w:pPr>
+        <w:pStyle w:val="Heading2"/>
+      </w:pPr>
+      <w:r>
+        <w:rPr>
+          <w:lang w:val="id_ID" w:bidi="id_ID"/>
+        </w:rPr>
+        <w:t>2 Tawarikh 20:20–21</w:t>
+      </w:r>
+      <w:r>
+        <w:rPr>
+          <w:lang w:val="id_ID" w:bidi="id_ID"/>
+        </w:rPr>
+      </w:r>
+    </w:p>
+    <w:p>
+      <w:pPr/>
+      <w:r>
+        <w:rPr>
+          <w:lang w:val="id_ID" w:bidi="id_ID"/>
+        </w:rPr>
+      </w:r>
+      <w:r>
+        <w:rPr>
+          <w:lang w:val="id_ID" w:bidi="id_ID"/>
+        </w:rPr>
+        <w:t>Nyanyian dari para penyanyi yang telah ditunjuk berfungsi menggantikan seruan perang. Nabi yang dimaksud adalah Yahaziel (</w:t>
+      </w:r>
+      <w:hyperlink r:id="rId209">
+        <w:r>
+          <w:rPr>
+            <w:lang w:val="id_ID" w:bidi="id_ID"/>
+          </w:rPr>
+          <w:rPr>
+            <w:color w:val="0000EE"/>
+            <w:u w:val="single"/>
+          </w:rPr>
+          <w:t>2 Tawarikh 20:14–17</w:t>
+        </w:r>
+      </w:hyperlink>
+      <w:r>
+        <w:rPr>
+          <w:lang w:val="id_ID" w:bidi="id_ID"/>
+        </w:rPr>
+        <w:t>) dan para pemusik dari suku Lewi (</w:t>
+      </w:r>
+      <w:hyperlink r:id="rId210">
+        <w:r>
+          <w:rPr>
+            <w:lang w:val="id_ID" w:bidi="id_ID"/>
+          </w:rPr>
+          <w:rPr>
+            <w:color w:val="0000EE"/>
+            <w:u w:val="single"/>
+          </w:rPr>
+          <w:t>20:21</w:t>
+        </w:r>
+      </w:hyperlink>
+      <w:r>
+        <w:rPr>
+          <w:lang w:val="id_ID" w:bidi="id_ID"/>
+        </w:rPr>
+        <w:t>). Pujian musik mereka saat berbaris menuju peperangan merupakan suatu nubuatan, yang menyatakan bahwa Allah memimpin laskar tersebut.</w:t>
+      </w:r>
+      <w:r>
+        <w:rPr>
+          <w:lang w:val="id_ID" w:bidi="id_ID"/>
+        </w:rPr>
+      </w:r>
+      <w:r>
+        <w:rPr>
+          <w:lang w:val="id_ID" w:bidi="id_ID"/>
+        </w:rPr>
+      </w:r>
+    </w:p>
+    <w:p>
+      <w:pPr/>
+      <w:r>
+        <w:rPr>
+          <w:lang w:val="id_ID" w:bidi="id_ID"/>
+        </w:rPr>
+      </w:r>
+    </w:p>
+    <w:p>
+      <w:pPr>
+        <w:pStyle w:val="Heading2"/>
+      </w:pPr>
+      <w:r>
+        <w:rPr>
+          <w:lang w:val="id_ID" w:bidi="id_ID"/>
+        </w:rPr>
+        <w:t>2 Tawarikh 20:32–33</w:t>
+      </w:r>
+      <w:r>
+        <w:rPr>
+          <w:lang w:val="id_ID" w:bidi="id_ID"/>
+        </w:rPr>
+      </w:r>
+    </w:p>
+    <w:p>
+      <w:pPr/>
+      <w:r>
+        <w:rPr>
+          <w:lang w:val="id_ID" w:bidi="id_ID"/>
+        </w:rPr>
+      </w:r>
+      <w:r>
+        <w:rPr>
+          <w:lang w:val="id_ID" w:bidi="id_ID"/>
+        </w:rPr>
+        <w:t xml:space="preserve">Perbandingan Yosafat dengan Asa diambil langsung dari </w:t>
+      </w:r>
+      <w:hyperlink r:id="rId211">
+        <w:r>
+          <w:rPr>
+            <w:lang w:val="id_ID" w:bidi="id_ID"/>
+          </w:rPr>
+          <w:rPr>
+            <w:color w:val="0000EE"/>
+            <w:u w:val="single"/>
+          </w:rPr>
+          <w:t>1 Raja-raja 22:43</w:t>
+        </w:r>
+      </w:hyperlink>
+      <w:r>
+        <w:rPr>
+          <w:lang w:val="id_ID" w:bidi="id_ID"/>
+        </w:rPr>
+        <w:t xml:space="preserve"> tanpa perubahan apa pun.</w:t>
+      </w:r>
+      <w:r>
+        <w:rPr>
+          <w:lang w:val="id_ID" w:bidi="id_ID"/>
+        </w:rPr>
+      </w:r>
+      <w:r>
+        <w:rPr>
+          <w:lang w:val="id_ID" w:bidi="id_ID"/>
+        </w:rPr>
+      </w:r>
+    </w:p>
+    <w:p>
+      <w:pPr/>
+      <w:r>
+        <w:rPr>
+          <w:lang w:val="id_ID" w:bidi="id_ID"/>
+        </w:rPr>
+      </w:r>
+    </w:p>
+    <w:p>
+      <w:pPr>
+        <w:pStyle w:val="Heading2"/>
+      </w:pPr>
+      <w:r>
+        <w:rPr>
+          <w:lang w:val="id_ID" w:bidi="id_ID"/>
+        </w:rPr>
+        <w:t>2 Tawarikh 20:35–37</w:t>
+      </w:r>
+      <w:r>
+        <w:rPr>
+          <w:lang w:val="id_ID" w:bidi="id_ID"/>
+        </w:rPr>
+      </w:r>
+    </w:p>
+    <w:p>
+      <w:pPr/>
+      <w:r>
+        <w:rPr>
+          <w:lang w:val="id_ID" w:bidi="id_ID"/>
+        </w:rPr>
+      </w:r>
+      <w:r>
+        <w:rPr>
+          <w:lang w:val="id_ID" w:bidi="id_ID"/>
+        </w:rPr>
+        <w:t>Tuhan menghancurkan armada tersebut untuk menghentikan aliansi Yosafat dengan Raja Ahazia dari Israel agar tidak berhasil.</w:t>
+      </w:r>
+      <w:r>
+        <w:rPr>
+          <w:lang w:val="id_ID" w:bidi="id_ID"/>
+        </w:rPr>
+      </w:r>
+      <w:r>
+        <w:rPr>
+          <w:lang w:val="id_ID" w:bidi="id_ID"/>
+        </w:rPr>
+      </w:r>
+    </w:p>
+    <w:p>
+      <w:pPr/>
+      <w:r>
+        <w:rPr>
+          <w:lang w:val="id_ID" w:bidi="id_ID"/>
+        </w:rPr>
+      </w:r>
+    </w:p>
+    <w:p>
+      <w:pPr>
+        <w:pStyle w:val="Heading2"/>
+      </w:pPr>
+      <w:r>
+        <w:rPr>
+          <w:lang w:val="id_ID" w:bidi="id_ID"/>
+        </w:rPr>
+        <w:t>2 Tawarikh 21:2–7</w:t>
+      </w:r>
+      <w:r>
+        <w:rPr>
+          <w:lang w:val="id_ID" w:bidi="id_ID"/>
+        </w:rPr>
+      </w:r>
+    </w:p>
+    <w:p>
+      <w:pPr/>
+      <w:r>
+        <w:rPr>
+          <w:lang w:val="id_ID" w:bidi="id_ID"/>
+        </w:rPr>
+      </w:r>
+      <w:r>
+        <w:rPr>
+          <w:lang w:val="id_ID" w:bidi="id_ID"/>
+        </w:rPr>
+        <w:t>Yoram, yang beristrikan Atalya, putri Ahab dan Izebel (</w:t>
+      </w:r>
+      <w:hyperlink r:id="rId212">
+        <w:r>
+          <w:rPr>
+            <w:lang w:val="id_ID" w:bidi="id_ID"/>
+          </w:rPr>
+          <w:rPr>
+            <w:color w:val="0000EE"/>
+            <w:u w:val="single"/>
+          </w:rPr>
+          <w:t>2 Tawarikh 18:1</w:t>
+        </w:r>
+      </w:hyperlink>
+      <w:r>
+        <w:rPr>
+          <w:lang w:val="id_ID" w:bidi="id_ID"/>
+        </w:rPr>
+        <w:t xml:space="preserve">; </w:t>
+      </w:r>
+      <w:hyperlink r:id="rId213">
+        <w:r>
+          <w:rPr>
+            <w:lang w:val="id_ID" w:bidi="id_ID"/>
+          </w:rPr>
+          <w:rPr>
+            <w:color w:val="0000EE"/>
+            <w:u w:val="single"/>
+          </w:rPr>
+          <w:t>21:6</w:t>
+        </w:r>
+      </w:hyperlink>
+      <w:r>
+        <w:rPr>
+          <w:lang w:val="id_ID" w:bidi="id_ID"/>
+        </w:rPr>
+        <w:t xml:space="preserve">; </w:t>
+      </w:r>
       <w:hyperlink r:id="rId194">
         <w:r>
           <w:rPr>
@@ -11327,195 +12247,79 @@
             <w:color w:val="0000EE"/>
             <w:u w:val="single"/>
           </w:rPr>
-          <w:t>2 Tawarikh 19:5</w:t>
-        </w:r>
-      </w:hyperlink>
-      <w:r>
-        <w:rPr>
-          <w:lang w:val="id_ID" w:bidi="id_ID"/>
-        </w:rPr>
-        <w:t>) dan mendirikan satu pengadilan terpusat di Yerusalem (</w:t>
-      </w:r>
-      <w:hyperlink r:id="rId195">
-        <w:r>
-          <w:rPr>
-            <w:lang w:val="id_ID" w:bidi="id_ID"/>
-          </w:rPr>
-          <w:rPr>
-            <w:color w:val="0000EE"/>
-            <w:u w:val="single"/>
-          </w:rPr>
-          <w:t>19:8</w:t>
-        </w:r>
-      </w:hyperlink>
-      <w:r>
-        <w:rPr>
-          <w:lang w:val="id_ID" w:bidi="id_ID"/>
-        </w:rPr>
-        <w:t>). Ia mendesak semua hakim untuk berpikir dengan hati-hati dan mengadili dengan integritas serta rasa hormat kepada Tuhan. Ini berarti mereka tidak boleh menunjukkan keberpihakan atau menerima suap, dan mereka harus memperingatkan para penjahat agar tidak berdosa terhadap Tuhan. Reformasi ini mengembalikan hukum dari kitab Ulangan (</w:t>
-      </w:r>
-      <w:hyperlink r:id="rId196">
-        <w:r>
-          <w:rPr>
-            <w:lang w:val="id_ID" w:bidi="id_ID"/>
-          </w:rPr>
-          <w:rPr>
-            <w:color w:val="0000EE"/>
-            <w:u w:val="single"/>
-          </w:rPr>
-          <w:t>Ulangan 16:18–17:13</w:t>
-        </w:r>
-      </w:hyperlink>
-      <w:r>
-        <w:rPr>
-          <w:lang w:val="id_ID" w:bidi="id_ID"/>
-        </w:rPr>
-        <w:t>).</w:t>
-      </w:r>
-      <w:r>
-        <w:rPr>
-          <w:lang w:val="id_ID" w:bidi="id_ID"/>
-        </w:rPr>
-      </w:r>
-      <w:r>
-        <w:rPr>
-          <w:lang w:val="id_ID" w:bidi="id_ID"/>
-        </w:rPr>
-      </w:r>
-    </w:p>
-    <w:p>
-      <w:pPr/>
-      <w:r>
-        <w:rPr>
-          <w:lang w:val="id_ID" w:bidi="id_ID"/>
-        </w:rPr>
-      </w:r>
-    </w:p>
-    <w:p>
-      <w:pPr>
-        <w:pStyle w:val="Heading2"/>
-      </w:pPr>
-      <w:r>
-        <w:rPr>
-          <w:lang w:val="id_ID" w:bidi="id_ID"/>
-        </w:rPr>
-        <w:t>2 Tawarikh 20:1</w:t>
-      </w:r>
-      <w:r>
-        <w:rPr>
-          <w:lang w:val="id_ID" w:bidi="id_ID"/>
-        </w:rPr>
-      </w:r>
-    </w:p>
-    <w:p>
-      <w:pPr/>
-      <w:r>
-        <w:rPr>
-          <w:lang w:val="id_ID" w:bidi="id_ID"/>
-        </w:rPr>
-      </w:r>
-      <w:r>
-        <w:rPr>
-          <w:i/>
-          <w:lang w:val="id_ID" w:bidi="id_ID"/>
-        </w:rPr>
-        <w:t>orang Meunim</w:t>
-      </w:r>
-      <w:r>
-        <w:rPr>
-          <w:lang w:val="id_ID" w:bidi="id_ID"/>
-        </w:rPr>
-        <w:t xml:space="preserve"> (lihat </w:t>
-      </w:r>
-      <w:hyperlink r:id="rId197">
-        <w:r>
-          <w:rPr>
-            <w:lang w:val="id_ID" w:bidi="id_ID"/>
-          </w:rPr>
-          <w:rPr>
-            <w:color w:val="0000EE"/>
-            <w:u w:val="single"/>
-          </w:rPr>
-          <w:t>1 Tawarikh 4:41</w:t>
-        </w:r>
-      </w:hyperlink>
-      <w:r>
-        <w:rPr>
-          <w:lang w:val="id_ID" w:bidi="id_ID"/>
-        </w:rPr>
-        <w:t>): Meunim adalah kelompok nomaden yang tinggal di perbatasan selatan Yehuda. Nama mereka kemungkinan bertahan sebagai kota Arab Ma’an, yang terletak dua belas mil di tenggara Petra.</w:t>
-      </w:r>
-      <w:r>
-        <w:rPr>
-          <w:lang w:val="id_ID" w:bidi="id_ID"/>
-        </w:rPr>
-      </w:r>
-      <w:r>
-        <w:rPr>
-          <w:lang w:val="id_ID" w:bidi="id_ID"/>
-        </w:rPr>
-      </w:r>
-    </w:p>
-    <w:p>
-      <w:pPr/>
-      <w:r>
-        <w:rPr>
-          <w:lang w:val="id_ID" w:bidi="id_ID"/>
-        </w:rPr>
-      </w:r>
-    </w:p>
-    <w:p>
-      <w:pPr>
-        <w:pStyle w:val="Heading2"/>
-      </w:pPr>
-      <w:r>
-        <w:rPr>
-          <w:lang w:val="id_ID" w:bidi="id_ID"/>
-        </w:rPr>
-        <w:t>2 Tawarikh 20:2</w:t>
-      </w:r>
-      <w:r>
-        <w:rPr>
-          <w:lang w:val="id_ID" w:bidi="id_ID"/>
-        </w:rPr>
-      </w:r>
-    </w:p>
-    <w:p>
-      <w:pPr/>
-      <w:r>
-        <w:rPr>
-          <w:lang w:val="id_ID" w:bidi="id_ID"/>
-        </w:rPr>
-      </w:r>
-      <w:r>
-        <w:rPr>
-          <w:lang w:val="id_ID" w:bidi="id_ID"/>
-        </w:rPr>
-        <w:t xml:space="preserve">Menerjemahkan kata tersebut sebagai Edom, bukan </w:t>
-      </w:r>
-      <w:r>
-        <w:rPr>
-          <w:i/>
-          <w:lang w:val="id_ID" w:bidi="id_ID"/>
-        </w:rPr>
-        <w:t>Aram</w:t>
-      </w:r>
-      <w:r>
-        <w:rPr>
-          <w:lang w:val="id_ID" w:bidi="id_ID"/>
-        </w:rPr>
-        <w:t>, sesuai dengan gambaran tentang laskar tersebut oleh penulis Tawarikh kemudian (</w:t>
-      </w:r>
-      <w:hyperlink r:id="rId198">
-        <w:r>
-          <w:rPr>
-            <w:lang w:val="id_ID" w:bidi="id_ID"/>
-          </w:rPr>
-          <w:rPr>
-            <w:color w:val="0000EE"/>
-            <w:u w:val="single"/>
-          </w:rPr>
-          <w:t>2 Tawarikh 20:10</w:t>
+          <w:t>22:2</w:t>
+        </w:r>
+      </w:hyperlink>
+      <w:r>
+        <w:rPr>
+          <w:lang w:val="id_ID" w:bidi="id_ID"/>
+        </w:rPr>
+        <w:t>), adalah raja pertama dari garis keturunan Daud yang menerima penilaian yang sepenuhnya negatif. Pembunuhan-pembunuhan yang dilakukannya (</w:t>
+      </w:r>
+      <w:hyperlink r:id="rId214">
+        <w:r>
+          <w:rPr>
+            <w:lang w:val="id_ID" w:bidi="id_ID"/>
+          </w:rPr>
+          <w:rPr>
+            <w:color w:val="0000EE"/>
+            <w:u w:val="single"/>
+          </w:rPr>
+          <w:t>2 Tawarikh 21:4</w:t>
+        </w:r>
+      </w:hyperlink>
+      <w:r>
+        <w:rPr>
+          <w:lang w:val="id_ID" w:bidi="id_ID"/>
+        </w:rPr>
+        <w:t>) secara serius mengancam kelangsungan dinasti, yang hanya terjaga karena kesetiaan Tuhan yang teguh kepada Daud (</w:t>
+      </w:r>
+      <w:hyperlink r:id="rId215">
+        <w:r>
+          <w:rPr>
+            <w:lang w:val="id_ID" w:bidi="id_ID"/>
+          </w:rPr>
+          <w:rPr>
+            <w:color w:val="0000EE"/>
+            <w:u w:val="single"/>
+          </w:rPr>
+          <w:t>21:7</w:t>
+        </w:r>
+      </w:hyperlink>
+      <w:r>
+        <w:rPr>
+          <w:lang w:val="id_ID" w:bidi="id_ID"/>
+        </w:rPr>
+        <w:t xml:space="preserve">). Pada tiga kesempatan lainnya, kekerasan terhadap keluarga kerajaan hampir mengakhiri dinasti tersebut (lihat </w:t>
+      </w:r>
+      <w:hyperlink r:id="rId216">
+        <w:r>
+          <w:rPr>
+            <w:lang w:val="id_ID" w:bidi="id_ID"/>
+          </w:rPr>
+          <w:rPr>
+            <w:color w:val="0000EE"/>
+            <w:u w:val="single"/>
+          </w:rPr>
+          <w:t>2 Tawarikh 21:17</w:t>
+        </w:r>
+      </w:hyperlink>
+      <w:r>
+        <w:rPr>
+          <w:lang w:val="id_ID" w:bidi="id_ID"/>
+        </w:rPr>
+        <w:t xml:space="preserve">; </w:t>
+      </w:r>
+      <w:hyperlink r:id="rId217">
+        <w:r>
+          <w:rPr>
+            <w:lang w:val="id_ID" w:bidi="id_ID"/>
+          </w:rPr>
+          <w:rPr>
+            <w:color w:val="0000EE"/>
+            <w:u w:val="single"/>
+          </w:rPr>
+          <w:t>22:8–9</w:t>
         </w:r>
       </w:hyperlink>
       <w:r>
@@ -11524,607 +12328,7 @@
         </w:rPr>
         <w:t xml:space="preserve">, </w:t>
       </w:r>
-      <w:hyperlink r:id="rId199">
-        <w:r>
-          <w:rPr>
-            <w:lang w:val="id_ID" w:bidi="id_ID"/>
-          </w:rPr>
-          <w:rPr>
-            <w:color w:val="0000EE"/>
-            <w:u w:val="single"/>
-          </w:rPr>
-          <w:t>22–23</w:t>
-        </w:r>
-      </w:hyperlink>
-      <w:r>
-        <w:rPr>
-          <w:lang w:val="id_ID" w:bidi="id_ID"/>
-        </w:rPr>
-        <w:t>) dan gambaran geografis tentang serangan dari tenggara melalui En-Gedi. (Aram terletak di timur laut Yehuda.)</w:t>
-      </w:r>
-      <w:r>
-        <w:rPr>
-          <w:lang w:val="id_ID" w:bidi="id_ID"/>
-        </w:rPr>
-      </w:r>
-      <w:r>
-        <w:rPr>
-          <w:lang w:val="id_ID" w:bidi="id_ID"/>
-        </w:rPr>
-      </w:r>
-    </w:p>
-    <w:p>
-      <w:pPr/>
-      <w:r>
-        <w:rPr>
-          <w:lang w:val="id_ID" w:bidi="id_ID"/>
-        </w:rPr>
-      </w:r>
-    </w:p>
-    <w:p>
-      <w:pPr>
-        <w:pStyle w:val="Heading2"/>
-      </w:pPr>
-      <w:r>
-        <w:rPr>
-          <w:lang w:val="id_ID" w:bidi="id_ID"/>
-        </w:rPr>
-        <w:t>2 Tawarikh 20:3–12</w:t>
-      </w:r>
-      <w:r>
-        <w:rPr>
-          <w:lang w:val="id_ID" w:bidi="id_ID"/>
-        </w:rPr>
-      </w:r>
-    </w:p>
-    <w:p>
-      <w:pPr/>
-      <w:r>
-        <w:rPr>
-          <w:lang w:val="id_ID" w:bidi="id_ID"/>
-        </w:rPr>
-      </w:r>
-      <w:r>
-        <w:rPr>
-          <w:lang w:val="id_ID" w:bidi="id_ID"/>
-        </w:rPr>
-        <w:t>Yosafat menanggapi berita perang dengan bangsa-bangsa tetangga dengan berdoa dalam kesedihan, mengikuti contoh dari doa Salomo (</w:t>
-      </w:r>
-      <w:hyperlink r:id="rId200">
-        <w:r>
-          <w:rPr>
-            <w:lang w:val="id_ID" w:bidi="id_ID"/>
-          </w:rPr>
-          <w:rPr>
-            <w:color w:val="0000EE"/>
-            <w:u w:val="single"/>
-          </w:rPr>
-          <w:t>2 Tawarikh 6:24–40</w:t>
-        </w:r>
-      </w:hyperlink>
-      <w:r>
-        <w:rPr>
-          <w:lang w:val="id_ID" w:bidi="id_ID"/>
-        </w:rPr>
-        <w:t>).</w:t>
-      </w:r>
-      <w:r>
-        <w:rPr>
-          <w:lang w:val="id_ID" w:bidi="id_ID"/>
-        </w:rPr>
-      </w:r>
-      <w:r>
-        <w:rPr>
-          <w:lang w:val="id_ID" w:bidi="id_ID"/>
-        </w:rPr>
-      </w:r>
-    </w:p>
-    <w:p>
-      <w:pPr/>
-      <w:r>
-        <w:rPr>
-          <w:lang w:val="id_ID" w:bidi="id_ID"/>
-        </w:rPr>
-      </w:r>
-    </w:p>
-    <w:p>
-      <w:pPr>
-        <w:pStyle w:val="Heading2"/>
-      </w:pPr>
-      <w:r>
-        <w:rPr>
-          <w:lang w:val="id_ID" w:bidi="id_ID"/>
-        </w:rPr>
-        <w:t>2 Tawarikh 20:10</w:t>
-      </w:r>
-      <w:r>
-        <w:rPr>
-          <w:lang w:val="id_ID" w:bidi="id_ID"/>
-        </w:rPr>
-      </w:r>
-    </w:p>
-    <w:p>
-      <w:pPr/>
-      <w:r>
-        <w:rPr>
-          <w:lang w:val="id_ID" w:bidi="id_ID"/>
-        </w:rPr>
-      </w:r>
-      <w:r>
-        <w:rPr>
-          <w:lang w:val="id_ID" w:bidi="id_ID"/>
-        </w:rPr>
-        <w:t xml:space="preserve">Gunung Seir adalah nama lain Edom (lihat </w:t>
-      </w:r>
-      <w:hyperlink r:id="rId201">
-        <w:r>
-          <w:rPr>
-            <w:lang w:val="id_ID" w:bidi="id_ID"/>
-          </w:rPr>
-          <w:rPr>
-            <w:color w:val="0000EE"/>
-            <w:u w:val="single"/>
-          </w:rPr>
-          <w:t>Kejadian 32:3</w:t>
-        </w:r>
-      </w:hyperlink>
-      <w:r>
-        <w:rPr>
-          <w:lang w:val="id_ID" w:bidi="id_ID"/>
-        </w:rPr>
-        <w:t xml:space="preserve"> dan </w:t>
-      </w:r>
-      <w:r>
-        <w:rPr>
-          <w:lang w:val="id_ID" w:bidi="id_ID"/>
-        </w:rPr>
-        <w:t>catatan studi tentang Kejadian 25:25</w:t>
-      </w:r>
-      <w:r>
-        <w:rPr>
-          <w:lang w:val="id_ID" w:bidi="id_ID"/>
-        </w:rPr>
-        <w:t>).</w:t>
-      </w:r>
-      <w:r>
-        <w:rPr>
-          <w:lang w:val="id_ID" w:bidi="id_ID"/>
-        </w:rPr>
-      </w:r>
-      <w:r>
-        <w:rPr>
-          <w:lang w:val="id_ID" w:bidi="id_ID"/>
-        </w:rPr>
-      </w:r>
-    </w:p>
-    <w:p>
-      <w:pPr/>
-      <w:r>
-        <w:rPr>
-          <w:lang w:val="id_ID" w:bidi="id_ID"/>
-        </w:rPr>
-      </w:r>
-    </w:p>
-    <w:p>
-      <w:pPr>
-        <w:pStyle w:val="Heading2"/>
-      </w:pPr>
-      <w:r>
-        <w:rPr>
-          <w:lang w:val="id_ID" w:bidi="id_ID"/>
-        </w:rPr>
-        <w:t>2 Tawarikh 20:14–17</w:t>
-      </w:r>
-      <w:r>
-        <w:rPr>
-          <w:lang w:val="id_ID" w:bidi="id_ID"/>
-        </w:rPr>
-      </w:r>
-    </w:p>
-    <w:p>
-      <w:pPr/>
-      <w:r>
-        <w:rPr>
-          <w:lang w:val="id_ID" w:bidi="id_ID"/>
-        </w:rPr>
-      </w:r>
-      <w:r>
-        <w:rPr>
-          <w:lang w:val="id_ID" w:bidi="id_ID"/>
-        </w:rPr>
-        <w:t>Setelah ratapan Yosafat, pengumuman penyelamatan oleh Yahaziel memenuhi syarat untuk ucapan yang harus disampaikan oleh seorang imam sebelum pertempuran (</w:t>
-      </w:r>
-      <w:hyperlink r:id="rId202">
-        <w:r>
-          <w:rPr>
-            <w:lang w:val="id_ID" w:bidi="id_ID"/>
-          </w:rPr>
-          <w:rPr>
-            <w:color w:val="0000EE"/>
-            <w:u w:val="single"/>
-          </w:rPr>
-          <w:t>Ulangan 20:2–4</w:t>
-        </w:r>
-      </w:hyperlink>
-      <w:r>
-        <w:rPr>
-          <w:lang w:val="id_ID" w:bidi="id_ID"/>
-        </w:rPr>
-        <w:t>).</w:t>
-      </w:r>
-      <w:r>
-        <w:rPr>
-          <w:lang w:val="id_ID" w:bidi="id_ID"/>
-        </w:rPr>
-      </w:r>
-      <w:r>
-        <w:rPr>
-          <w:lang w:val="id_ID" w:bidi="id_ID"/>
-        </w:rPr>
-      </w:r>
-    </w:p>
-    <w:p>
-      <w:pPr/>
-      <w:r>
-        <w:rPr>
-          <w:lang w:val="id_ID" w:bidi="id_ID"/>
-        </w:rPr>
-      </w:r>
-    </w:p>
-    <w:p>
-      <w:pPr>
-        <w:pStyle w:val="Heading2"/>
-      </w:pPr>
-      <w:r>
-        <w:rPr>
-          <w:lang w:val="id_ID" w:bidi="id_ID"/>
-        </w:rPr>
-        <w:t>2 Tawarikh 20:20–21</w:t>
-      </w:r>
-      <w:r>
-        <w:rPr>
-          <w:lang w:val="id_ID" w:bidi="id_ID"/>
-        </w:rPr>
-      </w:r>
-    </w:p>
-    <w:p>
-      <w:pPr/>
-      <w:r>
-        <w:rPr>
-          <w:lang w:val="id_ID" w:bidi="id_ID"/>
-        </w:rPr>
-      </w:r>
-      <w:r>
-        <w:rPr>
-          <w:lang w:val="id_ID" w:bidi="id_ID"/>
-        </w:rPr>
-        <w:t>Nyanyian dari para penyanyi yang telah ditunjuk berfungsi menggantikan seruan perang. Nabi yang dimaksud adalah Yahaziel (</w:t>
-      </w:r>
-      <w:hyperlink r:id="rId203">
-        <w:r>
-          <w:rPr>
-            <w:lang w:val="id_ID" w:bidi="id_ID"/>
-          </w:rPr>
-          <w:rPr>
-            <w:color w:val="0000EE"/>
-            <w:u w:val="single"/>
-          </w:rPr>
-          <w:t>2 Tawarikh 20:14–17</w:t>
-        </w:r>
-      </w:hyperlink>
-      <w:r>
-        <w:rPr>
-          <w:lang w:val="id_ID" w:bidi="id_ID"/>
-        </w:rPr>
-        <w:t>) dan para pemusik dari suku Lewi (</w:t>
-      </w:r>
-      <w:hyperlink r:id="rId204">
-        <w:r>
-          <w:rPr>
-            <w:lang w:val="id_ID" w:bidi="id_ID"/>
-          </w:rPr>
-          <w:rPr>
-            <w:color w:val="0000EE"/>
-            <w:u w:val="single"/>
-          </w:rPr>
-          <w:t>20:21</w:t>
-        </w:r>
-      </w:hyperlink>
-      <w:r>
-        <w:rPr>
-          <w:lang w:val="id_ID" w:bidi="id_ID"/>
-        </w:rPr>
-        <w:t>). Pujian musik mereka saat berbaris menuju peperangan merupakan suatu nubuatan, yang menyatakan bahwa Allah memimpin laskar tersebut.</w:t>
-      </w:r>
-      <w:r>
-        <w:rPr>
-          <w:lang w:val="id_ID" w:bidi="id_ID"/>
-        </w:rPr>
-      </w:r>
-      <w:r>
-        <w:rPr>
-          <w:lang w:val="id_ID" w:bidi="id_ID"/>
-        </w:rPr>
-      </w:r>
-    </w:p>
-    <w:p>
-      <w:pPr/>
-      <w:r>
-        <w:rPr>
-          <w:lang w:val="id_ID" w:bidi="id_ID"/>
-        </w:rPr>
-      </w:r>
-    </w:p>
-    <w:p>
-      <w:pPr>
-        <w:pStyle w:val="Heading2"/>
-      </w:pPr>
-      <w:r>
-        <w:rPr>
-          <w:lang w:val="id_ID" w:bidi="id_ID"/>
-        </w:rPr>
-        <w:t>2 Tawarikh 20:32–33</w:t>
-      </w:r>
-      <w:r>
-        <w:rPr>
-          <w:lang w:val="id_ID" w:bidi="id_ID"/>
-        </w:rPr>
-      </w:r>
-    </w:p>
-    <w:p>
-      <w:pPr/>
-      <w:r>
-        <w:rPr>
-          <w:lang w:val="id_ID" w:bidi="id_ID"/>
-        </w:rPr>
-      </w:r>
-      <w:r>
-        <w:rPr>
-          <w:lang w:val="id_ID" w:bidi="id_ID"/>
-        </w:rPr>
-        <w:t xml:space="preserve">Perbandingan Yosafat dengan Asa diambil langsung dari </w:t>
-      </w:r>
-      <w:hyperlink r:id="rId205">
-        <w:r>
-          <w:rPr>
-            <w:lang w:val="id_ID" w:bidi="id_ID"/>
-          </w:rPr>
-          <w:rPr>
-            <w:color w:val="0000EE"/>
-            <w:u w:val="single"/>
-          </w:rPr>
-          <w:t>1 Raja-raja 22:43</w:t>
-        </w:r>
-      </w:hyperlink>
-      <w:r>
-        <w:rPr>
-          <w:lang w:val="id_ID" w:bidi="id_ID"/>
-        </w:rPr>
-        <w:t xml:space="preserve"> tanpa perubahan apa pun.</w:t>
-      </w:r>
-      <w:r>
-        <w:rPr>
-          <w:lang w:val="id_ID" w:bidi="id_ID"/>
-        </w:rPr>
-      </w:r>
-      <w:r>
-        <w:rPr>
-          <w:lang w:val="id_ID" w:bidi="id_ID"/>
-        </w:rPr>
-      </w:r>
-    </w:p>
-    <w:p>
-      <w:pPr/>
-      <w:r>
-        <w:rPr>
-          <w:lang w:val="id_ID" w:bidi="id_ID"/>
-        </w:rPr>
-      </w:r>
-    </w:p>
-    <w:p>
-      <w:pPr>
-        <w:pStyle w:val="Heading2"/>
-      </w:pPr>
-      <w:r>
-        <w:rPr>
-          <w:lang w:val="id_ID" w:bidi="id_ID"/>
-        </w:rPr>
-        <w:t>2 Tawarikh 20:35–37</w:t>
-      </w:r>
-      <w:r>
-        <w:rPr>
-          <w:lang w:val="id_ID" w:bidi="id_ID"/>
-        </w:rPr>
-      </w:r>
-    </w:p>
-    <w:p>
-      <w:pPr/>
-      <w:r>
-        <w:rPr>
-          <w:lang w:val="id_ID" w:bidi="id_ID"/>
-        </w:rPr>
-      </w:r>
-      <w:r>
-        <w:rPr>
-          <w:lang w:val="id_ID" w:bidi="id_ID"/>
-        </w:rPr>
-        <w:t>Tuhan menghancurkan armada tersebut untuk menghentikan aliansi Yosafat dengan Raja Ahazia dari Israel agar tidak berhasil.</w:t>
-      </w:r>
-      <w:r>
-        <w:rPr>
-          <w:lang w:val="id_ID" w:bidi="id_ID"/>
-        </w:rPr>
-      </w:r>
-      <w:r>
-        <w:rPr>
-          <w:lang w:val="id_ID" w:bidi="id_ID"/>
-        </w:rPr>
-      </w:r>
-    </w:p>
-    <w:p>
-      <w:pPr/>
-      <w:r>
-        <w:rPr>
-          <w:lang w:val="id_ID" w:bidi="id_ID"/>
-        </w:rPr>
-      </w:r>
-    </w:p>
-    <w:p>
-      <w:pPr>
-        <w:pStyle w:val="Heading2"/>
-      </w:pPr>
-      <w:r>
-        <w:rPr>
-          <w:lang w:val="id_ID" w:bidi="id_ID"/>
-        </w:rPr>
-        <w:t>2 Tawarikh 21:2–7</w:t>
-      </w:r>
-      <w:r>
-        <w:rPr>
-          <w:lang w:val="id_ID" w:bidi="id_ID"/>
-        </w:rPr>
-      </w:r>
-    </w:p>
-    <w:p>
-      <w:pPr/>
-      <w:r>
-        <w:rPr>
-          <w:lang w:val="id_ID" w:bidi="id_ID"/>
-        </w:rPr>
-      </w:r>
-      <w:r>
-        <w:rPr>
-          <w:lang w:val="id_ID" w:bidi="id_ID"/>
-        </w:rPr>
-        <w:t>Yoram, yang beristrikan Atalya, putri Ahab dan Izebel (</w:t>
-      </w:r>
-      <w:hyperlink r:id="rId206">
-        <w:r>
-          <w:rPr>
-            <w:lang w:val="id_ID" w:bidi="id_ID"/>
-          </w:rPr>
-          <w:rPr>
-            <w:color w:val="0000EE"/>
-            <w:u w:val="single"/>
-          </w:rPr>
-          <w:t>2 Tawarikh 18:1</w:t>
-        </w:r>
-      </w:hyperlink>
-      <w:r>
-        <w:rPr>
-          <w:lang w:val="id_ID" w:bidi="id_ID"/>
-        </w:rPr>
-        <w:t xml:space="preserve">; </w:t>
-      </w:r>
-      <w:hyperlink r:id="rId207">
-        <w:r>
-          <w:rPr>
-            <w:lang w:val="id_ID" w:bidi="id_ID"/>
-          </w:rPr>
-          <w:rPr>
-            <w:color w:val="0000EE"/>
-            <w:u w:val="single"/>
-          </w:rPr>
-          <w:t>21:6</w:t>
-        </w:r>
-      </w:hyperlink>
-      <w:r>
-        <w:rPr>
-          <w:lang w:val="id_ID" w:bidi="id_ID"/>
-        </w:rPr>
-        <w:t xml:space="preserve">; </w:t>
-      </w:r>
-      <w:hyperlink r:id="rId188">
-        <w:r>
-          <w:rPr>
-            <w:lang w:val="id_ID" w:bidi="id_ID"/>
-          </w:rPr>
-          <w:rPr>
-            <w:color w:val="0000EE"/>
-            <w:u w:val="single"/>
-          </w:rPr>
-          <w:t>22:2</w:t>
-        </w:r>
-      </w:hyperlink>
-      <w:r>
-        <w:rPr>
-          <w:lang w:val="id_ID" w:bidi="id_ID"/>
-        </w:rPr>
-        <w:t>), adalah raja pertama dari garis keturunan Daud yang menerima penilaian yang sepenuhnya negatif. Pembunuhan-pembunuhan yang dilakukannya (</w:t>
-      </w:r>
-      <w:hyperlink r:id="rId208">
-        <w:r>
-          <w:rPr>
-            <w:lang w:val="id_ID" w:bidi="id_ID"/>
-          </w:rPr>
-          <w:rPr>
-            <w:color w:val="0000EE"/>
-            <w:u w:val="single"/>
-          </w:rPr>
-          <w:t>2 Tawarikh 21:4</w:t>
-        </w:r>
-      </w:hyperlink>
-      <w:r>
-        <w:rPr>
-          <w:lang w:val="id_ID" w:bidi="id_ID"/>
-        </w:rPr>
-        <w:t>) secara serius mengancam kelangsungan dinasti, yang hanya terjaga karena kesetiaan Tuhan yang teguh kepada Daud (</w:t>
-      </w:r>
-      <w:hyperlink r:id="rId209">
-        <w:r>
-          <w:rPr>
-            <w:lang w:val="id_ID" w:bidi="id_ID"/>
-          </w:rPr>
-          <w:rPr>
-            <w:color w:val="0000EE"/>
-            <w:u w:val="single"/>
-          </w:rPr>
-          <w:t>21:7</w:t>
-        </w:r>
-      </w:hyperlink>
-      <w:r>
-        <w:rPr>
-          <w:lang w:val="id_ID" w:bidi="id_ID"/>
-        </w:rPr>
-        <w:t xml:space="preserve">). Pada tiga kesempatan lainnya, kekerasan terhadap keluarga kerajaan hampir mengakhiri dinasti tersebut (lihat </w:t>
-      </w:r>
-      <w:hyperlink r:id="rId210">
-        <w:r>
-          <w:rPr>
-            <w:lang w:val="id_ID" w:bidi="id_ID"/>
-          </w:rPr>
-          <w:rPr>
-            <w:color w:val="0000EE"/>
-            <w:u w:val="single"/>
-          </w:rPr>
-          <w:t>2 Tawarikh 21:17</w:t>
-        </w:r>
-      </w:hyperlink>
-      <w:r>
-        <w:rPr>
-          <w:lang w:val="id_ID" w:bidi="id_ID"/>
-        </w:rPr>
-        <w:t xml:space="preserve">; </w:t>
-      </w:r>
-      <w:hyperlink r:id="rId211">
-        <w:r>
-          <w:rPr>
-            <w:lang w:val="id_ID" w:bidi="id_ID"/>
-          </w:rPr>
-          <w:rPr>
-            <w:color w:val="0000EE"/>
-            <w:u w:val="single"/>
-          </w:rPr>
-          <w:t>22:8–9</w:t>
-        </w:r>
-      </w:hyperlink>
-      <w:r>
-        <w:rPr>
-          <w:lang w:val="id_ID" w:bidi="id_ID"/>
-        </w:rPr>
-        <w:t xml:space="preserve">, </w:t>
-      </w:r>
-      <w:hyperlink r:id="rId212">
+      <w:hyperlink r:id="rId218">
         <w:r>
           <w:rPr>
             <w:lang w:val="id_ID" w:bidi="id_ID"/>
@@ -12267,7 +12471,7 @@
         </w:rPr>
         <w:t>: Selama pemerintahan Salomo, mengendalikan Edom memungkinkan Israel mengakses perdagangan Arab yang kaya. Orang-orang Edom juga telah memberontak sebelum kematian Salomo (</w:t>
       </w:r>
-      <w:hyperlink r:id="rId213">
+      <w:hyperlink r:id="rId219">
         <w:r>
           <w:rPr>
             <w:lang w:val="id_ID" w:bidi="id_ID"/>
@@ -12285,7 +12489,7 @@
         </w:rPr>
         <w:t>) dan kemungkinan besar tidak berada di bawah penguasaan Rehabeam. Mereka tampaknya kembali berada di bawah kendali Yehuda setelah Yosafat mengalahkan mereka (</w:t>
       </w:r>
-      <w:hyperlink r:id="rId214">
+      <w:hyperlink r:id="rId220">
         <w:r>
           <w:rPr>
             <w:lang w:val="id_ID" w:bidi="id_ID"/>
@@ -12303,7 +12507,7 @@
         </w:rPr>
         <w:t xml:space="preserve">; bandingkan </w:t>
       </w:r>
-      <w:hyperlink r:id="rId215">
+      <w:hyperlink r:id="rId221">
         <w:r>
           <w:rPr>
             <w:lang w:val="id_ID" w:bidi="id_ID"/>
@@ -12435,7 +12639,7 @@
         </w:rPr>
         <w:t>Yoram tidak berhasil menghentikan pemberontakan pertama Edom dan Libna (</w:t>
       </w:r>
-      <w:hyperlink r:id="rId216">
+      <w:hyperlink r:id="rId222">
         <w:r>
           <w:rPr>
             <w:lang w:val="id_ID" w:bidi="id_ID"/>
@@ -12501,7 +12705,7 @@
         </w:rPr>
         <w:t xml:space="preserve">Yoram meninggal setelah menderita penyakit usus yang berkepanjangan dan menyakitkan. Ia tidak menerima upacara pemakaman kehormatan (lihat </w:t>
       </w:r>
-      <w:hyperlink r:id="rId217">
+      <w:hyperlink r:id="rId223">
         <w:r>
           <w:rPr>
             <w:lang w:val="id_ID" w:bidi="id_ID"/>
@@ -12634,7 +12838,7 @@
         </w:rPr>
         <w:t xml:space="preserve">). Atalya mirip dengan ibunya, Izebel (lihat </w:t>
       </w:r>
-      <w:hyperlink r:id="rId218">
+      <w:hyperlink r:id="rId224">
         <w:r>
           <w:rPr>
             <w:lang w:val="id_ID" w:bidi="id_ID"/>
@@ -12652,7 +12856,7 @@
         </w:rPr>
         <w:t xml:space="preserve">; bandingkan </w:t>
       </w:r>
-      <w:hyperlink r:id="rId219">
+      <w:hyperlink r:id="rId225">
         <w:r>
           <w:rPr>
             <w:lang w:val="id_ID" w:bidi="id_ID"/>
@@ -12670,7 +12874,7 @@
         </w:rPr>
         <w:t xml:space="preserve">), dan ia mengikuti jejak kakeknya, Omri (lihat </w:t>
       </w:r>
-      <w:hyperlink r:id="rId220">
+      <w:hyperlink r:id="rId226">
         <w:r>
           <w:rPr>
             <w:lang w:val="id_ID" w:bidi="id_ID"/>
@@ -12753,7 +12957,7 @@
         </w:rPr>
         <w:t xml:space="preserve"> sebuah kota bagi orang-orang Lewi di tanah Gad (</w:t>
       </w:r>
-      <w:hyperlink r:id="rId221">
+      <w:hyperlink r:id="rId227">
         <w:r>
           <w:rPr>
             <w:lang w:val="id_ID" w:bidi="id_ID"/>
@@ -13090,7 +13294,7 @@
         </w:rPr>
         <w:t xml:space="preserve">Ketika Yoas, yang berusia tujuh tahun, diurapi dan dimahkotai sebagai raja, ia menerima sebuah salinan hukum, sesuai dengan ketentuan hukum Taurat (lihat </w:t>
       </w:r>
-      <w:hyperlink r:id="rId175">
+      <w:hyperlink r:id="rId181">
         <w:r>
           <w:rPr>
             <w:lang w:val="id_ID" w:bidi="id_ID"/>
@@ -13348,7 +13552,7 @@
         </w:rPr>
         <w:t>Kita tidak tahu kapan Yoas pertama kali mencoba memperbaiki Bait Suci. Setelah gagal mengumpulkan uang pada kesempatan pertama, Yoas memanggil Yoyada lagi pada tahun kedua puluh tiga pemerintahannya (</w:t>
       </w:r>
-      <w:hyperlink r:id="rId222">
+      <w:hyperlink r:id="rId228">
         <w:r>
           <w:rPr>
             <w:lang w:val="id_ID" w:bidi="id_ID"/>
@@ -13414,7 +13618,7 @@
         </w:rPr>
         <w:t>Kitab Raja-raja menyatakan bahwa uang yang dikumpulkan untuk memperbaiki Bait Suci hanya digunakan untuk membayar upah (</w:t>
       </w:r>
-      <w:hyperlink r:id="rId223">
+      <w:hyperlink r:id="rId229">
         <w:r>
           <w:rPr>
             <w:lang w:val="id_ID" w:bidi="id_ID"/>
@@ -13532,7 +13736,7 @@
         </w:rPr>
         <w:t>Yoyada dengan hati-hati melindungi pelataran Bait Tuhan dari pertumpahan darah dan menjaga dinasti Daud. Ironisnya, Zakharia, putranya, dibunuh di sana oleh Raja Yoas, yang telah dilindungi Yoyada selama kudeta. Yesus menyebut pembunuhan ini ketika mengkritik para pemimpin agama (</w:t>
       </w:r>
-      <w:hyperlink r:id="rId224">
+      <w:hyperlink r:id="rId230">
         <w:r>
           <w:rPr>
             <w:lang w:val="id_ID" w:bidi="id_ID"/>
@@ -13550,7 +13754,7 @@
         </w:rPr>
         <w:t xml:space="preserve">; </w:t>
       </w:r>
-      <w:hyperlink r:id="rId225">
+      <w:hyperlink r:id="rId231">
         <w:r>
           <w:rPr>
             <w:lang w:val="id_ID" w:bidi="id_ID"/>
@@ -13599,7 +13803,7 @@
         </w:rPr>
         <w:t xml:space="preserve">: Doa untuk pembalasan ini mirip dengan doa-doa yang dipanjatkan Raja Daud terhadap ketidakadilan Saul (bandingkan </w:t>
       </w:r>
-      <w:hyperlink r:id="rId226">
+      <w:hyperlink r:id="rId232">
         <w:r>
           <w:rPr>
             <w:lang w:val="id_ID" w:bidi="id_ID"/>
@@ -13617,7 +13821,7 @@
         </w:rPr>
         <w:t xml:space="preserve">; </w:t>
       </w:r>
-      <w:hyperlink r:id="rId227">
+      <w:hyperlink r:id="rId233">
         <w:r>
           <w:rPr>
             <w:lang w:val="id_ID" w:bidi="id_ID"/>
@@ -13635,7 +13839,7 @@
         </w:rPr>
         <w:t xml:space="preserve">; </w:t>
       </w:r>
-      <w:hyperlink r:id="rId228">
+      <w:hyperlink r:id="rId234">
         <w:r>
           <w:rPr>
             <w:lang w:val="id_ID" w:bidi="id_ID"/>
@@ -13653,7 +13857,7 @@
         </w:rPr>
         <w:t xml:space="preserve">; </w:t>
       </w:r>
-      <w:hyperlink r:id="rId229">
+      <w:hyperlink r:id="rId235">
         <w:r>
           <w:rPr>
             <w:lang w:val="id_ID" w:bidi="id_ID"/>
@@ -13671,7 +13875,7 @@
         </w:rPr>
         <w:t xml:space="preserve">; </w:t>
       </w:r>
-      <w:hyperlink r:id="rId230">
+      <w:hyperlink r:id="rId236">
         <w:r>
           <w:rPr>
             <w:lang w:val="id_ID" w:bidi="id_ID"/>
@@ -13689,7 +13893,7 @@
         </w:rPr>
         <w:t xml:space="preserve">; </w:t>
       </w:r>
-      <w:hyperlink r:id="rId231">
+      <w:hyperlink r:id="rId237">
         <w:r>
           <w:rPr>
             <w:lang w:val="id_ID" w:bidi="id_ID"/>
@@ -13815,7 +14019,7 @@
         </w:rPr>
         <w:t>Yoyada dimakamkan sesuai tradisi kerajaan (</w:t>
       </w:r>
-      <w:hyperlink r:id="rId232">
+      <w:hyperlink r:id="rId238">
         <w:r>
           <w:rPr>
             <w:lang w:val="id_ID" w:bidi="id_ID"/>
@@ -13888,7 +14092,7 @@
         </w:rPr>
         <w:t xml:space="preserve">, yang digunakan oleh penulis Tawarikh sebagai sumber, sudah tidak ditemukan lagi saat ini (lihat juga </w:t>
       </w:r>
-      <w:hyperlink r:id="rId233">
+      <w:hyperlink r:id="rId239">
         <w:r>
           <w:rPr>
             <w:lang w:val="id_ID" w:bidi="id_ID"/>
@@ -14009,7 +14213,7 @@
         </w:rPr>
         <w:t xml:space="preserve">: Lihat </w:t>
       </w:r>
-      <w:hyperlink r:id="rId234">
+      <w:hyperlink r:id="rId240">
         <w:r>
           <w:rPr>
             <w:lang w:val="id_ID" w:bidi="id_ID"/>
@@ -14236,7 +14440,7 @@
         </w:rPr>
         <w:t xml:space="preserve"> merujuk kepada seorang nabi (seperti dalam </w:t>
       </w:r>
-      <w:hyperlink r:id="rId235">
+      <w:hyperlink r:id="rId241">
         <w:r>
           <w:rPr>
             <w:lang w:val="id_ID" w:bidi="id_ID"/>
@@ -14254,7 +14458,7 @@
         </w:rPr>
         <w:t xml:space="preserve">; </w:t>
       </w:r>
-      <w:hyperlink r:id="rId236">
+      <w:hyperlink r:id="rId242">
         <w:r>
           <w:rPr>
             <w:lang w:val="id_ID" w:bidi="id_ID"/>
@@ -14272,7 +14476,7 @@
         </w:rPr>
         <w:t xml:space="preserve">; </w:t>
       </w:r>
-      <w:hyperlink r:id="rId237">
+      <w:hyperlink r:id="rId243">
         <w:r>
           <w:rPr>
             <w:lang w:val="id_ID" w:bidi="id_ID"/>
@@ -14290,7 +14494,7 @@
         </w:rPr>
         <w:t xml:space="preserve">; </w:t>
       </w:r>
-      <w:hyperlink r:id="rId238">
+      <w:hyperlink r:id="rId244">
         <w:r>
           <w:rPr>
             <w:lang w:val="id_ID" w:bidi="id_ID"/>
@@ -14385,7 +14589,7 @@
         </w:rPr>
         <w:t>, yang terletak di selatan Laut Mati, sering menjadi lokasi pertempuran. Daud juga bertempur melawan orang-orang Edom di sana (</w:t>
       </w:r>
-      <w:hyperlink r:id="rId239">
+      <w:hyperlink r:id="rId245">
         <w:r>
           <w:rPr>
             <w:lang w:val="id_ID" w:bidi="id_ID"/>
@@ -14403,7 +14607,7 @@
         </w:rPr>
         <w:t xml:space="preserve">; lihat </w:t>
       </w:r>
-      <w:hyperlink r:id="rId240">
+      <w:hyperlink r:id="rId246">
         <w:r>
           <w:rPr>
             <w:lang w:val="id_ID" w:bidi="id_ID"/>
@@ -14439,7 +14643,7 @@
         </w:rPr>
         <w:t>Amazia tidak merebut pelabuhan di Elat (</w:t>
       </w:r>
-      <w:hyperlink r:id="rId241">
+      <w:hyperlink r:id="rId247">
         <w:r>
           <w:rPr>
             <w:lang w:val="id_ID" w:bidi="id_ID"/>
@@ -14505,7 +14709,7 @@
         </w:rPr>
         <w:t xml:space="preserve">Para penakluk terkadang menyembah para allah dari bangsa yang mereka kalahkan, dengan keliru mengira bahwa dewa-dewa tersebut membantu mereka meraih kemenangan. Amazia memiliki keyakinan ini; ia tidak mengakui bahwa Tuhan adalah satu-satunya Allah yang benar (lihat </w:t>
       </w:r>
-      <w:hyperlink r:id="rId242">
+      <w:hyperlink r:id="rId248">
         <w:r>
           <w:rPr>
             <w:lang w:val="id_ID" w:bidi="id_ID"/>
@@ -14523,7 +14727,7 @@
         </w:rPr>
         <w:t xml:space="preserve">; </w:t>
       </w:r>
-      <w:hyperlink r:id="rId243">
+      <w:hyperlink r:id="rId249">
         <w:r>
           <w:rPr>
             <w:lang w:val="id_ID" w:bidi="id_ID"/>
@@ -14541,7 +14745,7 @@
         </w:rPr>
         <w:t xml:space="preserve">; </w:t>
       </w:r>
-      <w:hyperlink r:id="rId244">
+      <w:hyperlink r:id="rId250">
         <w:r>
           <w:rPr>
             <w:lang w:val="id_ID" w:bidi="id_ID"/>
@@ -14607,7 +14811,7 @@
         </w:rPr>
         <w:t xml:space="preserve">Amazia menunjukkan kesombongannya dengan tidak mencari Allah. Ia terlalu memandang tinggi kekuatan militernya setelah mengalahkan Edom. Keputusannya untuk melawan Yoas berasal dari kepercayaannya pada allah-allah lain dan mengabaikan penghakiman Allah (lihat </w:t>
       </w:r>
-      <w:hyperlink r:id="rId245">
+      <w:hyperlink r:id="rId251">
         <w:r>
           <w:rPr>
             <w:lang w:val="id_ID" w:bidi="id_ID"/>
@@ -14625,7 +14829,7 @@
         </w:rPr>
         <w:t xml:space="preserve">; </w:t>
       </w:r>
-      <w:hyperlink r:id="rId246">
+      <w:hyperlink r:id="rId252">
         <w:r>
           <w:rPr>
             <w:lang w:val="id_ID" w:bidi="id_ID"/>
@@ -14787,7 +14991,7 @@
         </w:rPr>
         <w:t>Penulis Tawarikh memperkenalkan Uzia, yang juga dikenal sebagai Azarya dalam Kitab Raja-raja, sebanyak dua kali (</w:t>
       </w:r>
-      <w:hyperlink r:id="rId247">
+      <w:hyperlink r:id="rId253">
         <w:r>
           <w:rPr>
             <w:lang w:val="id_ID" w:bidi="id_ID"/>
@@ -14805,7 +15009,7 @@
         </w:rPr>
         <w:t xml:space="preserve">, </w:t>
       </w:r>
-      <w:hyperlink r:id="rId248">
+      <w:hyperlink r:id="rId254">
         <w:r>
           <w:rPr>
             <w:lang w:val="id_ID" w:bidi="id_ID"/>
@@ -14823,7 +15027,7 @@
         </w:rPr>
         <w:t>). Ia mengutip dua bagian dari Kitab Raja-raja (</w:t>
       </w:r>
-      <w:hyperlink r:id="rId249">
+      <w:hyperlink r:id="rId255">
         <w:r>
           <w:rPr>
             <w:lang w:val="id_ID" w:bidi="id_ID"/>
@@ -14841,7 +15045,7 @@
         </w:rPr>
         <w:t xml:space="preserve">; </w:t>
       </w:r>
-      <w:hyperlink r:id="rId250">
+      <w:hyperlink r:id="rId256">
         <w:r>
           <w:rPr>
             <w:lang w:val="id_ID" w:bidi="id_ID"/>
@@ -14955,7 +15159,7 @@
         </w:rPr>
         <w:t>Ayat-ayat ini merangkum pencapaian Uzia dalam cakupan antar bangsa. Ia menaklukkan wilayah-wilayah di barat, selatan, dan tenggara, tetapi tidak ke utara, di mana kerajaan Yerobeam II bekuasa dengan kuat (</w:t>
       </w:r>
-      <w:hyperlink r:id="rId251">
+      <w:hyperlink r:id="rId257">
         <w:r>
           <w:rPr>
             <w:lang w:val="id_ID" w:bidi="id_ID"/>
@@ -14973,7 +15177,7 @@
         </w:rPr>
         <w:t>). Dengan tuntunan Allah (</w:t>
       </w:r>
-      <w:hyperlink r:id="rId252">
+      <w:hyperlink r:id="rId258">
         <w:r>
           <w:rPr>
             <w:lang w:val="id_ID" w:bidi="id_ID"/>
@@ -15043,7 +15247,7 @@
         </w:rPr>
         <w:t>Uzia memperbaiki kerusakan pada tembok Yerusalem yang disebabkan oleh Yoas selama serangannya terhadap Amazia. Uzia mungkin juga memperbaiki kerusakan akibat gempa bumi terkenal yang terjadi pada masanya (</w:t>
       </w:r>
-      <w:hyperlink r:id="rId253">
+      <w:hyperlink r:id="rId259">
         <w:r>
           <w:rPr>
             <w:lang w:val="id_ID" w:bidi="id_ID"/>
@@ -15061,7 +15265,7 @@
         </w:rPr>
         <w:t xml:space="preserve">; </w:t>
       </w:r>
-      <w:hyperlink r:id="rId254">
+      <w:hyperlink r:id="rId260">
         <w:r>
           <w:rPr>
             <w:lang w:val="id_ID" w:bidi="id_ID"/>
@@ -15193,7 +15397,7 @@
         </w:rPr>
         <w:t>Penyakit kusta yang diderita Uzia adalah hukuman karena melanggar perjanjian dengan membakar ukupan di dalam Bait Suci. Hanya imam yang diperkenankan melakukan hal ini (</w:t>
       </w:r>
-      <w:hyperlink r:id="rId255">
+      <w:hyperlink r:id="rId261">
         <w:r>
           <w:rPr>
             <w:lang w:val="id_ID" w:bidi="id_ID"/>
@@ -15211,7 +15415,7 @@
         </w:rPr>
         <w:t xml:space="preserve">; </w:t>
       </w:r>
-      <w:hyperlink r:id="rId256">
+      <w:hyperlink r:id="rId262">
         <w:r>
           <w:rPr>
             <w:lang w:val="id_ID" w:bidi="id_ID"/>
@@ -15351,7 +15555,7 @@
         </w:rPr>
         <w:t xml:space="preserve"> (</w:t>
       </w:r>
-      <w:hyperlink r:id="rId257">
+      <w:hyperlink r:id="rId263">
         <w:r>
           <w:rPr>
             <w:lang w:val="id_ID" w:bidi="id_ID"/>
@@ -15381,7 +15585,7 @@
         </w:rPr>
         <w:t xml:space="preserve">). Ahas mungkin menjalani upacara penobatan resminya setelah kematian Yotam pada 732 SM, sehingga penulis 2 Tawarikh menghitung pemerintahan resmi Ahas dimulai pada 731 SM (lihat </w:t>
       </w:r>
-      <w:hyperlink r:id="rId258">
+      <w:hyperlink r:id="rId264">
         <w:r>
           <w:rPr>
             <w:lang w:val="id_ID" w:bidi="id_ID"/>
@@ -15495,7 +15699,7 @@
         </w:rPr>
         <w:t>Uzia menerima upeti dari orang-orang Amon (</w:t>
       </w:r>
-      <w:hyperlink r:id="rId259">
+      <w:hyperlink r:id="rId265">
         <w:r>
           <w:rPr>
             <w:lang w:val="id_ID" w:bidi="id_ID"/>
@@ -15513,7 +15717,7 @@
         </w:rPr>
         <w:t>), dan Yotam terus menguasai tanah mereka di sebelah timur Yordan. Pembayaran ini terhenti setelah tiga tahun, mungkin karena Yotam sibuk berperang melawan Israel dan Aram (</w:t>
       </w:r>
-      <w:hyperlink r:id="rId260">
+      <w:hyperlink r:id="rId266">
         <w:r>
           <w:rPr>
             <w:lang w:val="id_ID" w:bidi="id_ID"/>
@@ -15627,7 +15831,7 @@
         </w:rPr>
         <w:t xml:space="preserve">Ahas bahkan mengorbankan anak-anaknya sendiri dengan membakar mereka. Ia meniru tindakan mengerikan yang dilakukan oleh orang-orang Kanaan (lihat </w:t>
       </w:r>
-      <w:hyperlink r:id="rId261">
+      <w:hyperlink r:id="rId267">
         <w:r>
           <w:rPr>
             <w:lang w:val="id_ID" w:bidi="id_ID"/>
@@ -15645,7 +15849,7 @@
         </w:rPr>
         <w:t xml:space="preserve">; </w:t>
       </w:r>
-      <w:hyperlink r:id="rId262">
+      <w:hyperlink r:id="rId268">
         <w:r>
           <w:rPr>
             <w:lang w:val="id_ID" w:bidi="id_ID"/>
@@ -15663,7 +15867,7 @@
         </w:rPr>
         <w:t xml:space="preserve">; </w:t>
       </w:r>
-      <w:hyperlink r:id="rId263">
+      <w:hyperlink r:id="rId269">
         <w:r>
           <w:rPr>
             <w:lang w:val="id_ID" w:bidi="id_ID"/>
@@ -15681,7 +15885,7 @@
         </w:rPr>
         <w:t xml:space="preserve">; </w:t>
       </w:r>
-      <w:hyperlink r:id="rId264">
+      <w:hyperlink r:id="rId270">
         <w:r>
           <w:rPr>
             <w:lang w:val="id_ID" w:bidi="id_ID"/>
@@ -15699,7 +15903,7 @@
         </w:rPr>
         <w:t xml:space="preserve">; </w:t>
       </w:r>
-      <w:hyperlink r:id="rId265">
+      <w:hyperlink r:id="rId271">
         <w:r>
           <w:rPr>
             <w:lang w:val="id_ID" w:bidi="id_ID"/>
@@ -15772,7 +15976,7 @@
         </w:rPr>
         <w:t>: Meskipun Tuhan memakai Israel untuk menghukum Yehuda, perjanjian melarang tindakan yang memperbudak dan membunuh sesama orang Israel (</w:t>
       </w:r>
-      <w:hyperlink r:id="rId266">
+      <w:hyperlink r:id="rId272">
         <w:r>
           <w:rPr>
             <w:lang w:val="id_ID" w:bidi="id_ID"/>
@@ -15790,7 +15994,7 @@
         </w:rPr>
         <w:t xml:space="preserve">; </w:t>
       </w:r>
-      <w:hyperlink r:id="rId267">
+      <w:hyperlink r:id="rId273">
         <w:r>
           <w:rPr>
             <w:lang w:val="id_ID" w:bidi="id_ID"/>
@@ -15898,7 +16102,7 @@
         </w:rPr>
         <w:t>: Selanjutnya, pada masa pemerintahan Ahas, kerajaan Israel akan mengalami kehancuran dan pembuangan pada tahun 722 SM (</w:t>
       </w:r>
-      <w:hyperlink r:id="rId268">
+      <w:hyperlink r:id="rId274">
         <w:r>
           <w:rPr>
             <w:lang w:val="id_ID" w:bidi="id_ID"/>
@@ -15971,7 +16175,7 @@
         </w:rPr>
         <w:t xml:space="preserve">: Lihat </w:t>
       </w:r>
-      <w:hyperlink r:id="rId269">
+      <w:hyperlink r:id="rId275">
         <w:r>
           <w:rPr>
             <w:lang w:val="id_ID" w:bidi="id_ID"/>
@@ -16085,7 +16289,7 @@
         </w:rPr>
         <w:t>Raja Ahas menolak Tuhan dengan membangun mezbah yang mirip dengan yang ada di Damsyik (</w:t>
       </w:r>
-      <w:hyperlink r:id="rId270">
+      <w:hyperlink r:id="rId276">
         <w:r>
           <w:rPr>
             <w:lang w:val="id_ID" w:bidi="id_ID"/>
@@ -16199,7 +16403,7 @@
         </w:rPr>
         <w:t>Samaria, ibu kota kerajaan utara, Israel, jatuh ke tangan Asyur pada tahun 722 SM. Kejadian ini berlangsung pada tahun kedua puluh satu pemerintahan Ahas di Yehuda (</w:t>
       </w:r>
-      <w:hyperlink r:id="rId271">
+      <w:hyperlink r:id="rId277">
         <w:r>
           <w:rPr>
             <w:lang w:val="id_ID" w:bidi="id_ID"/>
@@ -16313,7 +16517,7 @@
         </w:rPr>
         <w:t>Tindakan pertama Raja Hizkia adalah memperbaiki pintu-pintu Bait Suci (</w:t>
       </w:r>
-      <w:hyperlink r:id="rId272">
+      <w:hyperlink r:id="rId278">
         <w:r>
           <w:rPr>
             <w:lang w:val="id_ID" w:bidi="id_ID"/>
@@ -16357,7 +16561,7 @@
         </w:rPr>
         <w:t>, “Yahweh memperkuat”). Tindakan ini mempersiapkan panggung untuk ucapan raja kepada para imam dan orang Lewi (</w:t>
       </w:r>
-      <w:hyperlink r:id="rId273">
+      <w:hyperlink r:id="rId279">
         <w:r>
           <w:rPr>
             <w:lang w:val="id_ID" w:bidi="id_ID"/>
@@ -16423,7 +16627,7 @@
         </w:rPr>
         <w:t>Ucapan Hizkia menggunakan kata-kata yang umum selama pengasingan untuk menggambarkan kegagalan bangsa. Seperti saat perpecahan di zaman Rehabeam (</w:t>
       </w:r>
-      <w:hyperlink r:id="rId108">
+      <w:hyperlink r:id="rId114">
         <w:r>
           <w:rPr>
             <w:lang w:val="id_ID" w:bidi="id_ID"/>
@@ -16441,7 +16645,7 @@
         </w:rPr>
         <w:t xml:space="preserve">; lihat </w:t>
       </w:r>
-      <w:hyperlink r:id="rId125">
+      <w:hyperlink r:id="rId131">
         <w:r>
           <w:rPr>
             <w:lang w:val="id_ID" w:bidi="id_ID"/>
@@ -16507,7 +16711,7 @@
         </w:rPr>
         <w:t xml:space="preserve">Kehat, Merari, dan Gerson adalah tiga orang anak Lewi. Keturunan mereka membentuk tiga bani utama dalam suku Lewi (lihat </w:t>
       </w:r>
-      <w:hyperlink r:id="rId274">
+      <w:hyperlink r:id="rId280">
         <w:r>
           <w:rPr>
             <w:lang w:val="id_ID" w:bidi="id_ID"/>
@@ -16573,7 +16777,7 @@
         </w:rPr>
         <w:t xml:space="preserve">Untuk memulai penyucian Bait Suci, orang-orang Lewi terlebih dahulu menyucikan diri mereka sendiri. Mereka mungkin melakukannya dengan membawa persembahan (lihat </w:t>
       </w:r>
-      <w:hyperlink r:id="rId275">
+      <w:hyperlink r:id="rId281">
         <w:r>
           <w:rPr>
             <w:lang w:val="id_ID" w:bidi="id_ID"/>
@@ -16613,7 +16817,7 @@
         </w:rPr>
         <w:t xml:space="preserve">Pemurnian (menghilangkan pencemaran, </w:t>
       </w:r>
-      <w:hyperlink r:id="rId276">
+      <w:hyperlink r:id="rId282">
         <w:r>
           <w:rPr>
             <w:lang w:val="id_ID" w:bidi="id_ID"/>
@@ -16649,7 +16853,7 @@
         </w:rPr>
         <w:t xml:space="preserve">Penyucian (mendedikasikan kembali Bait Suci untuk ibadah yang suci, </w:t>
       </w:r>
-      <w:hyperlink r:id="rId277">
+      <w:hyperlink r:id="rId283">
         <w:r>
           <w:rPr>
             <w:lang w:val="id_ID" w:bidi="id_ID"/>
@@ -16715,7 +16919,7 @@
         </w:rPr>
         <w:t xml:space="preserve">Lembu jantan, domba jantan, dan anak domba digunakan untuk korban bakaran, sedangkan kambing jantan digunakan untuk korban penghapus dosa (lihat </w:t>
       </w:r>
-      <w:hyperlink r:id="rId278">
+      <w:hyperlink r:id="rId284">
         <w:r>
           <w:rPr>
             <w:lang w:val="id_ID" w:bidi="id_ID"/>
@@ -16733,7 +16937,7 @@
         </w:rPr>
         <w:t xml:space="preserve">; </w:t>
       </w:r>
-      <w:hyperlink r:id="rId279">
+      <w:hyperlink r:id="rId285">
         <w:r>
           <w:rPr>
             <w:lang w:val="id_ID" w:bidi="id_ID"/>
@@ -16821,7 +17025,7 @@
         </w:rPr>
         <w:t xml:space="preserve">Persembahan syukur juga dikenal sebagai persembahan pujian, korban keselamatan, atau persembahan kesejahteraan (lihat </w:t>
       </w:r>
-      <w:hyperlink r:id="rId280">
+      <w:hyperlink r:id="rId286">
         <w:r>
           <w:rPr>
             <w:lang w:val="id_ID" w:bidi="id_ID"/>
@@ -16935,7 +17139,7 @@
         </w:rPr>
         <w:t>Kisah perayaan Paskah Hizkia ini menyoroti fokus Penulis Tawarikh pada persatuan Israel, kesiapan rohani umat, dan keberhasilan dalam mengikuti rencana pemulihan Salomo saat penahbisan Bait Suci (</w:t>
       </w:r>
-      <w:hyperlink r:id="rId115">
+      <w:hyperlink r:id="rId121">
         <w:r>
           <w:rPr>
             <w:lang w:val="id_ID" w:bidi="id_ID"/>
@@ -17001,7 +17205,7 @@
         </w:rPr>
         <w:t>Lebih dari sebulan keterlambatan dari biasanya, hukum Taurat mengizinkan Paskah ditunda jika seseorang secara seremonial tidak tahir atau sedang dalam perjalanan jauh (</w:t>
       </w:r>
-      <w:hyperlink r:id="rId281">
+      <w:hyperlink r:id="rId287">
         <w:r>
           <w:rPr>
             <w:lang w:val="id_ID" w:bidi="id_ID"/>
@@ -17115,7 +17319,7 @@
         </w:rPr>
         <w:t>Bangsa Asyur menaklukkan kerajaan utara (</w:t>
       </w:r>
-      <w:hyperlink r:id="rId282">
+      <w:hyperlink r:id="rId288">
         <w:r>
           <w:rPr>
             <w:lang w:val="id_ID" w:bidi="id_ID"/>
@@ -17181,7 +17385,7 @@
         </w:rPr>
         <w:t>Beberapa orang merendahkan diri, memenuhi persyaratan pertama dalam rumusan yang ditetapkan Salomo (</w:t>
       </w:r>
-      <w:hyperlink r:id="rId115">
+      <w:hyperlink r:id="rId121">
         <w:r>
           <w:rPr>
             <w:lang w:val="id_ID" w:bidi="id_ID"/>
@@ -17343,7 +17547,7 @@
         </w:rPr>
         <w:t xml:space="preserve">Banyak peziarah melakukan perjalanan jauh dari negeri-negeri lain dan tidak dapat menjalani upacara penyucian. Mereka tidak siap untuk bergabung dalam upacara tersebut. Hizkia mengizinkan mereka makan Paskah tanpa ritual persembahan korban, meskipun mereka tidak suci. Dia berdoa agar Allah menerima ibadah mereka. Hizkia mengikuti proses pemulihan (lihat </w:t>
       </w:r>
-      <w:hyperlink r:id="rId115">
+      <w:hyperlink r:id="rId121">
         <w:r>
           <w:rPr>
             <w:lang w:val="id_ID" w:bidi="id_ID"/>
@@ -17438,7 +17642,7 @@
         </w:rPr>
         <w:t xml:space="preserve">: Bandingkan dengan </w:t>
       </w:r>
-      <w:hyperlink r:id="rId115">
+      <w:hyperlink r:id="rId121">
         <w:r>
           <w:rPr>
             <w:lang w:val="id_ID" w:bidi="id_ID"/>
@@ -17703,7 +17907,7 @@
         </w:rPr>
         <w:t xml:space="preserve"> mungkin merujuk pada uang hasil penjualan hewan-hewan tersebut, bukan hewan itu sendiri. Hukum mengizinkan orang-orang untuk menukar hasil ladang mereka dengan uang (</w:t>
       </w:r>
-      <w:hyperlink r:id="rId283">
+      <w:hyperlink r:id="rId289">
         <w:r>
           <w:rPr>
             <w:lang w:val="id_ID" w:bidi="id_ID"/>
@@ -17721,7 +17925,7 @@
         </w:rPr>
         <w:t>) dan memakan dagingnya di rumah (</w:t>
       </w:r>
-      <w:hyperlink r:id="rId284">
+      <w:hyperlink r:id="rId290">
         <w:r>
           <w:rPr>
             <w:lang w:val="id_ID" w:bidi="id_ID"/>
@@ -17787,7 +17991,7 @@
         </w:rPr>
         <w:t>Kemurahan hati yang luar biasa dari umat Israel mengingatkan kita pada saat mereka pertama kali membangun Kemah Suci (</w:t>
       </w:r>
-      <w:hyperlink r:id="rId285">
+      <w:hyperlink r:id="rId291">
         <w:r>
           <w:rPr>
             <w:lang w:val="id_ID" w:bidi="id_ID"/>
@@ -17853,7 +18057,7 @@
         </w:rPr>
         <w:t xml:space="preserve">Banyak orang Lewi, terutama dari kota-kota kecil, dapat melayani. Kelompok-kelompok kecil melakukan perjalanan ke Yerusalem secara bergiliran untuk periode yang singkat (lihat </w:t>
       </w:r>
-      <w:hyperlink r:id="rId286">
+      <w:hyperlink r:id="rId292">
         <w:r>
           <w:rPr>
             <w:lang w:val="id_ID" w:bidi="id_ID"/>
@@ -17919,7 +18123,7 @@
         </w:rPr>
         <w:t xml:space="preserve"> Penulis kitab Tawarikh merangkum kisah panjang pengepungan Yerusalem dalam dua puluh tiga ayat (bandingkan </w:t>
       </w:r>
-      <w:hyperlink r:id="rId287">
+      <w:hyperlink r:id="rId293">
         <w:r>
           <w:rPr>
             <w:lang w:val="id_ID" w:bidi="id_ID"/>
@@ -17937,7 +18141,7 @@
         </w:rPr>
         <w:t xml:space="preserve">; </w:t>
       </w:r>
-      <w:hyperlink r:id="rId288">
+      <w:hyperlink r:id="rId294">
         <w:r>
           <w:rPr>
             <w:lang w:val="id_ID" w:bidi="id_ID"/>
@@ -18003,7 +18207,7 @@
         </w:rPr>
         <w:t>Serangan Sanherib bukanlah suatu kejutan; Hizkia memprovokasinya dengan melanggar perjanjian (</w:t>
       </w:r>
-      <w:hyperlink r:id="rId289">
+      <w:hyperlink r:id="rId295">
         <w:r>
           <w:rPr>
             <w:lang w:val="id_ID" w:bidi="id_ID"/>
@@ -18021,7 +18225,7 @@
         </w:rPr>
         <w:t xml:space="preserve">, </w:t>
       </w:r>
-      <w:hyperlink r:id="rId290">
+      <w:hyperlink r:id="rId296">
         <w:r>
           <w:rPr>
             <w:lang w:val="id_ID" w:bidi="id_ID"/>
@@ -18087,7 +18291,7 @@
         </w:rPr>
         <w:t>Ancaman raja Asyur menyoroti masalah utama bagi warga Yerusalem. Pertanyaan sebenarnya adalah apakah mereka harus percaya kepada Allah. Raja dari pihak musuh mengklaim bahwa Hizkia tidak dapat dipercaya (</w:t>
       </w:r>
-      <w:hyperlink r:id="rId291">
+      <w:hyperlink r:id="rId297">
         <w:r>
           <w:rPr>
             <w:lang w:val="id_ID" w:bidi="id_ID"/>
@@ -18105,7 +18309,7 @@
         </w:rPr>
         <w:t>) karena dia telah membuat Tuhan marah dengan menyingkirkan tempat-tempat suci dan mezbah-mezbah Allah. Namun, yang terjadi justru sebaliknya. Reformasi ini adalah tindakan kesetiaan Hizkia yang terbesar kepada Tuhan. Pertanyaannya adalah apakah Allah dapat dipercaya untuk melawan kekuatan Asyur (</w:t>
       </w:r>
-      <w:hyperlink r:id="rId292">
+      <w:hyperlink r:id="rId298">
         <w:r>
           <w:rPr>
             <w:lang w:val="id_ID" w:bidi="id_ID"/>
@@ -18171,7 +18375,7 @@
         </w:rPr>
         <w:t xml:space="preserve">Nasib Sanherib mirip dengan kisah dalam Kitab Raja-Raja (lihat </w:t>
       </w:r>
-      <w:hyperlink r:id="rId293">
+      <w:hyperlink r:id="rId299">
         <w:r>
           <w:rPr>
             <w:lang w:val="id_ID" w:bidi="id_ID"/>
@@ -18381,7 +18585,7 @@
         </w:rPr>
         <w:t xml:space="preserve">Kunjungan oleh utusan-utusan raja-raja Babel dijelaskan lebih rinci dalam </w:t>
       </w:r>
-      <w:hyperlink r:id="rId294">
+      <w:hyperlink r:id="rId300">
         <w:r>
           <w:rPr>
             <w:lang w:val="id_ID" w:bidi="id_ID"/>
@@ -18495,7 +18699,7 @@
         </w:rPr>
         <w:t xml:space="preserve">Patung berhala yang telah dibuatnya itu melambangkan Asyera (lihat </w:t>
       </w:r>
-      <w:hyperlink r:id="rId295">
+      <w:hyperlink r:id="rId301">
         <w:r>
           <w:rPr>
             <w:lang w:val="id_ID" w:bidi="id_ID"/>
@@ -18622,7 +18826,7 @@
         </w:rPr>
         <w:t>Tanggapan Manasye memenuhi persyaratan dalam doa Salomo pada saat pentahbisan Bait Suci (</w:t>
       </w:r>
-      <w:hyperlink r:id="rId115">
+      <w:hyperlink r:id="rId121">
         <w:r>
           <w:rPr>
             <w:lang w:val="id_ID" w:bidi="id_ID"/>
@@ -18688,7 +18892,7 @@
         </w:rPr>
         <w:t xml:space="preserve">Kitab Raja-Raja tidak menyebutkan pertobatan Manasye. Kitab ini hanya menceritakan tentang hukuman yang dijanjikan karena perbuatan-perbuatannya yang jahat (lihat </w:t>
       </w:r>
-      <w:hyperlink r:id="rId296">
+      <w:hyperlink r:id="rId302">
         <w:r>
           <w:rPr>
             <w:lang w:val="id_ID" w:bidi="id_ID"/>
@@ -18706,7 +18910,7 @@
         </w:rPr>
         <w:t>). Kitab Tawarikh menggambarkan hal-hal baik yang dilakukannya setelah bertobat, mengikuti contoh ayahnya, Hizkia. Namun, tindakan Manasye tidak dapat mengubah hati umat untuk kembali kepada Tuhan atau menghentikan penghakiman Allah atas Yehuda (</w:t>
       </w:r>
-      <w:hyperlink r:id="rId297">
+      <w:hyperlink r:id="rId303">
         <w:r>
           <w:rPr>
             <w:lang w:val="id_ID" w:bidi="id_ID"/>
@@ -18820,7 +19024,7 @@
         </w:rPr>
         <w:t>Manasye mungkin sedang memperbaiki tembok ketika dia ditangkap. Reformasi agamanya mirip dengan Hizkia, tetapi belum selesai. Kemudian, Yosia menyingkirkan segala mezbah di Bait Allah yang telah dibangun oleh Manasye (</w:t>
       </w:r>
-      <w:hyperlink r:id="rId298">
+      <w:hyperlink r:id="rId304">
         <w:r>
           <w:rPr>
             <w:lang w:val="id_ID" w:bidi="id_ID"/>
@@ -19374,7 +19578,7 @@
         </w:rPr>
         <w:t xml:space="preserve">: Lihat </w:t>
       </w:r>
-      <w:hyperlink r:id="rId299">
+      <w:hyperlink r:id="rId305">
         <w:r>
           <w:rPr>
             <w:lang w:val="id_ID" w:bidi="id_ID"/>
@@ -19392,7 +19596,7 @@
         </w:rPr>
         <w:t xml:space="preserve">; </w:t>
       </w:r>
-      <w:hyperlink r:id="rId300">
+      <w:hyperlink r:id="rId306">
         <w:r>
           <w:rPr>
             <w:lang w:val="id_ID" w:bidi="id_ID"/>
@@ -19458,7 +19662,7 @@
         </w:rPr>
         <w:t>Raja Yosia tidak meninggal dalam keadaan damai; Firaun Nekho II dari Mesir membunuhnya (</w:t>
       </w:r>
-      <w:hyperlink r:id="rId301">
+      <w:hyperlink r:id="rId307">
         <w:r>
           <w:rPr>
             <w:lang w:val="id_ID" w:bidi="id_ID"/>
@@ -19620,7 +19824,7 @@
         </w:rPr>
         <w:t>Para imam dan orang Lewi mengikuti instruksi Daud dan Salomo (</w:t>
       </w:r>
-      <w:hyperlink r:id="rId302">
+      <w:hyperlink r:id="rId308">
         <w:r>
           <w:rPr>
             <w:lang w:val="id_ID" w:bidi="id_ID"/>
@@ -19638,7 +19842,7 @@
         </w:rPr>
         <w:t xml:space="preserve">; </w:t>
       </w:r>
-      <w:hyperlink r:id="rId303">
+      <w:hyperlink r:id="rId309">
         <w:r>
           <w:rPr>
             <w:lang w:val="id_ID" w:bidi="id_ID"/>
@@ -19656,7 +19860,7 @@
         </w:rPr>
         <w:t>). Biasanya, orang yang mempersembahkan hewan untuk korban Paskah akan menyembelihnya sendiri (</w:t>
       </w:r>
-      <w:hyperlink r:id="rId304">
+      <w:hyperlink r:id="rId310">
         <w:r>
           <w:rPr>
             <w:lang w:val="id_ID" w:bidi="id_ID"/>
@@ -19674,7 +19878,7 @@
         </w:rPr>
         <w:t xml:space="preserve">). Namun, karena para pemberi persembahan tidak sempat menyucikan diri, Yosia melanjutkan praktik Hizkia dengan meminta orang-orang Lewi untuk menyembelih hewan Paskah (lihat </w:t>
       </w:r>
-      <w:hyperlink r:id="rId305">
+      <w:hyperlink r:id="rId311">
         <w:r>
           <w:rPr>
             <w:lang w:val="id_ID" w:bidi="id_ID"/>
@@ -19740,7 +19944,7 @@
         </w:rPr>
         <w:t>Korban Paskah memerlukan domba dan kambing yang muda (</w:t>
       </w:r>
-      <w:hyperlink r:id="rId306">
+      <w:hyperlink r:id="rId312">
         <w:r>
           <w:rPr>
             <w:lang w:val="id_ID" w:bidi="id_ID"/>
@@ -19758,7 +19962,7 @@
         </w:rPr>
         <w:t xml:space="preserve">). Lembu adalah persembahan tambahan. Jumlah keseluruhan yang disediakan Yosia, bersama dengan kontribusi pihak yang lain, hampir dua kali lipat dari zaman Hizkia (lihat </w:t>
       </w:r>
-      <w:hyperlink r:id="rId307">
+      <w:hyperlink r:id="rId313">
         <w:r>
           <w:rPr>
             <w:lang w:val="id_ID" w:bidi="id_ID"/>
@@ -19776,7 +19980,7 @@
         </w:rPr>
         <w:t xml:space="preserve">). Namun, jumlahnya lebih sedikit dibandingkan dengan persembahan saat pentahbisan Bait Suci (lihat </w:t>
       </w:r>
-      <w:hyperlink r:id="rId308">
+      <w:hyperlink r:id="rId314">
         <w:r>
           <w:rPr>
             <w:lang w:val="id_ID" w:bidi="id_ID"/>
@@ -19842,7 +20046,7 @@
         </w:rPr>
         <w:t>Orang Lewi dengan segera menyajikan makanan, sesuai dengan keharusan untuk bertindak cepat yang diwajibkan pada saat Paskah (</w:t>
       </w:r>
-      <w:hyperlink r:id="rId309">
+      <w:hyperlink r:id="rId315">
         <w:r>
           <w:rPr>
             <w:lang w:val="id_ID" w:bidi="id_ID"/>
@@ -19908,7 +20112,7 @@
         </w:rPr>
         <w:t>Paskah ini dihadiri oleh lebih banyak peserta dibandingkan dengan yang dirayakan oleh Hizkia. Selama Paskah ini, para imam dan orang-orang Lewi memainkan peran penting, sesuai dengan yang diwajibkan secara khusus oleh Yosia (</w:t>
       </w:r>
-      <w:hyperlink r:id="rId310">
+      <w:hyperlink r:id="rId316">
         <w:r>
           <w:rPr>
             <w:lang w:val="id_ID" w:bidi="id_ID"/>
@@ -19926,7 +20130,7 @@
         </w:rPr>
         <w:t xml:space="preserve">; bandingkan </w:t>
       </w:r>
-      <w:hyperlink r:id="rId311">
+      <w:hyperlink r:id="rId317">
         <w:r>
           <w:rPr>
             <w:lang w:val="id_ID" w:bidi="id_ID"/>
@@ -19944,7 +20148,7 @@
         </w:rPr>
         <w:t xml:space="preserve">, </w:t>
       </w:r>
-      <w:hyperlink r:id="rId275">
+      <w:hyperlink r:id="rId281">
         <w:r>
           <w:rPr>
             <w:lang w:val="id_ID" w:bidi="id_ID"/>
@@ -20058,7 +20262,7 @@
         </w:rPr>
         <w:t xml:space="preserve">Yeremia sangat menghormati Yosia (lihat </w:t>
       </w:r>
-      <w:hyperlink r:id="rId312">
+      <w:hyperlink r:id="rId318">
         <w:r>
           <w:rPr>
             <w:lang w:val="id_ID" w:bidi="id_ID"/>
@@ -20076,7 +20280,7 @@
         </w:rPr>
         <w:t xml:space="preserve">; bandingkan </w:t>
       </w:r>
-      <w:hyperlink r:id="rId313">
+      <w:hyperlink r:id="rId319">
         <w:r>
           <w:rPr>
             <w:lang w:val="id_ID" w:bidi="id_ID"/>
@@ -20155,7 +20359,7 @@
         </w:rPr>
         <w:t xml:space="preserve">Yoahas, juga dikenal sebagai Salum (lihat </w:t>
       </w:r>
-      <w:hyperlink r:id="rId314">
+      <w:hyperlink r:id="rId320">
         <w:r>
           <w:rPr>
             <w:lang w:val="id_ID" w:bidi="id_ID"/>
@@ -20173,7 +20377,7 @@
         </w:rPr>
         <w:t>), bukanlah putra sulung Yosia (</w:t>
       </w:r>
-      <w:hyperlink r:id="rId315">
+      <w:hyperlink r:id="rId321">
         <w:r>
           <w:rPr>
             <w:lang w:val="id_ID" w:bidi="id_ID"/>
@@ -20316,7 +20520,7 @@
         </w:rPr>
         <w:t>: Yeremia menggambarkan pemerintahannya sebagai pemerintahan yang berfokus pada ambisi pribadi dan ketidakadilan (</w:t>
       </w:r>
-      <w:hyperlink r:id="rId316">
+      <w:hyperlink r:id="rId322">
         <w:r>
           <w:rPr>
             <w:lang w:val="id_ID" w:bidi="id_ID"/>
@@ -20417,7 +20621,7 @@
         </w:rPr>
         <w:t xml:space="preserve">Yoyakhin tetap menjadi tawanan di Babel selama tiga puluh tujuh tahun (lihat </w:t>
       </w:r>
-      <w:hyperlink r:id="rId317">
+      <w:hyperlink r:id="rId323">
         <w:r>
           <w:rPr>
             <w:lang w:val="id_ID" w:bidi="id_ID"/>
@@ -20435,7 +20639,7 @@
         </w:rPr>
         <w:t xml:space="preserve">; </w:t>
       </w:r>
-      <w:hyperlink r:id="rId318">
+      <w:hyperlink r:id="rId324">
         <w:r>
           <w:rPr>
             <w:lang w:val="id_ID" w:bidi="id_ID"/>
@@ -20549,7 +20753,7 @@
         </w:rPr>
         <w:t>Yeremia berulang kali menasihati Zedekia untuk menyerah kepada bangsa Babel daripada mencari bantuan dari Mesir (</w:t>
       </w:r>
-      <w:hyperlink r:id="rId319">
+      <w:hyperlink r:id="rId325">
         <w:r>
           <w:rPr>
             <w:lang w:val="id_ID" w:bidi="id_ID"/>
@@ -20567,7 +20771,7 @@
         </w:rPr>
         <w:t xml:space="preserve">; </w:t>
       </w:r>
-      <w:hyperlink r:id="rId320">
+      <w:hyperlink r:id="rId326">
         <w:r>
           <w:rPr>
             <w:lang w:val="id_ID" w:bidi="id_ID"/>
@@ -20585,7 +20789,7 @@
         </w:rPr>
         <w:t xml:space="preserve">; </w:t>
       </w:r>
-      <w:hyperlink r:id="rId321">
+      <w:hyperlink r:id="rId327">
         <w:r>
           <w:rPr>
             <w:lang w:val="id_ID" w:bidi="id_ID"/>
@@ -20603,7 +20807,7 @@
         </w:rPr>
         <w:t xml:space="preserve">; </w:t>
       </w:r>
-      <w:hyperlink r:id="rId322">
+      <w:hyperlink r:id="rId328">
         <w:r>
           <w:rPr>
             <w:lang w:val="id_ID" w:bidi="id_ID"/>
@@ -20724,7 +20928,7 @@
         </w:rPr>
         <w:t xml:space="preserve">Bait Suci dihancurkan pada bulan Agustus 586 SM (lihat </w:t>
       </w:r>
-      <w:hyperlink r:id="rId323">
+      <w:hyperlink r:id="rId329">
         <w:r>
           <w:rPr>
             <w:lang w:val="id_ID" w:bidi="id_ID"/>
@@ -20742,7 +20946,7 @@
         </w:rPr>
         <w:t xml:space="preserve">; </w:t>
       </w:r>
-      <w:hyperlink r:id="rId324">
+      <w:hyperlink r:id="rId330">
         <w:r>
           <w:rPr>
             <w:lang w:val="id_ID" w:bidi="id_ID"/>
@@ -20812,7 +21016,7 @@
         </w:rPr>
         <w:t>Yeremia menubuatkan lamanya penawanan (</w:t>
       </w:r>
-      <w:hyperlink r:id="rId325">
+      <w:hyperlink r:id="rId331">
         <w:r>
           <w:rPr>
             <w:lang w:val="id_ID" w:bidi="id_ID"/>
@@ -20830,7 +21034,7 @@
         </w:rPr>
         <w:t xml:space="preserve">; </w:t>
       </w:r>
-      <w:hyperlink r:id="rId326">
+      <w:hyperlink r:id="rId332">
         <w:r>
           <w:rPr>
             <w:lang w:val="id_ID" w:bidi="id_ID"/>
@@ -20885,7 +21089,7 @@
         </w:rPr>
         <w:t xml:space="preserve">: Lihat </w:t>
       </w:r>
-      <w:hyperlink r:id="rId327">
+      <w:hyperlink r:id="rId333">
         <w:r>
           <w:rPr>
             <w:lang w:val="id_ID" w:bidi="id_ID"/>
@@ -20903,7 +21107,7 @@
         </w:rPr>
         <w:t xml:space="preserve">, </w:t>
       </w:r>
-      <w:hyperlink r:id="rId328">
+      <w:hyperlink r:id="rId334">
         <w:r>
           <w:rPr>
             <w:lang w:val="id_ID" w:bidi="id_ID"/>
@@ -20969,7 +21173,7 @@
         </w:rPr>
         <w:t>Kitab Tawarikh diakhiri dengan ayat-ayat yang memperkenalkan Kitab Ezra. Raja Koresh dari Persia memperkenankan orang-orang Yehuda untuk melakukan eksodus yang baru, seperti yang dinubuatkan oleh Nabi Yesaya (</w:t>
       </w:r>
-      <w:hyperlink r:id="rId329">
+      <w:hyperlink r:id="rId335">
         <w:r>
           <w:rPr>
             <w:lang w:val="id_ID" w:bidi="id_ID"/>

--- a/ind/docx/14.content.docx
+++ b/ind/docx/14.content.docx
@@ -19,7 +19,7 @@
         <w:rPr>
           <w:lang w:val="id_ID" w:bidi="id_ID"/>
         </w:rPr>
-        <w:t>Resource: Tyndale Open Study Notes</w:t>
+        <w:t>Resource: Aquifer Open Study Notes</w:t>
       </w:r>
       <w:r>
         <w:rPr>
@@ -112,7 +112,7 @@
         <w:rPr>
           <w:lang w:val="id_ID" w:bidi="id_ID"/>
         </w:rPr>
-        <w:t>Tyndale Open Study Notes</w:t>
+        <w:t>Aquifer Open Study Notes</w:t>
       </w:r>
     </w:p>
     <w:p>

--- a/ind/docx/14.content.docx
+++ b/ind/docx/14.content.docx
@@ -233,54 +233,36 @@
         </w:rPr>
         <w:t>Daud memohon kepada Tuhan agar menyertai Salomo (</w:t>
       </w:r>
-      <w:hyperlink r:id="rId13">
-        <w:r>
-          <w:rPr>
-            <w:lang w:val="id_ID" w:bidi="id_ID"/>
-          </w:rPr>
-          <w:rPr>
-            <w:color w:val="0000EE"/>
-            <w:u w:val="single"/>
-          </w:rPr>
-          <w:t>1 Tawarikh 22:11</w:t>
-        </w:r>
-      </w:hyperlink>
+      <w:r>
+        <w:rPr>
+          <w:lang w:val="id_ID" w:bidi="id_ID"/>
+        </w:rPr>
+        <w:t>1 Tawarikh 22:11</w:t>
+      </w:r>
       <w:r>
         <w:rPr>
           <w:lang w:val="id_ID" w:bidi="id_ID"/>
         </w:rPr>
         <w:t>) dan agar Salomo menjadi kuat dan berani (</w:t>
       </w:r>
-      <w:hyperlink r:id="rId14">
-        <w:r>
-          <w:rPr>
-            <w:lang w:val="id_ID" w:bidi="id_ID"/>
-          </w:rPr>
-          <w:rPr>
-            <w:color w:val="0000EE"/>
-            <w:u w:val="single"/>
-          </w:rPr>
-          <w:t>1 Tawarikh 28:20</w:t>
-        </w:r>
-      </w:hyperlink>
+      <w:r>
+        <w:rPr>
+          <w:lang w:val="id_ID" w:bidi="id_ID"/>
+        </w:rPr>
+        <w:t>1 Tawarikh 28:20</w:t>
+      </w:r>
       <w:r>
         <w:rPr>
           <w:lang w:val="id_ID" w:bidi="id_ID"/>
         </w:rPr>
         <w:t>). Daud juga menyatakan bahwa Allah akan membuat Salomo menjadi besar dan memberikan kekuatan kepada seluruh Israel (</w:t>
       </w:r>
-      <w:hyperlink r:id="rId15">
-        <w:r>
-          <w:rPr>
-            <w:lang w:val="id_ID" w:bidi="id_ID"/>
-          </w:rPr>
-          <w:rPr>
-            <w:color w:val="0000EE"/>
-            <w:u w:val="single"/>
-          </w:rPr>
-          <w:t>1 Tawarikh 29:12</w:t>
-        </w:r>
-      </w:hyperlink>
+      <w:r>
+        <w:rPr>
+          <w:lang w:val="id_ID" w:bidi="id_ID"/>
+        </w:rPr>
+        <w:t>1 Tawarikh 29:12</w:t>
+      </w:r>
       <w:r>
         <w:rPr>
           <w:lang w:val="id_ID" w:bidi="id_ID"/>
@@ -393,18 +375,12 @@
         </w:rPr>
         <w:t xml:space="preserve">Perjalanan Salomo ke Gibeon, seperti yang dicatat dalam </w:t>
       </w:r>
-      <w:hyperlink r:id="rId16">
-        <w:r>
-          <w:rPr>
-            <w:lang w:val="id_ID" w:bidi="id_ID"/>
-          </w:rPr>
-          <w:rPr>
-            <w:color w:val="0000EE"/>
-            <w:u w:val="single"/>
-          </w:rPr>
-          <w:t>1 Raja-raja 3:4</w:t>
-        </w:r>
-      </w:hyperlink>
+      <w:r>
+        <w:rPr>
+          <w:lang w:val="id_ID" w:bidi="id_ID"/>
+        </w:rPr>
+        <w:t>1 Raja-raja 3:4</w:t>
+      </w:r>
       <w:r>
         <w:rPr>
           <w:lang w:val="id_ID" w:bidi="id_ID"/>
@@ -647,72 +623,48 @@
         </w:rPr>
         <w:t xml:space="preserve">Deskripsi mengenai kekayaan dan kekuasaan Salomo (dirinci dalam </w:t>
       </w:r>
-      <w:hyperlink r:id="rId17">
-        <w:r>
-          <w:rPr>
-            <w:lang w:val="id_ID" w:bidi="id_ID"/>
-          </w:rPr>
-          <w:rPr>
-            <w:color w:val="0000EE"/>
-            <w:u w:val="single"/>
-          </w:rPr>
-          <w:t>2 Tawarikh 9:25–28</w:t>
-        </w:r>
-      </w:hyperlink>
+      <w:r>
+        <w:rPr>
+          <w:lang w:val="id_ID" w:bidi="id_ID"/>
+        </w:rPr>
+        <w:t>2 Tawarikh 9:25–28</w:t>
+      </w:r>
       <w:r>
         <w:rPr>
           <w:lang w:val="id_ID" w:bidi="id_ID"/>
         </w:rPr>
         <w:t xml:space="preserve">) didasarkan pada ringkasan tentang kerajaannya dalam </w:t>
       </w:r>
-      <w:hyperlink r:id="rId18">
-        <w:r>
-          <w:rPr>
-            <w:lang w:val="id_ID" w:bidi="id_ID"/>
-          </w:rPr>
-          <w:rPr>
-            <w:color w:val="0000EE"/>
-            <w:u w:val="single"/>
-          </w:rPr>
-          <w:t>1 Raja-Raja 10:26–29</w:t>
-        </w:r>
-      </w:hyperlink>
+      <w:r>
+        <w:rPr>
+          <w:lang w:val="id_ID" w:bidi="id_ID"/>
+        </w:rPr>
+        <w:t>1 Raja-Raja 10:26–29</w:t>
+      </w:r>
       <w:r>
         <w:rPr>
           <w:lang w:val="id_ID" w:bidi="id_ID"/>
         </w:rPr>
         <w:t>. Dalam kitab Raja-Raja, ringkasan kekayaan Salomo ini mengarah kepada aspek-aspek negatif dari pemerintahannya (</w:t>
       </w:r>
-      <w:hyperlink r:id="rId19">
-        <w:r>
-          <w:rPr>
-            <w:lang w:val="id_ID" w:bidi="id_ID"/>
-          </w:rPr>
-          <w:rPr>
-            <w:color w:val="0000EE"/>
-            <w:u w:val="single"/>
-          </w:rPr>
-          <w:t>1 Raja-raja 11</w:t>
-        </w:r>
-      </w:hyperlink>
+      <w:r>
+        <w:rPr>
+          <w:lang w:val="id_ID" w:bidi="id_ID"/>
+        </w:rPr>
+        <w:t>1 Raja-raja 11</w:t>
+      </w:r>
       <w:r>
         <w:rPr>
           <w:lang w:val="id_ID" w:bidi="id_ID"/>
         </w:rPr>
         <w:t>). Di sini, pengumpulan kekayaan oleh Salomo menunjukkan penggenapan janji Allah (</w:t>
       </w:r>
-      <w:hyperlink r:id="rId20">
-        <w:r>
-          <w:rPr>
-            <w:lang w:val="id_ID" w:bidi="id_ID"/>
-          </w:rPr>
-          <w:rPr>
-            <w:color w:val="0000EE"/>
-            <w:u w:val="single"/>
-          </w:rPr>
-          <w:t>2 Tawarikh 1:12</w:t>
-        </w:r>
-      </w:hyperlink>
+      <w:r>
+        <w:rPr>
+          <w:lang w:val="id_ID" w:bidi="id_ID"/>
+        </w:rPr>
+        <w:t>2 Tawarikh 1:12</w:t>
+      </w:r>
       <w:r>
         <w:rPr>
           <w:lang w:val="id_ID" w:bidi="id_ID"/>
@@ -767,18 +719,12 @@
         </w:rPr>
         <w:t xml:space="preserve">Jika benar bahwa Misraim adalah Mesir, maka ayat ini menunjukkan ketidaktaatan Salomo (lihat </w:t>
       </w:r>
-      <w:hyperlink r:id="rId21">
-        <w:r>
-          <w:rPr>
-            <w:lang w:val="id_ID" w:bidi="id_ID"/>
-          </w:rPr>
-          <w:rPr>
-            <w:color w:val="0000EE"/>
-            <w:u w:val="single"/>
-          </w:rPr>
-          <w:t>Ulangan 17:16</w:t>
-        </w:r>
-      </w:hyperlink>
+      <w:r>
+        <w:rPr>
+          <w:lang w:val="id_ID" w:bidi="id_ID"/>
+        </w:rPr>
+        <w:t>Ulangan 17:16</w:t>
+      </w:r>
       <w:r>
         <w:rPr>
           <w:lang w:val="id_ID" w:bidi="id_ID"/>
@@ -846,36 +792,24 @@
         </w:rPr>
         <w:t>Bait Suci adalah prioritas pertama di antara proyek-proyek pembangunan Salomo, meskipun konstruksinya baru dimulai pada tahun keempat pemerintahannya (</w:t>
       </w:r>
-      <w:hyperlink r:id="rId22">
-        <w:r>
-          <w:rPr>
-            <w:lang w:val="id_ID" w:bidi="id_ID"/>
-          </w:rPr>
-          <w:rPr>
-            <w:color w:val="0000EE"/>
-            <w:u w:val="single"/>
-          </w:rPr>
-          <w:t>2 Tawarikh 3:2</w:t>
-        </w:r>
-      </w:hyperlink>
+      <w:r>
+        <w:rPr>
+          <w:lang w:val="id_ID" w:bidi="id_ID"/>
+        </w:rPr>
+        <w:t>2 Tawarikh 3:2</w:t>
+      </w:r>
       <w:r>
         <w:rPr>
           <w:lang w:val="id_ID" w:bidi="id_ID"/>
         </w:rPr>
         <w:t>). Salomo menghabiskan tahun-tahun sebelumnya untuk bernegosiasi dengan Raja Hiram (</w:t>
       </w:r>
-      <w:hyperlink r:id="rId23">
-        <w:r>
-          <w:rPr>
-            <w:lang w:val="id_ID" w:bidi="id_ID"/>
-          </w:rPr>
-          <w:rPr>
-            <w:color w:val="0000EE"/>
-            <w:u w:val="single"/>
-          </w:rPr>
-          <w:t>2 Tawarikh 2:3</w:t>
-        </w:r>
-      </w:hyperlink>
+      <w:r>
+        <w:rPr>
+          <w:lang w:val="id_ID" w:bidi="id_ID"/>
+        </w:rPr>
+        <w:t>2 Tawarikh 2:3</w:t>
+      </w:r>
       <w:r>
         <w:rPr>
           <w:lang w:val="id_ID" w:bidi="id_ID"/>
@@ -1052,18 +986,12 @@
         </w:rPr>
         <w:t xml:space="preserve">digunakan untuk membuat penyangga bagi Bait Suci, mungkin pilar atau pagar, dan alat musik (lihat </w:t>
       </w:r>
-      <w:hyperlink r:id="rId24">
-        <w:r>
-          <w:rPr>
-            <w:lang w:val="id_ID" w:bidi="id_ID"/>
-          </w:rPr>
-          <w:rPr>
-            <w:color w:val="0000EE"/>
-            <w:u w:val="single"/>
-          </w:rPr>
-          <w:t>1 Raja-raja 10:11</w:t>
-        </w:r>
-      </w:hyperlink>
+      <w:r>
+        <w:rPr>
+          <w:lang w:val="id_ID" w:bidi="id_ID"/>
+        </w:rPr>
+        <w:t>1 Raja-raja 10:11</w:t>
+      </w:r>
       <w:r>
         <w:rPr>
           <w:lang w:val="id_ID" w:bidi="id_ID"/>
@@ -1118,18 +1046,12 @@
         </w:rPr>
         <w:t>Bait Suci tersebut memerlukan keterampilan dan pengetahuan Huram-Abi, seorang pengrajin ulung. Huram-Abi mahir dalam mengolah logam seperti emas, perak, perunggu, dan besi, dan juga batu, kayu, serta tekstil seperti kain ungu, biru, merah tua, dan linen halus. Demikian pula, Allah memilih Bezaleel sebagai ahli kerajinan utama Kemah Suci dan memberinya hikmat untuk menyelesaikan pekerjaan (</w:t>
       </w:r>
-      <w:hyperlink r:id="rId25">
-        <w:r>
-          <w:rPr>
-            <w:lang w:val="id_ID" w:bidi="id_ID"/>
-          </w:rPr>
-          <w:rPr>
-            <w:color w:val="0000EE"/>
-            <w:u w:val="single"/>
-          </w:rPr>
-          <w:t>Keluaran 31:1–5</w:t>
-        </w:r>
-      </w:hyperlink>
+      <w:r>
+        <w:rPr>
+          <w:lang w:val="id_ID" w:bidi="id_ID"/>
+        </w:rPr>
+        <w:t>Keluaran 31:1–5</w:t>
+      </w:r>
       <w:r>
         <w:rPr>
           <w:lang w:val="id_ID" w:bidi="id_ID"/>
@@ -1184,18 +1106,12 @@
         </w:rPr>
         <w:t>Kitab Raja-Raja menyatakan bahwa orang-orang dari tujuh bangsa dikerahkan untuk bekerja. Tidak ada orang Israel yang dijadikan kuli; sebaliknya, mereka mengawasi para pekerja (</w:t>
       </w:r>
-      <w:hyperlink r:id="rId26">
-        <w:r>
-          <w:rPr>
-            <w:lang w:val="id_ID" w:bidi="id_ID"/>
-          </w:rPr>
-          <w:rPr>
-            <w:color w:val="0000EE"/>
-            <w:u w:val="single"/>
-          </w:rPr>
-          <w:t>1 Raja-Raja 9:20–23</w:t>
-        </w:r>
-      </w:hyperlink>
+      <w:r>
+        <w:rPr>
+          <w:lang w:val="id_ID" w:bidi="id_ID"/>
+        </w:rPr>
+        <w:t>1 Raja-Raja 9:20–23</w:t>
+      </w:r>
       <w:r>
         <w:rPr>
           <w:lang w:val="id_ID" w:bidi="id_ID"/>
@@ -1250,36 +1166,24 @@
         </w:rPr>
         <w:t>Kitab Raja-raja berfokus pada kapan Bait Suci dibangun, sementara Kitab Tawarikh menyoroti pentingnya lokasinya. Bait suci berdiri di Yerusalem di Gunung Moria, di mana Tuhan menampakkan diri kepada Daud. Daud memilih tempat sakral ini, di mana tulah berakhir di tempat pengirikan Arauna orang Yebus. Di tanah Moria, Abraham mengikat Ishak (</w:t>
       </w:r>
-      <w:hyperlink r:id="rId27">
-        <w:r>
-          <w:rPr>
-            <w:lang w:val="id_ID" w:bidi="id_ID"/>
-          </w:rPr>
-          <w:rPr>
-            <w:color w:val="0000EE"/>
-            <w:u w:val="single"/>
-          </w:rPr>
-          <w:t>Kejadian 22:2</w:t>
-        </w:r>
-      </w:hyperlink>
+      <w:r>
+        <w:rPr>
+          <w:lang w:val="id_ID" w:bidi="id_ID"/>
+        </w:rPr>
+        <w:t>Kejadian 22:2</w:t>
+      </w:r>
       <w:r>
         <w:rPr>
           <w:lang w:val="id_ID" w:bidi="id_ID"/>
         </w:rPr>
         <w:t>), dan menurut tradisi, bukit tempat Bait Suci dibangun juga adalah tempat di mana Tuhan menyediakan bagi Abraham (</w:t>
       </w:r>
-      <w:hyperlink r:id="rId28">
-        <w:r>
-          <w:rPr>
-            <w:lang w:val="id_ID" w:bidi="id_ID"/>
-          </w:rPr>
-          <w:rPr>
-            <w:color w:val="0000EE"/>
-            <w:u w:val="single"/>
-          </w:rPr>
-          <w:t>Kejadian 22:14</w:t>
-        </w:r>
-      </w:hyperlink>
+      <w:r>
+        <w:rPr>
+          <w:lang w:val="id_ID" w:bidi="id_ID"/>
+        </w:rPr>
+        <w:t>Kejadian 22:14</w:t>
+      </w:r>
       <w:r>
         <w:rPr>
           <w:lang w:val="id_ID" w:bidi="id_ID"/>
@@ -1334,18 +1238,12 @@
         </w:rPr>
         <w:t xml:space="preserve">Dalam kitab Tawarikh, Bait Suci menjadi fokus utama pemerintahan Salomo. Namun, kitab ini memberikan lebih sedikit detail tentang arsitektur dan perabotannya dibandingkan dengan kitab Raja-Raja (misalnya, </w:t>
       </w:r>
-      <w:hyperlink r:id="rId29">
-        <w:r>
-          <w:rPr>
-            <w:lang w:val="id_ID" w:bidi="id_ID"/>
-          </w:rPr>
-          <w:rPr>
-            <w:color w:val="0000EE"/>
-            <w:u w:val="single"/>
-          </w:rPr>
-          <w:t>1 Raja-raja 6:2–10</w:t>
-        </w:r>
-      </w:hyperlink>
+      <w:r>
+        <w:rPr>
+          <w:lang w:val="id_ID" w:bidi="id_ID"/>
+        </w:rPr>
+        <w:t>1 Raja-raja 6:2–10</w:t>
+      </w:r>
       <w:r>
         <w:rPr>
           <w:lang w:val="id_ID" w:bidi="id_ID"/>
@@ -1400,18 +1298,12 @@
         </w:rPr>
         <w:t>Kitab Raja-Raja mencatat awal pembangunan Bait Suci dengan mengaitkannya dengan peristiwa keluarnya bangsa Israel dari Mesir (</w:t>
       </w:r>
-      <w:hyperlink r:id="rId30">
-        <w:r>
-          <w:rPr>
-            <w:lang w:val="id_ID" w:bidi="id_ID"/>
-          </w:rPr>
-          <w:rPr>
-            <w:color w:val="0000EE"/>
-            <w:u w:val="single"/>
-          </w:rPr>
-          <w:t>1 Raja-raja 6:1</w:t>
-        </w:r>
-      </w:hyperlink>
+      <w:r>
+        <w:rPr>
+          <w:lang w:val="id_ID" w:bidi="id_ID"/>
+        </w:rPr>
+        <w:t>1 Raja-raja 6:1</w:t>
+      </w:r>
       <w:r>
         <w:rPr>
           <w:lang w:val="id_ID" w:bidi="id_ID"/>
@@ -1466,36 +1358,24 @@
         </w:rPr>
         <w:t xml:space="preserve">Bagian dalam dari Bait Suci diselesaikan dengan menggunakan bahan-bahan mahal (lihat </w:t>
       </w:r>
-      <w:hyperlink r:id="rId31">
-        <w:r>
-          <w:rPr>
-            <w:lang w:val="id_ID" w:bidi="id_ID"/>
-          </w:rPr>
-          <w:rPr>
-            <w:color w:val="0000EE"/>
-            <w:u w:val="single"/>
-          </w:rPr>
-          <w:t>1 Raja-Raja 6:15–18</w:t>
-        </w:r>
-      </w:hyperlink>
+      <w:r>
+        <w:rPr>
+          <w:lang w:val="id_ID" w:bidi="id_ID"/>
+        </w:rPr>
+        <w:t>1 Raja-Raja 6:15–18</w:t>
+      </w:r>
       <w:r>
         <w:rPr>
           <w:lang w:val="id_ID" w:bidi="id_ID"/>
         </w:rPr>
         <w:t xml:space="preserve">, </w:t>
       </w:r>
-      <w:hyperlink r:id="rId32">
-        <w:r>
-          <w:rPr>
-            <w:lang w:val="id_ID" w:bidi="id_ID"/>
-          </w:rPr>
-          <w:rPr>
-            <w:color w:val="0000EE"/>
-            <w:u w:val="single"/>
-          </w:rPr>
-          <w:t>29</w:t>
-        </w:r>
-      </w:hyperlink>
+      <w:r>
+        <w:rPr>
+          <w:lang w:val="id_ID" w:bidi="id_ID"/>
+        </w:rPr>
+        <w:t>29</w:t>
+      </w:r>
       <w:r>
         <w:rPr>
           <w:lang w:val="id_ID" w:bidi="id_ID"/>
@@ -1732,18 +1612,12 @@
         </w:rPr>
         <w:t xml:space="preserve">Dua tiang di serambi Bait Suci terbuat dari perunggu dan memiliki dekorasi yang terperinci (lihat </w:t>
       </w:r>
-      <w:hyperlink r:id="rId33">
-        <w:r>
-          <w:rPr>
-            <w:lang w:val="id_ID" w:bidi="id_ID"/>
-          </w:rPr>
-          <w:rPr>
-            <w:color w:val="0000EE"/>
-            <w:u w:val="single"/>
-          </w:rPr>
-          <w:t>1 Raja-raja 7:15–22</w:t>
-        </w:r>
-      </w:hyperlink>
+      <w:r>
+        <w:rPr>
+          <w:lang w:val="id_ID" w:bidi="id_ID"/>
+        </w:rPr>
+        <w:t>1 Raja-raja 7:15–22</w:t>
+      </w:r>
       <w:r>
         <w:rPr>
           <w:lang w:val="id_ID" w:bidi="id_ID"/>
@@ -1805,18 +1679,12 @@
         </w:rPr>
         <w:t xml:space="preserve">, yang berarti "dia menetapkan," mungkin merujuk pada janji Allah mengenai kerajaan (lihat </w:t>
       </w:r>
-      <w:hyperlink r:id="rId34">
-        <w:r>
-          <w:rPr>
-            <w:lang w:val="id_ID" w:bidi="id_ID"/>
-          </w:rPr>
-          <w:rPr>
-            <w:color w:val="0000EE"/>
-            <w:u w:val="single"/>
-          </w:rPr>
-          <w:t>1 Tawarikh 17:7–14</w:t>
-        </w:r>
-      </w:hyperlink>
+      <w:r>
+        <w:rPr>
+          <w:lang w:val="id_ID" w:bidi="id_ID"/>
+        </w:rPr>
+        <w:t>1 Tawarikh 17:7–14</w:t>
+      </w:r>
       <w:r>
         <w:rPr>
           <w:lang w:val="id_ID" w:bidi="id_ID"/>
@@ -1836,18 +1704,12 @@
         </w:rPr>
         <w:t>, yang berarti "di dalamnya ada kekuatan," mungkin merupakan suatu pernyataan kepercayaan kepada Allah. Relief berlapis emas dari kerub, palem, dan bunga pada pintu dan dinding Bait Suci mengisyaratkan bahwa pilar-pilar tersebut berkaitan dengan pohon kehidupan (</w:t>
       </w:r>
-      <w:hyperlink r:id="rId35">
-        <w:r>
-          <w:rPr>
-            <w:lang w:val="id_ID" w:bidi="id_ID"/>
-          </w:rPr>
-          <w:rPr>
-            <w:color w:val="0000EE"/>
-            <w:u w:val="single"/>
-          </w:rPr>
-          <w:t>Kejadian 2:9</w:t>
-        </w:r>
-      </w:hyperlink>
+      <w:r>
+        <w:rPr>
+          <w:lang w:val="id_ID" w:bidi="id_ID"/>
+        </w:rPr>
+        <w:t>Kejadian 2:9</w:t>
+      </w:r>
       <w:r>
         <w:rPr>
           <w:lang w:val="id_ID" w:bidi="id_ID"/>
@@ -1902,54 +1764,36 @@
         </w:rPr>
         <w:t xml:space="preserve">Bait Suci, rumah Allah, melambangkan Eden, taman Allah (lihat </w:t>
       </w:r>
-      <w:hyperlink r:id="rId36">
-        <w:r>
-          <w:rPr>
-            <w:lang w:val="id_ID" w:bidi="id_ID"/>
-          </w:rPr>
-          <w:rPr>
-            <w:color w:val="0000EE"/>
-            <w:u w:val="single"/>
-          </w:rPr>
-          <w:t>Yesaya 51:3</w:t>
-        </w:r>
-      </w:hyperlink>
+      <w:r>
+        <w:rPr>
+          <w:lang w:val="id_ID" w:bidi="id_ID"/>
+        </w:rPr>
+        <w:t>Yesaya 51:3</w:t>
+      </w:r>
       <w:r>
         <w:rPr>
           <w:lang w:val="id_ID" w:bidi="id_ID"/>
         </w:rPr>
         <w:t>). 'Laut' besar, yang disangga oleh dua belas lembu perunggu, kemungkinan mewakili air sebelum penciptaan atau air yang memberi kehidupan dari Taman Eden. Kekuatan ilahi mengendalikan air yang kacau balau (</w:t>
       </w:r>
-      <w:hyperlink r:id="rId37">
-        <w:r>
-          <w:rPr>
-            <w:lang w:val="id_ID" w:bidi="id_ID"/>
-          </w:rPr>
-          <w:rPr>
-            <w:color w:val="0000EE"/>
-            <w:u w:val="single"/>
-          </w:rPr>
-          <w:t>Kejadian 1:2</w:t>
-        </w:r>
-      </w:hyperlink>
+      <w:r>
+        <w:rPr>
+          <w:lang w:val="id_ID" w:bidi="id_ID"/>
+        </w:rPr>
+        <w:t>Kejadian 1:2</w:t>
+      </w:r>
       <w:r>
         <w:rPr>
           <w:lang w:val="id_ID" w:bidi="id_ID"/>
         </w:rPr>
         <w:t xml:space="preserve">) sehingga air itu dapat menyuburkan tumbuhan, hewan, dan manusia (lihat </w:t>
       </w:r>
-      <w:hyperlink r:id="rId38">
-        <w:r>
-          <w:rPr>
-            <w:lang w:val="id_ID" w:bidi="id_ID"/>
-          </w:rPr>
-          <w:rPr>
-            <w:color w:val="0000EE"/>
-            <w:u w:val="single"/>
-          </w:rPr>
-          <w:t>Wahyu 21:1</w:t>
-        </w:r>
-      </w:hyperlink>
+      <w:r>
+        <w:rPr>
+          <w:lang w:val="id_ID" w:bidi="id_ID"/>
+        </w:rPr>
+        <w:t>Wahyu 21:1</w:t>
+      </w:r>
       <w:r>
         <w:rPr>
           <w:lang w:val="id_ID" w:bidi="id_ID"/>
@@ -2004,18 +1848,12 @@
         </w:rPr>
         <w:t xml:space="preserve">'Laut' ini memiliki tujuan penggunaan yang sama dengan bejana perunggu tempat pembasuhan di Kemah Suci (lihat </w:t>
       </w:r>
-      <w:hyperlink r:id="rId39">
-        <w:r>
-          <w:rPr>
-            <w:lang w:val="id_ID" w:bidi="id_ID"/>
-          </w:rPr>
-          <w:rPr>
-            <w:color w:val="0000EE"/>
-            <w:u w:val="single"/>
-          </w:rPr>
-          <w:t>Keluaran 30:18–19</w:t>
-        </w:r>
-      </w:hyperlink>
+      <w:r>
+        <w:rPr>
+          <w:lang w:val="id_ID" w:bidi="id_ID"/>
+        </w:rPr>
+        <w:t>Keluaran 30:18–19</w:t>
+      </w:r>
       <w:r>
         <w:rPr>
           <w:lang w:val="id_ID" w:bidi="id_ID"/>
@@ -2070,54 +1908,36 @@
         </w:rPr>
         <w:t xml:space="preserve">Tujuh lampu pada masing-masing dari kesepuluh kandil emas mungkin melambangkan Pleiades. Ini adalah gugusan bintang yang dilambangkan oleh tujuh titik di Mesopotamia kuno (lihat </w:t>
       </w:r>
-      <w:hyperlink r:id="rId40">
-        <w:r>
-          <w:rPr>
-            <w:lang w:val="id_ID" w:bidi="id_ID"/>
-          </w:rPr>
-          <w:rPr>
-            <w:color w:val="0000EE"/>
-            <w:u w:val="single"/>
-          </w:rPr>
-          <w:t>Ayub 9:9</w:t>
-        </w:r>
-      </w:hyperlink>
+      <w:r>
+        <w:rPr>
+          <w:lang w:val="id_ID" w:bidi="id_ID"/>
+        </w:rPr>
+        <w:t>Ayub 9:9</w:t>
+      </w:r>
       <w:r>
         <w:rPr>
           <w:lang w:val="id_ID" w:bidi="id_ID"/>
         </w:rPr>
         <w:t xml:space="preserve">; </w:t>
       </w:r>
-      <w:hyperlink r:id="rId41">
-        <w:r>
-          <w:rPr>
-            <w:lang w:val="id_ID" w:bidi="id_ID"/>
-          </w:rPr>
-          <w:rPr>
-            <w:color w:val="0000EE"/>
-            <w:u w:val="single"/>
-          </w:rPr>
-          <w:t>38:31</w:t>
-        </w:r>
-      </w:hyperlink>
+      <w:r>
+        <w:rPr>
+          <w:lang w:val="id_ID" w:bidi="id_ID"/>
+        </w:rPr>
+        <w:t>38:31</w:t>
+      </w:r>
       <w:r>
         <w:rPr>
           <w:lang w:val="id_ID" w:bidi="id_ID"/>
         </w:rPr>
         <w:t xml:space="preserve">; </w:t>
       </w:r>
-      <w:hyperlink r:id="rId42">
-        <w:r>
-          <w:rPr>
-            <w:lang w:val="id_ID" w:bidi="id_ID"/>
-          </w:rPr>
-          <w:rPr>
-            <w:color w:val="0000EE"/>
-            <w:u w:val="single"/>
-          </w:rPr>
-          <w:t>Amos 5:8</w:t>
-        </w:r>
-      </w:hyperlink>
+      <w:r>
+        <w:rPr>
+          <w:lang w:val="id_ID" w:bidi="id_ID"/>
+        </w:rPr>
+        <w:t>Amos 5:8</w:t>
+      </w:r>
       <w:r>
         <w:rPr>
           <w:lang w:val="id_ID" w:bidi="id_ID"/>
@@ -2172,18 +1992,12 @@
         </w:rPr>
         <w:t xml:space="preserve">Bandingkan dengan </w:t>
       </w:r>
-      <w:hyperlink r:id="rId43">
-        <w:r>
-          <w:rPr>
-            <w:lang w:val="id_ID" w:bidi="id_ID"/>
-          </w:rPr>
-          <w:rPr>
-            <w:color w:val="0000EE"/>
-            <w:u w:val="single"/>
-          </w:rPr>
-          <w:t>1 Raja-Raja 7:40b–47</w:t>
-        </w:r>
-      </w:hyperlink>
+      <w:r>
+        <w:rPr>
+          <w:lang w:val="id_ID" w:bidi="id_ID"/>
+        </w:rPr>
+        <w:t>1 Raja-Raja 7:40b–47</w:t>
+      </w:r>
       <w:r>
         <w:rPr>
           <w:lang w:val="id_ID" w:bidi="id_ID"/>
@@ -2245,54 +2059,36 @@
         </w:rPr>
         <w:t xml:space="preserve"> melambangkan pemeliharaan Allah bagi umat-Nya. Roti ini ditempatkan di hadapan Allah di atas meja (</w:t>
       </w:r>
-      <w:hyperlink r:id="rId44">
-        <w:r>
-          <w:rPr>
-            <w:lang w:val="id_ID" w:bidi="id_ID"/>
-          </w:rPr>
-          <w:rPr>
-            <w:color w:val="0000EE"/>
-            <w:u w:val="single"/>
-          </w:rPr>
-          <w:t>2 Tawarikh 4:8</w:t>
-        </w:r>
-      </w:hyperlink>
+      <w:r>
+        <w:rPr>
+          <w:lang w:val="id_ID" w:bidi="id_ID"/>
+        </w:rPr>
+        <w:t>2 Tawarikh 4:8</w:t>
+      </w:r>
       <w:r>
         <w:rPr>
           <w:lang w:val="id_ID" w:bidi="id_ID"/>
         </w:rPr>
         <w:t>) sebagai persembahan, menunjukkan bahwa roti tersebut milik Allah dan bahwa pemeliharaan atau pemenuhan kebutuhan bagi Israel berasal dari "meja" Allah. Para imam memakan sebagian dari roti tersebut (</w:t>
       </w:r>
-      <w:hyperlink r:id="rId45">
-        <w:r>
-          <w:rPr>
-            <w:lang w:val="id_ID" w:bidi="id_ID"/>
-          </w:rPr>
-          <w:rPr>
-            <w:color w:val="0000EE"/>
-            <w:u w:val="single"/>
-          </w:rPr>
-          <w:t>Imamat 24:5–9</w:t>
-        </w:r>
-      </w:hyperlink>
+      <w:r>
+        <w:rPr>
+          <w:lang w:val="id_ID" w:bidi="id_ID"/>
+        </w:rPr>
+        <w:t>Imamat 24:5–9</w:t>
+      </w:r>
       <w:r>
         <w:rPr>
           <w:lang w:val="id_ID" w:bidi="id_ID"/>
         </w:rPr>
         <w:t xml:space="preserve">), dan sisanya dibakar. Makanan ini melambangkan makanan perjanjian yang menekankan persekutuan antara Allah dengan umat-Nya (lihat </w:t>
       </w:r>
-      <w:hyperlink r:id="rId46">
-        <w:r>
-          <w:rPr>
-            <w:lang w:val="id_ID" w:bidi="id_ID"/>
-          </w:rPr>
-          <w:rPr>
-            <w:color w:val="0000EE"/>
-            <w:u w:val="single"/>
-          </w:rPr>
-          <w:t>Keluaran 24:9–11</w:t>
-        </w:r>
-      </w:hyperlink>
+      <w:r>
+        <w:rPr>
+          <w:lang w:val="id_ID" w:bidi="id_ID"/>
+        </w:rPr>
+        <w:t>Keluaran 24:9–11</w:t>
+      </w:r>
       <w:r>
         <w:rPr>
           <w:lang w:val="id_ID" w:bidi="id_ID"/>
@@ -2351,18 +2147,12 @@
         </w:rPr>
         <w:t xml:space="preserve">Ayat ini mengakhiri bagian tentang perabotan Bait Suci, yang mengikuti dengan cermat </w:t>
       </w:r>
-      <w:hyperlink r:id="rId47">
-        <w:r>
-          <w:rPr>
-            <w:lang w:val="id_ID" w:bidi="id_ID"/>
-          </w:rPr>
-          <w:rPr>
-            <w:color w:val="0000EE"/>
-            <w:u w:val="single"/>
-          </w:rPr>
-          <w:t>1 Raja-Raja 7:51</w:t>
-        </w:r>
-      </w:hyperlink>
+      <w:r>
+        <w:rPr>
+          <w:lang w:val="id_ID" w:bidi="id_ID"/>
+        </w:rPr>
+        <w:t>1 Raja-Raja 7:51</w:t>
+      </w:r>
       <w:r>
         <w:rPr>
           <w:lang w:val="id_ID" w:bidi="id_ID"/>
@@ -2394,36 +2184,24 @@
         </w:rPr>
         <w:t xml:space="preserve">: Seperti halnya harta yang diambil dari Mesir digunakan untuk membangun Kemah Suci, harta dari musuh-musuh Israel digunakan untuk membangun Bait Suci. Para nabi sering menggambarkan harta bangsa-bangsa lain sebagai sesuatu yang berharga yang dapat digunakan oleh Israel (lihat </w:t>
       </w:r>
-      <w:hyperlink r:id="rId48">
-        <w:r>
-          <w:rPr>
-            <w:lang w:val="id_ID" w:bidi="id_ID"/>
-          </w:rPr>
-          <w:rPr>
-            <w:color w:val="0000EE"/>
-            <w:u w:val="single"/>
-          </w:rPr>
-          <w:t>Yesaya 60:10–14</w:t>
-        </w:r>
-      </w:hyperlink>
+      <w:r>
+        <w:rPr>
+          <w:lang w:val="id_ID" w:bidi="id_ID"/>
+        </w:rPr>
+        <w:t>Yesaya 60:10–14</w:t>
+      </w:r>
       <w:r>
         <w:rPr>
           <w:lang w:val="id_ID" w:bidi="id_ID"/>
         </w:rPr>
         <w:t xml:space="preserve">; </w:t>
       </w:r>
-      <w:hyperlink r:id="rId49">
-        <w:r>
-          <w:rPr>
-            <w:lang w:val="id_ID" w:bidi="id_ID"/>
-          </w:rPr>
-          <w:rPr>
-            <w:color w:val="0000EE"/>
-            <w:u w:val="single"/>
-          </w:rPr>
-          <w:t>Zakharia 14:14</w:t>
-        </w:r>
-      </w:hyperlink>
+      <w:r>
+        <w:rPr>
+          <w:lang w:val="id_ID" w:bidi="id_ID"/>
+        </w:rPr>
+        <w:t>Zakharia 14:14</w:t>
+      </w:r>
       <w:r>
         <w:rPr>
           <w:lang w:val="id_ID" w:bidi="id_ID"/>
@@ -2478,18 +2256,12 @@
         </w:rPr>
         <w:t>Peresmian Bait Suci berlangsung selama Hari Raya Pondok Daun tahunan, yang diadakan pada awal musim gugur. Perayaan yang berlangsung selama tujuh hari ini mengharuskan adanya ziarah ke tempat ibadah utama (</w:t>
       </w:r>
-      <w:hyperlink r:id="rId50">
-        <w:r>
-          <w:rPr>
-            <w:lang w:val="id_ID" w:bidi="id_ID"/>
-          </w:rPr>
-          <w:rPr>
-            <w:color w:val="0000EE"/>
-            <w:u w:val="single"/>
-          </w:rPr>
-          <w:t>Ulangan 16:13–15</w:t>
-        </w:r>
-      </w:hyperlink>
+      <w:r>
+        <w:rPr>
+          <w:lang w:val="id_ID" w:bidi="id_ID"/>
+        </w:rPr>
+        <w:t>Ulangan 16:13–15</w:t>
+      </w:r>
       <w:r>
         <w:rPr>
           <w:lang w:val="id_ID" w:bidi="id_ID"/>
@@ -2551,36 +2323,24 @@
         </w:rPr>
         <w:t xml:space="preserve">: "Kemah Pertemuan" adalah kemah khusus yang disebutkan dalam Kitab Keluaran. Ini merujuk pada peran Kemah Suci (misalnya, </w:t>
       </w:r>
-      <w:hyperlink r:id="rId51">
-        <w:r>
-          <w:rPr>
-            <w:lang w:val="id_ID" w:bidi="id_ID"/>
-          </w:rPr>
-          <w:rPr>
-            <w:color w:val="0000EE"/>
-            <w:u w:val="single"/>
-          </w:rPr>
-          <w:t>Keluaran 33:7</w:t>
-        </w:r>
-      </w:hyperlink>
+      <w:r>
+        <w:rPr>
+          <w:lang w:val="id_ID" w:bidi="id_ID"/>
+        </w:rPr>
+        <w:t>Keluaran 33:7</w:t>
+      </w:r>
       <w:r>
         <w:rPr>
           <w:lang w:val="id_ID" w:bidi="id_ID"/>
         </w:rPr>
         <w:t xml:space="preserve">). Kemah Suci adalah tempat di mana hadirat Allah berdiam (misalnya, </w:t>
       </w:r>
-      <w:hyperlink r:id="rId52">
-        <w:r>
-          <w:rPr>
-            <w:lang w:val="id_ID" w:bidi="id_ID"/>
-          </w:rPr>
-          <w:rPr>
-            <w:color w:val="0000EE"/>
-            <w:u w:val="single"/>
-          </w:rPr>
-          <w:t>Keluaran 25:8–9</w:t>
-        </w:r>
-      </w:hyperlink>
+      <w:r>
+        <w:rPr>
+          <w:lang w:val="id_ID" w:bidi="id_ID"/>
+        </w:rPr>
+        <w:t>Keluaran 25:8–9</w:t>
+      </w:r>
       <w:r>
         <w:rPr>
           <w:lang w:val="id_ID" w:bidi="id_ID"/>
@@ -2757,54 +2517,36 @@
         </w:rPr>
         <w:t xml:space="preserve">Tabut itu hanya berisi loh-loh perjanjian (lihat </w:t>
       </w:r>
-      <w:hyperlink r:id="rId53">
-        <w:r>
-          <w:rPr>
-            <w:lang w:val="id_ID" w:bidi="id_ID"/>
-          </w:rPr>
-          <w:rPr>
-            <w:color w:val="0000EE"/>
-            <w:u w:val="single"/>
-          </w:rPr>
-          <w:t>Keluaran 25:21</w:t>
-        </w:r>
-      </w:hyperlink>
+      <w:r>
+        <w:rPr>
+          <w:lang w:val="id_ID" w:bidi="id_ID"/>
+        </w:rPr>
+        <w:t>Keluaran 25:21</w:t>
+      </w:r>
       <w:r>
         <w:rPr>
           <w:lang w:val="id_ID" w:bidi="id_ID"/>
         </w:rPr>
         <w:t xml:space="preserve">; </w:t>
       </w:r>
-      <w:hyperlink r:id="rId54">
-        <w:r>
-          <w:rPr>
-            <w:lang w:val="id_ID" w:bidi="id_ID"/>
-          </w:rPr>
-          <w:rPr>
-            <w:color w:val="0000EE"/>
-            <w:u w:val="single"/>
-          </w:rPr>
-          <w:t>Ulangan 10:5</w:t>
-        </w:r>
-      </w:hyperlink>
+      <w:r>
+        <w:rPr>
+          <w:lang w:val="id_ID" w:bidi="id_ID"/>
+        </w:rPr>
+        <w:t>Ulangan 10:5</w:t>
+      </w:r>
       <w:r>
         <w:rPr>
           <w:lang w:val="id_ID" w:bidi="id_ID"/>
         </w:rPr>
         <w:t>). Buli-buli berisi manna yang diletakkan Harun di dalam tabut (</w:t>
       </w:r>
-      <w:hyperlink r:id="rId55">
-        <w:r>
-          <w:rPr>
-            <w:lang w:val="id_ID" w:bidi="id_ID"/>
-          </w:rPr>
-          <w:rPr>
-            <w:color w:val="0000EE"/>
-            <w:u w:val="single"/>
-          </w:rPr>
-          <w:t>Keluaran 16:33–34</w:t>
-        </w:r>
-      </w:hyperlink>
+      <w:r>
+        <w:rPr>
+          <w:lang w:val="id_ID" w:bidi="id_ID"/>
+        </w:rPr>
+        <w:t>Keluaran 16:33–34</w:t>
+      </w:r>
       <w:r>
         <w:rPr>
           <w:lang w:val="id_ID" w:bidi="id_ID"/>
@@ -2859,18 +2601,12 @@
         </w:rPr>
         <w:t>Penulis Tawarikh menggambarkan peresmian Bait Suci dengan satu kisah yang rinci dari satu perayaan besar. Dia mencantumkan tiga kelompok penyanyi khusus beserta semua kerabat mereka. Sebanyak 120 peniup terompet mungkin termasuk lima imam dari masing-masing dari ke-24 divisi (</w:t>
       </w:r>
-      <w:hyperlink r:id="rId56">
-        <w:r>
-          <w:rPr>
-            <w:lang w:val="id_ID" w:bidi="id_ID"/>
-          </w:rPr>
-          <w:rPr>
-            <w:color w:val="0000EE"/>
-            <w:u w:val="single"/>
-          </w:rPr>
-          <w:t>1 Tawarikh 24:3–19</w:t>
-        </w:r>
-      </w:hyperlink>
+      <w:r>
+        <w:rPr>
+          <w:lang w:val="id_ID" w:bidi="id_ID"/>
+        </w:rPr>
+        <w:t>1 Tawarikh 24:3–19</w:t>
+      </w:r>
       <w:r>
         <w:rPr>
           <w:lang w:val="id_ID" w:bidi="id_ID"/>
@@ -2973,54 +2709,36 @@
         </w:rPr>
         <w:t xml:space="preserve">Sejarah Israel sebagai umat Allah dimulai dengan peristiwa Keluaran dan mencapai puncaknya ketika Allah memilih Daud sebagai raja dan menetapkan Yerusalem sebagai ibu kotanya. Baik kota maupun dinasti merupakan bagian dari janji Allah kepada Daud (lihat </w:t>
       </w:r>
-      <w:hyperlink r:id="rId57">
-        <w:r>
-          <w:rPr>
-            <w:lang w:val="id_ID" w:bidi="id_ID"/>
-          </w:rPr>
-          <w:rPr>
-            <w:color w:val="0000EE"/>
-            <w:u w:val="single"/>
-          </w:rPr>
-          <w:t>1 Tawarikh 28:4</w:t>
-        </w:r>
-      </w:hyperlink>
+      <w:r>
+        <w:rPr>
+          <w:lang w:val="id_ID" w:bidi="id_ID"/>
+        </w:rPr>
+        <w:t>1 Tawarikh 28:4</w:t>
+      </w:r>
       <w:r>
         <w:rPr>
           <w:lang w:val="id_ID" w:bidi="id_ID"/>
         </w:rPr>
         <w:t xml:space="preserve">; bandingkan </w:t>
       </w:r>
-      <w:hyperlink r:id="rId58">
-        <w:r>
-          <w:rPr>
-            <w:lang w:val="id_ID" w:bidi="id_ID"/>
-          </w:rPr>
-          <w:rPr>
-            <w:color w:val="0000EE"/>
-            <w:u w:val="single"/>
-          </w:rPr>
-          <w:t>2 Samuel 7:8–17</w:t>
-        </w:r>
-      </w:hyperlink>
+      <w:r>
+        <w:rPr>
+          <w:lang w:val="id_ID" w:bidi="id_ID"/>
+        </w:rPr>
+        <w:t>2 Samuel 7:8–17</w:t>
+      </w:r>
       <w:r>
         <w:rPr>
           <w:lang w:val="id_ID" w:bidi="id_ID"/>
         </w:rPr>
         <w:t xml:space="preserve">; </w:t>
       </w:r>
-      <w:hyperlink r:id="rId59">
-        <w:r>
-          <w:rPr>
-            <w:lang w:val="id_ID" w:bidi="id_ID"/>
-          </w:rPr>
-          <w:rPr>
-            <w:color w:val="0000EE"/>
-            <w:u w:val="single"/>
-          </w:rPr>
-          <w:t>Mazmur 2:6–7</w:t>
-        </w:r>
-      </w:hyperlink>
+      <w:r>
+        <w:rPr>
+          <w:lang w:val="id_ID" w:bidi="id_ID"/>
+        </w:rPr>
+        <w:t>Mazmur 2:6–7</w:t>
+      </w:r>
       <w:r>
         <w:rPr>
           <w:lang w:val="id_ID" w:bidi="id_ID"/>
@@ -3136,18 +2854,12 @@
         </w:rPr>
         <w:t xml:space="preserve">Seluruh ciptaan adalah ibarat Bait Suci Allah yang sesungguhnya, istana Raja Ilahi (lihat </w:t>
       </w:r>
-      <w:hyperlink r:id="rId60">
-        <w:r>
-          <w:rPr>
-            <w:lang w:val="id_ID" w:bidi="id_ID"/>
-          </w:rPr>
-          <w:rPr>
-            <w:color w:val="0000EE"/>
-            <w:u w:val="single"/>
-          </w:rPr>
-          <w:t>Yesaya 66:1–2</w:t>
-        </w:r>
-      </w:hyperlink>
+      <w:r>
+        <w:rPr>
+          <w:lang w:val="id_ID" w:bidi="id_ID"/>
+        </w:rPr>
+        <w:t>Yesaya 66:1–2</w:t>
+      </w:r>
       <w:r>
         <w:rPr>
           <w:lang w:val="id_ID" w:bidi="id_ID"/>
@@ -3202,36 +2914,24 @@
         </w:rPr>
         <w:t>Dalam perjanjian dengan Israel, Tuhan menjanjikan berkat dan kehidupan jika taat, serta kutukan dan kematian jika tidak taat (</w:t>
       </w:r>
-      <w:hyperlink r:id="rId61">
-        <w:r>
-          <w:rPr>
-            <w:lang w:val="id_ID" w:bidi="id_ID"/>
-          </w:rPr>
-          <w:rPr>
-            <w:color w:val="0000EE"/>
-            <w:u w:val="single"/>
-          </w:rPr>
-          <w:t>Ulangan 27:11–28:68</w:t>
-        </w:r>
-      </w:hyperlink>
+      <w:r>
+        <w:rPr>
+          <w:lang w:val="id_ID" w:bidi="id_ID"/>
+        </w:rPr>
+        <w:t>Ulangan 27:11–28:68</w:t>
+      </w:r>
       <w:r>
         <w:rPr>
           <w:lang w:val="id_ID" w:bidi="id_ID"/>
         </w:rPr>
         <w:t xml:space="preserve">; </w:t>
       </w:r>
-      <w:hyperlink r:id="rId62">
-        <w:r>
-          <w:rPr>
-            <w:lang w:val="id_ID" w:bidi="id_ID"/>
-          </w:rPr>
-          <w:rPr>
-            <w:color w:val="0000EE"/>
-            <w:u w:val="single"/>
-          </w:rPr>
-          <w:t>30:15–18</w:t>
-        </w:r>
-      </w:hyperlink>
+      <w:r>
+        <w:rPr>
+          <w:lang w:val="id_ID" w:bidi="id_ID"/>
+        </w:rPr>
+        <w:t>30:15–18</w:t>
+      </w:r>
       <w:r>
         <w:rPr>
           <w:lang w:val="id_ID" w:bidi="id_ID"/>
@@ -3286,18 +2986,12 @@
         </w:rPr>
         <w:t>Permohonan pertama: Salomo memohon keadilan ketika ada kesulitan menentukan kesalahan atau ketidakbersalahan. Misalnya, dalam kasus pencurian (</w:t>
       </w:r>
-      <w:hyperlink r:id="rId63">
-        <w:r>
-          <w:rPr>
-            <w:lang w:val="id_ID" w:bidi="id_ID"/>
-          </w:rPr>
-          <w:rPr>
-            <w:color w:val="0000EE"/>
-            <w:u w:val="single"/>
-          </w:rPr>
-          <w:t>Keluaran 22:7–9</w:t>
-        </w:r>
-      </w:hyperlink>
+      <w:r>
+        <w:rPr>
+          <w:lang w:val="id_ID" w:bidi="id_ID"/>
+        </w:rPr>
+        <w:t>Keluaran 22:7–9</w:t>
+      </w:r>
       <w:r>
         <w:rPr>
           <w:lang w:val="id_ID" w:bidi="id_ID"/>
@@ -3496,18 +3190,12 @@
         </w:rPr>
         <w:t>Permohonan kelima: Salomo menunjukkan kepedulian terhadap orang-orang dari bangsa-bangsa lain yang memilih bergabung dengan komunitas perjanjian setelah melihat berkat Allah bagi mereka yang menaati-Nya (</w:t>
       </w:r>
-      <w:hyperlink r:id="rId64">
-        <w:r>
-          <w:rPr>
-            <w:lang w:val="id_ID" w:bidi="id_ID"/>
-          </w:rPr>
-          <w:rPr>
-            <w:color w:val="0000EE"/>
-            <w:u w:val="single"/>
-          </w:rPr>
-          <w:t>Ulangan 4:6–8</w:t>
-        </w:r>
-      </w:hyperlink>
+      <w:r>
+        <w:rPr>
+          <w:lang w:val="id_ID" w:bidi="id_ID"/>
+        </w:rPr>
+        <w:t>Ulangan 4:6–8</w:t>
+      </w:r>
       <w:r>
         <w:rPr>
           <w:lang w:val="id_ID" w:bidi="id_ID"/>
@@ -3610,18 +3298,12 @@
         </w:rPr>
         <w:t>Permohonan ketujuh: Salomo khawatir bahwa Israel mungkin sepenuhnya diasingkan, seperti yang ditunjukkan dalam bagian terakhir doanya. Israel menghadapi banyak pengasingan, tetapi kehancuran total Yerusalem dan Bait Sucinya adalah ujian iman yang paling berat. Salomo melihat Bait Suci sebagai sumber iman; bahkan di tanah asing, orang-orang dapat mengingatnya dan berdoa. Penyebutan negeri, kota, dan Bait Suci (</w:t>
       </w:r>
-      <w:hyperlink r:id="rId65">
-        <w:r>
-          <w:rPr>
-            <w:lang w:val="id_ID" w:bidi="id_ID"/>
-          </w:rPr>
-          <w:rPr>
-            <w:color w:val="0000EE"/>
-            <w:u w:val="single"/>
-          </w:rPr>
-          <w:t>2 Tawarikh 6:38</w:t>
-        </w:r>
-      </w:hyperlink>
+      <w:r>
+        <w:rPr>
+          <w:lang w:val="id_ID" w:bidi="id_ID"/>
+        </w:rPr>
+        <w:t>2 Tawarikh 6:38</w:t>
+      </w:r>
       <w:r>
         <w:rPr>
           <w:lang w:val="id_ID" w:bidi="id_ID"/>
@@ -3680,36 +3362,24 @@
         </w:rPr>
         <w:t>Doa Salomo diakhiri dengan kutipan dari sebuah mazmur (</w:t>
       </w:r>
-      <w:hyperlink r:id="rId66">
-        <w:r>
-          <w:rPr>
-            <w:lang w:val="id_ID" w:bidi="id_ID"/>
-          </w:rPr>
-          <w:rPr>
-            <w:color w:val="0000EE"/>
-            <w:u w:val="single"/>
-          </w:rPr>
-          <w:t>Mazmur 132:8–10</w:t>
-        </w:r>
-      </w:hyperlink>
+      <w:r>
+        <w:rPr>
+          <w:lang w:val="id_ID" w:bidi="id_ID"/>
+        </w:rPr>
+        <w:t>Mazmur 132:8–10</w:t>
+      </w:r>
       <w:r>
         <w:rPr>
           <w:lang w:val="id_ID" w:bidi="id_ID"/>
         </w:rPr>
         <w:t>). Doa ini menandai langkah terakhir dalam memindahkan tabut ke tempatnya di Bait Suci. Doa dengan Mazmur juga menyertai pemindahan tabut oleh Daud ke Yerusalem (</w:t>
       </w:r>
-      <w:hyperlink r:id="rId67">
-        <w:r>
-          <w:rPr>
-            <w:lang w:val="id_ID" w:bidi="id_ID"/>
-          </w:rPr>
-          <w:rPr>
-            <w:color w:val="0000EE"/>
-            <w:u w:val="single"/>
-          </w:rPr>
-          <w:t>1 Tawarikh 16:7–36</w:t>
-        </w:r>
-      </w:hyperlink>
+      <w:r>
+        <w:rPr>
+          <w:lang w:val="id_ID" w:bidi="id_ID"/>
+        </w:rPr>
+        <w:t>1 Tawarikh 16:7–36</w:t>
+      </w:r>
       <w:r>
         <w:rPr>
           <w:lang w:val="id_ID" w:bidi="id_ID"/>
@@ -3734,18 +3404,12 @@
         </w:rPr>
         <w:t xml:space="preserve">Allah dipanggil untuk "bangun" dan masuk ke tempat perhentian, bukan untuk berperang (bandingkan </w:t>
       </w:r>
-      <w:hyperlink r:id="rId68">
-        <w:r>
-          <w:rPr>
-            <w:lang w:val="id_ID" w:bidi="id_ID"/>
-          </w:rPr>
-          <w:rPr>
-            <w:color w:val="0000EE"/>
-            <w:u w:val="single"/>
-          </w:rPr>
-          <w:t>Bilangan 10:35</w:t>
-        </w:r>
-      </w:hyperlink>
+      <w:r>
+        <w:rPr>
+          <w:lang w:val="id_ID" w:bidi="id_ID"/>
+        </w:rPr>
+        <w:t>Bilangan 10:35</w:t>
+      </w:r>
       <w:r>
         <w:rPr>
           <w:lang w:val="id_ID" w:bidi="id_ID"/>
@@ -3800,54 +3464,36 @@
         </w:rPr>
         <w:t>Sesuai dengan bagian awal doa (</w:t>
       </w:r>
-      <w:hyperlink r:id="rId69">
-        <w:r>
-          <w:rPr>
-            <w:lang w:val="id_ID" w:bidi="id_ID"/>
-          </w:rPr>
-          <w:rPr>
-            <w:color w:val="0000EE"/>
-            <w:u w:val="single"/>
-          </w:rPr>
-          <w:t>2 Tawarikh 6:15–17</w:t>
-        </w:r>
-      </w:hyperlink>
+      <w:r>
+        <w:rPr>
+          <w:lang w:val="id_ID" w:bidi="id_ID"/>
+        </w:rPr>
+        <w:t>2 Tawarikh 6:15–17</w:t>
+      </w:r>
       <w:r>
         <w:rPr>
           <w:lang w:val="id_ID" w:bidi="id_ID"/>
         </w:rPr>
         <w:t>), Salomo memohon kepada Allah untuk mengingat kasih setia-Nya yang tetap atas Daud. Ini merujuk pada janji perjanjian yang Allah buat dengan Daud (</w:t>
       </w:r>
-      <w:hyperlink r:id="rId70">
-        <w:r>
-          <w:rPr>
-            <w:lang w:val="id_ID" w:bidi="id_ID"/>
-          </w:rPr>
-          <w:rPr>
-            <w:color w:val="0000EE"/>
-            <w:u w:val="single"/>
-          </w:rPr>
-          <w:t>1 Tawarikh 17:4–14</w:t>
-        </w:r>
-      </w:hyperlink>
+      <w:r>
+        <w:rPr>
+          <w:lang w:val="id_ID" w:bidi="id_ID"/>
+        </w:rPr>
+        <w:t>1 Tawarikh 17:4–14</w:t>
+      </w:r>
       <w:r>
         <w:rPr>
           <w:lang w:val="id_ID" w:bidi="id_ID"/>
         </w:rPr>
         <w:t xml:space="preserve">; lihat </w:t>
       </w:r>
-      <w:hyperlink r:id="rId71">
-        <w:r>
-          <w:rPr>
-            <w:lang w:val="id_ID" w:bidi="id_ID"/>
-          </w:rPr>
-          <w:rPr>
-            <w:color w:val="0000EE"/>
-            <w:u w:val="single"/>
-          </w:rPr>
-          <w:t>Yesaya 55:3</w:t>
-        </w:r>
-      </w:hyperlink>
+      <w:r>
+        <w:rPr>
+          <w:lang w:val="id_ID" w:bidi="id_ID"/>
+        </w:rPr>
+        <w:t>Yesaya 55:3</w:t>
+      </w:r>
       <w:r>
         <w:rPr>
           <w:lang w:val="id_ID" w:bidi="id_ID"/>
@@ -3902,18 +3548,12 @@
         </w:rPr>
         <w:t xml:space="preserve">Saat mereka membawa tabut ke tempatnya (lihat </w:t>
       </w:r>
-      <w:hyperlink r:id="rId72">
-        <w:r>
-          <w:rPr>
-            <w:lang w:val="id_ID" w:bidi="id_ID"/>
-          </w:rPr>
-          <w:rPr>
-            <w:color w:val="0000EE"/>
-            <w:u w:val="single"/>
-          </w:rPr>
-          <w:t>2 Tawarikh 5:13–14</w:t>
-        </w:r>
-      </w:hyperlink>
+      <w:r>
+        <w:rPr>
+          <w:lang w:val="id_ID" w:bidi="id_ID"/>
+        </w:rPr>
+        <w:t>2 Tawarikh 5:13–14</w:t>
+      </w:r>
       <w:r>
         <w:rPr>
           <w:lang w:val="id_ID" w:bidi="id_ID"/>
@@ -3992,18 +3632,12 @@
         </w:rPr>
         <w:t xml:space="preserve">Kurban-kurban sangat penting untuk peresmian tempat kediaman Yang Mahatinggi di bumi. Mereka juga menyediakan makanan bagi umat selama perayaan lima belas hari. Jumlah hewan yang dikurbankan sesuai dengan yang tercantum di </w:t>
       </w:r>
-      <w:hyperlink r:id="rId73">
-        <w:r>
-          <w:rPr>
-            <w:lang w:val="id_ID" w:bidi="id_ID"/>
-          </w:rPr>
-          <w:rPr>
-            <w:color w:val="0000EE"/>
-            <w:u w:val="single"/>
-          </w:rPr>
-          <w:t>1 Raja-Raja 8:63</w:t>
-        </w:r>
-      </w:hyperlink>
+      <w:r>
+        <w:rPr>
+          <w:lang w:val="id_ID" w:bidi="id_ID"/>
+        </w:rPr>
+        <w:t>1 Raja-Raja 8:63</w:t>
+      </w:r>
       <w:r>
         <w:rPr>
           <w:lang w:val="id_ID" w:bidi="id_ID"/>
@@ -4058,72 +3692,48 @@
         </w:rPr>
         <w:t>Jalan masuk ke Hamat di utara dan Wadi (sungai) Mesir di selatan menandai batas Israel, sesuai dengan janji kepada para leluhur (</w:t>
       </w:r>
-      <w:hyperlink r:id="rId74">
-        <w:r>
-          <w:rPr>
-            <w:lang w:val="id_ID" w:bidi="id_ID"/>
-          </w:rPr>
-          <w:rPr>
-            <w:color w:val="0000EE"/>
-            <w:u w:val="single"/>
-          </w:rPr>
-          <w:t>Kejadian 15:18</w:t>
-        </w:r>
-      </w:hyperlink>
+      <w:r>
+        <w:rPr>
+          <w:lang w:val="id_ID" w:bidi="id_ID"/>
+        </w:rPr>
+        <w:t>Kejadian 15:18</w:t>
+      </w:r>
       <w:r>
         <w:rPr>
           <w:lang w:val="id_ID" w:bidi="id_ID"/>
         </w:rPr>
         <w:t xml:space="preserve">; </w:t>
       </w:r>
-      <w:hyperlink r:id="rId75">
-        <w:r>
-          <w:rPr>
-            <w:lang w:val="id_ID" w:bidi="id_ID"/>
-          </w:rPr>
-          <w:rPr>
-            <w:color w:val="0000EE"/>
-            <w:u w:val="single"/>
-          </w:rPr>
-          <w:t>Bilangan 34:5</w:t>
-        </w:r>
-      </w:hyperlink>
+      <w:r>
+        <w:rPr>
+          <w:lang w:val="id_ID" w:bidi="id_ID"/>
+        </w:rPr>
+        <w:t>Bilangan 34:5</w:t>
+      </w:r>
       <w:r>
         <w:rPr>
           <w:lang w:val="id_ID" w:bidi="id_ID"/>
         </w:rPr>
         <w:t xml:space="preserve">, </w:t>
       </w:r>
-      <w:hyperlink r:id="rId76">
-        <w:r>
-          <w:rPr>
-            <w:lang w:val="id_ID" w:bidi="id_ID"/>
-          </w:rPr>
-          <w:rPr>
-            <w:color w:val="0000EE"/>
-            <w:u w:val="single"/>
-          </w:rPr>
-          <w:t>8</w:t>
-        </w:r>
-      </w:hyperlink>
+      <w:r>
+        <w:rPr>
+          <w:lang w:val="id_ID" w:bidi="id_ID"/>
+        </w:rPr>
+        <w:t>8</w:t>
+      </w:r>
       <w:r>
         <w:rPr>
           <w:lang w:val="id_ID" w:bidi="id_ID"/>
         </w:rPr>
         <w:t xml:space="preserve">; </w:t>
       </w:r>
-      <w:hyperlink r:id="rId77">
-        <w:r>
-          <w:rPr>
-            <w:lang w:val="id_ID" w:bidi="id_ID"/>
-          </w:rPr>
-          <w:rPr>
-            <w:color w:val="0000EE"/>
-            <w:u w:val="single"/>
-          </w:rPr>
-          <w:t>Yosua 15:4</w:t>
-        </w:r>
-      </w:hyperlink>
+      <w:r>
+        <w:rPr>
+          <w:lang w:val="id_ID" w:bidi="id_ID"/>
+        </w:rPr>
+        <w:t>Yosua 15:4</w:t>
+      </w:r>
       <w:r>
         <w:rPr>
           <w:lang w:val="id_ID" w:bidi="id_ID"/>
@@ -4178,54 +3788,36 @@
         </w:rPr>
         <w:t xml:space="preserve">Ayat-ayat ini merujuk langsung pada doa Salomo (lihat </w:t>
       </w:r>
-      <w:hyperlink r:id="rId78">
-        <w:r>
-          <w:rPr>
-            <w:lang w:val="id_ID" w:bidi="id_ID"/>
-          </w:rPr>
-          <w:rPr>
-            <w:color w:val="0000EE"/>
-            <w:u w:val="single"/>
-          </w:rPr>
-          <w:t>2 Tawarikh 6:26</w:t>
-        </w:r>
-      </w:hyperlink>
+      <w:r>
+        <w:rPr>
+          <w:lang w:val="id_ID" w:bidi="id_ID"/>
+        </w:rPr>
+        <w:t>2 Tawarikh 6:26</w:t>
+      </w:r>
       <w:r>
         <w:rPr>
           <w:lang w:val="id_ID" w:bidi="id_ID"/>
         </w:rPr>
         <w:t xml:space="preserve">, </w:t>
       </w:r>
-      <w:hyperlink r:id="rId79">
-        <w:r>
-          <w:rPr>
-            <w:lang w:val="id_ID" w:bidi="id_ID"/>
-          </w:rPr>
-          <w:rPr>
-            <w:color w:val="0000EE"/>
-            <w:u w:val="single"/>
-          </w:rPr>
-          <w:t>28</w:t>
-        </w:r>
-      </w:hyperlink>
+      <w:r>
+        <w:rPr>
+          <w:lang w:val="id_ID" w:bidi="id_ID"/>
+        </w:rPr>
+        <w:t>28</w:t>
+      </w:r>
       <w:r>
         <w:rPr>
           <w:lang w:val="id_ID" w:bidi="id_ID"/>
         </w:rPr>
         <w:t xml:space="preserve">, </w:t>
       </w:r>
-      <w:hyperlink r:id="rId80">
-        <w:r>
-          <w:rPr>
-            <w:lang w:val="id_ID" w:bidi="id_ID"/>
-          </w:rPr>
-          <w:rPr>
-            <w:color w:val="0000EE"/>
-            <w:u w:val="single"/>
-          </w:rPr>
-          <w:t>40</w:t>
-        </w:r>
-      </w:hyperlink>
+      <w:r>
+        <w:rPr>
+          <w:lang w:val="id_ID" w:bidi="id_ID"/>
+        </w:rPr>
+        <w:t>40</w:t>
+      </w:r>
       <w:r>
         <w:rPr>
           <w:lang w:val="id_ID" w:bidi="id_ID"/>
@@ -4280,36 +3872,24 @@
         </w:rPr>
         <w:t xml:space="preserve">Allah memberi tahu Salomo bahwa kerajaan Allah adalah kekal. Dalam </w:t>
       </w:r>
-      <w:hyperlink r:id="rId81">
-        <w:r>
-          <w:rPr>
-            <w:lang w:val="id_ID" w:bidi="id_ID"/>
-          </w:rPr>
-          <w:rPr>
-            <w:color w:val="0000EE"/>
-            <w:u w:val="single"/>
-          </w:rPr>
-          <w:t>1 Raja-Raja 9:5</w:t>
-        </w:r>
-      </w:hyperlink>
+      <w:r>
+        <w:rPr>
+          <w:lang w:val="id_ID" w:bidi="id_ID"/>
+        </w:rPr>
+        <w:t>1 Raja-Raja 9:5</w:t>
+      </w:r>
       <w:r>
         <w:rPr>
           <w:lang w:val="id_ID" w:bidi="id_ID"/>
         </w:rPr>
         <w:t xml:space="preserve">, disebutkan bahwa salah satu keturunan Salomo akan selalu berada di takhta Israel. Penulis Tawarikh menyatakan bahwa salah satu keturunan Salomo akan selalu memerintah Israel. Pada masa penulis Tawarikh, tidak ada takhta di Israel, sehingga hal ini merujuk kepada Mesias (bandingkan </w:t>
       </w:r>
-      <w:hyperlink r:id="rId82">
-        <w:r>
-          <w:rPr>
-            <w:lang w:val="id_ID" w:bidi="id_ID"/>
-          </w:rPr>
-          <w:rPr>
-            <w:color w:val="0000EE"/>
-            <w:u w:val="single"/>
-          </w:rPr>
-          <w:t>Mikha 5:2</w:t>
-        </w:r>
-      </w:hyperlink>
+      <w:r>
+        <w:rPr>
+          <w:lang w:val="id_ID" w:bidi="id_ID"/>
+        </w:rPr>
+        <w:t>Mikha 5:2</w:t>
+      </w:r>
       <w:r>
         <w:rPr>
           <w:lang w:val="id_ID" w:bidi="id_ID"/>
@@ -4412,18 +3992,12 @@
         </w:rPr>
         <w:t>Dua puluh kota yang diberikan Salomo kepada Huram dengan imbalan emas tidak memuaskan Hiram (</w:t>
       </w:r>
-      <w:hyperlink r:id="rId83">
-        <w:r>
-          <w:rPr>
-            <w:lang w:val="id_ID" w:bidi="id_ID"/>
-          </w:rPr>
-          <w:rPr>
-            <w:color w:val="0000EE"/>
-            <w:u w:val="single"/>
-          </w:rPr>
-          <w:t>1 Raja-Raja 9:11–14</w:t>
-        </w:r>
-      </w:hyperlink>
+      <w:r>
+        <w:rPr>
+          <w:lang w:val="id_ID" w:bidi="id_ID"/>
+        </w:rPr>
+        <w:t>1 Raja-Raja 9:11–14</w:t>
+      </w:r>
       <w:r>
         <w:rPr>
           <w:lang w:val="id_ID" w:bidi="id_ID"/>
@@ -4478,54 +4052,36 @@
         </w:rPr>
         <w:t>Ayat ini adalah satu-satunya penyebutan dalam Tawarikh mengenai pencapaian militer Salomo; ia dikenal sebagai orang yang cinta damai (</w:t>
       </w:r>
-      <w:hyperlink r:id="rId84">
-        <w:r>
-          <w:rPr>
-            <w:lang w:val="id_ID" w:bidi="id_ID"/>
-          </w:rPr>
-          <w:rPr>
-            <w:color w:val="0000EE"/>
-            <w:u w:val="single"/>
-          </w:rPr>
-          <w:t>1 Tawarikh 22:9</w:t>
-        </w:r>
-      </w:hyperlink>
+      <w:r>
+        <w:rPr>
+          <w:lang w:val="id_ID" w:bidi="id_ID"/>
+        </w:rPr>
+        <w:t>1 Tawarikh 22:9</w:t>
+      </w:r>
       <w:r>
         <w:rPr>
           <w:lang w:val="id_ID" w:bidi="id_ID"/>
         </w:rPr>
         <w:t>). Kerajaan Daud dan Salomo mencapai Hamat-Zoba di ujung utara di Sungai Orontes. Raja Tou, penguasa Hamat, mencari bantuan Daud untuk melawan Hadadezer, raja Zoba (</w:t>
       </w:r>
-      <w:hyperlink r:id="rId85">
-        <w:r>
-          <w:rPr>
-            <w:lang w:val="id_ID" w:bidi="id_ID"/>
-          </w:rPr>
-          <w:rPr>
-            <w:color w:val="0000EE"/>
-            <w:u w:val="single"/>
-          </w:rPr>
-          <w:t>1 Tawarikh 18:9–10</w:t>
-        </w:r>
-      </w:hyperlink>
+      <w:r>
+        <w:rPr>
+          <w:lang w:val="id_ID" w:bidi="id_ID"/>
+        </w:rPr>
+        <w:t>1 Tawarikh 18:9–10</w:t>
+      </w:r>
       <w:r>
         <w:rPr>
           <w:lang w:val="id_ID" w:bidi="id_ID"/>
         </w:rPr>
         <w:t>). Hadadezer juga disebut sebagai raja Zobah-Hamat (</w:t>
       </w:r>
-      <w:hyperlink r:id="rId86">
-        <w:r>
-          <w:rPr>
-            <w:lang w:val="id_ID" w:bidi="id_ID"/>
-          </w:rPr>
-          <w:rPr>
-            <w:color w:val="0000EE"/>
-            <w:u w:val="single"/>
-          </w:rPr>
-          <w:t>1 Tawarikh 18:3</w:t>
-        </w:r>
-      </w:hyperlink>
+      <w:r>
+        <w:rPr>
+          <w:lang w:val="id_ID" w:bidi="id_ID"/>
+        </w:rPr>
+        <w:t>1 Tawarikh 18:3</w:t>
+      </w:r>
       <w:r>
         <w:rPr>
           <w:lang w:val="id_ID" w:bidi="id_ID"/>
@@ -4580,18 +4136,12 @@
         </w:rPr>
         <w:t xml:space="preserve">Penulis Tawarikh berbicara tentang bagian utara kerajaan Salomo. Tadmor, yang belakangan dikenal sebagai Palmira, adalah kota oasis di Siria pada jalur perdagangan di gurun dengan Mesopotamia, 120 mil di timur laut Damaskus. Kota ini tidak disebutkan di tempat lain dalam Alkitab. Pada akhirnya, kota ini dikaitkan dengan daftar kota-kota berbenteng di kerajaan Salomo (bandingkan </w:t>
       </w:r>
-      <w:hyperlink r:id="rId87">
-        <w:r>
-          <w:rPr>
-            <w:lang w:val="id_ID" w:bidi="id_ID"/>
-          </w:rPr>
-          <w:rPr>
-            <w:color w:val="0000EE"/>
-            <w:u w:val="single"/>
-          </w:rPr>
-          <w:t>1 Raja-Raja 9:18</w:t>
-        </w:r>
-      </w:hyperlink>
+      <w:r>
+        <w:rPr>
+          <w:lang w:val="id_ID" w:bidi="id_ID"/>
+        </w:rPr>
+        <w:t>1 Raja-Raja 9:18</w:t>
+      </w:r>
       <w:r>
         <w:rPr>
           <w:lang w:val="id_ID" w:bidi="id_ID"/>
@@ -4742,72 +4292,48 @@
         </w:rPr>
         <w:t>Pernikahan Salomo dengan putri Firaun, yang merupakan aliansi dengan Mesir, sering disebutkan dalam Kitab Raja-Raja (</w:t>
       </w:r>
-      <w:hyperlink r:id="rId88">
-        <w:r>
-          <w:rPr>
-            <w:lang w:val="id_ID" w:bidi="id_ID"/>
-          </w:rPr>
-          <w:rPr>
-            <w:color w:val="0000EE"/>
-            <w:u w:val="single"/>
-          </w:rPr>
-          <w:t>1 Raja-Raja 3:1</w:t>
-        </w:r>
-      </w:hyperlink>
+      <w:r>
+        <w:rPr>
+          <w:lang w:val="id_ID" w:bidi="id_ID"/>
+        </w:rPr>
+        <w:t>1 Raja-Raja 3:1</w:t>
+      </w:r>
       <w:r>
         <w:rPr>
           <w:lang w:val="id_ID" w:bidi="id_ID"/>
         </w:rPr>
         <w:t xml:space="preserve">; </w:t>
       </w:r>
-      <w:hyperlink r:id="rId89">
-        <w:r>
-          <w:rPr>
-            <w:lang w:val="id_ID" w:bidi="id_ID"/>
-          </w:rPr>
-          <w:rPr>
-            <w:color w:val="0000EE"/>
-            <w:u w:val="single"/>
-          </w:rPr>
-          <w:t>9:16</w:t>
-        </w:r>
-      </w:hyperlink>
+      <w:r>
+        <w:rPr>
+          <w:lang w:val="id_ID" w:bidi="id_ID"/>
+        </w:rPr>
+        <w:t>9:16</w:t>
+      </w:r>
       <w:r>
         <w:rPr>
           <w:lang w:val="id_ID" w:bidi="id_ID"/>
         </w:rPr>
         <w:t xml:space="preserve">, </w:t>
       </w:r>
-      <w:hyperlink r:id="rId90">
-        <w:r>
-          <w:rPr>
-            <w:lang w:val="id_ID" w:bidi="id_ID"/>
-          </w:rPr>
-          <w:rPr>
-            <w:color w:val="0000EE"/>
-            <w:u w:val="single"/>
-          </w:rPr>
-          <w:t>24</w:t>
-        </w:r>
-      </w:hyperlink>
+      <w:r>
+        <w:rPr>
+          <w:lang w:val="id_ID" w:bidi="id_ID"/>
+        </w:rPr>
+        <w:t>24</w:t>
+      </w:r>
       <w:r>
         <w:rPr>
           <w:lang w:val="id_ID" w:bidi="id_ID"/>
         </w:rPr>
         <w:t xml:space="preserve">; </w:t>
       </w:r>
-      <w:hyperlink r:id="rId91">
-        <w:r>
-          <w:rPr>
-            <w:lang w:val="id_ID" w:bidi="id_ID"/>
-          </w:rPr>
-          <w:rPr>
-            <w:color w:val="0000EE"/>
-            <w:u w:val="single"/>
-          </w:rPr>
-          <w:t>11:1</w:t>
-        </w:r>
-      </w:hyperlink>
+      <w:r>
+        <w:rPr>
+          <w:lang w:val="id_ID" w:bidi="id_ID"/>
+        </w:rPr>
+        <w:t>11:1</w:t>
+      </w:r>
       <w:r>
         <w:rPr>
           <w:lang w:val="id_ID" w:bidi="id_ID"/>
@@ -4862,18 +4388,12 @@
         </w:rPr>
         <w:t xml:space="preserve">Penulis Tawarikh menyoroti kegiatan Salomo di perbatasan utara dan selatan kerajaannya untuk menunjukkan luasnya wilayah kerajaannya. Salomo mengendalikan pelabuhan-pelabuhan di Laut Merah, yang memungkinkan perdagangan internasional ke selatan. Huram adalah sekutu yang bernilai; bangsanya, yaitu orang-orang Fenisia dari Tirus, memiliki jaringan perdagangan yang luas dan adalah pelaut-pelaut yang terampil, yang membantu Salomo dalam berdagang dengan Ofir. Ofir secara tradisional diyakini berada di barat daya Arab (lihat </w:t>
       </w:r>
-      <w:hyperlink r:id="rId92">
-        <w:r>
-          <w:rPr>
-            <w:lang w:val="id_ID" w:bidi="id_ID"/>
-          </w:rPr>
-          <w:rPr>
-            <w:color w:val="0000EE"/>
-            <w:u w:val="single"/>
-          </w:rPr>
-          <w:t>Kejadian 10:28–29</w:t>
-        </w:r>
-      </w:hyperlink>
+      <w:r>
+        <w:rPr>
+          <w:lang w:val="id_ID" w:bidi="id_ID"/>
+        </w:rPr>
+        <w:t>Kejadian 10:28–29</w:t>
+      </w:r>
       <w:r>
         <w:rPr>
           <w:lang w:val="id_ID" w:bidi="id_ID"/>
@@ -4928,72 +4448,48 @@
         </w:rPr>
         <w:t>Salomo memiliki hubungan ekonomi dan politik jangka panjang dengan Hiram dari Tirus (</w:t>
       </w:r>
-      <w:hyperlink r:id="rId93">
-        <w:r>
-          <w:rPr>
-            <w:lang w:val="id_ID" w:bidi="id_ID"/>
-          </w:rPr>
-          <w:rPr>
-            <w:color w:val="0000EE"/>
-            <w:u w:val="single"/>
-          </w:rPr>
-          <w:t>2 Tawarikh 8:17–18</w:t>
-        </w:r>
-      </w:hyperlink>
+      <w:r>
+        <w:rPr>
+          <w:lang w:val="id_ID" w:bidi="id_ID"/>
+        </w:rPr>
+        <w:t>2 Tawarikh 8:17–18</w:t>
+      </w:r>
       <w:r>
         <w:rPr>
           <w:lang w:val="id_ID" w:bidi="id_ID"/>
         </w:rPr>
         <w:t xml:space="preserve">; </w:t>
       </w:r>
-      <w:hyperlink r:id="rId94">
-        <w:r>
-          <w:rPr>
-            <w:lang w:val="id_ID" w:bidi="id_ID"/>
-          </w:rPr>
-          <w:rPr>
-            <w:color w:val="0000EE"/>
-            <w:u w:val="single"/>
-          </w:rPr>
-          <w:t>9:10–11</w:t>
-        </w:r>
-      </w:hyperlink>
+      <w:r>
+        <w:rPr>
+          <w:lang w:val="id_ID" w:bidi="id_ID"/>
+        </w:rPr>
+        <w:t>9:10–11</w:t>
+      </w:r>
       <w:r>
         <w:rPr>
           <w:lang w:val="id_ID" w:bidi="id_ID"/>
         </w:rPr>
         <w:t>), sedangkan Ratu Syeba hanya mengunjunginya sekali. Syeba kuno, yang kira-kira terletak di wilayah Yaman saat ini, dikenal karena pemimpin-pemimpin perempuannya dan ekonominya yang kaya berdasarkan perdagangan kemenyan dan mur. Satu tradisi kuno menyiratkan bahwa Ratu Syeba berasal dari Kush (Etiopia), mungkin karena Syeba, putra Raema, adalah keturunan Kush (</w:t>
       </w:r>
-      <w:hyperlink r:id="rId95">
-        <w:r>
-          <w:rPr>
-            <w:lang w:val="id_ID" w:bidi="id_ID"/>
-          </w:rPr>
-          <w:rPr>
-            <w:color w:val="0000EE"/>
-            <w:u w:val="single"/>
-          </w:rPr>
-          <w:t>Kejadian 10:7</w:t>
-        </w:r>
-      </w:hyperlink>
+      <w:r>
+        <w:rPr>
+          <w:lang w:val="id_ID" w:bidi="id_ID"/>
+        </w:rPr>
+        <w:t>Kejadian 10:7</w:t>
+      </w:r>
       <w:r>
         <w:rPr>
           <w:lang w:val="id_ID" w:bidi="id_ID"/>
         </w:rPr>
         <w:t xml:space="preserve">; </w:t>
       </w:r>
-      <w:hyperlink r:id="rId96">
-        <w:r>
-          <w:rPr>
-            <w:lang w:val="id_ID" w:bidi="id_ID"/>
-          </w:rPr>
-          <w:rPr>
-            <w:color w:val="0000EE"/>
-            <w:u w:val="single"/>
-          </w:rPr>
-          <w:t>1 Tawarikh 1:9</w:t>
-        </w:r>
-      </w:hyperlink>
+      <w:r>
+        <w:rPr>
+          <w:lang w:val="id_ID" w:bidi="id_ID"/>
+        </w:rPr>
+        <w:t>1 Tawarikh 1:9</w:t>
+      </w:r>
       <w:r>
         <w:rPr>
           <w:lang w:val="id_ID" w:bidi="id_ID"/>
@@ -5107,18 +4603,12 @@
         </w:rPr>
         <w:t xml:space="preserve">: Ratu memberi Salomo emas dalam jumlah yang sama dengan yang diterimanya dari Huram (lihat </w:t>
       </w:r>
-      <w:hyperlink r:id="rId97">
-        <w:r>
-          <w:rPr>
-            <w:lang w:val="id_ID" w:bidi="id_ID"/>
-          </w:rPr>
-          <w:rPr>
-            <w:color w:val="0000EE"/>
-            <w:u w:val="single"/>
-          </w:rPr>
-          <w:t>1 Raja-raja 9:14</w:t>
-        </w:r>
-      </w:hyperlink>
+      <w:r>
+        <w:rPr>
+          <w:lang w:val="id_ID" w:bidi="id_ID"/>
+        </w:rPr>
+        <w:t>1 Raja-raja 9:14</w:t>
+      </w:r>
       <w:r>
         <w:rPr>
           <w:lang w:val="id_ID" w:bidi="id_ID"/>
@@ -5143,18 +4633,12 @@
         </w:rPr>
         <w:t xml:space="preserve">Hadiah rempah-rempah dari ratu, seperti kemenyan dan mur, digunakan dalam kosmetik, pembalsaman, dan persembahan keagamaan. Permintaan yang tinggi dan pajak yang berulang di sepanjang jalur perdagangan yang panjang membuat rempah-rempah tersebut sama berharganya dengan emas ketika diberikan kepada seorang raja (lihat </w:t>
       </w:r>
-      <w:hyperlink r:id="rId98">
-        <w:r>
-          <w:rPr>
-            <w:lang w:val="id_ID" w:bidi="id_ID"/>
-          </w:rPr>
-          <w:rPr>
-            <w:color w:val="0000EE"/>
-            <w:u w:val="single"/>
-          </w:rPr>
-          <w:t>Matius 2:11</w:t>
-        </w:r>
-      </w:hyperlink>
+      <w:r>
+        <w:rPr>
+          <w:lang w:val="id_ID" w:bidi="id_ID"/>
+        </w:rPr>
+        <w:t>Matius 2:11</w:t>
+      </w:r>
       <w:r>
         <w:rPr>
           <w:lang w:val="id_ID" w:bidi="id_ID"/>
@@ -5603,18 +5087,12 @@
         </w:rPr>
         <w:t xml:space="preserve">: Lihat </w:t>
       </w:r>
-      <w:hyperlink r:id="rId99">
-        <w:r>
-          <w:rPr>
-            <w:lang w:val="id_ID" w:bidi="id_ID"/>
-          </w:rPr>
-          <w:rPr>
-            <w:color w:val="0000EE"/>
-            <w:u w:val="single"/>
-          </w:rPr>
-          <w:t>1 Raja-raja 11:26–40</w:t>
-        </w:r>
-      </w:hyperlink>
+      <w:r>
+        <w:rPr>
+          <w:lang w:val="id_ID" w:bidi="id_ID"/>
+        </w:rPr>
+        <w:t>1 Raja-raja 11:26–40</w:t>
+      </w:r>
       <w:r>
         <w:rPr>
           <w:lang w:val="id_ID" w:bidi="id_ID"/>
@@ -5717,126 +5195,84 @@
         </w:rPr>
         <w:t>Para tua-tua Israel berbeda dari pejabat, bangsawan, dan pengasuh (</w:t>
       </w:r>
-      <w:hyperlink r:id="rId100">
-        <w:r>
-          <w:rPr>
-            <w:lang w:val="id_ID" w:bidi="id_ID"/>
-          </w:rPr>
-          <w:rPr>
-            <w:color w:val="0000EE"/>
-            <w:u w:val="single"/>
-          </w:rPr>
-          <w:t>Hakim-Hakim 8:14</w:t>
-        </w:r>
-      </w:hyperlink>
+      <w:r>
+        <w:rPr>
+          <w:lang w:val="id_ID" w:bidi="id_ID"/>
+        </w:rPr>
+        <w:t>Hakim-Hakim 8:14</w:t>
+      </w:r>
       <w:r>
         <w:rPr>
           <w:lang w:val="id_ID" w:bidi="id_ID"/>
         </w:rPr>
         <w:t xml:space="preserve">; </w:t>
       </w:r>
-      <w:hyperlink r:id="rId101">
-        <w:r>
-          <w:rPr>
-            <w:lang w:val="id_ID" w:bidi="id_ID"/>
-          </w:rPr>
-          <w:rPr>
-            <w:color w:val="0000EE"/>
-            <w:u w:val="single"/>
-          </w:rPr>
-          <w:t>1 Raja-raja 21:8</w:t>
-        </w:r>
-      </w:hyperlink>
+      <w:r>
+        <w:rPr>
+          <w:lang w:val="id_ID" w:bidi="id_ID"/>
+        </w:rPr>
+        <w:t>1 Raja-raja 21:8</w:t>
+      </w:r>
       <w:r>
         <w:rPr>
           <w:lang w:val="id_ID" w:bidi="id_ID"/>
         </w:rPr>
         <w:t xml:space="preserve">; </w:t>
       </w:r>
-      <w:hyperlink r:id="rId102">
-        <w:r>
-          <w:rPr>
-            <w:lang w:val="id_ID" w:bidi="id_ID"/>
-          </w:rPr>
-          <w:rPr>
-            <w:color w:val="0000EE"/>
-            <w:u w:val="single"/>
-          </w:rPr>
-          <w:t>2 Raja-raja 10:5</w:t>
-        </w:r>
-      </w:hyperlink>
+      <w:r>
+        <w:rPr>
+          <w:lang w:val="id_ID" w:bidi="id_ID"/>
+        </w:rPr>
+        <w:t>2 Raja-raja 10:5</w:t>
+      </w:r>
       <w:r>
         <w:rPr>
           <w:lang w:val="id_ID" w:bidi="id_ID"/>
         </w:rPr>
         <w:t>) yang memegang posisi pemerintahan. Para tua-tua ini, dalam tradisi pemerintahan, memiliki pengaruh besar terhadap keputusan-keputusan kerajaan. Ketika Benhadad, raja Aram, menyerang Samaria, para tua-tua Samaria dengan tegas menolak syarat penyerahan diri yang keras darinya (</w:t>
       </w:r>
-      <w:hyperlink r:id="rId103">
-        <w:r>
-          <w:rPr>
-            <w:lang w:val="id_ID" w:bidi="id_ID"/>
-          </w:rPr>
-          <w:rPr>
-            <w:color w:val="0000EE"/>
-            <w:u w:val="single"/>
-          </w:rPr>
-          <w:t>1 Raja-raja 20:7–9</w:t>
-        </w:r>
-      </w:hyperlink>
+      <w:r>
+        <w:rPr>
+          <w:lang w:val="id_ID" w:bidi="id_ID"/>
+        </w:rPr>
+        <w:t>1 Raja-raja 20:7–9</w:t>
+      </w:r>
       <w:r>
         <w:rPr>
           <w:lang w:val="id_ID" w:bidi="id_ID"/>
         </w:rPr>
         <w:t>). Sebelumnya, selama pemberontakan Absalom melawan Daud, para tua-tua Israel memainkan peran kunci dalam keputusan-keputusan penting (</w:t>
       </w:r>
-      <w:hyperlink r:id="rId104">
-        <w:r>
-          <w:rPr>
-            <w:lang w:val="id_ID" w:bidi="id_ID"/>
-          </w:rPr>
-          <w:rPr>
-            <w:color w:val="0000EE"/>
-            <w:u w:val="single"/>
-          </w:rPr>
-          <w:t>2 Samuel 17:4</w:t>
-        </w:r>
-      </w:hyperlink>
+      <w:r>
+        <w:rPr>
+          <w:lang w:val="id_ID" w:bidi="id_ID"/>
+        </w:rPr>
+        <w:t>2 Samuel 17:4</w:t>
+      </w:r>
       <w:r>
         <w:rPr>
           <w:lang w:val="id_ID" w:bidi="id_ID"/>
         </w:rPr>
         <w:t xml:space="preserve">, </w:t>
       </w:r>
-      <w:hyperlink r:id="rId105">
-        <w:r>
-          <w:rPr>
-            <w:lang w:val="id_ID" w:bidi="id_ID"/>
-          </w:rPr>
-          <w:rPr>
-            <w:color w:val="0000EE"/>
-            <w:u w:val="single"/>
-          </w:rPr>
-          <w:t>15</w:t>
-        </w:r>
-      </w:hyperlink>
+      <w:r>
+        <w:rPr>
+          <w:lang w:val="id_ID" w:bidi="id_ID"/>
+        </w:rPr>
+        <w:t>15</w:t>
+      </w:r>
       <w:r>
         <w:rPr>
           <w:lang w:val="id_ID" w:bidi="id_ID"/>
         </w:rPr>
         <w:t xml:space="preserve">; </w:t>
       </w:r>
-      <w:hyperlink r:id="rId106">
-        <w:r>
-          <w:rPr>
-            <w:lang w:val="id_ID" w:bidi="id_ID"/>
-          </w:rPr>
-          <w:rPr>
-            <w:color w:val="0000EE"/>
-            <w:u w:val="single"/>
-          </w:rPr>
-          <w:t>19:11</w:t>
-        </w:r>
-      </w:hyperlink>
+      <w:r>
+        <w:rPr>
+          <w:lang w:val="id_ID" w:bidi="id_ID"/>
+        </w:rPr>
+        <w:t>19:11</w:t>
+      </w:r>
       <w:r>
         <w:rPr>
           <w:lang w:val="id_ID" w:bidi="id_ID"/>
@@ -5891,54 +5327,36 @@
         </w:rPr>
         <w:t>Rehabeam berusia empat puluh satu tahun ketika ia mulai memerintah (</w:t>
       </w:r>
-      <w:hyperlink r:id="rId107">
-        <w:r>
-          <w:rPr>
-            <w:lang w:val="id_ID" w:bidi="id_ID"/>
-          </w:rPr>
-          <w:rPr>
-            <w:color w:val="0000EE"/>
-            <w:u w:val="single"/>
-          </w:rPr>
-          <w:t>2 Tawarikh 12:13</w:t>
-        </w:r>
-      </w:hyperlink>
+      <w:r>
+        <w:rPr>
+          <w:lang w:val="id_ID" w:bidi="id_ID"/>
+        </w:rPr>
+        <w:t>2 Tawarikh 12:13</w:t>
+      </w:r>
       <w:r>
         <w:rPr>
           <w:lang w:val="id_ID" w:bidi="id_ID"/>
         </w:rPr>
         <w:t>), jadi para pemuda yang tumbuh bersamanya bukanlah pemula. Mereka mungkin adalah pangeran-pangeran kerajaan, putra-putra dari istri-istri Salomo yang lain. Adalah wajar bagi mereka untuk memiliki peran dalam pemerintahan Rehabeam, seperti yang ditunjukkan Rehabeam dengan mempromosikan putranya Abia (</w:t>
       </w:r>
-      <w:hyperlink r:id="rId108">
-        <w:r>
-          <w:rPr>
-            <w:lang w:val="id_ID" w:bidi="id_ID"/>
-          </w:rPr>
-          <w:rPr>
-            <w:color w:val="0000EE"/>
-            <w:u w:val="single"/>
-          </w:rPr>
-          <w:t>2 Tawarikh 11:22</w:t>
-        </w:r>
-      </w:hyperlink>
+      <w:r>
+        <w:rPr>
+          <w:lang w:val="id_ID" w:bidi="id_ID"/>
+        </w:rPr>
+        <w:t>2 Tawarikh 11:22</w:t>
+      </w:r>
       <w:r>
         <w:rPr>
           <w:lang w:val="id_ID" w:bidi="id_ID"/>
         </w:rPr>
         <w:t xml:space="preserve">). Menyebut pangeran-pangeran ini "muda" mungkin merupakan komentar tentang nilai nasihat mereka, karena orang-orang tidak menganggap yang muda itu berhikmat (lihat </w:t>
       </w:r>
-      <w:hyperlink r:id="rId109">
-        <w:r>
-          <w:rPr>
-            <w:lang w:val="id_ID" w:bidi="id_ID"/>
-          </w:rPr>
-          <w:rPr>
-            <w:color w:val="0000EE"/>
-            <w:u w:val="single"/>
-          </w:rPr>
-          <w:t>Ayub 12:12</w:t>
-        </w:r>
-      </w:hyperlink>
+      <w:r>
+        <w:rPr>
+          <w:lang w:val="id_ID" w:bidi="id_ID"/>
+        </w:rPr>
+        <w:t>Ayub 12:12</w:t>
+      </w:r>
       <w:r>
         <w:rPr>
           <w:lang w:val="id_ID" w:bidi="id_ID"/>
@@ -6041,36 +5459,24 @@
         </w:rPr>
         <w:t>Orang-orang merespons dengan kata-kata yang bertentangan dengan ungkapan puitis yang penulis Tawarikh gunakan sebelumnya (</w:t>
       </w:r>
-      <w:hyperlink r:id="rId110">
-        <w:r>
-          <w:rPr>
-            <w:lang w:val="id_ID" w:bidi="id_ID"/>
-          </w:rPr>
-          <w:rPr>
-            <w:color w:val="0000EE"/>
-            <w:u w:val="single"/>
-          </w:rPr>
-          <w:t>1 Tawarikh 12:18</w:t>
-        </w:r>
-      </w:hyperlink>
+      <w:r>
+        <w:rPr>
+          <w:lang w:val="id_ID" w:bidi="id_ID"/>
+        </w:rPr>
+        <w:t>1 Tawarikh 12:18</w:t>
+      </w:r>
       <w:r>
         <w:rPr>
           <w:lang w:val="id_ID" w:bidi="id_ID"/>
         </w:rPr>
         <w:t>). Di sana, orang-orang dari suku-suku di selatan yaitu Benyamin dan Yehuda (</w:t>
       </w:r>
-      <w:hyperlink r:id="rId111">
-        <w:r>
-          <w:rPr>
-            <w:lang w:val="id_ID" w:bidi="id_ID"/>
-          </w:rPr>
-          <w:rPr>
-            <w:color w:val="0000EE"/>
-            <w:u w:val="single"/>
-          </w:rPr>
-          <w:t>1 Tawarikh 12:16</w:t>
-        </w:r>
-      </w:hyperlink>
+      <w:r>
+        <w:rPr>
+          <w:lang w:val="id_ID" w:bidi="id_ID"/>
+        </w:rPr>
+        <w:t>1 Tawarikh 12:16</w:t>
+      </w:r>
       <w:r>
         <w:rPr>
           <w:lang w:val="id_ID" w:bidi="id_ID"/>
@@ -6173,18 +5579,12 @@
         </w:rPr>
         <w:t>Nubuat Semaya berhasil menghentikan perang saudara langsung di antara suku-suku Israel. Namun, pemerintahan Rehabeam digambarkan sebagai masa konflik yang terus-menerus dengan Yerobeam (</w:t>
       </w:r>
-      <w:hyperlink r:id="rId112">
-        <w:r>
-          <w:rPr>
-            <w:lang w:val="id_ID" w:bidi="id_ID"/>
-          </w:rPr>
-          <w:rPr>
-            <w:color w:val="0000EE"/>
-            <w:u w:val="single"/>
-          </w:rPr>
-          <w:t>2 Tawarikh 12:15</w:t>
-        </w:r>
-      </w:hyperlink>
+      <w:r>
+        <w:rPr>
+          <w:lang w:val="id_ID" w:bidi="id_ID"/>
+        </w:rPr>
+        <w:t>2 Tawarikh 12:15</w:t>
+      </w:r>
       <w:r>
         <w:rPr>
           <w:lang w:val="id_ID" w:bidi="id_ID"/>
@@ -6383,54 +5783,36 @@
         </w:rPr>
         <w:t xml:space="preserve">Pemberontakan Yerobeam di utara (lihat </w:t>
       </w:r>
-      <w:hyperlink r:id="rId113">
-        <w:r>
-          <w:rPr>
-            <w:lang w:val="id_ID" w:bidi="id_ID"/>
-          </w:rPr>
-          <w:rPr>
-            <w:color w:val="0000EE"/>
-            <w:u w:val="single"/>
-          </w:rPr>
-          <w:t>1 Raja-raja 12:26–33</w:t>
-        </w:r>
-      </w:hyperlink>
+      <w:r>
+        <w:rPr>
+          <w:lang w:val="id_ID" w:bidi="id_ID"/>
+        </w:rPr>
+        <w:t>1 Raja-raja 12:26–33</w:t>
+      </w:r>
       <w:r>
         <w:rPr>
           <w:lang w:val="id_ID" w:bidi="id_ID"/>
         </w:rPr>
         <w:t>) menyebabkan orang-orang yang benar-benar mau menyembah Tuhan pindah ke selatan. Rehabeam mengikuti Tuhan dengan setia selama tiga tahun, tetapi pada tahun keempat pemerintahannya, ia menjadi tidak setia (</w:t>
       </w:r>
-      <w:hyperlink r:id="rId114">
-        <w:r>
-          <w:rPr>
-            <w:lang w:val="id_ID" w:bidi="id_ID"/>
-          </w:rPr>
-          <w:rPr>
-            <w:color w:val="0000EE"/>
-            <w:u w:val="single"/>
-          </w:rPr>
-          <w:t>2 Tawarikh 12:1</w:t>
-        </w:r>
-      </w:hyperlink>
+      <w:r>
+        <w:rPr>
+          <w:lang w:val="id_ID" w:bidi="id_ID"/>
+        </w:rPr>
+        <w:t>2 Tawarikh 12:1</w:t>
+      </w:r>
       <w:r>
         <w:rPr>
           <w:lang w:val="id_ID" w:bidi="id_ID"/>
         </w:rPr>
         <w:t>). Allah kemudian segera menghukum Rehabeam dengan mengirimkan Sisak dari Mesir untuk menyerang dia (</w:t>
       </w:r>
-      <w:hyperlink r:id="rId115">
-        <w:r>
-          <w:rPr>
-            <w:lang w:val="id_ID" w:bidi="id_ID"/>
-          </w:rPr>
-          <w:rPr>
-            <w:color w:val="0000EE"/>
-            <w:u w:val="single"/>
-          </w:rPr>
-          <w:t>2 Tawarikh 12:2–5</w:t>
-        </w:r>
-      </w:hyperlink>
+      <w:r>
+        <w:rPr>
+          <w:lang w:val="id_ID" w:bidi="id_ID"/>
+        </w:rPr>
+        <w:t>2 Tawarikh 12:2–5</w:t>
+      </w:r>
       <w:r>
         <w:rPr>
           <w:lang w:val="id_ID" w:bidi="id_ID"/>
@@ -6485,54 +5867,36 @@
         </w:rPr>
         <w:t xml:space="preserve">Beberapa pakar berpendapat bahwa Yerobeam mendirikan patung kambing dan anak lembu sebagai platform untuk Tuhan. Mereka mencatat bahwa orang Kanaan percaya bahwa dewa-dewa mereka berdiri di atas binatang (bandingkan </w:t>
       </w:r>
-      <w:hyperlink r:id="rId116">
-        <w:r>
-          <w:rPr>
-            <w:lang w:val="id_ID" w:bidi="id_ID"/>
-          </w:rPr>
-          <w:rPr>
-            <w:color w:val="0000EE"/>
-            <w:u w:val="single"/>
-          </w:rPr>
-          <w:t>Keluaran 32:5</w:t>
-        </w:r>
-      </w:hyperlink>
+      <w:r>
+        <w:rPr>
+          <w:lang w:val="id_ID" w:bidi="id_ID"/>
+        </w:rPr>
+        <w:t>Keluaran 32:5</w:t>
+      </w:r>
       <w:r>
         <w:rPr>
           <w:lang w:val="id_ID" w:bidi="id_ID"/>
         </w:rPr>
         <w:t>, di mana anak lembu emas digunakan dalam “perayaan untuk Tuhan”). Namun, Yerobeam tidak pernah secara khusus memuji Tuhan karena telah menyelamatkan Israel (</w:t>
       </w:r>
-      <w:hyperlink r:id="rId117">
-        <w:r>
-          <w:rPr>
-            <w:lang w:val="id_ID" w:bidi="id_ID"/>
-          </w:rPr>
-          <w:rPr>
-            <w:color w:val="0000EE"/>
-            <w:u w:val="single"/>
-          </w:rPr>
-          <w:t>1 Raja-raja 12:28</w:t>
-        </w:r>
-      </w:hyperlink>
+      <w:r>
+        <w:rPr>
+          <w:lang w:val="id_ID" w:bidi="id_ID"/>
+        </w:rPr>
+        <w:t>1 Raja-raja 12:28</w:t>
+      </w:r>
       <w:r>
         <w:rPr>
           <w:lang w:val="id_ID" w:bidi="id_ID"/>
         </w:rPr>
         <w:t xml:space="preserve">), sehingga ada yang percaya bahwa dia mungkin bermaksud bahwa dewa-dewa lain berdiri di atas binatang tersebut. Ada juga yang menduga bahwa Yerobeam mungkin meniru orang Mesir, yang menggambarkan dewa-dewa pagan dalam bentuk binatang (bandingkan </w:t>
       </w:r>
-      <w:hyperlink r:id="rId118">
-        <w:r>
-          <w:rPr>
-            <w:lang w:val="id_ID" w:bidi="id_ID"/>
-          </w:rPr>
-          <w:rPr>
-            <w:color w:val="0000EE"/>
-            <w:u w:val="single"/>
-          </w:rPr>
-          <w:t>Keluaran 32:4</w:t>
-        </w:r>
-      </w:hyperlink>
+      <w:r>
+        <w:rPr>
+          <w:lang w:val="id_ID" w:bidi="id_ID"/>
+        </w:rPr>
+        <w:t>Keluaran 32:4</w:t>
+      </w:r>
       <w:r>
         <w:rPr>
           <w:lang w:val="id_ID" w:bidi="id_ID"/>
@@ -6587,18 +5951,12 @@
         </w:rPr>
         <w:t xml:space="preserve">Rehabeam mungkin memiliki jumlah istri dan anak yang sama sepanjang masa pemerintahannya, bukan hanya pada tahun kelima. Dia lebih mencintai istri keduanya daripada istri pertamanya, sehingga dia melanggar aturan primogenitur (warisan menjadi milik anak sulung, </w:t>
       </w:r>
-      <w:hyperlink r:id="rId119">
-        <w:r>
-          <w:rPr>
-            <w:lang w:val="id_ID" w:bidi="id_ID"/>
-          </w:rPr>
-          <w:rPr>
-            <w:color w:val="0000EE"/>
-            <w:u w:val="single"/>
-          </w:rPr>
-          <w:t>Ulangan 21:15–17</w:t>
-        </w:r>
-      </w:hyperlink>
+      <w:r>
+        <w:rPr>
+          <w:lang w:val="id_ID" w:bidi="id_ID"/>
+        </w:rPr>
+        <w:t>Ulangan 21:15–17</w:t>
+      </w:r>
       <w:r>
         <w:rPr>
           <w:lang w:val="id_ID" w:bidi="id_ID"/>
@@ -6653,18 +6011,12 @@
         </w:rPr>
         <w:t>Rehabeam memberikan kendali kepada para pangeran kerajaan, memperluas kekuasaan keluarga kerajaan ke daerah-daerah yang jauh. Hal ini memastikan transisi kekuasaan berjalan lancar dan mengurangi kemungkinan pemberontakan atau kudeta. Rehabeam mungkin melakukan ini untuk menghindari masalah yang telah Allah janjikan kepada keluarga Daud (</w:t>
       </w:r>
-      <w:hyperlink r:id="rId120">
-        <w:r>
-          <w:rPr>
-            <w:lang w:val="id_ID" w:bidi="id_ID"/>
-          </w:rPr>
-          <w:rPr>
-            <w:color w:val="0000EE"/>
-            <w:u w:val="single"/>
-          </w:rPr>
-          <w:t>2 Samuel 12:10–11</w:t>
-        </w:r>
-      </w:hyperlink>
+      <w:r>
+        <w:rPr>
+          <w:lang w:val="id_ID" w:bidi="id_ID"/>
+        </w:rPr>
+        <w:t>2 Samuel 12:10–11</w:t>
+      </w:r>
       <w:r>
         <w:rPr>
           <w:lang w:val="id_ID" w:bidi="id_ID"/>
@@ -6905,18 +6257,12 @@
         </w:rPr>
         <w:t>Perkataan Semaya menguraikan unsur-unsur yang diperlukan dalam doa Salomo selama dedikasi Bait Suci (</w:t>
       </w:r>
-      <w:hyperlink r:id="rId121">
-        <w:r>
-          <w:rPr>
-            <w:lang w:val="id_ID" w:bidi="id_ID"/>
-          </w:rPr>
-          <w:rPr>
-            <w:color w:val="0000EE"/>
-            <w:u w:val="single"/>
-          </w:rPr>
-          <w:t>2 Tawarikh 7:14</w:t>
-        </w:r>
-      </w:hyperlink>
+      <w:r>
+        <w:rPr>
+          <w:lang w:val="id_ID" w:bidi="id_ID"/>
+        </w:rPr>
+        <w:t>2 Tawarikh 7:14</w:t>
+      </w:r>
       <w:r>
         <w:rPr>
           <w:lang w:val="id_ID" w:bidi="id_ID"/>
@@ -6971,36 +6317,24 @@
         </w:rPr>
         <w:t xml:space="preserve">Rehabeam menghadapi penghukuman atas ketidaktaatannya melalui penjarahan perbendaharaan kerajaan dan Bait Suci. Para pengawal biasanya membawa perisai-perisai emas ketika menemani raja dari istana ke Bait Suci. Prosesi kerajaan kehilangan banyak kemegahannya ketika mereka mengganti perisai-perisai emas dengan yang berbahan perunggu (bandingkan </w:t>
       </w:r>
-      <w:hyperlink r:id="rId122">
-        <w:r>
-          <w:rPr>
-            <w:lang w:val="id_ID" w:bidi="id_ID"/>
-          </w:rPr>
-          <w:rPr>
-            <w:color w:val="0000EE"/>
-            <w:u w:val="single"/>
-          </w:rPr>
-          <w:t>2 Tawarikh 9:15–16</w:t>
-        </w:r>
-      </w:hyperlink>
+      <w:r>
+        <w:rPr>
+          <w:lang w:val="id_ID" w:bidi="id_ID"/>
+        </w:rPr>
+        <w:t>2 Tawarikh 9:15–16</w:t>
+      </w:r>
       <w:r>
         <w:rPr>
           <w:lang w:val="id_ID" w:bidi="id_ID"/>
         </w:rPr>
         <w:t>). Perisai-perisai perunggu ini disimpan dengan aman di gudang senjata besar yang dibangun oleh Salomo (</w:t>
       </w:r>
-      <w:hyperlink r:id="rId123">
-        <w:r>
-          <w:rPr>
-            <w:lang w:val="id_ID" w:bidi="id_ID"/>
-          </w:rPr>
-          <w:rPr>
-            <w:color w:val="0000EE"/>
-            <w:u w:val="single"/>
-          </w:rPr>
-          <w:t>2 Tawarikh 8:6</w:t>
-        </w:r>
-      </w:hyperlink>
+      <w:r>
+        <w:rPr>
+          <w:lang w:val="id_ID" w:bidi="id_ID"/>
+        </w:rPr>
+        <w:t>2 Tawarikh 8:6</w:t>
+      </w:r>
       <w:r>
         <w:rPr>
           <w:lang w:val="id_ID" w:bidi="id_ID"/>
@@ -7109,18 +6443,12 @@
         </w:rPr>
         <w:t xml:space="preserve">Kelanjutan ibadah (lihat </w:t>
       </w:r>
-      <w:hyperlink r:id="rId124">
-        <w:r>
-          <w:rPr>
-            <w:lang w:val="id_ID" w:bidi="id_ID"/>
-          </w:rPr>
-          <w:rPr>
-            <w:color w:val="0000EE"/>
-            <w:u w:val="single"/>
-          </w:rPr>
-          <w:t>2 Tawarikh 19:3</w:t>
-        </w:r>
-      </w:hyperlink>
+      <w:r>
+        <w:rPr>
+          <w:lang w:val="id_ID" w:bidi="id_ID"/>
+        </w:rPr>
+        <w:t>2 Tawarikh 19:3</w:t>
+      </w:r>
       <w:r>
         <w:rPr>
           <w:lang w:val="id_ID" w:bidi="id_ID"/>
@@ -7175,18 +6503,12 @@
         </w:rPr>
         <w:t xml:space="preserve">Abia disebut Abiam dalam Kitab Raja-Raja (misalnya, </w:t>
       </w:r>
-      <w:hyperlink r:id="rId125">
-        <w:r>
-          <w:rPr>
-            <w:lang w:val="id_ID" w:bidi="id_ID"/>
-          </w:rPr>
-          <w:rPr>
-            <w:color w:val="0000EE"/>
-            <w:u w:val="single"/>
-          </w:rPr>
-          <w:t>1 Raja-raja 15:1</w:t>
-        </w:r>
-      </w:hyperlink>
+      <w:r>
+        <w:rPr>
+          <w:lang w:val="id_ID" w:bidi="id_ID"/>
+        </w:rPr>
+        <w:t>1 Raja-raja 15:1</w:t>
+      </w:r>
       <w:r>
         <w:rPr>
           <w:lang w:val="id_ID" w:bidi="id_ID"/>
@@ -7292,72 +6614,48 @@
         </w:rPr>
         <w:t xml:space="preserve">Konflik antara Rehabeam dan Yerobeam (lihat </w:t>
       </w:r>
-      <w:hyperlink r:id="rId112">
-        <w:r>
-          <w:rPr>
-            <w:lang w:val="id_ID" w:bidi="id_ID"/>
-          </w:rPr>
-          <w:rPr>
-            <w:color w:val="0000EE"/>
-            <w:u w:val="single"/>
-          </w:rPr>
-          <w:t>2 Tawarikh 12:15</w:t>
-        </w:r>
-      </w:hyperlink>
+      <w:r>
+        <w:rPr>
+          <w:lang w:val="id_ID" w:bidi="id_ID"/>
+        </w:rPr>
+        <w:t>2 Tawarikh 12:15</w:t>
+      </w:r>
       <w:r>
         <w:rPr>
           <w:lang w:val="id_ID" w:bidi="id_ID"/>
         </w:rPr>
         <w:t>) berlanjut hingga masa pemerintahan Abia. Abia mungkin berusaha menyatukan kembali kerajaan utara dan selatan, seperti yang diindikasikan oleh perkataannya (</w:t>
       </w:r>
-      <w:hyperlink r:id="rId126">
-        <w:r>
-          <w:rPr>
-            <w:lang w:val="id_ID" w:bidi="id_ID"/>
-          </w:rPr>
-          <w:rPr>
-            <w:color w:val="0000EE"/>
-            <w:u w:val="single"/>
-          </w:rPr>
-          <w:t>2 Tawarikh 13:5–12</w:t>
-        </w:r>
-      </w:hyperlink>
+      <w:r>
+        <w:rPr>
+          <w:lang w:val="id_ID" w:bidi="id_ID"/>
+        </w:rPr>
+        <w:t>2 Tawarikh 13:5–12</w:t>
+      </w:r>
       <w:r>
         <w:rPr>
           <w:lang w:val="id_ID" w:bidi="id_ID"/>
         </w:rPr>
         <w:t>). Jumlah besar tentara di kedua belah pihak mirip dengan jumlah pada sensus Daud (</w:t>
       </w:r>
-      <w:hyperlink r:id="rId127">
-        <w:r>
-          <w:rPr>
-            <w:lang w:val="id_ID" w:bidi="id_ID"/>
-          </w:rPr>
-          <w:rPr>
-            <w:color w:val="0000EE"/>
-            <w:u w:val="single"/>
-          </w:rPr>
-          <w:t>2 Samuel 24:9</w:t>
-        </w:r>
-      </w:hyperlink>
+      <w:r>
+        <w:rPr>
+          <w:lang w:val="id_ID" w:bidi="id_ID"/>
+        </w:rPr>
+        <w:t>2 Samuel 24:9</w:t>
+      </w:r>
       <w:r>
         <w:rPr>
           <w:lang w:val="id_ID" w:bidi="id_ID"/>
         </w:rPr>
         <w:t>). Tentara Israel yang lebih besar menyoroti pertolongan Allah untuk Yehuda (</w:t>
       </w:r>
-      <w:hyperlink r:id="rId128">
-        <w:r>
-          <w:rPr>
-            <w:lang w:val="id_ID" w:bidi="id_ID"/>
-          </w:rPr>
-          <w:rPr>
-            <w:color w:val="0000EE"/>
-            <w:u w:val="single"/>
-          </w:rPr>
-          <w:t>2 Tawarikh 13:14–19</w:t>
-        </w:r>
-      </w:hyperlink>
+      <w:r>
+        <w:rPr>
+          <w:lang w:val="id_ID" w:bidi="id_ID"/>
+        </w:rPr>
+        <w:t>2 Tawarikh 13:14–19</w:t>
+      </w:r>
       <w:r>
         <w:rPr>
           <w:lang w:val="id_ID" w:bidi="id_ID"/>
@@ -7419,18 +6717,12 @@
         </w:rPr>
         <w:t xml:space="preserve">: Kota ini terletak di perbatasan utara wilayah Benyamin (lihat </w:t>
       </w:r>
-      <w:hyperlink r:id="rId129">
-        <w:r>
-          <w:rPr>
-            <w:lang w:val="id_ID" w:bidi="id_ID"/>
-          </w:rPr>
-          <w:rPr>
-            <w:color w:val="0000EE"/>
-            <w:u w:val="single"/>
-          </w:rPr>
-          <w:t>Yosua 18:22</w:t>
-        </w:r>
-      </w:hyperlink>
+      <w:r>
+        <w:rPr>
+          <w:lang w:val="id_ID" w:bidi="id_ID"/>
+        </w:rPr>
+        <w:t>Yosua 18:22</w:t>
+      </w:r>
       <w:r>
         <w:rPr>
           <w:lang w:val="id_ID" w:bidi="id_ID"/>
@@ -7492,18 +6784,12 @@
         </w:rPr>
         <w:t>: Garam diperlukan dalam persembahan biji-bijian (</w:t>
       </w:r>
-      <w:hyperlink r:id="rId130">
-        <w:r>
-          <w:rPr>
-            <w:lang w:val="id_ID" w:bidi="id_ID"/>
-          </w:rPr>
-          <w:rPr>
-            <w:color w:val="0000EE"/>
-            <w:u w:val="single"/>
-          </w:rPr>
-          <w:t>Imamat 2:13</w:t>
-        </w:r>
-      </w:hyperlink>
+      <w:r>
+        <w:rPr>
+          <w:lang w:val="id_ID" w:bidi="id_ID"/>
+        </w:rPr>
+        <w:t>Imamat 2:13</w:t>
+      </w:r>
       <w:r>
         <w:rPr>
           <w:lang w:val="id_ID" w:bidi="id_ID"/>
@@ -7673,18 +6959,12 @@
         </w:rPr>
         <w:t xml:space="preserve"> (</w:t>
       </w:r>
-      <w:hyperlink r:id="rId131">
-        <w:r>
-          <w:rPr>
-            <w:lang w:val="id_ID" w:bidi="id_ID"/>
-          </w:rPr>
-          <w:rPr>
-            <w:color w:val="0000EE"/>
-            <w:u w:val="single"/>
-          </w:rPr>
-          <w:t>2 Tawarikh 13:10</w:t>
-        </w:r>
-      </w:hyperlink>
+      <w:r>
+        <w:rPr>
+          <w:lang w:val="id_ID" w:bidi="id_ID"/>
+        </w:rPr>
+        <w:t>2 Tawarikh 13:10</w:t>
+      </w:r>
       <w:r>
         <w:rPr>
           <w:lang w:val="id_ID" w:bidi="id_ID"/>
@@ -7739,18 +7019,12 @@
         </w:rPr>
         <w:t>Perkataan Abia menunjukkan bahwa ia peduli soal menjaga kemurnian ibadah di Yerusalem. Catatan dalam Kitab Raja-Raja tidak menyebutkan pengabdian Abia (</w:t>
       </w:r>
-      <w:hyperlink r:id="rId132">
-        <w:r>
-          <w:rPr>
-            <w:lang w:val="id_ID" w:bidi="id_ID"/>
-          </w:rPr>
-          <w:rPr>
-            <w:color w:val="0000EE"/>
-            <w:u w:val="single"/>
-          </w:rPr>
-          <w:t>1 Raja-raja 15:3–4</w:t>
-        </w:r>
-      </w:hyperlink>
+      <w:r>
+        <w:rPr>
+          <w:lang w:val="id_ID" w:bidi="id_ID"/>
+        </w:rPr>
+        <w:t>1 Raja-raja 15:3–4</w:t>
+      </w:r>
       <w:r>
         <w:rPr>
           <w:lang w:val="id_ID" w:bidi="id_ID"/>
@@ -7853,54 +7127,36 @@
         </w:rPr>
         <w:t>Tuhan memberikan kemenangan yang luar biasa kepada Yehuda. Abia merebut daerah-daerah di sekitar Betel, Yesana, dan Efron dari Israel (</w:t>
       </w:r>
-      <w:hyperlink r:id="rId133">
-        <w:r>
-          <w:rPr>
-            <w:lang w:val="id_ID" w:bidi="id_ID"/>
-          </w:rPr>
-          <w:rPr>
-            <w:color w:val="0000EE"/>
-            <w:u w:val="single"/>
-          </w:rPr>
-          <w:t>2 Tawarikh 13:19</w:t>
-        </w:r>
-      </w:hyperlink>
+      <w:r>
+        <w:rPr>
+          <w:lang w:val="id_ID" w:bidi="id_ID"/>
+        </w:rPr>
+        <w:t>2 Tawarikh 13:19</w:t>
+      </w:r>
       <w:r>
         <w:rPr>
           <w:lang w:val="id_ID" w:bidi="id_ID"/>
         </w:rPr>
         <w:t>). Bersama dengan Zemaraim (</w:t>
       </w:r>
-      <w:hyperlink r:id="rId134">
-        <w:r>
-          <w:rPr>
-            <w:lang w:val="id_ID" w:bidi="id_ID"/>
-          </w:rPr>
-          <w:rPr>
-            <w:color w:val="0000EE"/>
-            <w:u w:val="single"/>
-          </w:rPr>
-          <w:t>2 Tawarikh 13:4</w:t>
-        </w:r>
-      </w:hyperlink>
+      <w:r>
+        <w:rPr>
+          <w:lang w:val="id_ID" w:bidi="id_ID"/>
+        </w:rPr>
+        <w:t>2 Tawarikh 13:4</w:t>
+      </w:r>
       <w:r>
         <w:rPr>
           <w:lang w:val="id_ID" w:bidi="id_ID"/>
         </w:rPr>
         <w:t xml:space="preserve">), kota-kota ini di daerah perbukitan di perbatasan utara Yehuda membentuk satu kesatuan geografis (lihat </w:t>
       </w:r>
-      <w:hyperlink r:id="rId135">
-        <w:r>
-          <w:rPr>
-            <w:lang w:val="id_ID" w:bidi="id_ID"/>
-          </w:rPr>
-          <w:rPr>
-            <w:color w:val="0000EE"/>
-            <w:u w:val="single"/>
-          </w:rPr>
-          <w:t>Yosua 18:22–23</w:t>
-        </w:r>
-      </w:hyperlink>
+      <w:r>
+        <w:rPr>
+          <w:lang w:val="id_ID" w:bidi="id_ID"/>
+        </w:rPr>
+        <w:t>Yosua 18:22–23</w:t>
+      </w:r>
       <w:r>
         <w:rPr>
           <w:lang w:val="id_ID" w:bidi="id_ID"/>
@@ -7955,36 +7211,24 @@
         </w:rPr>
         <w:t xml:space="preserve">Yerobeam hidup lebih lama daripada Abia (lihat </w:t>
       </w:r>
-      <w:hyperlink r:id="rId136">
-        <w:r>
-          <w:rPr>
-            <w:lang w:val="id_ID" w:bidi="id_ID"/>
-          </w:rPr>
-          <w:rPr>
-            <w:color w:val="0000EE"/>
-            <w:u w:val="single"/>
-          </w:rPr>
-          <w:t>1 Raja-raja 15:9</w:t>
-        </w:r>
-      </w:hyperlink>
+      <w:r>
+        <w:rPr>
+          <w:lang w:val="id_ID" w:bidi="id_ID"/>
+        </w:rPr>
+        <w:t>1 Raja-raja 15:9</w:t>
+      </w:r>
       <w:r>
         <w:rPr>
           <w:lang w:val="id_ID" w:bidi="id_ID"/>
         </w:rPr>
         <w:t xml:space="preserve">). Kisah kematiannya muncul bersamaan dengan kekalahannya, yang umum bagi para prajurit yang kalah (lihat </w:t>
       </w:r>
-      <w:hyperlink r:id="rId137">
-        <w:r>
-          <w:rPr>
-            <w:lang w:val="id_ID" w:bidi="id_ID"/>
-          </w:rPr>
-          <w:rPr>
-            <w:color w:val="0000EE"/>
-            <w:u w:val="single"/>
-          </w:rPr>
-          <w:t>2 Raja-raja 19:37</w:t>
-        </w:r>
-      </w:hyperlink>
+      <w:r>
+        <w:rPr>
+          <w:lang w:val="id_ID" w:bidi="id_ID"/>
+        </w:rPr>
+        <w:t>2 Raja-raja 19:37</w:t>
+      </w:r>
       <w:r>
         <w:rPr>
           <w:lang w:val="id_ID" w:bidi="id_ID"/>
@@ -8087,36 +7331,24 @@
         </w:rPr>
         <w:t>Pada awal pemerintahannya, Asa menghapuskan mezbah-mezbah asing di Yehuda (</w:t>
       </w:r>
-      <w:hyperlink r:id="rId138">
-        <w:r>
-          <w:rPr>
-            <w:lang w:val="id_ID" w:bidi="id_ID"/>
-          </w:rPr>
-          <w:rPr>
-            <w:color w:val="0000EE"/>
-            <w:u w:val="single"/>
-          </w:rPr>
-          <w:t>2 Tawarikh 14:5</w:t>
-        </w:r>
-      </w:hyperlink>
+      <w:r>
+        <w:rPr>
+          <w:lang w:val="id_ID" w:bidi="id_ID"/>
+        </w:rPr>
+        <w:t>2 Tawarikh 14:5</w:t>
+      </w:r>
       <w:r>
         <w:rPr>
           <w:lang w:val="id_ID" w:bidi="id_ID"/>
         </w:rPr>
         <w:t>). Namun, dia tidak menghapuskan bukit-bukit pengorbanan dari Israel (</w:t>
       </w:r>
-      <w:hyperlink r:id="rId139">
-        <w:r>
-          <w:rPr>
-            <w:lang w:val="id_ID" w:bidi="id_ID"/>
-          </w:rPr>
-          <w:rPr>
-            <w:color w:val="0000EE"/>
-            <w:u w:val="single"/>
-          </w:rPr>
-          <w:t>2 Tawarikh 15:17</w:t>
-        </w:r>
-      </w:hyperlink>
+      <w:r>
+        <w:rPr>
+          <w:lang w:val="id_ID" w:bidi="id_ID"/>
+        </w:rPr>
+        <w:t>2 Tawarikh 15:17</w:t>
+      </w:r>
       <w:r>
         <w:rPr>
           <w:lang w:val="id_ID" w:bidi="id_ID"/>
@@ -8184,54 +7416,36 @@
         </w:rPr>
         <w:t xml:space="preserve"> digunakan oleh penulis kitab Tawarikh untuk menjelaskan cara memulihkan iman. Ini menyoroti dan mengkritik pemerintahan Asa (lihat </w:t>
       </w:r>
-      <w:hyperlink r:id="rId140">
-        <w:r>
-          <w:rPr>
-            <w:lang w:val="id_ID" w:bidi="id_ID"/>
-          </w:rPr>
-          <w:rPr>
-            <w:color w:val="0000EE"/>
-            <w:u w:val="single"/>
-          </w:rPr>
-          <w:t>2 Tawarikh 15:2</w:t>
-        </w:r>
-      </w:hyperlink>
+      <w:r>
+        <w:rPr>
+          <w:lang w:val="id_ID" w:bidi="id_ID"/>
+        </w:rPr>
+        <w:t>2 Tawarikh 15:2</w:t>
+      </w:r>
       <w:r>
         <w:rPr>
           <w:lang w:val="id_ID" w:bidi="id_ID"/>
         </w:rPr>
         <w:t xml:space="preserve">, </w:t>
       </w:r>
-      <w:hyperlink r:id="rId141">
-        <w:r>
-          <w:rPr>
-            <w:lang w:val="id_ID" w:bidi="id_ID"/>
-          </w:rPr>
-          <w:rPr>
-            <w:color w:val="0000EE"/>
-            <w:u w:val="single"/>
-          </w:rPr>
-          <w:t>12–13</w:t>
-        </w:r>
-      </w:hyperlink>
+      <w:r>
+        <w:rPr>
+          <w:lang w:val="id_ID" w:bidi="id_ID"/>
+        </w:rPr>
+        <w:t>12–13</w:t>
+      </w:r>
       <w:r>
         <w:rPr>
           <w:lang w:val="id_ID" w:bidi="id_ID"/>
         </w:rPr>
         <w:t xml:space="preserve">; </w:t>
       </w:r>
-      <w:hyperlink r:id="rId142">
-        <w:r>
-          <w:rPr>
-            <w:lang w:val="id_ID" w:bidi="id_ID"/>
-          </w:rPr>
-          <w:rPr>
-            <w:color w:val="0000EE"/>
-            <w:u w:val="single"/>
-          </w:rPr>
-          <w:t>16:12</w:t>
-        </w:r>
-      </w:hyperlink>
+      <w:r>
+        <w:rPr>
+          <w:lang w:val="id_ID" w:bidi="id_ID"/>
+        </w:rPr>
+        <w:t>16:12</w:t>
+      </w:r>
       <w:r>
         <w:rPr>
           <w:lang w:val="id_ID" w:bidi="id_ID"/>
@@ -8290,18 +7504,12 @@
         </w:rPr>
         <w:t>Salomo berdoa agar Tuhan mendengarkan umat-Nya ketika mereka pergi berperang (</w:t>
       </w:r>
-      <w:hyperlink r:id="rId143">
-        <w:r>
-          <w:rPr>
-            <w:lang w:val="id_ID" w:bidi="id_ID"/>
-          </w:rPr>
-          <w:rPr>
-            <w:color w:val="0000EE"/>
-            <w:u w:val="single"/>
-          </w:rPr>
-          <w:t>2 Tawarikh 6:34</w:t>
-        </w:r>
-      </w:hyperlink>
+      <w:r>
+        <w:rPr>
+          <w:lang w:val="id_ID" w:bidi="id_ID"/>
+        </w:rPr>
+        <w:t>2 Tawarikh 6:34</w:t>
+      </w:r>
       <w:r>
         <w:rPr>
           <w:lang w:val="id_ID" w:bidi="id_ID"/>
@@ -8339,36 +7547,24 @@
         </w:rPr>
         <w:t xml:space="preserve"> mungkin merujuk kepada seseorang dari selatan Mesir (Nubia) atau daerah Midian di timur laut Aqabah (lihat </w:t>
       </w:r>
-      <w:hyperlink r:id="rId144">
-        <w:r>
-          <w:rPr>
-            <w:lang w:val="id_ID" w:bidi="id_ID"/>
-          </w:rPr>
-          <w:rPr>
-            <w:color w:val="0000EE"/>
-            <w:u w:val="single"/>
-          </w:rPr>
-          <w:t>Bilangan 12:1</w:t>
-        </w:r>
-      </w:hyperlink>
+      <w:r>
+        <w:rPr>
+          <w:lang w:val="id_ID" w:bidi="id_ID"/>
+        </w:rPr>
+        <w:t>Bilangan 12:1</w:t>
+      </w:r>
       <w:r>
         <w:rPr>
           <w:lang w:val="id_ID" w:bidi="id_ID"/>
         </w:rPr>
         <w:t xml:space="preserve">; </w:t>
       </w:r>
-      <w:hyperlink r:id="rId145">
-        <w:r>
-          <w:rPr>
-            <w:lang w:val="id_ID" w:bidi="id_ID"/>
-          </w:rPr>
-          <w:rPr>
-            <w:color w:val="0000EE"/>
-            <w:u w:val="single"/>
-          </w:rPr>
-          <w:t>Habakuk 3:7</w:t>
-        </w:r>
-      </w:hyperlink>
+      <w:r>
+        <w:rPr>
+          <w:lang w:val="id_ID" w:bidi="id_ID"/>
+        </w:rPr>
+        <w:t>Habakuk 3:7</w:t>
+      </w:r>
       <w:r>
         <w:rPr>
           <w:lang w:val="id_ID" w:bidi="id_ID"/>
@@ -8393,18 +7589,12 @@
         </w:rPr>
         <w:t xml:space="preserve">Penyebutan Libia dalam </w:t>
       </w:r>
-      <w:hyperlink r:id="rId146">
-        <w:r>
-          <w:rPr>
-            <w:lang w:val="id_ID" w:bidi="id_ID"/>
-          </w:rPr>
-          <w:rPr>
-            <w:color w:val="0000EE"/>
-            <w:u w:val="single"/>
-          </w:rPr>
-          <w:t>2 Tawarikh 16:8</w:t>
-        </w:r>
-      </w:hyperlink>
+      <w:r>
+        <w:rPr>
+          <w:lang w:val="id_ID" w:bidi="id_ID"/>
+        </w:rPr>
+        <w:t>2 Tawarikh 16:8</w:t>
+      </w:r>
     </w:p>
     <w:p>
       <w:pPr>
@@ -8423,18 +7613,12 @@
         </w:rPr>
         <w:t xml:space="preserve">Skala pertempuran (mirip dengan serangan Sisak terhadap Rehabeam di </w:t>
       </w:r>
-      <w:hyperlink r:id="rId147">
-        <w:r>
-          <w:rPr>
-            <w:lang w:val="id_ID" w:bidi="id_ID"/>
-          </w:rPr>
-          <w:rPr>
-            <w:color w:val="0000EE"/>
-            <w:u w:val="single"/>
-          </w:rPr>
-          <w:t>2 Tawarikh 12:3</w:t>
-        </w:r>
-      </w:hyperlink>
+      <w:r>
+        <w:rPr>
+          <w:lang w:val="id_ID" w:bidi="id_ID"/>
+        </w:rPr>
+        <w:t>2 Tawarikh 12:3</w:t>
+      </w:r>
       <w:r>
         <w:rPr>
           <w:lang w:val="id_ID" w:bidi="id_ID"/>
@@ -8569,18 +7753,12 @@
         </w:rPr>
         <w:t xml:space="preserve">Periode gelap, yang disebabkan oleh ketidaktahuan akan Allah (lihat </w:t>
       </w:r>
-      <w:hyperlink r:id="rId148">
-        <w:r>
-          <w:rPr>
-            <w:lang w:val="id_ID" w:bidi="id_ID"/>
-          </w:rPr>
-          <w:rPr>
-            <w:color w:val="0000EE"/>
-            <w:u w:val="single"/>
-          </w:rPr>
-          <w:t>Hosea 3:4–5</w:t>
-        </w:r>
-      </w:hyperlink>
+      <w:r>
+        <w:rPr>
+          <w:lang w:val="id_ID" w:bidi="id_ID"/>
+        </w:rPr>
+        <w:t>Hosea 3:4–5</w:t>
+      </w:r>
       <w:r>
         <w:rPr>
           <w:lang w:val="id_ID" w:bidi="id_ID"/>
@@ -8642,36 +7820,24 @@
         </w:rPr>
         <w:t xml:space="preserve">: Bandingkan </w:t>
       </w:r>
-      <w:hyperlink r:id="rId149">
-        <w:r>
-          <w:rPr>
-            <w:lang w:val="id_ID" w:bidi="id_ID"/>
-          </w:rPr>
-          <w:rPr>
-            <w:color w:val="0000EE"/>
-            <w:u w:val="single"/>
-          </w:rPr>
-          <w:t>Hakim-hakim 5:6–8</w:t>
-        </w:r>
-      </w:hyperlink>
+      <w:r>
+        <w:rPr>
+          <w:lang w:val="id_ID" w:bidi="id_ID"/>
+        </w:rPr>
+        <w:t>Hakim-hakim 5:6–8</w:t>
+      </w:r>
       <w:r>
         <w:rPr>
           <w:lang w:val="id_ID" w:bidi="id_ID"/>
         </w:rPr>
         <w:t xml:space="preserve"> dan </w:t>
       </w:r>
-      <w:hyperlink r:id="rId150">
-        <w:r>
-          <w:rPr>
-            <w:lang w:val="id_ID" w:bidi="id_ID"/>
-          </w:rPr>
-          <w:rPr>
-            <w:color w:val="0000EE"/>
-            <w:u w:val="single"/>
-          </w:rPr>
-          <w:t>Zakharia 8:10</w:t>
-        </w:r>
-      </w:hyperlink>
+      <w:r>
+        <w:rPr>
+          <w:lang w:val="id_ID" w:bidi="id_ID"/>
+        </w:rPr>
+        <w:t>Zakharia 8:10</w:t>
+      </w:r>
       <w:r>
         <w:rPr>
           <w:lang w:val="id_ID" w:bidi="id_ID"/>
@@ -8726,72 +7892,48 @@
         </w:rPr>
         <w:t>Ajakan untuk menjadi kuat dan jangan lemah semangat adalah kutipan langsung dari apa yang Musa dan Yosua katakan kepada bangsa Israel ketika mereka pertama kali memasuki tanah tersebut (</w:t>
       </w:r>
-      <w:hyperlink r:id="rId151">
-        <w:r>
-          <w:rPr>
-            <w:lang w:val="id_ID" w:bidi="id_ID"/>
-          </w:rPr>
-          <w:rPr>
-            <w:color w:val="0000EE"/>
-            <w:u w:val="single"/>
-          </w:rPr>
-          <w:t>Ulangan 31:6–7</w:t>
-        </w:r>
-      </w:hyperlink>
+      <w:r>
+        <w:rPr>
+          <w:lang w:val="id_ID" w:bidi="id_ID"/>
+        </w:rPr>
+        <w:t>Ulangan 31:6–7</w:t>
+      </w:r>
       <w:r>
         <w:rPr>
           <w:lang w:val="id_ID" w:bidi="id_ID"/>
         </w:rPr>
         <w:t xml:space="preserve">; </w:t>
       </w:r>
-      <w:hyperlink r:id="rId152">
-        <w:r>
-          <w:rPr>
-            <w:lang w:val="id_ID" w:bidi="id_ID"/>
-          </w:rPr>
-          <w:rPr>
-            <w:color w:val="0000EE"/>
-            <w:u w:val="single"/>
-          </w:rPr>
-          <w:t>Yosua 1:6</w:t>
-        </w:r>
-      </w:hyperlink>
+      <w:r>
+        <w:rPr>
+          <w:lang w:val="id_ID" w:bidi="id_ID"/>
+        </w:rPr>
+        <w:t>Yosua 1:6</w:t>
+      </w:r>
       <w:r>
         <w:rPr>
           <w:lang w:val="id_ID" w:bidi="id_ID"/>
         </w:rPr>
         <w:t xml:space="preserve">, </w:t>
       </w:r>
-      <w:hyperlink r:id="rId153">
-        <w:r>
-          <w:rPr>
-            <w:lang w:val="id_ID" w:bidi="id_ID"/>
-          </w:rPr>
-          <w:rPr>
-            <w:color w:val="0000EE"/>
-            <w:u w:val="single"/>
-          </w:rPr>
-          <w:t>9</w:t>
-        </w:r>
-      </w:hyperlink>
+      <w:r>
+        <w:rPr>
+          <w:lang w:val="id_ID" w:bidi="id_ID"/>
+        </w:rPr>
+        <w:t>9</w:t>
+      </w:r>
       <w:r>
         <w:rPr>
           <w:lang w:val="id_ID" w:bidi="id_ID"/>
         </w:rPr>
         <w:t xml:space="preserve">, </w:t>
       </w:r>
-      <w:hyperlink r:id="rId154">
-        <w:r>
-          <w:rPr>
-            <w:lang w:val="id_ID" w:bidi="id_ID"/>
-          </w:rPr>
-          <w:rPr>
-            <w:color w:val="0000EE"/>
-            <w:u w:val="single"/>
-          </w:rPr>
-          <w:t>18</w:t>
-        </w:r>
-      </w:hyperlink>
+      <w:r>
+        <w:rPr>
+          <w:lang w:val="id_ID" w:bidi="id_ID"/>
+        </w:rPr>
+        <w:t>18</w:t>
+      </w:r>
       <w:r>
         <w:rPr>
           <w:lang w:val="id_ID" w:bidi="id_ID"/>
@@ -8846,36 +7988,24 @@
         </w:rPr>
         <w:t>Dia merebut kota-kota di daerah perbukitan Efraim selama berperang dengan Baesa (</w:t>
       </w:r>
-      <w:hyperlink r:id="rId155">
-        <w:r>
-          <w:rPr>
-            <w:lang w:val="id_ID" w:bidi="id_ID"/>
-          </w:rPr>
-          <w:rPr>
-            <w:color w:val="0000EE"/>
-            <w:u w:val="single"/>
-          </w:rPr>
-          <w:t>2 Tawarikh 16:1</w:t>
-        </w:r>
-      </w:hyperlink>
+      <w:r>
+        <w:rPr>
+          <w:lang w:val="id_ID" w:bidi="id_ID"/>
+        </w:rPr>
+        <w:t>2 Tawarikh 16:1</w:t>
+      </w:r>
       <w:r>
         <w:rPr>
           <w:lang w:val="id_ID" w:bidi="id_ID"/>
         </w:rPr>
         <w:t xml:space="preserve">). Baesa dan Asa terus-menerus berperang (lihat </w:t>
       </w:r>
-      <w:hyperlink r:id="rId156">
-        <w:r>
-          <w:rPr>
-            <w:lang w:val="id_ID" w:bidi="id_ID"/>
-          </w:rPr>
-          <w:rPr>
-            <w:color w:val="0000EE"/>
-            <w:u w:val="single"/>
-          </w:rPr>
-          <w:t>1 Raja-raja 15:16</w:t>
-        </w:r>
-      </w:hyperlink>
+      <w:r>
+        <w:rPr>
+          <w:lang w:val="id_ID" w:bidi="id_ID"/>
+        </w:rPr>
+        <w:t>1 Raja-raja 15:16</w:t>
+      </w:r>
       <w:r>
         <w:rPr>
           <w:lang w:val="id_ID" w:bidi="id_ID"/>
@@ -8930,36 +8060,24 @@
         </w:rPr>
         <w:t xml:space="preserve">Penulis Tawarikh menggambarkan respons Asa dengan menggunakan kata-kata yang tepat dari nabi, tetapi tindakan Asa melampaui nasihat umum. Ketika Asa mendengar nubuat itu, dia dengan berani memulai reformasi yang luas. Dia memulai dengan menghapus penyembahan kepada berhala-berhala yang menjijikkan yang telah dilakukan kembali di negeri itu (lihat </w:t>
       </w:r>
-      <w:hyperlink r:id="rId138">
-        <w:r>
-          <w:rPr>
-            <w:lang w:val="id_ID" w:bidi="id_ID"/>
-          </w:rPr>
-          <w:rPr>
-            <w:color w:val="0000EE"/>
-            <w:u w:val="single"/>
-          </w:rPr>
-          <w:t>2 Tawarikh 14:5</w:t>
-        </w:r>
-      </w:hyperlink>
+      <w:r>
+        <w:rPr>
+          <w:lang w:val="id_ID" w:bidi="id_ID"/>
+        </w:rPr>
+        <w:t>2 Tawarikh 14:5</w:t>
+      </w:r>
       <w:r>
         <w:rPr>
           <w:lang w:val="id_ID" w:bidi="id_ID"/>
         </w:rPr>
         <w:t>). Kepercayaan penuh kepada Allah telah memenangkan perang melawan orang Kush, dan pembaruan penuh perjanjian membawa kedamaian ke negeri yang dijanjikan (</w:t>
       </w:r>
-      <w:hyperlink r:id="rId157">
-        <w:r>
-          <w:rPr>
-            <w:lang w:val="id_ID" w:bidi="id_ID"/>
-          </w:rPr>
-          <w:rPr>
-            <w:color w:val="0000EE"/>
-            <w:u w:val="single"/>
-          </w:rPr>
-          <w:t>2 Tawarikh 15:15</w:t>
-        </w:r>
-      </w:hyperlink>
+      <w:r>
+        <w:rPr>
+          <w:lang w:val="id_ID" w:bidi="id_ID"/>
+        </w:rPr>
+        <w:t>2 Tawarikh 15:15</w:t>
+      </w:r>
       <w:r>
         <w:rPr>
           <w:lang w:val="id_ID" w:bidi="id_ID"/>
@@ -9025,18 +8143,12 @@
         </w:rPr>
         <w:t xml:space="preserve">: Penulis Tawarikh selalu menyertakan suku-suku utara dalam catatannya mengenai reformasi spiritual (bandingkan </w:t>
       </w:r>
-      <w:hyperlink r:id="rId158">
-        <w:r>
-          <w:rPr>
-            <w:lang w:val="id_ID" w:bidi="id_ID"/>
-          </w:rPr>
-          <w:rPr>
-            <w:color w:val="0000EE"/>
-            <w:u w:val="single"/>
-          </w:rPr>
-          <w:t>2 Tawarikh 30:1–11</w:t>
-        </w:r>
-      </w:hyperlink>
+      <w:r>
+        <w:rPr>
+          <w:lang w:val="id_ID" w:bidi="id_ID"/>
+        </w:rPr>
+        <w:t>2 Tawarikh 30:1–11</w:t>
+      </w:r>
       <w:r>
         <w:rPr>
           <w:lang w:val="id_ID" w:bidi="id_ID"/>
@@ -9109,36 +8221,24 @@
         </w:rPr>
         <w:t>Upacara pembaruan perjanjian pada bulan ketiga mungkin berlangsung selama Hari Raya Panen, yang juga dikenal sebagai Pentakosta. Perayaan besar ini menarik banyak orang ke Bait Suci dari daerah sekitarnya. Ketidaksetiaan terhadap perjanjian dianggap sebagai pengkhianatan dan dapat diganjar dengan hukuman mati (</w:t>
       </w:r>
-      <w:hyperlink r:id="rId159">
-        <w:r>
-          <w:rPr>
-            <w:lang w:val="id_ID" w:bidi="id_ID"/>
-          </w:rPr>
-          <w:rPr>
-            <w:color w:val="0000EE"/>
-            <w:u w:val="single"/>
-          </w:rPr>
-          <w:t>Ulangan 17:2–7</w:t>
-        </w:r>
-      </w:hyperlink>
+      <w:r>
+        <w:rPr>
+          <w:lang w:val="id_ID" w:bidi="id_ID"/>
+        </w:rPr>
+        <w:t>Ulangan 17:2–7</w:t>
+      </w:r>
       <w:r>
         <w:rPr>
           <w:lang w:val="id_ID" w:bidi="id_ID"/>
         </w:rPr>
         <w:t>). Kurban-kurban tersebut adalah persembahan yang didedikasikan dari kemenangan atas Zerah (</w:t>
       </w:r>
-      <w:hyperlink r:id="rId160">
-        <w:r>
-          <w:rPr>
-            <w:lang w:val="id_ID" w:bidi="id_ID"/>
-          </w:rPr>
-          <w:rPr>
-            <w:color w:val="0000EE"/>
-            <w:u w:val="single"/>
-          </w:rPr>
-          <w:t>2 Tawarikh 14:15</w:t>
-        </w:r>
-      </w:hyperlink>
+      <w:r>
+        <w:rPr>
+          <w:lang w:val="id_ID" w:bidi="id_ID"/>
+        </w:rPr>
+        <w:t>2 Tawarikh 14:15</w:t>
+      </w:r>
       <w:r>
         <w:rPr>
           <w:lang w:val="id_ID" w:bidi="id_ID"/>
@@ -9266,18 +8366,12 @@
         </w:rPr>
         <w:t xml:space="preserve"> Istilah "ibu" dapat merujuk pada nenek moyang perempuan mana pun. Lihat </w:t>
       </w:r>
-      <w:hyperlink r:id="rId161">
-        <w:r>
-          <w:rPr>
-            <w:lang w:val="id_ID" w:bidi="id_ID"/>
-          </w:rPr>
-          <w:rPr>
-            <w:color w:val="0000EE"/>
-            <w:u w:val="single"/>
-          </w:rPr>
-          <w:t>2 Tawarikh 11:20</w:t>
-        </w:r>
-      </w:hyperlink>
+      <w:r>
+        <w:rPr>
+          <w:lang w:val="id_ID" w:bidi="id_ID"/>
+        </w:rPr>
+        <w:t>2 Tawarikh 11:20</w:t>
+      </w:r>
       <w:r>
         <w:rPr>
           <w:lang w:val="id_ID" w:bidi="id_ID"/>
@@ -9343,18 +8437,12 @@
         </w:rPr>
         <w:t>: Sebagian besar terjemahan, seperti New Living Translation, menambahkan kata "lebih" untuk membantu menjelaskan makna yang mungkin dimaksudkan. Jika "tidak ada perang" adalah pembacaan yang lebih tepat, tahun ketiga puluh lima mungkin merujuk pada tahun ketiga puluh lima sejak kerajaan utara dan selatan terpecah. Ini terjadi sekitar saat Zerah orang Etiopia menyerang Yehuda dan Asa mengalahkannya (</w:t>
       </w:r>
-      <w:hyperlink r:id="rId162">
-        <w:r>
-          <w:rPr>
-            <w:lang w:val="id_ID" w:bidi="id_ID"/>
-          </w:rPr>
-          <w:rPr>
-            <w:color w:val="0000EE"/>
-            <w:u w:val="single"/>
-          </w:rPr>
-          <w:t>2 Tawarikh 14:9–15</w:t>
-        </w:r>
-      </w:hyperlink>
+      <w:r>
+        <w:rPr>
+          <w:lang w:val="id_ID" w:bidi="id_ID"/>
+        </w:rPr>
+        <w:t>2 Tawarikh 14:9–15</w:t>
+      </w:r>
       <w:r>
         <w:rPr>
           <w:lang w:val="id_ID" w:bidi="id_ID"/>
@@ -9391,108 +8479,72 @@
         </w:rPr>
         <w:t xml:space="preserve">Penulis Tawarikh menambahkan catatan kronologis untuk membagi masa pemerintahan Asa menjadi periode-periode yang menunjukkan hasil dari keputusannya (lihat </w:t>
       </w:r>
-      <w:hyperlink r:id="rId163">
-        <w:r>
-          <w:rPr>
-            <w:lang w:val="id_ID" w:bidi="id_ID"/>
-          </w:rPr>
-          <w:rPr>
-            <w:color w:val="0000EE"/>
-            <w:u w:val="single"/>
-          </w:rPr>
-          <w:t>2 Tawarikh 14:1</w:t>
-        </w:r>
-      </w:hyperlink>
+      <w:r>
+        <w:rPr>
+          <w:lang w:val="id_ID" w:bidi="id_ID"/>
+        </w:rPr>
+        <w:t>2 Tawarikh 14:1</w:t>
+      </w:r>
       <w:r>
         <w:rPr>
           <w:lang w:val="id_ID" w:bidi="id_ID"/>
         </w:rPr>
         <w:t xml:space="preserve">; </w:t>
       </w:r>
-      <w:hyperlink r:id="rId164">
-        <w:r>
-          <w:rPr>
-            <w:lang w:val="id_ID" w:bidi="id_ID"/>
-          </w:rPr>
-          <w:rPr>
-            <w:color w:val="0000EE"/>
-            <w:u w:val="single"/>
-          </w:rPr>
-          <w:t>15:10</w:t>
-        </w:r>
-      </w:hyperlink>
+      <w:r>
+        <w:rPr>
+          <w:lang w:val="id_ID" w:bidi="id_ID"/>
+        </w:rPr>
+        <w:t>15:10</w:t>
+      </w:r>
       <w:r>
         <w:rPr>
           <w:lang w:val="id_ID" w:bidi="id_ID"/>
         </w:rPr>
         <w:t xml:space="preserve">; </w:t>
       </w:r>
-      <w:hyperlink r:id="rId155">
-        <w:r>
-          <w:rPr>
-            <w:lang w:val="id_ID" w:bidi="id_ID"/>
-          </w:rPr>
-          <w:rPr>
-            <w:color w:val="0000EE"/>
-            <w:u w:val="single"/>
-          </w:rPr>
-          <w:t>16:1</w:t>
-        </w:r>
-      </w:hyperlink>
+      <w:r>
+        <w:rPr>
+          <w:lang w:val="id_ID" w:bidi="id_ID"/>
+        </w:rPr>
+        <w:t>16:1</w:t>
+      </w:r>
       <w:r>
         <w:rPr>
           <w:lang w:val="id_ID" w:bidi="id_ID"/>
         </w:rPr>
         <w:t xml:space="preserve">, </w:t>
       </w:r>
-      <w:hyperlink r:id="rId142">
-        <w:r>
-          <w:rPr>
-            <w:lang w:val="id_ID" w:bidi="id_ID"/>
-          </w:rPr>
-          <w:rPr>
-            <w:color w:val="0000EE"/>
-            <w:u w:val="single"/>
-          </w:rPr>
-          <w:t>12</w:t>
-        </w:r>
-      </w:hyperlink>
+      <w:r>
+        <w:rPr>
+          <w:lang w:val="id_ID" w:bidi="id_ID"/>
+        </w:rPr>
+        <w:t>12</w:t>
+      </w:r>
       <w:r>
         <w:rPr>
           <w:lang w:val="id_ID" w:bidi="id_ID"/>
         </w:rPr>
         <w:t xml:space="preserve">, </w:t>
       </w:r>
-      <w:hyperlink r:id="rId165">
-        <w:r>
-          <w:rPr>
-            <w:lang w:val="id_ID" w:bidi="id_ID"/>
-          </w:rPr>
-          <w:rPr>
-            <w:color w:val="0000EE"/>
-            <w:u w:val="single"/>
-          </w:rPr>
-          <w:t>13</w:t>
-        </w:r>
-      </w:hyperlink>
+      <w:r>
+        <w:rPr>
+          <w:lang w:val="id_ID" w:bidi="id_ID"/>
+        </w:rPr>
+        <w:t>13</w:t>
+      </w:r>
       <w:r>
         <w:rPr>
           <w:lang w:val="id_ID" w:bidi="id_ID"/>
         </w:rPr>
         <w:t xml:space="preserve">). Pertempuran awal dengan utara dianggap tidak penting pada waktu itu, meskipun penulis Tawarikh mengetahuinya (lihat </w:t>
       </w:r>
-      <w:hyperlink r:id="rId166">
-        <w:r>
-          <w:rPr>
-            <w:lang w:val="id_ID" w:bidi="id_ID"/>
-          </w:rPr>
-          <w:rPr>
-            <w:color w:val="0000EE"/>
-            <w:u w:val="single"/>
-          </w:rPr>
-          <w:t>2 Tawarikh 15:8</w:t>
-        </w:r>
-      </w:hyperlink>
+      <w:r>
+        <w:rPr>
+          <w:lang w:val="id_ID" w:bidi="id_ID"/>
+        </w:rPr>
+        <w:t>2 Tawarikh 15:8</w:t>
+      </w:r>
       <w:r>
         <w:rPr>
           <w:lang w:val="id_ID" w:bidi="id_ID"/>
@@ -9558,36 +8610,24 @@
         </w:rPr>
         <w:t>: Kitab Raja-Raja menyatakan bahwa Raja Baesa, yang memerintah dari 909 hingga 886 SM, wafat pada tahun kedua puluh enam pemerintahan Asa (</w:t>
       </w:r>
-      <w:hyperlink r:id="rId167">
-        <w:r>
-          <w:rPr>
-            <w:lang w:val="id_ID" w:bidi="id_ID"/>
-          </w:rPr>
-          <w:rPr>
-            <w:color w:val="0000EE"/>
-            <w:u w:val="single"/>
-          </w:rPr>
-          <w:t>1 Raja-Raja 16:8</w:t>
-        </w:r>
-      </w:hyperlink>
+      <w:r>
+        <w:rPr>
+          <w:lang w:val="id_ID" w:bidi="id_ID"/>
+        </w:rPr>
+        <w:t>1 Raja-Raja 16:8</w:t>
+      </w:r>
       <w:r>
         <w:rPr>
           <w:lang w:val="id_ID" w:bidi="id_ID"/>
         </w:rPr>
         <w:t>). Salah satu solusinya adalah bahwa teks Tawarikh mungkin mengandung kesalahan dan seharusnya tertulis tahun kelima belas dan keenam belas, yang adalah sekitar tahun 895 SM, bukan tahun ketiga puluh lima (</w:t>
       </w:r>
-      <w:hyperlink r:id="rId168">
-        <w:r>
-          <w:rPr>
-            <w:lang w:val="id_ID" w:bidi="id_ID"/>
-          </w:rPr>
-          <w:rPr>
-            <w:color w:val="0000EE"/>
-            <w:u w:val="single"/>
-          </w:rPr>
-          <w:t>2 Tawarikh 15:19</w:t>
-        </w:r>
-      </w:hyperlink>
+      <w:r>
+        <w:rPr>
+          <w:lang w:val="id_ID" w:bidi="id_ID"/>
+        </w:rPr>
+        <w:t>2 Tawarikh 15:19</w:t>
+      </w:r>
       <w:r>
         <w:rPr>
           <w:lang w:val="id_ID" w:bidi="id_ID"/>
@@ -9625,36 +8665,24 @@
         </w:rPr>
         <w:t xml:space="preserve">Rama terletak lima mil di utara Yerusalem, dekat Geba dan Mizpa (lihat </w:t>
       </w:r>
-      <w:hyperlink r:id="rId169">
-        <w:r>
-          <w:rPr>
-            <w:lang w:val="id_ID" w:bidi="id_ID"/>
-          </w:rPr>
-          <w:rPr>
-            <w:color w:val="0000EE"/>
-            <w:u w:val="single"/>
-          </w:rPr>
-          <w:t>2 Tawarikh 16:6</w:t>
-        </w:r>
-      </w:hyperlink>
+      <w:r>
+        <w:rPr>
+          <w:lang w:val="id_ID" w:bidi="id_ID"/>
+        </w:rPr>
+        <w:t>2 Tawarikh 16:6</w:t>
+      </w:r>
       <w:r>
         <w:rPr>
           <w:lang w:val="id_ID" w:bidi="id_ID"/>
         </w:rPr>
         <w:t>). Raja Baesa memperluas wilayah Israel jauh ke dalam wilayah Benyamin, memisahkan wilayah penting dari Yehuda tak lama setelah kemenangan Abia (</w:t>
       </w:r>
-      <w:hyperlink r:id="rId133">
-        <w:r>
-          <w:rPr>
-            <w:lang w:val="id_ID" w:bidi="id_ID"/>
-          </w:rPr>
-          <w:rPr>
-            <w:color w:val="0000EE"/>
-            <w:u w:val="single"/>
-          </w:rPr>
-          <w:t>2 Tawarikh 13:19</w:t>
-        </w:r>
-      </w:hyperlink>
+      <w:r>
+        <w:rPr>
+          <w:lang w:val="id_ID" w:bidi="id_ID"/>
+        </w:rPr>
+        <w:t>2 Tawarikh 13:19</w:t>
+      </w:r>
       <w:r>
         <w:rPr>
           <w:lang w:val="id_ID" w:bidi="id_ID"/>
@@ -9809,18 +8837,12 @@
         </w:rPr>
         <w:t>Raja Benhadad dari Aram (</w:t>
       </w:r>
-      <w:hyperlink r:id="rId170">
-        <w:r>
-          <w:rPr>
-            <w:lang w:val="id_ID" w:bidi="id_ID"/>
-          </w:rPr>
-          <w:rPr>
-            <w:color w:val="0000EE"/>
-            <w:u w:val="single"/>
-          </w:rPr>
-          <w:t>2 Tawarikh 16:2</w:t>
-        </w:r>
-      </w:hyperlink>
+      <w:r>
+        <w:rPr>
+          <w:lang w:val="id_ID" w:bidi="id_ID"/>
+        </w:rPr>
+        <w:t>2 Tawarikh 16:2</w:t>
+      </w:r>
       <w:r>
         <w:rPr>
           <w:lang w:val="id_ID" w:bidi="id_ID"/>
@@ -9954,36 +8976,24 @@
         </w:rPr>
         <w:t>Hanani sang pelihat memberi tahu Asa bahwa dia akan menghadapi perang mulai saat itu karena ketidakpatuhannya. Penghakiman ini berlawanan dengan kemenangan Asa sebelumnya atas Zerah, ketika dia percaya kepada Tuhan meskipun ada rintangan (</w:t>
       </w:r>
-      <w:hyperlink r:id="rId171">
-        <w:r>
-          <w:rPr>
-            <w:lang w:val="id_ID" w:bidi="id_ID"/>
-          </w:rPr>
-          <w:rPr>
-            <w:color w:val="0000EE"/>
-            <w:u w:val="single"/>
-          </w:rPr>
-          <w:t>2 Tawarikh 14:9–13</w:t>
-        </w:r>
-      </w:hyperlink>
+      <w:r>
+        <w:rPr>
+          <w:lang w:val="id_ID" w:bidi="id_ID"/>
+        </w:rPr>
+        <w:t>2 Tawarikh 14:9–13</w:t>
+      </w:r>
       <w:r>
         <w:rPr>
           <w:lang w:val="id_ID" w:bidi="id_ID"/>
         </w:rPr>
         <w:t>). Kepercayaan Asa sebelumnya kepada Tuhan membawa kedamaian ke tanah itu (</w:t>
       </w:r>
-      <w:hyperlink r:id="rId138">
-        <w:r>
-          <w:rPr>
-            <w:lang w:val="id_ID" w:bidi="id_ID"/>
-          </w:rPr>
-          <w:rPr>
-            <w:color w:val="0000EE"/>
-            <w:u w:val="single"/>
-          </w:rPr>
-          <w:t>2 Tawarikh 14:5</w:t>
-        </w:r>
-      </w:hyperlink>
+      <w:r>
+        <w:rPr>
+          <w:lang w:val="id_ID" w:bidi="id_ID"/>
+        </w:rPr>
+        <w:t>2 Tawarikh 14:5</w:t>
+      </w:r>
       <w:r>
         <w:rPr>
           <w:lang w:val="id_ID" w:bidi="id_ID"/>
@@ -10086,36 +9096,24 @@
         </w:rPr>
         <w:t xml:space="preserve">Orang-orang sering menganggap penyakit sebagai hukuman atas dosa (lihat </w:t>
       </w:r>
-      <w:hyperlink r:id="rId172">
-        <w:r>
-          <w:rPr>
-            <w:lang w:val="id_ID" w:bidi="id_ID"/>
-          </w:rPr>
-          <w:rPr>
-            <w:color w:val="0000EE"/>
-            <w:u w:val="single"/>
-          </w:rPr>
-          <w:t>2 Tawarikh 21:18–19</w:t>
-        </w:r>
-      </w:hyperlink>
+      <w:r>
+        <w:rPr>
+          <w:lang w:val="id_ID" w:bidi="id_ID"/>
+        </w:rPr>
+        <w:t>2 Tawarikh 21:18–19</w:t>
+      </w:r>
       <w:r>
         <w:rPr>
           <w:lang w:val="id_ID" w:bidi="id_ID"/>
         </w:rPr>
         <w:t xml:space="preserve">; </w:t>
       </w:r>
-      <w:hyperlink r:id="rId173">
-        <w:r>
-          <w:rPr>
-            <w:lang w:val="id_ID" w:bidi="id_ID"/>
-          </w:rPr>
-          <w:rPr>
-            <w:color w:val="0000EE"/>
-            <w:u w:val="single"/>
-          </w:rPr>
-          <w:t>26:20</w:t>
-        </w:r>
-      </w:hyperlink>
+      <w:r>
+        <w:rPr>
+          <w:lang w:val="id_ID" w:bidi="id_ID"/>
+        </w:rPr>
+        <w:t>26:20</w:t>
+      </w:r>
       <w:r>
         <w:rPr>
           <w:lang w:val="id_ID" w:bidi="id_ID"/>
@@ -10170,18 +9168,12 @@
         </w:rPr>
         <w:t xml:space="preserve">Asa menerima pemakaman yang terhormat terlepas dari dosa-dosanya. Selama hidupnya, ia merencanakan pemakaman yang mewah, termasuk memahat makamnya sendiri. Asa mungkin meniru para firaun Mesir dengan persiapan ini. Tradisi api pemakaman besar tidak disebutkan di luar kitab Tawarikh dan Yeremia (bandingkan </w:t>
       </w:r>
-      <w:hyperlink r:id="rId174">
-        <w:r>
-          <w:rPr>
-            <w:lang w:val="id_ID" w:bidi="id_ID"/>
-          </w:rPr>
-          <w:rPr>
-            <w:color w:val="0000EE"/>
-            <w:u w:val="single"/>
-          </w:rPr>
-          <w:t>Yeremia 34:5</w:t>
-        </w:r>
-      </w:hyperlink>
+      <w:r>
+        <w:rPr>
+          <w:lang w:val="id_ID" w:bidi="id_ID"/>
+        </w:rPr>
+        <w:t>Yeremia 34:5</w:t>
+      </w:r>
       <w:r>
         <w:rPr>
           <w:lang w:val="id_ID" w:bidi="id_ID"/>
@@ -10236,18 +9228,12 @@
         </w:rPr>
         <w:t>Yosafat memerintah dari 872 hingga 848 SM, termasuk dua tahun pemerintahan bersama dengan ayahnya, Asa. Tahun-tahun terakhir Asa ditandai oleh konflik dan penindasan. Yosafat perlu memperkuat pemerintahannya di Yehuda untuk mengembalikan perdamaian dan stabilitas. Selama masa pemerintahan Asa, Israel adalah musuh, tetapi Yosafat segera membentuk aliansi dengan Ahab (</w:t>
       </w:r>
-      <w:hyperlink r:id="rId175">
-        <w:r>
-          <w:rPr>
-            <w:lang w:val="id_ID" w:bidi="id_ID"/>
-          </w:rPr>
-          <w:rPr>
-            <w:color w:val="0000EE"/>
-            <w:u w:val="single"/>
-          </w:rPr>
-          <w:t>2 Tawarikh 18:1–2</w:t>
-        </w:r>
-      </w:hyperlink>
+      <w:r>
+        <w:rPr>
+          <w:lang w:val="id_ID" w:bidi="id_ID"/>
+        </w:rPr>
+        <w:t>2 Tawarikh 18:1–2</w:t>
+      </w:r>
       <w:r>
         <w:rPr>
           <w:lang w:val="id_ID" w:bidi="id_ID"/>
@@ -10302,18 +9288,12 @@
         </w:rPr>
         <w:t xml:space="preserve">Untuk pertama kalinya, penulis Tawarikh membandingkan praktik Yehuda dengan praktik Israel di utara. Ia menunjukkan kesadaran bahwa pemujaan kepada Baal dari Tirus telah diperkenalkan ke dalam ibadah di wilayah utara (lihat </w:t>
       </w:r>
-      <w:hyperlink r:id="rId176">
-        <w:r>
-          <w:rPr>
-            <w:lang w:val="id_ID" w:bidi="id_ID"/>
-          </w:rPr>
-          <w:rPr>
-            <w:color w:val="0000EE"/>
-            <w:u w:val="single"/>
-          </w:rPr>
-          <w:t>1 Raja-raja 16:31–32</w:t>
-        </w:r>
-      </w:hyperlink>
+      <w:r>
+        <w:rPr>
+          <w:lang w:val="id_ID" w:bidi="id_ID"/>
+        </w:rPr>
+        <w:t>1 Raja-raja 16:31–32</w:t>
+      </w:r>
       <w:r>
         <w:rPr>
           <w:lang w:val="id_ID" w:bidi="id_ID"/>
@@ -10368,54 +9348,36 @@
         </w:rPr>
         <w:t xml:space="preserve">Kata yang diterjemahkan sebagai "persembahan" sering kali diartikan sebagai "upeti" (semacam pajak), seperti yang ditarik oleh raja-raja penakluk dari rakyat mereka (misalnya, </w:t>
       </w:r>
-      <w:hyperlink r:id="rId177">
-        <w:r>
-          <w:rPr>
-            <w:lang w:val="id_ID" w:bidi="id_ID"/>
-          </w:rPr>
-          <w:rPr>
-            <w:color w:val="0000EE"/>
-            <w:u w:val="single"/>
-          </w:rPr>
-          <w:t>Hakim-hakim 3:15–18</w:t>
-        </w:r>
-      </w:hyperlink>
+      <w:r>
+        <w:rPr>
+          <w:lang w:val="id_ID" w:bidi="id_ID"/>
+        </w:rPr>
+        <w:t>Hakim-hakim 3:15–18</w:t>
+      </w:r>
       <w:r>
         <w:rPr>
           <w:lang w:val="id_ID" w:bidi="id_ID"/>
         </w:rPr>
         <w:t>). Namun, upeti paksa bukanlah makna yang dimaksudkan di sini. Orang-orang Yehuda dengan sukarela membuat Yosafat sangat kaya. Seperti Uzia (</w:t>
       </w:r>
-      <w:hyperlink r:id="rId178">
-        <w:r>
-          <w:rPr>
-            <w:lang w:val="id_ID" w:bidi="id_ID"/>
-          </w:rPr>
-          <w:rPr>
-            <w:color w:val="0000EE"/>
-            <w:u w:val="single"/>
-          </w:rPr>
-          <w:t>2 Tawarikh 26:16</w:t>
-        </w:r>
-      </w:hyperlink>
+      <w:r>
+        <w:rPr>
+          <w:lang w:val="id_ID" w:bidi="id_ID"/>
+        </w:rPr>
+        <w:t>2 Tawarikh 26:16</w:t>
+      </w:r>
       <w:r>
         <w:rPr>
           <w:lang w:val="id_ID" w:bidi="id_ID"/>
         </w:rPr>
         <w:t>) dan Hizkia (</w:t>
       </w:r>
-      <w:hyperlink r:id="rId179">
-        <w:r>
-          <w:rPr>
-            <w:lang w:val="id_ID" w:bidi="id_ID"/>
-          </w:rPr>
-          <w:rPr>
-            <w:color w:val="0000EE"/>
-            <w:u w:val="single"/>
-          </w:rPr>
-          <w:t>32:25</w:t>
-        </w:r>
-      </w:hyperlink>
+      <w:r>
+        <w:rPr>
+          <w:lang w:val="id_ID" w:bidi="id_ID"/>
+        </w:rPr>
+        <w:t>32:25</w:t>
+      </w:r>
       <w:r>
         <w:rPr>
           <w:lang w:val="id_ID" w:bidi="id_ID"/>
@@ -10474,36 +9436,24 @@
         </w:rPr>
         <w:t>Yosafat melaksanakan perintah Tuhan untuk mengajarkan hukum (</w:t>
       </w:r>
-      <w:hyperlink r:id="rId180">
-        <w:r>
-          <w:rPr>
-            <w:lang w:val="id_ID" w:bidi="id_ID"/>
-          </w:rPr>
-          <w:rPr>
-            <w:color w:val="0000EE"/>
-            <w:u w:val="single"/>
-          </w:rPr>
-          <w:t>Ulangan 5:1</w:t>
-        </w:r>
-      </w:hyperlink>
+      <w:r>
+        <w:rPr>
+          <w:lang w:val="id_ID" w:bidi="id_ID"/>
+        </w:rPr>
+        <w:t>Ulangan 5:1</w:t>
+      </w:r>
       <w:r>
         <w:rPr>
           <w:lang w:val="id_ID" w:bidi="id_ID"/>
         </w:rPr>
         <w:t xml:space="preserve">; </w:t>
       </w:r>
-      <w:hyperlink r:id="rId181">
-        <w:r>
-          <w:rPr>
-            <w:lang w:val="id_ID" w:bidi="id_ID"/>
-          </w:rPr>
-          <w:rPr>
-            <w:color w:val="0000EE"/>
-            <w:u w:val="single"/>
-          </w:rPr>
-          <w:t>17:18–20</w:t>
-        </w:r>
-      </w:hyperlink>
+      <w:r>
+        <w:rPr>
+          <w:lang w:val="id_ID" w:bidi="id_ID"/>
+        </w:rPr>
+        <w:t>17:18–20</w:t>
+      </w:r>
       <w:r>
         <w:rPr>
           <w:lang w:val="id_ID" w:bidi="id_ID"/>
@@ -10523,18 +9473,12 @@
         </w:rPr>
         <w:t xml:space="preserve"> dan dua orang imam untuk mengajarkan kepada orang-orang tentang kitab perjanjian. Orang Lewi juga sering bertugas sebagai pengajar selama periode bait yang kedua (</w:t>
       </w:r>
-      <w:hyperlink r:id="rId182">
-        <w:r>
-          <w:rPr>
-            <w:lang w:val="id_ID" w:bidi="id_ID"/>
-          </w:rPr>
-          <w:rPr>
-            <w:color w:val="0000EE"/>
-            <w:u w:val="single"/>
-          </w:rPr>
-          <w:t>Nehemia 8:7</w:t>
-        </w:r>
-      </w:hyperlink>
+      <w:r>
+        <w:rPr>
+          <w:lang w:val="id_ID" w:bidi="id_ID"/>
+        </w:rPr>
+        <w:t>Nehemia 8:7</w:t>
+      </w:r>
       <w:r>
         <w:rPr>
           <w:lang w:val="id_ID" w:bidi="id_ID"/>
@@ -10624,18 +9568,12 @@
         </w:rPr>
         <w:t xml:space="preserve">Kerajaan-kerajaan di sekitarnya takut kepada Tuhan, sehingga mereka membayar upeti kepada Yosafat untuk memperoleh perdamaian. Perdamaian sering kali menunjukkan perkenaan ilahi (lihat </w:t>
       </w:r>
-      <w:hyperlink r:id="rId183">
-        <w:r>
-          <w:rPr>
-            <w:lang w:val="id_ID" w:bidi="id_ID"/>
-          </w:rPr>
-          <w:rPr>
-            <w:color w:val="0000EE"/>
-            <w:u w:val="single"/>
-          </w:rPr>
-          <w:t>2 Tawarikh 14:2–6</w:t>
-        </w:r>
-      </w:hyperlink>
+      <w:r>
+        <w:rPr>
+          <w:lang w:val="id_ID" w:bidi="id_ID"/>
+        </w:rPr>
+        <w:t>2 Tawarikh 14:2–6</w:t>
+      </w:r>
       <w:r>
         <w:rPr>
           <w:lang w:val="id_ID" w:bidi="id_ID"/>
@@ -10708,18 +9646,12 @@
         </w:rPr>
         <w:t>Yosafat dikenal karena pengaruh internasionalnya, proyek-proyek pembangunan, dan pasukan yang kuat. Para arkeolog telah menemukan benteng-benteng jalan raya di Lembah Yordan dekat Laut Mati dari eranya. Jumlah pasukan yang dilaporkan dalam tentaranya—lebih dari satu juta orang di Yerusalem—terlihat terlalu banyak. Karena para pemimpin diorganisir berdasarkan suku (</w:t>
       </w:r>
-      <w:hyperlink r:id="rId184">
-        <w:r>
-          <w:rPr>
-            <w:lang w:val="id_ID" w:bidi="id_ID"/>
-          </w:rPr>
-          <w:rPr>
-            <w:color w:val="0000EE"/>
-            <w:u w:val="single"/>
-          </w:rPr>
-          <w:t>2 Tawarikh 17:14</w:t>
-        </w:r>
-      </w:hyperlink>
+      <w:r>
+        <w:rPr>
+          <w:lang w:val="id_ID" w:bidi="id_ID"/>
+        </w:rPr>
+        <w:t>2 Tawarikh 17:14</w:t>
+      </w:r>
       <w:r>
         <w:rPr>
           <w:lang w:val="id_ID" w:bidi="id_ID"/>
@@ -10739,18 +9671,12 @@
         </w:rPr>
         <w:t xml:space="preserve">) mungkin berarti "regu" atau "peleton," yang merupakan unit lebih kecil. Totalnya mungkin juga termasuk divisi-divisi cadangan yang bergilir dalam tugas (lihat </w:t>
       </w:r>
-      <w:hyperlink r:id="rId185">
-        <w:r>
-          <w:rPr>
-            <w:lang w:val="id_ID" w:bidi="id_ID"/>
-          </w:rPr>
-          <w:rPr>
-            <w:color w:val="0000EE"/>
-            <w:u w:val="single"/>
-          </w:rPr>
-          <w:t>1 Tawarikh 27:1–15</w:t>
-        </w:r>
-      </w:hyperlink>
+      <w:r>
+        <w:rPr>
+          <w:lang w:val="id_ID" w:bidi="id_ID"/>
+        </w:rPr>
+        <w:t>1 Tawarikh 27:1–15</w:t>
+      </w:r>
       <w:r>
         <w:rPr>
           <w:lang w:val="id_ID" w:bidi="id_ID"/>
@@ -10775,18 +9701,12 @@
         </w:rPr>
         <w:t>Abia (</w:t>
       </w:r>
-      <w:hyperlink r:id="rId186">
-        <w:r>
-          <w:rPr>
-            <w:lang w:val="id_ID" w:bidi="id_ID"/>
-          </w:rPr>
-          <w:rPr>
-            <w:color w:val="0000EE"/>
-            <w:u w:val="single"/>
-          </w:rPr>
-          <w:t>2 Tawarikh 13:3</w:t>
-        </w:r>
-      </w:hyperlink>
+      <w:r>
+        <w:rPr>
+          <w:lang w:val="id_ID" w:bidi="id_ID"/>
+        </w:rPr>
+        <w:t>2 Tawarikh 13:3</w:t>
+      </w:r>
       <w:r>
         <w:rPr>
           <w:lang w:val="id_ID" w:bidi="id_ID"/>
@@ -10811,18 +9731,12 @@
         </w:rPr>
         <w:t>Asa (</w:t>
       </w:r>
-      <w:hyperlink r:id="rId187">
-        <w:r>
-          <w:rPr>
-            <w:lang w:val="id_ID" w:bidi="id_ID"/>
-          </w:rPr>
-          <w:rPr>
-            <w:color w:val="0000EE"/>
-            <w:u w:val="single"/>
-          </w:rPr>
-          <w:t>2 Tawarikh 14:8</w:t>
-        </w:r>
-      </w:hyperlink>
+      <w:r>
+        <w:rPr>
+          <w:lang w:val="id_ID" w:bidi="id_ID"/>
+        </w:rPr>
+        <w:t>2 Tawarikh 14:8</w:t>
+      </w:r>
       <w:r>
         <w:rPr>
           <w:lang w:val="id_ID" w:bidi="id_ID"/>
@@ -10847,18 +9761,12 @@
         </w:rPr>
         <w:t>Amazia (</w:t>
       </w:r>
-      <w:hyperlink r:id="rId188">
-        <w:r>
-          <w:rPr>
-            <w:lang w:val="id_ID" w:bidi="id_ID"/>
-          </w:rPr>
-          <w:rPr>
-            <w:color w:val="0000EE"/>
-            <w:u w:val="single"/>
-          </w:rPr>
-          <w:t>2 Tawarikh 25:5</w:t>
-        </w:r>
-      </w:hyperlink>
+      <w:r>
+        <w:rPr>
+          <w:lang w:val="id_ID" w:bidi="id_ID"/>
+        </w:rPr>
+        <w:t>2 Tawarikh 25:5</w:t>
+      </w:r>
       <w:r>
         <w:rPr>
           <w:lang w:val="id_ID" w:bidi="id_ID"/>
@@ -10883,18 +9791,12 @@
         </w:rPr>
         <w:t>Uzia (</w:t>
       </w:r>
-      <w:hyperlink r:id="rId189">
-        <w:r>
-          <w:rPr>
-            <w:lang w:val="id_ID" w:bidi="id_ID"/>
-          </w:rPr>
-          <w:rPr>
-            <w:color w:val="0000EE"/>
-            <w:u w:val="single"/>
-          </w:rPr>
-          <w:t>2 Tawarikh 26:11–15</w:t>
-        </w:r>
-      </w:hyperlink>
+      <w:r>
+        <w:rPr>
+          <w:lang w:val="id_ID" w:bidi="id_ID"/>
+        </w:rPr>
+        <w:t>2 Tawarikh 26:11–15</w:t>
+      </w:r>
       <w:r>
         <w:rPr>
           <w:lang w:val="id_ID" w:bidi="id_ID"/>
@@ -10915,18 +9817,12 @@
         </w:rPr>
         <w:t>Jumlah pasukan ini mirip dengan jumlah prajurit selama sensus Daud (</w:t>
       </w:r>
-      <w:hyperlink r:id="rId190">
-        <w:r>
-          <w:rPr>
-            <w:lang w:val="id_ID" w:bidi="id_ID"/>
-          </w:rPr>
-          <w:rPr>
-            <w:color w:val="0000EE"/>
-            <w:u w:val="single"/>
-          </w:rPr>
-          <w:t>1 Tawarikh 21:5</w:t>
-        </w:r>
-      </w:hyperlink>
+      <w:r>
+        <w:rPr>
+          <w:lang w:val="id_ID" w:bidi="id_ID"/>
+        </w:rPr>
+        <w:t>1 Tawarikh 21:5</w:t>
+      </w:r>
       <w:r>
         <w:rPr>
           <w:lang w:val="id_ID" w:bidi="id_ID"/>
@@ -10981,126 +9877,84 @@
         </w:rPr>
         <w:t xml:space="preserve">Aliansi Yosafat dengan Ahab membuatnya mengkompromikan kesetiaannya kepada Tuhan (lihat </w:t>
       </w:r>
-      <w:hyperlink r:id="rId191">
-        <w:r>
-          <w:rPr>
-            <w:lang w:val="id_ID" w:bidi="id_ID"/>
-          </w:rPr>
-          <w:rPr>
-            <w:color w:val="0000EE"/>
-            <w:u w:val="single"/>
-          </w:rPr>
-          <w:t>2 Tawarikh 19:2–3</w:t>
-        </w:r>
-      </w:hyperlink>
+      <w:r>
+        <w:rPr>
+          <w:lang w:val="id_ID" w:bidi="id_ID"/>
+        </w:rPr>
+        <w:t>2 Tawarikh 19:2–3</w:t>
+      </w:r>
       <w:r>
         <w:rPr>
           <w:lang w:val="id_ID" w:bidi="id_ID"/>
         </w:rPr>
         <w:t xml:space="preserve">; bandingkan </w:t>
       </w:r>
-      <w:hyperlink r:id="rId192">
-        <w:r>
-          <w:rPr>
-            <w:lang w:val="id_ID" w:bidi="id_ID"/>
-          </w:rPr>
-          <w:rPr>
-            <w:color w:val="0000EE"/>
-            <w:u w:val="single"/>
-          </w:rPr>
-          <w:t>2 Korintus 6:14–18</w:t>
-        </w:r>
-      </w:hyperlink>
+      <w:r>
+        <w:rPr>
+          <w:lang w:val="id_ID" w:bidi="id_ID"/>
+        </w:rPr>
+        <w:t>2 Korintus 6:14–18</w:t>
+      </w:r>
       <w:r>
         <w:rPr>
           <w:lang w:val="id_ID" w:bidi="id_ID"/>
         </w:rPr>
         <w:t>). Pernikahan anaknya, Yoram, (</w:t>
       </w:r>
-      <w:hyperlink r:id="rId193">
-        <w:r>
-          <w:rPr>
-            <w:lang w:val="id_ID" w:bidi="id_ID"/>
-          </w:rPr>
-          <w:rPr>
-            <w:color w:val="0000EE"/>
-            <w:u w:val="single"/>
-          </w:rPr>
-          <w:t>2 Tawarikh 21:1</w:t>
-        </w:r>
-      </w:hyperlink>
+      <w:r>
+        <w:rPr>
+          <w:lang w:val="id_ID" w:bidi="id_ID"/>
+        </w:rPr>
+        <w:t>2 Tawarikh 21:1</w:t>
+      </w:r>
       <w:r>
         <w:rPr>
           <w:lang w:val="id_ID" w:bidi="id_ID"/>
         </w:rPr>
         <w:t>) dengan putri Ahab, Atalya (</w:t>
       </w:r>
-      <w:hyperlink r:id="rId194">
-        <w:r>
-          <w:rPr>
-            <w:lang w:val="id_ID" w:bidi="id_ID"/>
-          </w:rPr>
-          <w:rPr>
-            <w:color w:val="0000EE"/>
-            <w:u w:val="single"/>
-          </w:rPr>
-          <w:t>22:2</w:t>
-        </w:r>
-      </w:hyperlink>
+      <w:r>
+        <w:rPr>
+          <w:lang w:val="id_ID" w:bidi="id_ID"/>
+        </w:rPr>
+        <w:t>22:2</w:t>
+      </w:r>
       <w:r>
         <w:rPr>
           <w:lang w:val="id_ID" w:bidi="id_ID"/>
         </w:rPr>
         <w:t xml:space="preserve">), menularkan ketidaksetiaan Israel ke Yehuda (lihat </w:t>
       </w:r>
-      <w:hyperlink r:id="rId195">
-        <w:r>
-          <w:rPr>
-            <w:lang w:val="id_ID" w:bidi="id_ID"/>
-          </w:rPr>
-          <w:rPr>
-            <w:color w:val="0000EE"/>
-            <w:u w:val="single"/>
-          </w:rPr>
-          <w:t>21:5–6</w:t>
-        </w:r>
-      </w:hyperlink>
+      <w:r>
+        <w:rPr>
+          <w:lang w:val="id_ID" w:bidi="id_ID"/>
+        </w:rPr>
+        <w:t>21:5–6</w:t>
+      </w:r>
       <w:r>
         <w:rPr>
           <w:lang w:val="id_ID" w:bidi="id_ID"/>
         </w:rPr>
         <w:t xml:space="preserve">, </w:t>
       </w:r>
-      <w:hyperlink r:id="rId196">
-        <w:r>
-          <w:rPr>
-            <w:lang w:val="id_ID" w:bidi="id_ID"/>
-          </w:rPr>
-          <w:rPr>
-            <w:color w:val="0000EE"/>
-            <w:u w:val="single"/>
-          </w:rPr>
-          <w:t>12–13</w:t>
-        </w:r>
-      </w:hyperlink>
+      <w:r>
+        <w:rPr>
+          <w:lang w:val="id_ID" w:bidi="id_ID"/>
+        </w:rPr>
+        <w:t>12–13</w:t>
+      </w:r>
       <w:r>
         <w:rPr>
           <w:lang w:val="id_ID" w:bidi="id_ID"/>
         </w:rPr>
         <w:t xml:space="preserve">; </w:t>
       </w:r>
-      <w:hyperlink r:id="rId197">
-        <w:r>
-          <w:rPr>
-            <w:lang w:val="id_ID" w:bidi="id_ID"/>
-          </w:rPr>
-          <w:rPr>
-            <w:color w:val="0000EE"/>
-            <w:u w:val="single"/>
-          </w:rPr>
-          <w:t>22:1–4</w:t>
-        </w:r>
-      </w:hyperlink>
+      <w:r>
+        <w:rPr>
+          <w:lang w:val="id_ID" w:bidi="id_ID"/>
+        </w:rPr>
+        <w:t>22:1–4</w:t>
+      </w:r>
       <w:r>
         <w:rPr>
           <w:lang w:val="id_ID" w:bidi="id_ID"/>
@@ -11203,18 +10057,12 @@
         </w:rPr>
         <w:t>Ahab menyadari bahwa Mikhaya tidak menyampaikan perkataan Allah. Jawaban Mikhaya menggunakan kata-kata yang sama dengan para pesaingnya, atau mungkin dia berbicara dengan nada sindiran (</w:t>
       </w:r>
-      <w:hyperlink r:id="rId198">
-        <w:r>
-          <w:rPr>
-            <w:lang w:val="id_ID" w:bidi="id_ID"/>
-          </w:rPr>
-          <w:rPr>
-            <w:color w:val="0000EE"/>
-            <w:u w:val="single"/>
-          </w:rPr>
-          <w:t>2 Tawarikh 18:14</w:t>
-        </w:r>
-      </w:hyperlink>
+      <w:r>
+        <w:rPr>
+          <w:lang w:val="id_ID" w:bidi="id_ID"/>
+        </w:rPr>
+        <w:t>2 Tawarikh 18:14</w:t>
+      </w:r>
       <w:r>
         <w:rPr>
           <w:lang w:val="id_ID" w:bidi="id_ID"/>
@@ -11425,18 +10273,12 @@
         </w:rPr>
         <w:t>Yehu adalah putra Hanani, nabi yang telah mengkritik Asa karena bergantung pada orang Aram (</w:t>
       </w:r>
-      <w:hyperlink r:id="rId199">
-        <w:r>
-          <w:rPr>
-            <w:lang w:val="id_ID" w:bidi="id_ID"/>
-          </w:rPr>
-          <w:rPr>
-            <w:color w:val="0000EE"/>
-            <w:u w:val="single"/>
-          </w:rPr>
-          <w:t>2 Tawarikh 16:7–9</w:t>
-        </w:r>
-      </w:hyperlink>
+      <w:r>
+        <w:rPr>
+          <w:lang w:val="id_ID" w:bidi="id_ID"/>
+        </w:rPr>
+        <w:t>2 Tawarikh 16:7–9</w:t>
+      </w:r>
       <w:r>
         <w:rPr>
           <w:lang w:val="id_ID" w:bidi="id_ID"/>
@@ -11522,54 +10364,36 @@
         </w:rPr>
         <w:t>Dalam reformasi peradilan Yosafat, ia menunjuk hakim-hakim di kota-kota berbenteng (</w:t>
       </w:r>
-      <w:hyperlink r:id="rId200">
-        <w:r>
-          <w:rPr>
-            <w:lang w:val="id_ID" w:bidi="id_ID"/>
-          </w:rPr>
-          <w:rPr>
-            <w:color w:val="0000EE"/>
-            <w:u w:val="single"/>
-          </w:rPr>
-          <w:t>2 Tawarikh 19:5</w:t>
-        </w:r>
-      </w:hyperlink>
+      <w:r>
+        <w:rPr>
+          <w:lang w:val="id_ID" w:bidi="id_ID"/>
+        </w:rPr>
+        <w:t>2 Tawarikh 19:5</w:t>
+      </w:r>
       <w:r>
         <w:rPr>
           <w:lang w:val="id_ID" w:bidi="id_ID"/>
         </w:rPr>
         <w:t>) dan mendirikan satu pengadilan terpusat di Yerusalem (</w:t>
       </w:r>
-      <w:hyperlink r:id="rId201">
-        <w:r>
-          <w:rPr>
-            <w:lang w:val="id_ID" w:bidi="id_ID"/>
-          </w:rPr>
-          <w:rPr>
-            <w:color w:val="0000EE"/>
-            <w:u w:val="single"/>
-          </w:rPr>
-          <w:t>19:8</w:t>
-        </w:r>
-      </w:hyperlink>
+      <w:r>
+        <w:rPr>
+          <w:lang w:val="id_ID" w:bidi="id_ID"/>
+        </w:rPr>
+        <w:t>19:8</w:t>
+      </w:r>
       <w:r>
         <w:rPr>
           <w:lang w:val="id_ID" w:bidi="id_ID"/>
         </w:rPr>
         <w:t>). Ia mendesak semua hakim untuk berpikir dengan hati-hati dan mengadili dengan integritas serta rasa hormat kepada Tuhan. Ini berarti mereka tidak boleh menunjukkan keberpihakan atau menerima suap, dan mereka harus memperingatkan para penjahat agar tidak berdosa terhadap Tuhan. Reformasi ini mengembalikan hukum dari kitab Ulangan (</w:t>
       </w:r>
-      <w:hyperlink r:id="rId202">
-        <w:r>
-          <w:rPr>
-            <w:lang w:val="id_ID" w:bidi="id_ID"/>
-          </w:rPr>
-          <w:rPr>
-            <w:color w:val="0000EE"/>
-            <w:u w:val="single"/>
-          </w:rPr>
-          <w:t>Ulangan 16:18–17:13</w:t>
-        </w:r>
-      </w:hyperlink>
+      <w:r>
+        <w:rPr>
+          <w:lang w:val="id_ID" w:bidi="id_ID"/>
+        </w:rPr>
+        <w:t>Ulangan 16:18–17:13</w:t>
+      </w:r>
       <w:r>
         <w:rPr>
           <w:lang w:val="id_ID" w:bidi="id_ID"/>
@@ -11631,18 +10455,12 @@
         </w:rPr>
         <w:t xml:space="preserve"> (lihat </w:t>
       </w:r>
-      <w:hyperlink r:id="rId203">
-        <w:r>
-          <w:rPr>
-            <w:lang w:val="id_ID" w:bidi="id_ID"/>
-          </w:rPr>
-          <w:rPr>
-            <w:color w:val="0000EE"/>
-            <w:u w:val="single"/>
-          </w:rPr>
-          <w:t>1 Tawarikh 4:41</w:t>
-        </w:r>
-      </w:hyperlink>
+      <w:r>
+        <w:rPr>
+          <w:lang w:val="id_ID" w:bidi="id_ID"/>
+        </w:rPr>
+        <w:t>1 Tawarikh 4:41</w:t>
+      </w:r>
       <w:r>
         <w:rPr>
           <w:lang w:val="id_ID" w:bidi="id_ID"/>
@@ -11710,36 +10528,24 @@
         </w:rPr>
         <w:t>, sesuai dengan gambaran tentang laskar tersebut oleh penulis Tawarikh kemudian (</w:t>
       </w:r>
-      <w:hyperlink r:id="rId204">
-        <w:r>
-          <w:rPr>
-            <w:lang w:val="id_ID" w:bidi="id_ID"/>
-          </w:rPr>
-          <w:rPr>
-            <w:color w:val="0000EE"/>
-            <w:u w:val="single"/>
-          </w:rPr>
-          <w:t>2 Tawarikh 20:10</w:t>
-        </w:r>
-      </w:hyperlink>
+      <w:r>
+        <w:rPr>
+          <w:lang w:val="id_ID" w:bidi="id_ID"/>
+        </w:rPr>
+        <w:t>2 Tawarikh 20:10</w:t>
+      </w:r>
       <w:r>
         <w:rPr>
           <w:lang w:val="id_ID" w:bidi="id_ID"/>
         </w:rPr>
         <w:t xml:space="preserve">, </w:t>
       </w:r>
-      <w:hyperlink r:id="rId205">
-        <w:r>
-          <w:rPr>
-            <w:lang w:val="id_ID" w:bidi="id_ID"/>
-          </w:rPr>
-          <w:rPr>
-            <w:color w:val="0000EE"/>
-            <w:u w:val="single"/>
-          </w:rPr>
-          <w:t>22–23</w:t>
-        </w:r>
-      </w:hyperlink>
+      <w:r>
+        <w:rPr>
+          <w:lang w:val="id_ID" w:bidi="id_ID"/>
+        </w:rPr>
+        <w:t>22–23</w:t>
+      </w:r>
       <w:r>
         <w:rPr>
           <w:lang w:val="id_ID" w:bidi="id_ID"/>
@@ -11794,18 +10600,12 @@
         </w:rPr>
         <w:t>Yosafat menanggapi berita perang dengan bangsa-bangsa tetangga dengan berdoa dalam kesedihan, mengikuti contoh dari doa Salomo (</w:t>
       </w:r>
-      <w:hyperlink r:id="rId206">
-        <w:r>
-          <w:rPr>
-            <w:lang w:val="id_ID" w:bidi="id_ID"/>
-          </w:rPr>
-          <w:rPr>
-            <w:color w:val="0000EE"/>
-            <w:u w:val="single"/>
-          </w:rPr>
-          <w:t>2 Tawarikh 6:24–40</w:t>
-        </w:r>
-      </w:hyperlink>
+      <w:r>
+        <w:rPr>
+          <w:lang w:val="id_ID" w:bidi="id_ID"/>
+        </w:rPr>
+        <w:t>2 Tawarikh 6:24–40</w:t>
+      </w:r>
       <w:r>
         <w:rPr>
           <w:lang w:val="id_ID" w:bidi="id_ID"/>
@@ -11860,18 +10660,12 @@
         </w:rPr>
         <w:t xml:space="preserve">Gunung Seir adalah nama lain Edom (lihat </w:t>
       </w:r>
-      <w:hyperlink r:id="rId207">
-        <w:r>
-          <w:rPr>
-            <w:lang w:val="id_ID" w:bidi="id_ID"/>
-          </w:rPr>
-          <w:rPr>
-            <w:color w:val="0000EE"/>
-            <w:u w:val="single"/>
-          </w:rPr>
-          <w:t>Kejadian 32:3</w:t>
-        </w:r>
-      </w:hyperlink>
+      <w:r>
+        <w:rPr>
+          <w:lang w:val="id_ID" w:bidi="id_ID"/>
+        </w:rPr>
+        <w:t>Kejadian 32:3</w:t>
+      </w:r>
       <w:r>
         <w:rPr>
           <w:lang w:val="id_ID" w:bidi="id_ID"/>
@@ -11938,18 +10732,12 @@
         </w:rPr>
         <w:t>Setelah ratapan Yosafat, pengumuman penyelamatan oleh Yahaziel memenuhi syarat untuk ucapan yang harus disampaikan oleh seorang imam sebelum pertempuran (</w:t>
       </w:r>
-      <w:hyperlink r:id="rId208">
-        <w:r>
-          <w:rPr>
-            <w:lang w:val="id_ID" w:bidi="id_ID"/>
-          </w:rPr>
-          <w:rPr>
-            <w:color w:val="0000EE"/>
-            <w:u w:val="single"/>
-          </w:rPr>
-          <w:t>Ulangan 20:2–4</w:t>
-        </w:r>
-      </w:hyperlink>
+      <w:r>
+        <w:rPr>
+          <w:lang w:val="id_ID" w:bidi="id_ID"/>
+        </w:rPr>
+        <w:t>Ulangan 20:2–4</w:t>
+      </w:r>
       <w:r>
         <w:rPr>
           <w:lang w:val="id_ID" w:bidi="id_ID"/>
@@ -12004,36 +10792,24 @@
         </w:rPr>
         <w:t>Nyanyian dari para penyanyi yang telah ditunjuk berfungsi menggantikan seruan perang. Nabi yang dimaksud adalah Yahaziel (</w:t>
       </w:r>
-      <w:hyperlink r:id="rId209">
-        <w:r>
-          <w:rPr>
-            <w:lang w:val="id_ID" w:bidi="id_ID"/>
-          </w:rPr>
-          <w:rPr>
-            <w:color w:val="0000EE"/>
-            <w:u w:val="single"/>
-          </w:rPr>
-          <w:t>2 Tawarikh 20:14–17</w:t>
-        </w:r>
-      </w:hyperlink>
+      <w:r>
+        <w:rPr>
+          <w:lang w:val="id_ID" w:bidi="id_ID"/>
+        </w:rPr>
+        <w:t>2 Tawarikh 20:14–17</w:t>
+      </w:r>
       <w:r>
         <w:rPr>
           <w:lang w:val="id_ID" w:bidi="id_ID"/>
         </w:rPr>
         <w:t>) dan para pemusik dari suku Lewi (</w:t>
       </w:r>
-      <w:hyperlink r:id="rId210">
-        <w:r>
-          <w:rPr>
-            <w:lang w:val="id_ID" w:bidi="id_ID"/>
-          </w:rPr>
-          <w:rPr>
-            <w:color w:val="0000EE"/>
-            <w:u w:val="single"/>
-          </w:rPr>
-          <w:t>20:21</w:t>
-        </w:r>
-      </w:hyperlink>
+      <w:r>
+        <w:rPr>
+          <w:lang w:val="id_ID" w:bidi="id_ID"/>
+        </w:rPr>
+        <w:t>20:21</w:t>
+      </w:r>
       <w:r>
         <w:rPr>
           <w:lang w:val="id_ID" w:bidi="id_ID"/>
@@ -12088,18 +10864,12 @@
         </w:rPr>
         <w:t xml:space="preserve">Perbandingan Yosafat dengan Asa diambil langsung dari </w:t>
       </w:r>
-      <w:hyperlink r:id="rId211">
-        <w:r>
-          <w:rPr>
-            <w:lang w:val="id_ID" w:bidi="id_ID"/>
-          </w:rPr>
-          <w:rPr>
-            <w:color w:val="0000EE"/>
-            <w:u w:val="single"/>
-          </w:rPr>
-          <w:t>1 Raja-raja 22:43</w:t>
-        </w:r>
-      </w:hyperlink>
+      <w:r>
+        <w:rPr>
+          <w:lang w:val="id_ID" w:bidi="id_ID"/>
+        </w:rPr>
+        <w:t>1 Raja-raja 22:43</w:t>
+      </w:r>
       <w:r>
         <w:rPr>
           <w:lang w:val="id_ID" w:bidi="id_ID"/>
@@ -12202,144 +10972,96 @@
         </w:rPr>
         <w:t>Yoram, yang beristrikan Atalya, putri Ahab dan Izebel (</w:t>
       </w:r>
-      <w:hyperlink r:id="rId212">
-        <w:r>
-          <w:rPr>
-            <w:lang w:val="id_ID" w:bidi="id_ID"/>
-          </w:rPr>
-          <w:rPr>
-            <w:color w:val="0000EE"/>
-            <w:u w:val="single"/>
-          </w:rPr>
-          <w:t>2 Tawarikh 18:1</w:t>
-        </w:r>
-      </w:hyperlink>
+      <w:r>
+        <w:rPr>
+          <w:lang w:val="id_ID" w:bidi="id_ID"/>
+        </w:rPr>
+        <w:t>2 Tawarikh 18:1</w:t>
+      </w:r>
       <w:r>
         <w:rPr>
           <w:lang w:val="id_ID" w:bidi="id_ID"/>
         </w:rPr>
         <w:t xml:space="preserve">; </w:t>
       </w:r>
-      <w:hyperlink r:id="rId213">
-        <w:r>
-          <w:rPr>
-            <w:lang w:val="id_ID" w:bidi="id_ID"/>
-          </w:rPr>
-          <w:rPr>
-            <w:color w:val="0000EE"/>
-            <w:u w:val="single"/>
-          </w:rPr>
-          <w:t>21:6</w:t>
-        </w:r>
-      </w:hyperlink>
+      <w:r>
+        <w:rPr>
+          <w:lang w:val="id_ID" w:bidi="id_ID"/>
+        </w:rPr>
+        <w:t>21:6</w:t>
+      </w:r>
       <w:r>
         <w:rPr>
           <w:lang w:val="id_ID" w:bidi="id_ID"/>
         </w:rPr>
         <w:t xml:space="preserve">; </w:t>
       </w:r>
-      <w:hyperlink r:id="rId194">
-        <w:r>
-          <w:rPr>
-            <w:lang w:val="id_ID" w:bidi="id_ID"/>
-          </w:rPr>
-          <w:rPr>
-            <w:color w:val="0000EE"/>
-            <w:u w:val="single"/>
-          </w:rPr>
-          <w:t>22:2</w:t>
-        </w:r>
-      </w:hyperlink>
+      <w:r>
+        <w:rPr>
+          <w:lang w:val="id_ID" w:bidi="id_ID"/>
+        </w:rPr>
+        <w:t>22:2</w:t>
+      </w:r>
       <w:r>
         <w:rPr>
           <w:lang w:val="id_ID" w:bidi="id_ID"/>
         </w:rPr>
         <w:t>), adalah raja pertama dari garis keturunan Daud yang menerima penilaian yang sepenuhnya negatif. Pembunuhan-pembunuhan yang dilakukannya (</w:t>
       </w:r>
-      <w:hyperlink r:id="rId214">
-        <w:r>
-          <w:rPr>
-            <w:lang w:val="id_ID" w:bidi="id_ID"/>
-          </w:rPr>
-          <w:rPr>
-            <w:color w:val="0000EE"/>
-            <w:u w:val="single"/>
-          </w:rPr>
-          <w:t>2 Tawarikh 21:4</w:t>
-        </w:r>
-      </w:hyperlink>
+      <w:r>
+        <w:rPr>
+          <w:lang w:val="id_ID" w:bidi="id_ID"/>
+        </w:rPr>
+        <w:t>2 Tawarikh 21:4</w:t>
+      </w:r>
       <w:r>
         <w:rPr>
           <w:lang w:val="id_ID" w:bidi="id_ID"/>
         </w:rPr>
         <w:t>) secara serius mengancam kelangsungan dinasti, yang hanya terjaga karena kesetiaan Tuhan yang teguh kepada Daud (</w:t>
       </w:r>
-      <w:hyperlink r:id="rId215">
-        <w:r>
-          <w:rPr>
-            <w:lang w:val="id_ID" w:bidi="id_ID"/>
-          </w:rPr>
-          <w:rPr>
-            <w:color w:val="0000EE"/>
-            <w:u w:val="single"/>
-          </w:rPr>
-          <w:t>21:7</w:t>
-        </w:r>
-      </w:hyperlink>
+      <w:r>
+        <w:rPr>
+          <w:lang w:val="id_ID" w:bidi="id_ID"/>
+        </w:rPr>
+        <w:t>21:7</w:t>
+      </w:r>
       <w:r>
         <w:rPr>
           <w:lang w:val="id_ID" w:bidi="id_ID"/>
         </w:rPr>
         <w:t xml:space="preserve">). Pada tiga kesempatan lainnya, kekerasan terhadap keluarga kerajaan hampir mengakhiri dinasti tersebut (lihat </w:t>
       </w:r>
-      <w:hyperlink r:id="rId216">
-        <w:r>
-          <w:rPr>
-            <w:lang w:val="id_ID" w:bidi="id_ID"/>
-          </w:rPr>
-          <w:rPr>
-            <w:color w:val="0000EE"/>
-            <w:u w:val="single"/>
-          </w:rPr>
-          <w:t>2 Tawarikh 21:17</w:t>
-        </w:r>
-      </w:hyperlink>
+      <w:r>
+        <w:rPr>
+          <w:lang w:val="id_ID" w:bidi="id_ID"/>
+        </w:rPr>
+        <w:t>2 Tawarikh 21:17</w:t>
+      </w:r>
       <w:r>
         <w:rPr>
           <w:lang w:val="id_ID" w:bidi="id_ID"/>
         </w:rPr>
         <w:t xml:space="preserve">; </w:t>
       </w:r>
-      <w:hyperlink r:id="rId217">
-        <w:r>
-          <w:rPr>
-            <w:lang w:val="id_ID" w:bidi="id_ID"/>
-          </w:rPr>
-          <w:rPr>
-            <w:color w:val="0000EE"/>
-            <w:u w:val="single"/>
-          </w:rPr>
-          <w:t>22:8–9</w:t>
-        </w:r>
-      </w:hyperlink>
+      <w:r>
+        <w:rPr>
+          <w:lang w:val="id_ID" w:bidi="id_ID"/>
+        </w:rPr>
+        <w:t>22:8–9</w:t>
+      </w:r>
       <w:r>
         <w:rPr>
           <w:lang w:val="id_ID" w:bidi="id_ID"/>
         </w:rPr>
         <w:t xml:space="preserve">, </w:t>
       </w:r>
-      <w:hyperlink r:id="rId218">
-        <w:r>
-          <w:rPr>
-            <w:lang w:val="id_ID" w:bidi="id_ID"/>
-          </w:rPr>
-          <w:rPr>
-            <w:color w:val="0000EE"/>
-            <w:u w:val="single"/>
-          </w:rPr>
-          <w:t>10–11</w:t>
-        </w:r>
-      </w:hyperlink>
+      <w:r>
+        <w:rPr>
+          <w:lang w:val="id_ID" w:bidi="id_ID"/>
+        </w:rPr>
+        <w:t>10–11</w:t>
+      </w:r>
       <w:r>
         <w:rPr>
           <w:lang w:val="id_ID" w:bidi="id_ID"/>
@@ -12471,54 +11193,36 @@
         </w:rPr>
         <w:t>: Selama pemerintahan Salomo, mengendalikan Edom memungkinkan Israel mengakses perdagangan Arab yang kaya. Orang-orang Edom juga telah memberontak sebelum kematian Salomo (</w:t>
       </w:r>
-      <w:hyperlink r:id="rId219">
-        <w:r>
-          <w:rPr>
-            <w:lang w:val="id_ID" w:bidi="id_ID"/>
-          </w:rPr>
-          <w:rPr>
-            <w:color w:val="0000EE"/>
-            <w:u w:val="single"/>
-          </w:rPr>
-          <w:t>1 Raja-raja 11:14–22</w:t>
-        </w:r>
-      </w:hyperlink>
+      <w:r>
+        <w:rPr>
+          <w:lang w:val="id_ID" w:bidi="id_ID"/>
+        </w:rPr>
+        <w:t>1 Raja-raja 11:14–22</w:t>
+      </w:r>
       <w:r>
         <w:rPr>
           <w:lang w:val="id_ID" w:bidi="id_ID"/>
         </w:rPr>
         <w:t>) dan kemungkinan besar tidak berada di bawah penguasaan Rehabeam. Mereka tampaknya kembali berada di bawah kendali Yehuda setelah Yosafat mengalahkan mereka (</w:t>
       </w:r>
-      <w:hyperlink r:id="rId220">
-        <w:r>
-          <w:rPr>
-            <w:lang w:val="id_ID" w:bidi="id_ID"/>
-          </w:rPr>
-          <w:rPr>
-            <w:color w:val="0000EE"/>
-            <w:u w:val="single"/>
-          </w:rPr>
-          <w:t>2 Tawarikh 20:1–30</w:t>
-        </w:r>
-      </w:hyperlink>
+      <w:r>
+        <w:rPr>
+          <w:lang w:val="id_ID" w:bidi="id_ID"/>
+        </w:rPr>
+        <w:t>2 Tawarikh 20:1–30</w:t>
+      </w:r>
       <w:r>
         <w:rPr>
           <w:lang w:val="id_ID" w:bidi="id_ID"/>
         </w:rPr>
         <w:t xml:space="preserve">; bandingkan </w:t>
       </w:r>
-      <w:hyperlink r:id="rId221">
-        <w:r>
-          <w:rPr>
-            <w:lang w:val="id_ID" w:bidi="id_ID"/>
-          </w:rPr>
-          <w:rPr>
-            <w:color w:val="0000EE"/>
-            <w:u w:val="single"/>
-          </w:rPr>
-          <w:t>1 Raja-raja 22:47</w:t>
-        </w:r>
-      </w:hyperlink>
+      <w:r>
+        <w:rPr>
+          <w:lang w:val="id_ID" w:bidi="id_ID"/>
+        </w:rPr>
+        <w:t>1 Raja-raja 22:47</w:t>
+      </w:r>
       <w:r>
         <w:rPr>
           <w:lang w:val="id_ID" w:bidi="id_ID"/>
@@ -12639,18 +11343,12 @@
         </w:rPr>
         <w:t>Yoram tidak berhasil menghentikan pemberontakan pertama Edom dan Libna (</w:t>
       </w:r>
-      <w:hyperlink r:id="rId222">
-        <w:r>
-          <w:rPr>
-            <w:lang w:val="id_ID" w:bidi="id_ID"/>
-          </w:rPr>
-          <w:rPr>
-            <w:color w:val="0000EE"/>
-            <w:u w:val="single"/>
-          </w:rPr>
-          <w:t>2 Tawarikh 21:8–10</w:t>
-        </w:r>
-      </w:hyperlink>
+      <w:r>
+        <w:rPr>
+          <w:lang w:val="id_ID" w:bidi="id_ID"/>
+        </w:rPr>
+        <w:t>2 Tawarikh 21:8–10</w:t>
+      </w:r>
       <w:r>
         <w:rPr>
           <w:lang w:val="id_ID" w:bidi="id_ID"/>
@@ -12705,18 +11403,12 @@
         </w:rPr>
         <w:t xml:space="preserve">Yoram meninggal setelah menderita penyakit usus yang berkepanjangan dan menyakitkan. Ia tidak menerima upacara pemakaman kehormatan (lihat </w:t>
       </w:r>
-      <w:hyperlink r:id="rId223">
-        <w:r>
-          <w:rPr>
-            <w:lang w:val="id_ID" w:bidi="id_ID"/>
-          </w:rPr>
-          <w:rPr>
-            <w:color w:val="0000EE"/>
-            <w:u w:val="single"/>
-          </w:rPr>
-          <w:t>2 Tawarikh 16:14</w:t>
-        </w:r>
-      </w:hyperlink>
+      <w:r>
+        <w:rPr>
+          <w:lang w:val="id_ID" w:bidi="id_ID"/>
+        </w:rPr>
+        <w:t>2 Tawarikh 16:14</w:t>
+      </w:r>
       <w:r>
         <w:rPr>
           <w:lang w:val="id_ID" w:bidi="id_ID"/>
@@ -12838,54 +11530,36 @@
         </w:rPr>
         <w:t xml:space="preserve">). Atalya mirip dengan ibunya, Izebel (lihat </w:t>
       </w:r>
-      <w:hyperlink r:id="rId224">
-        <w:r>
-          <w:rPr>
-            <w:lang w:val="id_ID" w:bidi="id_ID"/>
-          </w:rPr>
-          <w:rPr>
-            <w:color w:val="0000EE"/>
-            <w:u w:val="single"/>
-          </w:rPr>
-          <w:t>2 Tawarikh 22:10–23:15</w:t>
-        </w:r>
-      </w:hyperlink>
+      <w:r>
+        <w:rPr>
+          <w:lang w:val="id_ID" w:bidi="id_ID"/>
+        </w:rPr>
+        <w:t>2 Tawarikh 22:10–23:15</w:t>
+      </w:r>
       <w:r>
         <w:rPr>
           <w:lang w:val="id_ID" w:bidi="id_ID"/>
         </w:rPr>
         <w:t xml:space="preserve">; bandingkan </w:t>
       </w:r>
-      <w:hyperlink r:id="rId225">
-        <w:r>
-          <w:rPr>
-            <w:lang w:val="id_ID" w:bidi="id_ID"/>
-          </w:rPr>
-          <w:rPr>
-            <w:color w:val="0000EE"/>
-            <w:u w:val="single"/>
-          </w:rPr>
-          <w:t>1 Raja-raja 16:31–21:28</w:t>
-        </w:r>
-      </w:hyperlink>
+      <w:r>
+        <w:rPr>
+          <w:lang w:val="id_ID" w:bidi="id_ID"/>
+        </w:rPr>
+        <w:t>1 Raja-raja 16:31–21:28</w:t>
+      </w:r>
       <w:r>
         <w:rPr>
           <w:lang w:val="id_ID" w:bidi="id_ID"/>
         </w:rPr>
         <w:t xml:space="preserve">), dan ia mengikuti jejak kakeknya, Omri (lihat </w:t>
       </w:r>
-      <w:hyperlink r:id="rId226">
-        <w:r>
-          <w:rPr>
-            <w:lang w:val="id_ID" w:bidi="id_ID"/>
-          </w:rPr>
-          <w:rPr>
-            <w:color w:val="0000EE"/>
-            <w:u w:val="single"/>
-          </w:rPr>
-          <w:t>1 Raja-raja 16:21–26</w:t>
-        </w:r>
-      </w:hyperlink>
+      <w:r>
+        <w:rPr>
+          <w:lang w:val="id_ID" w:bidi="id_ID"/>
+        </w:rPr>
+        <w:t>1 Raja-raja 16:21–26</w:t>
+      </w:r>
       <w:r>
         <w:rPr>
           <w:lang w:val="id_ID" w:bidi="id_ID"/>
@@ -12957,18 +11631,12 @@
         </w:rPr>
         <w:t xml:space="preserve"> sebuah kota bagi orang-orang Lewi di tanah Gad (</w:t>
       </w:r>
-      <w:hyperlink r:id="rId227">
-        <w:r>
-          <w:rPr>
-            <w:lang w:val="id_ID" w:bidi="id_ID"/>
-          </w:rPr>
-          <w:rPr>
-            <w:color w:val="0000EE"/>
-            <w:u w:val="single"/>
-          </w:rPr>
-          <w:t>Yosua 21:38</w:t>
-        </w:r>
-      </w:hyperlink>
+      <w:r>
+        <w:rPr>
+          <w:lang w:val="id_ID" w:bidi="id_ID"/>
+        </w:rPr>
+        <w:t>Yosua 21:38</w:t>
+      </w:r>
       <w:r>
         <w:rPr>
           <w:lang w:val="id_ID" w:bidi="id_ID"/>
@@ -13294,18 +11962,12 @@
         </w:rPr>
         <w:t xml:space="preserve">Ketika Yoas, yang berusia tujuh tahun, diurapi dan dimahkotai sebagai raja, ia menerima sebuah salinan hukum, sesuai dengan ketentuan hukum Taurat (lihat </w:t>
       </w:r>
-      <w:hyperlink r:id="rId181">
-        <w:r>
-          <w:rPr>
-            <w:lang w:val="id_ID" w:bidi="id_ID"/>
-          </w:rPr>
-          <w:rPr>
-            <w:color w:val="0000EE"/>
-            <w:u w:val="single"/>
-          </w:rPr>
-          <w:t>Ulangan 17:18–20</w:t>
-        </w:r>
-      </w:hyperlink>
+      <w:r>
+        <w:rPr>
+          <w:lang w:val="id_ID" w:bidi="id_ID"/>
+        </w:rPr>
+        <w:t>Ulangan 17:18–20</w:t>
+      </w:r>
       <w:r>
         <w:rPr>
           <w:lang w:val="id_ID" w:bidi="id_ID"/>
@@ -13552,18 +12214,12 @@
         </w:rPr>
         <w:t>Kita tidak tahu kapan Yoas pertama kali mencoba memperbaiki Bait Suci. Setelah gagal mengumpulkan uang pada kesempatan pertama, Yoas memanggil Yoyada lagi pada tahun kedua puluh tiga pemerintahannya (</w:t>
       </w:r>
-      <w:hyperlink r:id="rId228">
-        <w:r>
-          <w:rPr>
-            <w:lang w:val="id_ID" w:bidi="id_ID"/>
-          </w:rPr>
-          <w:rPr>
-            <w:color w:val="0000EE"/>
-            <w:u w:val="single"/>
-          </w:rPr>
-          <w:t>2 Raja-raja 12:6</w:t>
-        </w:r>
-      </w:hyperlink>
+      <w:r>
+        <w:rPr>
+          <w:lang w:val="id_ID" w:bidi="id_ID"/>
+        </w:rPr>
+        <w:t>2 Raja-raja 12:6</w:t>
+      </w:r>
       <w:r>
         <w:rPr>
           <w:lang w:val="id_ID" w:bidi="id_ID"/>
@@ -13618,18 +12274,12 @@
         </w:rPr>
         <w:t>Kitab Raja-raja menyatakan bahwa uang yang dikumpulkan untuk memperbaiki Bait Suci hanya digunakan untuk membayar upah (</w:t>
       </w:r>
-      <w:hyperlink r:id="rId229">
-        <w:r>
-          <w:rPr>
-            <w:lang w:val="id_ID" w:bidi="id_ID"/>
-          </w:rPr>
-          <w:rPr>
-            <w:color w:val="0000EE"/>
-            <w:u w:val="single"/>
-          </w:rPr>
-          <w:t>2 Raja-Raja 12:13–14</w:t>
-        </w:r>
-      </w:hyperlink>
+      <w:r>
+        <w:rPr>
+          <w:lang w:val="id_ID" w:bidi="id_ID"/>
+        </w:rPr>
+        <w:t>2 Raja-Raja 12:13–14</w:t>
+      </w:r>
       <w:r>
         <w:rPr>
           <w:lang w:val="id_ID" w:bidi="id_ID"/>
@@ -13736,36 +12386,24 @@
         </w:rPr>
         <w:t>Yoyada dengan hati-hati melindungi pelataran Bait Tuhan dari pertumpahan darah dan menjaga dinasti Daud. Ironisnya, Zakharia, putranya, dibunuh di sana oleh Raja Yoas, yang telah dilindungi Yoyada selama kudeta. Yesus menyebut pembunuhan ini ketika mengkritik para pemimpin agama (</w:t>
       </w:r>
-      <w:hyperlink r:id="rId230">
-        <w:r>
-          <w:rPr>
-            <w:lang w:val="id_ID" w:bidi="id_ID"/>
-          </w:rPr>
-          <w:rPr>
-            <w:color w:val="0000EE"/>
-            <w:u w:val="single"/>
-          </w:rPr>
-          <w:t>Matius 23:35</w:t>
-        </w:r>
-      </w:hyperlink>
+      <w:r>
+        <w:rPr>
+          <w:lang w:val="id_ID" w:bidi="id_ID"/>
+        </w:rPr>
+        <w:t>Matius 23:35</w:t>
+      </w:r>
       <w:r>
         <w:rPr>
           <w:lang w:val="id_ID" w:bidi="id_ID"/>
         </w:rPr>
         <w:t xml:space="preserve">; </w:t>
       </w:r>
-      <w:hyperlink r:id="rId231">
-        <w:r>
-          <w:rPr>
-            <w:lang w:val="id_ID" w:bidi="id_ID"/>
-          </w:rPr>
-          <w:rPr>
-            <w:color w:val="0000EE"/>
-            <w:u w:val="single"/>
-          </w:rPr>
-          <w:t>Lukas 11:51</w:t>
-        </w:r>
-      </w:hyperlink>
+      <w:r>
+        <w:rPr>
+          <w:lang w:val="id_ID" w:bidi="id_ID"/>
+        </w:rPr>
+        <w:t>Lukas 11:51</w:t>
+      </w:r>
       <w:r>
         <w:rPr>
           <w:lang w:val="id_ID" w:bidi="id_ID"/>
@@ -13803,108 +12441,72 @@
         </w:rPr>
         <w:t xml:space="preserve">: Doa untuk pembalasan ini mirip dengan doa-doa yang dipanjatkan Raja Daud terhadap ketidakadilan Saul (bandingkan </w:t>
       </w:r>
-      <w:hyperlink r:id="rId232">
-        <w:r>
-          <w:rPr>
-            <w:lang w:val="id_ID" w:bidi="id_ID"/>
-          </w:rPr>
-          <w:rPr>
-            <w:color w:val="0000EE"/>
-            <w:u w:val="single"/>
-          </w:rPr>
-          <w:t>Mazmur 5:10</w:t>
-        </w:r>
-      </w:hyperlink>
+      <w:r>
+        <w:rPr>
+          <w:lang w:val="id_ID" w:bidi="id_ID"/>
+        </w:rPr>
+        <w:t>Mazmur 5:10</w:t>
+      </w:r>
       <w:r>
         <w:rPr>
           <w:lang w:val="id_ID" w:bidi="id_ID"/>
         </w:rPr>
         <w:t xml:space="preserve">; </w:t>
       </w:r>
-      <w:hyperlink r:id="rId233">
-        <w:r>
-          <w:rPr>
-            <w:lang w:val="id_ID" w:bidi="id_ID"/>
-          </w:rPr>
-          <w:rPr>
-            <w:color w:val="0000EE"/>
-            <w:u w:val="single"/>
-          </w:rPr>
-          <w:t>7:9</w:t>
-        </w:r>
-      </w:hyperlink>
+      <w:r>
+        <w:rPr>
+          <w:lang w:val="id_ID" w:bidi="id_ID"/>
+        </w:rPr>
+        <w:t>7:9</w:t>
+      </w:r>
       <w:r>
         <w:rPr>
           <w:lang w:val="id_ID" w:bidi="id_ID"/>
         </w:rPr>
         <w:t xml:space="preserve">; </w:t>
       </w:r>
-      <w:hyperlink r:id="rId234">
-        <w:r>
-          <w:rPr>
-            <w:lang w:val="id_ID" w:bidi="id_ID"/>
-          </w:rPr>
-          <w:rPr>
-            <w:color w:val="0000EE"/>
-            <w:u w:val="single"/>
-          </w:rPr>
-          <w:t>9:19–20</w:t>
-        </w:r>
-      </w:hyperlink>
+      <w:r>
+        <w:rPr>
+          <w:lang w:val="id_ID" w:bidi="id_ID"/>
+        </w:rPr>
+        <w:t>9:19–20</w:t>
+      </w:r>
       <w:r>
         <w:rPr>
           <w:lang w:val="id_ID" w:bidi="id_ID"/>
         </w:rPr>
         <w:t xml:space="preserve">; </w:t>
       </w:r>
-      <w:hyperlink r:id="rId235">
-        <w:r>
-          <w:rPr>
-            <w:lang w:val="id_ID" w:bidi="id_ID"/>
-          </w:rPr>
-          <w:rPr>
-            <w:color w:val="0000EE"/>
-            <w:u w:val="single"/>
-          </w:rPr>
-          <w:t>28:4</w:t>
-        </w:r>
-      </w:hyperlink>
+      <w:r>
+        <w:rPr>
+          <w:lang w:val="id_ID" w:bidi="id_ID"/>
+        </w:rPr>
+        <w:t>28:4</w:t>
+      </w:r>
       <w:r>
         <w:rPr>
           <w:lang w:val="id_ID" w:bidi="id_ID"/>
         </w:rPr>
         <w:t xml:space="preserve">; </w:t>
       </w:r>
-      <w:hyperlink r:id="rId236">
-        <w:r>
-          <w:rPr>
-            <w:lang w:val="id_ID" w:bidi="id_ID"/>
-          </w:rPr>
-          <w:rPr>
-            <w:color w:val="0000EE"/>
-            <w:u w:val="single"/>
-          </w:rPr>
-          <w:t>56:7</w:t>
-        </w:r>
-      </w:hyperlink>
+      <w:r>
+        <w:rPr>
+          <w:lang w:val="id_ID" w:bidi="id_ID"/>
+        </w:rPr>
+        <w:t>56:7</w:t>
+      </w:r>
       <w:r>
         <w:rPr>
           <w:lang w:val="id_ID" w:bidi="id_ID"/>
         </w:rPr>
         <w:t xml:space="preserve">; </w:t>
       </w:r>
-      <w:hyperlink r:id="rId237">
-        <w:r>
-          <w:rPr>
-            <w:lang w:val="id_ID" w:bidi="id_ID"/>
-          </w:rPr>
-          <w:rPr>
-            <w:color w:val="0000EE"/>
-            <w:u w:val="single"/>
-          </w:rPr>
-          <w:t>139:19</w:t>
-        </w:r>
-      </w:hyperlink>
+      <w:r>
+        <w:rPr>
+          <w:lang w:val="id_ID" w:bidi="id_ID"/>
+        </w:rPr>
+        <w:t>139:19</w:t>
+      </w:r>
       <w:r>
         <w:rPr>
           <w:lang w:val="id_ID" w:bidi="id_ID"/>
@@ -14019,18 +12621,12 @@
         </w:rPr>
         <w:t>Yoyada dimakamkan sesuai tradisi kerajaan (</w:t>
       </w:r>
-      <w:hyperlink r:id="rId238">
-        <w:r>
-          <w:rPr>
-            <w:lang w:val="id_ID" w:bidi="id_ID"/>
-          </w:rPr>
-          <w:rPr>
-            <w:color w:val="0000EE"/>
-            <w:u w:val="single"/>
-          </w:rPr>
-          <w:t>2 Tawarikh 24:15–16</w:t>
-        </w:r>
-      </w:hyperlink>
+      <w:r>
+        <w:rPr>
+          <w:lang w:val="id_ID" w:bidi="id_ID"/>
+        </w:rPr>
+        <w:t>2 Tawarikh 24:15–16</w:t>
+      </w:r>
       <w:r>
         <w:rPr>
           <w:lang w:val="id_ID" w:bidi="id_ID"/>
@@ -14092,18 +12688,12 @@
         </w:rPr>
         <w:t xml:space="preserve">, yang digunakan oleh penulis Tawarikh sebagai sumber, sudah tidak ditemukan lagi saat ini (lihat juga </w:t>
       </w:r>
-      <w:hyperlink r:id="rId239">
-        <w:r>
-          <w:rPr>
-            <w:lang w:val="id_ID" w:bidi="id_ID"/>
-          </w:rPr>
-          <w:rPr>
-            <w:color w:val="0000EE"/>
-            <w:u w:val="single"/>
-          </w:rPr>
-          <w:t>2 Tawarikh 9:29</w:t>
-        </w:r>
-      </w:hyperlink>
+      <w:r>
+        <w:rPr>
+          <w:lang w:val="id_ID" w:bidi="id_ID"/>
+        </w:rPr>
+        <w:t>2 Tawarikh 9:29</w:t>
+      </w:r>
       <w:r>
         <w:rPr>
           <w:lang w:val="id_ID" w:bidi="id_ID"/>
@@ -14213,18 +12803,12 @@
         </w:rPr>
         <w:t xml:space="preserve">: Lihat </w:t>
       </w:r>
-      <w:hyperlink r:id="rId240">
-        <w:r>
-          <w:rPr>
-            <w:lang w:val="id_ID" w:bidi="id_ID"/>
-          </w:rPr>
-          <w:rPr>
-            <w:color w:val="0000EE"/>
-            <w:u w:val="single"/>
-          </w:rPr>
-          <w:t>2 Raja-raja 14:3–4</w:t>
-        </w:r>
-      </w:hyperlink>
+      <w:r>
+        <w:rPr>
+          <w:lang w:val="id_ID" w:bidi="id_ID"/>
+        </w:rPr>
+        <w:t>2 Raja-raja 14:3–4</w:t>
+      </w:r>
       <w:r>
         <w:rPr>
           <w:lang w:val="id_ID" w:bidi="id_ID"/>
@@ -14440,72 +13024,48 @@
         </w:rPr>
         <w:t xml:space="preserve"> merujuk kepada seorang nabi (seperti dalam </w:t>
       </w:r>
-      <w:hyperlink r:id="rId241">
-        <w:r>
-          <w:rPr>
-            <w:lang w:val="id_ID" w:bidi="id_ID"/>
-          </w:rPr>
-          <w:rPr>
-            <w:color w:val="0000EE"/>
-            <w:u w:val="single"/>
-          </w:rPr>
-          <w:t>Ulangan 33:1</w:t>
-        </w:r>
-      </w:hyperlink>
+      <w:r>
+        <w:rPr>
+          <w:lang w:val="id_ID" w:bidi="id_ID"/>
+        </w:rPr>
+        <w:t>Ulangan 33:1</w:t>
+      </w:r>
       <w:r>
         <w:rPr>
           <w:lang w:val="id_ID" w:bidi="id_ID"/>
         </w:rPr>
         <w:t xml:space="preserve">; </w:t>
       </w:r>
-      <w:hyperlink r:id="rId242">
-        <w:r>
-          <w:rPr>
-            <w:lang w:val="id_ID" w:bidi="id_ID"/>
-          </w:rPr>
-          <w:rPr>
-            <w:color w:val="0000EE"/>
-            <w:u w:val="single"/>
-          </w:rPr>
-          <w:t>1 Samuel 2:27</w:t>
-        </w:r>
-      </w:hyperlink>
+      <w:r>
+        <w:rPr>
+          <w:lang w:val="id_ID" w:bidi="id_ID"/>
+        </w:rPr>
+        <w:t>1 Samuel 2:27</w:t>
+      </w:r>
       <w:r>
         <w:rPr>
           <w:lang w:val="id_ID" w:bidi="id_ID"/>
         </w:rPr>
         <w:t xml:space="preserve">; </w:t>
       </w:r>
-      <w:hyperlink r:id="rId243">
-        <w:r>
-          <w:rPr>
-            <w:lang w:val="id_ID" w:bidi="id_ID"/>
-          </w:rPr>
-          <w:rPr>
-            <w:color w:val="0000EE"/>
-            <w:u w:val="single"/>
-          </w:rPr>
-          <w:t>9:6–10</w:t>
-        </w:r>
-      </w:hyperlink>
+      <w:r>
+        <w:rPr>
+          <w:lang w:val="id_ID" w:bidi="id_ID"/>
+        </w:rPr>
+        <w:t>9:6–10</w:t>
+      </w:r>
       <w:r>
         <w:rPr>
           <w:lang w:val="id_ID" w:bidi="id_ID"/>
         </w:rPr>
         <w:t xml:space="preserve">; </w:t>
       </w:r>
-      <w:hyperlink r:id="rId244">
-        <w:r>
-          <w:rPr>
-            <w:lang w:val="id_ID" w:bidi="id_ID"/>
-          </w:rPr>
-          <w:rPr>
-            <w:color w:val="0000EE"/>
-            <w:u w:val="single"/>
-          </w:rPr>
-          <w:t>1 Raja-raja 13:1–31</w:t>
-        </w:r>
-      </w:hyperlink>
+      <w:r>
+        <w:rPr>
+          <w:lang w:val="id_ID" w:bidi="id_ID"/>
+        </w:rPr>
+        <w:t>1 Raja-raja 13:1–31</w:t>
+      </w:r>
       <w:r>
         <w:rPr>
           <w:lang w:val="id_ID" w:bidi="id_ID"/>
@@ -14589,36 +13149,24 @@
         </w:rPr>
         <w:t>, yang terletak di selatan Laut Mati, sering menjadi lokasi pertempuran. Daud juga bertempur melawan orang-orang Edom di sana (</w:t>
       </w:r>
-      <w:hyperlink r:id="rId245">
-        <w:r>
-          <w:rPr>
-            <w:lang w:val="id_ID" w:bidi="id_ID"/>
-          </w:rPr>
-          <w:rPr>
-            <w:color w:val="0000EE"/>
-            <w:u w:val="single"/>
-          </w:rPr>
-          <w:t>2 Samuel 8:13</w:t>
-        </w:r>
-      </w:hyperlink>
+      <w:r>
+        <w:rPr>
+          <w:lang w:val="id_ID" w:bidi="id_ID"/>
+        </w:rPr>
+        <w:t>2 Samuel 8:13</w:t>
+      </w:r>
       <w:r>
         <w:rPr>
           <w:lang w:val="id_ID" w:bidi="id_ID"/>
         </w:rPr>
         <w:t xml:space="preserve">; lihat </w:t>
       </w:r>
-      <w:hyperlink r:id="rId246">
-        <w:r>
-          <w:rPr>
-            <w:lang w:val="id_ID" w:bidi="id_ID"/>
-          </w:rPr>
-          <w:rPr>
-            <w:color w:val="0000EE"/>
-            <w:u w:val="single"/>
-          </w:rPr>
-          <w:t>Mazmur 60</w:t>
-        </w:r>
-      </w:hyperlink>
+      <w:r>
+        <w:rPr>
+          <w:lang w:val="id_ID" w:bidi="id_ID"/>
+        </w:rPr>
+        <w:t>Mazmur 60</w:t>
+      </w:r>
       <w:r>
         <w:rPr>
           <w:lang w:val="id_ID" w:bidi="id_ID"/>
@@ -14643,18 +13191,12 @@
         </w:rPr>
         <w:t>Amazia tidak merebut pelabuhan di Elat (</w:t>
       </w:r>
-      <w:hyperlink r:id="rId247">
-        <w:r>
-          <w:rPr>
-            <w:lang w:val="id_ID" w:bidi="id_ID"/>
-          </w:rPr>
-          <w:rPr>
-            <w:color w:val="0000EE"/>
-            <w:u w:val="single"/>
-          </w:rPr>
-          <w:t>2 Tawarikh 26:2</w:t>
-        </w:r>
-      </w:hyperlink>
+      <w:r>
+        <w:rPr>
+          <w:lang w:val="id_ID" w:bidi="id_ID"/>
+        </w:rPr>
+        <w:t>2 Tawarikh 26:2</w:t>
+      </w:r>
       <w:r>
         <w:rPr>
           <w:lang w:val="id_ID" w:bidi="id_ID"/>
@@ -14709,54 +13251,36 @@
         </w:rPr>
         <w:t xml:space="preserve">Para penakluk terkadang menyembah para allah dari bangsa yang mereka kalahkan, dengan keliru mengira bahwa dewa-dewa tersebut membantu mereka meraih kemenangan. Amazia memiliki keyakinan ini; ia tidak mengakui bahwa Tuhan adalah satu-satunya Allah yang benar (lihat </w:t>
       </w:r>
-      <w:hyperlink r:id="rId248">
-        <w:r>
-          <w:rPr>
-            <w:lang w:val="id_ID" w:bidi="id_ID"/>
-          </w:rPr>
-          <w:rPr>
-            <w:color w:val="0000EE"/>
-            <w:u w:val="single"/>
-          </w:rPr>
-          <w:t>Yesaya 40:18–28</w:t>
-        </w:r>
-      </w:hyperlink>
+      <w:r>
+        <w:rPr>
+          <w:lang w:val="id_ID" w:bidi="id_ID"/>
+        </w:rPr>
+        <w:t>Yesaya 40:18–28</w:t>
+      </w:r>
       <w:r>
         <w:rPr>
           <w:lang w:val="id_ID" w:bidi="id_ID"/>
         </w:rPr>
         <w:t xml:space="preserve">; </w:t>
       </w:r>
-      <w:hyperlink r:id="rId249">
-        <w:r>
-          <w:rPr>
-            <w:lang w:val="id_ID" w:bidi="id_ID"/>
-          </w:rPr>
-          <w:rPr>
-            <w:color w:val="0000EE"/>
-            <w:u w:val="single"/>
-          </w:rPr>
-          <w:t>42:8</w:t>
-        </w:r>
-      </w:hyperlink>
+      <w:r>
+        <w:rPr>
+          <w:lang w:val="id_ID" w:bidi="id_ID"/>
+        </w:rPr>
+        <w:t>42:8</w:t>
+      </w:r>
       <w:r>
         <w:rPr>
           <w:lang w:val="id_ID" w:bidi="id_ID"/>
         </w:rPr>
         <w:t xml:space="preserve">; </w:t>
       </w:r>
-      <w:hyperlink r:id="rId250">
-        <w:r>
-          <w:rPr>
-            <w:lang w:val="id_ID" w:bidi="id_ID"/>
-          </w:rPr>
-          <w:rPr>
-            <w:color w:val="0000EE"/>
-            <w:u w:val="single"/>
-          </w:rPr>
-          <w:t>Yeremia 10:1–16</w:t>
-        </w:r>
-      </w:hyperlink>
+      <w:r>
+        <w:rPr>
+          <w:lang w:val="id_ID" w:bidi="id_ID"/>
+        </w:rPr>
+        <w:t>Yeremia 10:1–16</w:t>
+      </w:r>
       <w:r>
         <w:rPr>
           <w:lang w:val="id_ID" w:bidi="id_ID"/>
@@ -14811,36 +13335,24 @@
         </w:rPr>
         <w:t xml:space="preserve">Amazia menunjukkan kesombongannya dengan tidak mencari Allah. Ia terlalu memandang tinggi kekuatan militernya setelah mengalahkan Edom. Keputusannya untuk melawan Yoas berasal dari kepercayaannya pada allah-allah lain dan mengabaikan penghakiman Allah (lihat </w:t>
       </w:r>
-      <w:hyperlink r:id="rId251">
-        <w:r>
-          <w:rPr>
-            <w:lang w:val="id_ID" w:bidi="id_ID"/>
-          </w:rPr>
-          <w:rPr>
-            <w:color w:val="0000EE"/>
-            <w:u w:val="single"/>
-          </w:rPr>
-          <w:t>2 Tawarikh 18:9–34</w:t>
-        </w:r>
-      </w:hyperlink>
+      <w:r>
+        <w:rPr>
+          <w:lang w:val="id_ID" w:bidi="id_ID"/>
+        </w:rPr>
+        <w:t>2 Tawarikh 18:9–34</w:t>
+      </w:r>
       <w:r>
         <w:rPr>
           <w:lang w:val="id_ID" w:bidi="id_ID"/>
         </w:rPr>
         <w:t xml:space="preserve">; </w:t>
       </w:r>
-      <w:hyperlink r:id="rId252">
-        <w:r>
-          <w:rPr>
-            <w:lang w:val="id_ID" w:bidi="id_ID"/>
-          </w:rPr>
-          <w:rPr>
-            <w:color w:val="0000EE"/>
-            <w:u w:val="single"/>
-          </w:rPr>
-          <w:t>2 Tesalonika 2:11</w:t>
-        </w:r>
-      </w:hyperlink>
+      <w:r>
+        <w:rPr>
+          <w:lang w:val="id_ID" w:bidi="id_ID"/>
+        </w:rPr>
+        <w:t>2 Tesalonika 2:11</w:t>
+      </w:r>
       <w:r>
         <w:rPr>
           <w:lang w:val="id_ID" w:bidi="id_ID"/>
@@ -14991,72 +13503,48 @@
         </w:rPr>
         <w:t>Penulis Tawarikh memperkenalkan Uzia, yang juga dikenal sebagai Azarya dalam Kitab Raja-raja, sebanyak dua kali (</w:t>
       </w:r>
-      <w:hyperlink r:id="rId253">
-        <w:r>
-          <w:rPr>
-            <w:lang w:val="id_ID" w:bidi="id_ID"/>
-          </w:rPr>
-          <w:rPr>
-            <w:color w:val="0000EE"/>
-            <w:u w:val="single"/>
-          </w:rPr>
-          <w:t>2 Tawarikh 26:1–2</w:t>
-        </w:r>
-      </w:hyperlink>
+      <w:r>
+        <w:rPr>
+          <w:lang w:val="id_ID" w:bidi="id_ID"/>
+        </w:rPr>
+        <w:t>2 Tawarikh 26:1–2</w:t>
+      </w:r>
       <w:r>
         <w:rPr>
           <w:lang w:val="id_ID" w:bidi="id_ID"/>
         </w:rPr>
         <w:t xml:space="preserve">, </w:t>
       </w:r>
-      <w:hyperlink r:id="rId254">
-        <w:r>
-          <w:rPr>
-            <w:lang w:val="id_ID" w:bidi="id_ID"/>
-          </w:rPr>
-          <w:rPr>
-            <w:color w:val="0000EE"/>
-            <w:u w:val="single"/>
-          </w:rPr>
-          <w:t>3–5</w:t>
-        </w:r>
-      </w:hyperlink>
+      <w:r>
+        <w:rPr>
+          <w:lang w:val="id_ID" w:bidi="id_ID"/>
+        </w:rPr>
+        <w:t>3–5</w:t>
+      </w:r>
       <w:r>
         <w:rPr>
           <w:lang w:val="id_ID" w:bidi="id_ID"/>
         </w:rPr>
         <w:t>). Ia mengutip dua bagian dari Kitab Raja-raja (</w:t>
       </w:r>
-      <w:hyperlink r:id="rId255">
-        <w:r>
-          <w:rPr>
-            <w:lang w:val="id_ID" w:bidi="id_ID"/>
-          </w:rPr>
-          <w:rPr>
-            <w:color w:val="0000EE"/>
-            <w:u w:val="single"/>
-          </w:rPr>
-          <w:t>2 Raja-raja 14:21–22</w:t>
-        </w:r>
-      </w:hyperlink>
+      <w:r>
+        <w:rPr>
+          <w:lang w:val="id_ID" w:bidi="id_ID"/>
+        </w:rPr>
+        <w:t>2 Raja-raja 14:21–22</w:t>
+      </w:r>
       <w:r>
         <w:rPr>
           <w:lang w:val="id_ID" w:bidi="id_ID"/>
         </w:rPr>
         <w:t xml:space="preserve">; </w:t>
       </w:r>
-      <w:hyperlink r:id="rId256">
-        <w:r>
-          <w:rPr>
-            <w:lang w:val="id_ID" w:bidi="id_ID"/>
-          </w:rPr>
-          <w:rPr>
-            <w:color w:val="0000EE"/>
-            <w:u w:val="single"/>
-          </w:rPr>
-          <w:t>15:2–3</w:t>
-        </w:r>
-      </w:hyperlink>
+      <w:r>
+        <w:rPr>
+          <w:lang w:val="id_ID" w:bidi="id_ID"/>
+        </w:rPr>
+        <w:t>15:2–3</w:t>
+      </w:r>
       <w:r>
         <w:rPr>
           <w:lang w:val="id_ID" w:bidi="id_ID"/>
@@ -15159,36 +13647,24 @@
         </w:rPr>
         <w:t>Ayat-ayat ini merangkum pencapaian Uzia dalam cakupan antar bangsa. Ia menaklukkan wilayah-wilayah di barat, selatan, dan tenggara, tetapi tidak ke utara, di mana kerajaan Yerobeam II bekuasa dengan kuat (</w:t>
       </w:r>
-      <w:hyperlink r:id="rId257">
-        <w:r>
-          <w:rPr>
-            <w:lang w:val="id_ID" w:bidi="id_ID"/>
-          </w:rPr>
-          <w:rPr>
-            <w:color w:val="0000EE"/>
-            <w:u w:val="single"/>
-          </w:rPr>
-          <w:t>2 Raja-raja 14:23–29</w:t>
-        </w:r>
-      </w:hyperlink>
+      <w:r>
+        <w:rPr>
+          <w:lang w:val="id_ID" w:bidi="id_ID"/>
+        </w:rPr>
+        <w:t>2 Raja-raja 14:23–29</w:t>
+      </w:r>
       <w:r>
         <w:rPr>
           <w:lang w:val="id_ID" w:bidi="id_ID"/>
         </w:rPr>
         <w:t>). Dengan tuntunan Allah (</w:t>
       </w:r>
-      <w:hyperlink r:id="rId258">
-        <w:r>
-          <w:rPr>
-            <w:lang w:val="id_ID" w:bidi="id_ID"/>
-          </w:rPr>
-          <w:rPr>
-            <w:color w:val="0000EE"/>
-            <w:u w:val="single"/>
-          </w:rPr>
-          <w:t>2 Tawarikh 26:7</w:t>
-        </w:r>
-      </w:hyperlink>
+      <w:r>
+        <w:rPr>
+          <w:lang w:val="id_ID" w:bidi="id_ID"/>
+        </w:rPr>
+        <w:t>2 Tawarikh 26:7</w:t>
+      </w:r>
       <w:r>
         <w:rPr>
           <w:lang w:val="id_ID" w:bidi="id_ID"/>
@@ -15247,36 +13723,24 @@
         </w:rPr>
         <w:t>Uzia memperbaiki kerusakan pada tembok Yerusalem yang disebabkan oleh Yoas selama serangannya terhadap Amazia. Uzia mungkin juga memperbaiki kerusakan akibat gempa bumi terkenal yang terjadi pada masanya (</w:t>
       </w:r>
-      <w:hyperlink r:id="rId259">
-        <w:r>
-          <w:rPr>
-            <w:lang w:val="id_ID" w:bidi="id_ID"/>
-          </w:rPr>
-          <w:rPr>
-            <w:color w:val="0000EE"/>
-            <w:u w:val="single"/>
-          </w:rPr>
-          <w:t>Amos 1:1</w:t>
-        </w:r>
-      </w:hyperlink>
+      <w:r>
+        <w:rPr>
+          <w:lang w:val="id_ID" w:bidi="id_ID"/>
+        </w:rPr>
+        <w:t>Amos 1:1</w:t>
+      </w:r>
       <w:r>
         <w:rPr>
           <w:lang w:val="id_ID" w:bidi="id_ID"/>
         </w:rPr>
         <w:t xml:space="preserve">; </w:t>
       </w:r>
-      <w:hyperlink r:id="rId260">
-        <w:r>
-          <w:rPr>
-            <w:lang w:val="id_ID" w:bidi="id_ID"/>
-          </w:rPr>
-          <w:rPr>
-            <w:color w:val="0000EE"/>
-            <w:u w:val="single"/>
-          </w:rPr>
-          <w:t>Zakharia 14:5</w:t>
-        </w:r>
-      </w:hyperlink>
+      <w:r>
+        <w:rPr>
+          <w:lang w:val="id_ID" w:bidi="id_ID"/>
+        </w:rPr>
+        <w:t>Zakharia 14:5</w:t>
+      </w:r>
       <w:r>
         <w:rPr>
           <w:lang w:val="id_ID" w:bidi="id_ID"/>
@@ -15397,36 +13861,24 @@
         </w:rPr>
         <w:t>Penyakit kusta yang diderita Uzia adalah hukuman karena melanggar perjanjian dengan membakar ukupan di dalam Bait Suci. Hanya imam yang diperkenankan melakukan hal ini (</w:t>
       </w:r>
-      <w:hyperlink r:id="rId261">
-        <w:r>
-          <w:rPr>
-            <w:lang w:val="id_ID" w:bidi="id_ID"/>
-          </w:rPr>
-          <w:rPr>
-            <w:color w:val="0000EE"/>
-            <w:u w:val="single"/>
-          </w:rPr>
-          <w:t>Keluaran 30:7–9</w:t>
-        </w:r>
-      </w:hyperlink>
+      <w:r>
+        <w:rPr>
+          <w:lang w:val="id_ID" w:bidi="id_ID"/>
+        </w:rPr>
+        <w:t>Keluaran 30:7–9</w:t>
+      </w:r>
       <w:r>
         <w:rPr>
           <w:lang w:val="id_ID" w:bidi="id_ID"/>
         </w:rPr>
         <w:t xml:space="preserve">; </w:t>
       </w:r>
-      <w:hyperlink r:id="rId262">
-        <w:r>
-          <w:rPr>
-            <w:lang w:val="id_ID" w:bidi="id_ID"/>
-          </w:rPr>
-          <w:rPr>
-            <w:color w:val="0000EE"/>
-            <w:u w:val="single"/>
-          </w:rPr>
-          <w:t>Bilangan 16</w:t>
-        </w:r>
-      </w:hyperlink>
+      <w:r>
+        <w:rPr>
+          <w:lang w:val="id_ID" w:bidi="id_ID"/>
+        </w:rPr>
+        <w:t>Bilangan 16</w:t>
+      </w:r>
       <w:r>
         <w:rPr>
           <w:lang w:val="id_ID" w:bidi="id_ID"/>
@@ -15555,18 +14007,12 @@
         </w:rPr>
         <w:t xml:space="preserve"> (</w:t>
       </w:r>
-      <w:hyperlink r:id="rId263">
-        <w:r>
-          <w:rPr>
-            <w:lang w:val="id_ID" w:bidi="id_ID"/>
-          </w:rPr>
-          <w:rPr>
-            <w:color w:val="0000EE"/>
-            <w:u w:val="single"/>
-          </w:rPr>
-          <w:t>2 Raja-raja 15:30</w:t>
-        </w:r>
-      </w:hyperlink>
+      <w:r>
+        <w:rPr>
+          <w:lang w:val="id_ID" w:bidi="id_ID"/>
+        </w:rPr>
+        <w:t>2 Raja-raja 15:30</w:t>
+      </w:r>
       <w:r>
         <w:rPr>
           <w:lang w:val="id_ID" w:bidi="id_ID"/>
@@ -15585,18 +14031,12 @@
         </w:rPr>
         <w:t xml:space="preserve">). Ahas mungkin menjalani upacara penobatan resminya setelah kematian Yotam pada 732 SM, sehingga penulis 2 Tawarikh menghitung pemerintahan resmi Ahas dimulai pada 731 SM (lihat </w:t>
       </w:r>
-      <w:hyperlink r:id="rId264">
-        <w:r>
-          <w:rPr>
-            <w:lang w:val="id_ID" w:bidi="id_ID"/>
-          </w:rPr>
-          <w:rPr>
-            <w:color w:val="0000EE"/>
-            <w:u w:val="single"/>
-          </w:rPr>
-          <w:t>2 Tawarikh 28:1</w:t>
-        </w:r>
-      </w:hyperlink>
+      <w:r>
+        <w:rPr>
+          <w:lang w:val="id_ID" w:bidi="id_ID"/>
+        </w:rPr>
+        <w:t>2 Tawarikh 28:1</w:t>
+      </w:r>
       <w:r>
         <w:rPr>
           <w:lang w:val="id_ID" w:bidi="id_ID"/>
@@ -15699,36 +14139,24 @@
         </w:rPr>
         <w:t>Uzia menerima upeti dari orang-orang Amon (</w:t>
       </w:r>
-      <w:hyperlink r:id="rId265">
-        <w:r>
-          <w:rPr>
-            <w:lang w:val="id_ID" w:bidi="id_ID"/>
-          </w:rPr>
-          <w:rPr>
-            <w:color w:val="0000EE"/>
-            <w:u w:val="single"/>
-          </w:rPr>
-          <w:t>2 Tawarikh 26:8</w:t>
-        </w:r>
-      </w:hyperlink>
+      <w:r>
+        <w:rPr>
+          <w:lang w:val="id_ID" w:bidi="id_ID"/>
+        </w:rPr>
+        <w:t>2 Tawarikh 26:8</w:t>
+      </w:r>
       <w:r>
         <w:rPr>
           <w:lang w:val="id_ID" w:bidi="id_ID"/>
         </w:rPr>
         <w:t>), dan Yotam terus menguasai tanah mereka di sebelah timur Yordan. Pembayaran ini terhenti setelah tiga tahun, mungkin karena Yotam sibuk berperang melawan Israel dan Aram (</w:t>
       </w:r>
-      <w:hyperlink r:id="rId266">
-        <w:r>
-          <w:rPr>
-            <w:lang w:val="id_ID" w:bidi="id_ID"/>
-          </w:rPr>
-          <w:rPr>
-            <w:color w:val="0000EE"/>
-            <w:u w:val="single"/>
-          </w:rPr>
-          <w:t>2 Raja-raja 15:37</w:t>
-        </w:r>
-      </w:hyperlink>
+      <w:r>
+        <w:rPr>
+          <w:lang w:val="id_ID" w:bidi="id_ID"/>
+        </w:rPr>
+        <w:t>2 Raja-raja 15:37</w:t>
+      </w:r>
       <w:r>
         <w:rPr>
           <w:lang w:val="id_ID" w:bidi="id_ID"/>
@@ -15831,90 +14259,60 @@
         </w:rPr>
         <w:t xml:space="preserve">Ahas bahkan mengorbankan anak-anaknya sendiri dengan membakar mereka. Ia meniru tindakan mengerikan yang dilakukan oleh orang-orang Kanaan (lihat </w:t>
       </w:r>
-      <w:hyperlink r:id="rId267">
-        <w:r>
-          <w:rPr>
-            <w:lang w:val="id_ID" w:bidi="id_ID"/>
-          </w:rPr>
-          <w:rPr>
-            <w:color w:val="0000EE"/>
-            <w:u w:val="single"/>
-          </w:rPr>
-          <w:t>Ulangan 12:31</w:t>
-        </w:r>
-      </w:hyperlink>
+      <w:r>
+        <w:rPr>
+          <w:lang w:val="id_ID" w:bidi="id_ID"/>
+        </w:rPr>
+        <w:t>Ulangan 12:31</w:t>
+      </w:r>
       <w:r>
         <w:rPr>
           <w:lang w:val="id_ID" w:bidi="id_ID"/>
         </w:rPr>
         <w:t xml:space="preserve">; </w:t>
       </w:r>
-      <w:hyperlink r:id="rId268">
-        <w:r>
-          <w:rPr>
-            <w:lang w:val="id_ID" w:bidi="id_ID"/>
-          </w:rPr>
-          <w:rPr>
-            <w:color w:val="0000EE"/>
-            <w:u w:val="single"/>
-          </w:rPr>
-          <w:t>18:9–10</w:t>
-        </w:r>
-      </w:hyperlink>
+      <w:r>
+        <w:rPr>
+          <w:lang w:val="id_ID" w:bidi="id_ID"/>
+        </w:rPr>
+        <w:t>18:9–10</w:t>
+      </w:r>
       <w:r>
         <w:rPr>
           <w:lang w:val="id_ID" w:bidi="id_ID"/>
         </w:rPr>
         <w:t xml:space="preserve">; </w:t>
       </w:r>
-      <w:hyperlink r:id="rId269">
-        <w:r>
-          <w:rPr>
-            <w:lang w:val="id_ID" w:bidi="id_ID"/>
-          </w:rPr>
-          <w:rPr>
-            <w:color w:val="0000EE"/>
-            <w:u w:val="single"/>
-          </w:rPr>
-          <w:t>Yeremia 7:31</w:t>
-        </w:r>
-      </w:hyperlink>
+      <w:r>
+        <w:rPr>
+          <w:lang w:val="id_ID" w:bidi="id_ID"/>
+        </w:rPr>
+        <w:t>Yeremia 7:31</w:t>
+      </w:r>
       <w:r>
         <w:rPr>
           <w:lang w:val="id_ID" w:bidi="id_ID"/>
         </w:rPr>
         <w:t xml:space="preserve">; </w:t>
       </w:r>
-      <w:hyperlink r:id="rId270">
-        <w:r>
-          <w:rPr>
-            <w:lang w:val="id_ID" w:bidi="id_ID"/>
-          </w:rPr>
-          <w:rPr>
-            <w:color w:val="0000EE"/>
-            <w:u w:val="single"/>
-          </w:rPr>
-          <w:t>19:5</w:t>
-        </w:r>
-      </w:hyperlink>
+      <w:r>
+        <w:rPr>
+          <w:lang w:val="id_ID" w:bidi="id_ID"/>
+        </w:rPr>
+        <w:t>19:5</w:t>
+      </w:r>
       <w:r>
         <w:rPr>
           <w:lang w:val="id_ID" w:bidi="id_ID"/>
         </w:rPr>
         <w:t xml:space="preserve">; </w:t>
       </w:r>
-      <w:hyperlink r:id="rId271">
-        <w:r>
-          <w:rPr>
-            <w:lang w:val="id_ID" w:bidi="id_ID"/>
-          </w:rPr>
-          <w:rPr>
-            <w:color w:val="0000EE"/>
-            <w:u w:val="single"/>
-          </w:rPr>
-          <w:t>32:35</w:t>
-        </w:r>
-      </w:hyperlink>
+      <w:r>
+        <w:rPr>
+          <w:lang w:val="id_ID" w:bidi="id_ID"/>
+        </w:rPr>
+        <w:t>32:35</w:t>
+      </w:r>
       <w:r>
         <w:rPr>
           <w:lang w:val="id_ID" w:bidi="id_ID"/>
@@ -15976,36 +14374,24 @@
         </w:rPr>
         <w:t>: Meskipun Tuhan memakai Israel untuk menghukum Yehuda, perjanjian melarang tindakan yang memperbudak dan membunuh sesama orang Israel (</w:t>
       </w:r>
-      <w:hyperlink r:id="rId272">
-        <w:r>
-          <w:rPr>
-            <w:lang w:val="id_ID" w:bidi="id_ID"/>
-          </w:rPr>
-          <w:rPr>
-            <w:color w:val="0000EE"/>
-            <w:u w:val="single"/>
-          </w:rPr>
-          <w:t>2 Tawarikh 28:10</w:t>
-        </w:r>
-      </w:hyperlink>
+      <w:r>
+        <w:rPr>
+          <w:lang w:val="id_ID" w:bidi="id_ID"/>
+        </w:rPr>
+        <w:t>2 Tawarikh 28:10</w:t>
+      </w:r>
       <w:r>
         <w:rPr>
           <w:lang w:val="id_ID" w:bidi="id_ID"/>
         </w:rPr>
         <w:t xml:space="preserve">; </w:t>
       </w:r>
-      <w:hyperlink r:id="rId273">
-        <w:r>
-          <w:rPr>
-            <w:lang w:val="id_ID" w:bidi="id_ID"/>
-          </w:rPr>
-          <w:rPr>
-            <w:color w:val="0000EE"/>
-            <w:u w:val="single"/>
-          </w:rPr>
-          <w:t>Imamat 25:39–55</w:t>
-        </w:r>
-      </w:hyperlink>
+      <w:r>
+        <w:rPr>
+          <w:lang w:val="id_ID" w:bidi="id_ID"/>
+        </w:rPr>
+        <w:t>Imamat 25:39–55</w:t>
+      </w:r>
       <w:r>
         <w:rPr>
           <w:lang w:val="id_ID" w:bidi="id_ID"/>
@@ -16102,18 +14488,12 @@
         </w:rPr>
         <w:t>: Selanjutnya, pada masa pemerintahan Ahas, kerajaan Israel akan mengalami kehancuran dan pembuangan pada tahun 722 SM (</w:t>
       </w:r>
-      <w:hyperlink r:id="rId274">
-        <w:r>
-          <w:rPr>
-            <w:lang w:val="id_ID" w:bidi="id_ID"/>
-          </w:rPr>
-          <w:rPr>
-            <w:color w:val="0000EE"/>
-            <w:u w:val="single"/>
-          </w:rPr>
-          <w:t>2 Raja-raja 17:5–23</w:t>
-        </w:r>
-      </w:hyperlink>
+      <w:r>
+        <w:rPr>
+          <w:lang w:val="id_ID" w:bidi="id_ID"/>
+        </w:rPr>
+        <w:t>2 Raja-raja 17:5–23</w:t>
+      </w:r>
       <w:r>
         <w:rPr>
           <w:lang w:val="id_ID" w:bidi="id_ID"/>
@@ -16175,18 +14555,12 @@
         </w:rPr>
         <w:t xml:space="preserve">: Lihat </w:t>
       </w:r>
-      <w:hyperlink r:id="rId275">
-        <w:r>
-          <w:rPr>
-            <w:lang w:val="id_ID" w:bidi="id_ID"/>
-          </w:rPr>
-          <w:rPr>
-            <w:color w:val="0000EE"/>
-            <w:u w:val="single"/>
-          </w:rPr>
-          <w:t>2 Raja-raja 16:7–9</w:t>
-        </w:r>
-      </w:hyperlink>
+      <w:r>
+        <w:rPr>
+          <w:lang w:val="id_ID" w:bidi="id_ID"/>
+        </w:rPr>
+        <w:t>2 Raja-raja 16:7–9</w:t>
+      </w:r>
       <w:r>
         <w:rPr>
           <w:lang w:val="id_ID" w:bidi="id_ID"/>
@@ -16289,18 +14663,12 @@
         </w:rPr>
         <w:t>Raja Ahas menolak Tuhan dengan membangun mezbah yang mirip dengan yang ada di Damsyik (</w:t>
       </w:r>
-      <w:hyperlink r:id="rId276">
-        <w:r>
-          <w:rPr>
-            <w:lang w:val="id_ID" w:bidi="id_ID"/>
-          </w:rPr>
-          <w:rPr>
-            <w:color w:val="0000EE"/>
-            <w:u w:val="single"/>
-          </w:rPr>
-          <w:t>2 Raja-raja 16:10–16</w:t>
-        </w:r>
-      </w:hyperlink>
+      <w:r>
+        <w:rPr>
+          <w:lang w:val="id_ID" w:bidi="id_ID"/>
+        </w:rPr>
+        <w:t>2 Raja-raja 16:10–16</w:t>
+      </w:r>
       <w:r>
         <w:rPr>
           <w:lang w:val="id_ID" w:bidi="id_ID"/>
@@ -16403,18 +14771,12 @@
         </w:rPr>
         <w:t>Samaria, ibu kota kerajaan utara, Israel, jatuh ke tangan Asyur pada tahun 722 SM. Kejadian ini berlangsung pada tahun kedua puluh satu pemerintahan Ahas di Yehuda (</w:t>
       </w:r>
-      <w:hyperlink r:id="rId277">
-        <w:r>
-          <w:rPr>
-            <w:lang w:val="id_ID" w:bidi="id_ID"/>
-          </w:rPr>
-          <w:rPr>
-            <w:color w:val="0000EE"/>
-            <w:u w:val="single"/>
-          </w:rPr>
-          <w:t>2 Raja-raja 17:1–6</w:t>
-        </w:r>
-      </w:hyperlink>
+      <w:r>
+        <w:rPr>
+          <w:lang w:val="id_ID" w:bidi="id_ID"/>
+        </w:rPr>
+        <w:t>2 Raja-raja 17:1–6</w:t>
+      </w:r>
       <w:r>
         <w:rPr>
           <w:lang w:val="id_ID" w:bidi="id_ID"/>
@@ -16517,18 +14879,12 @@
         </w:rPr>
         <w:t>Tindakan pertama Raja Hizkia adalah memperbaiki pintu-pintu Bait Suci (</w:t>
       </w:r>
-      <w:hyperlink r:id="rId278">
-        <w:r>
-          <w:rPr>
-            <w:lang w:val="id_ID" w:bidi="id_ID"/>
-          </w:rPr>
-          <w:rPr>
-            <w:color w:val="0000EE"/>
-            <w:u w:val="single"/>
-          </w:rPr>
-          <w:t>2 Tawarikh 29:3</w:t>
-        </w:r>
-      </w:hyperlink>
+      <w:r>
+        <w:rPr>
+          <w:lang w:val="id_ID" w:bidi="id_ID"/>
+        </w:rPr>
+        <w:t>2 Tawarikh 29:3</w:t>
+      </w:r>
       <w:r>
         <w:rPr>
           <w:lang w:val="id_ID" w:bidi="id_ID"/>
@@ -16561,18 +14917,12 @@
         </w:rPr>
         <w:t>, “Yahweh memperkuat”). Tindakan ini mempersiapkan panggung untuk ucapan raja kepada para imam dan orang Lewi (</w:t>
       </w:r>
-      <w:hyperlink r:id="rId279">
-        <w:r>
-          <w:rPr>
-            <w:lang w:val="id_ID" w:bidi="id_ID"/>
-          </w:rPr>
-          <w:rPr>
-            <w:color w:val="0000EE"/>
-            <w:u w:val="single"/>
-          </w:rPr>
-          <w:t>2 Tawarikh 29:5–11</w:t>
-        </w:r>
-      </w:hyperlink>
+      <w:r>
+        <w:rPr>
+          <w:lang w:val="id_ID" w:bidi="id_ID"/>
+        </w:rPr>
+        <w:t>2 Tawarikh 29:5–11</w:t>
+      </w:r>
       <w:r>
         <w:rPr>
           <w:lang w:val="id_ID" w:bidi="id_ID"/>
@@ -16627,36 +14977,24 @@
         </w:rPr>
         <w:t>Ucapan Hizkia menggunakan kata-kata yang umum selama pengasingan untuk menggambarkan kegagalan bangsa. Seperti saat perpecahan di zaman Rehabeam (</w:t>
       </w:r>
-      <w:hyperlink r:id="rId114">
-        <w:r>
-          <w:rPr>
-            <w:lang w:val="id_ID" w:bidi="id_ID"/>
-          </w:rPr>
-          <w:rPr>
-            <w:color w:val="0000EE"/>
-            <w:u w:val="single"/>
-          </w:rPr>
-          <w:t>2 Tawarikh 12:1</w:t>
-        </w:r>
-      </w:hyperlink>
+      <w:r>
+        <w:rPr>
+          <w:lang w:val="id_ID" w:bidi="id_ID"/>
+        </w:rPr>
+        <w:t>2 Tawarikh 12:1</w:t>
+      </w:r>
       <w:r>
         <w:rPr>
           <w:lang w:val="id_ID" w:bidi="id_ID"/>
         </w:rPr>
         <w:t xml:space="preserve">; lihat </w:t>
       </w:r>
-      <w:hyperlink r:id="rId131">
-        <w:r>
-          <w:rPr>
-            <w:lang w:val="id_ID" w:bidi="id_ID"/>
-          </w:rPr>
-          <w:rPr>
-            <w:color w:val="0000EE"/>
-            <w:u w:val="single"/>
-          </w:rPr>
-          <w:t>13:10</w:t>
-        </w:r>
-      </w:hyperlink>
+      <w:r>
+        <w:rPr>
+          <w:lang w:val="id_ID" w:bidi="id_ID"/>
+        </w:rPr>
+        <w:t>13:10</w:t>
+      </w:r>
       <w:r>
         <w:rPr>
           <w:lang w:val="id_ID" w:bidi="id_ID"/>
@@ -16711,18 +15049,12 @@
         </w:rPr>
         <w:t xml:space="preserve">Kehat, Merari, dan Gerson adalah tiga orang anak Lewi. Keturunan mereka membentuk tiga bani utama dalam suku Lewi (lihat </w:t>
       </w:r>
-      <w:hyperlink r:id="rId280">
-        <w:r>
-          <w:rPr>
-            <w:lang w:val="id_ID" w:bidi="id_ID"/>
-          </w:rPr>
-          <w:rPr>
-            <w:color w:val="0000EE"/>
-            <w:u w:val="single"/>
-          </w:rPr>
-          <w:t>Keluaran 6:16</w:t>
-        </w:r>
-      </w:hyperlink>
+      <w:r>
+        <w:rPr>
+          <w:lang w:val="id_ID" w:bidi="id_ID"/>
+        </w:rPr>
+        <w:t>Keluaran 6:16</w:t>
+      </w:r>
       <w:r>
         <w:rPr>
           <w:lang w:val="id_ID" w:bidi="id_ID"/>
@@ -16777,18 +15109,12 @@
         </w:rPr>
         <w:t xml:space="preserve">Untuk memulai penyucian Bait Suci, orang-orang Lewi terlebih dahulu menyucikan diri mereka sendiri. Mereka mungkin melakukannya dengan membawa persembahan (lihat </w:t>
       </w:r>
-      <w:hyperlink r:id="rId281">
-        <w:r>
-          <w:rPr>
-            <w:lang w:val="id_ID" w:bidi="id_ID"/>
-          </w:rPr>
-          <w:rPr>
-            <w:color w:val="0000EE"/>
-            <w:u w:val="single"/>
-          </w:rPr>
-          <w:t>2 Tawarikh 30:15</w:t>
-        </w:r>
-      </w:hyperlink>
+      <w:r>
+        <w:rPr>
+          <w:lang w:val="id_ID" w:bidi="id_ID"/>
+        </w:rPr>
+        <w:t>2 Tawarikh 30:15</w:t>
+      </w:r>
       <w:r>
         <w:rPr>
           <w:lang w:val="id_ID" w:bidi="id_ID"/>
@@ -16817,18 +15143,12 @@
         </w:rPr>
         <w:t xml:space="preserve">Pemurnian (menghilangkan pencemaran, </w:t>
       </w:r>
-      <w:hyperlink r:id="rId282">
-        <w:r>
-          <w:rPr>
-            <w:lang w:val="id_ID" w:bidi="id_ID"/>
-          </w:rPr>
-          <w:rPr>
-            <w:color w:val="0000EE"/>
-            <w:u w:val="single"/>
-          </w:rPr>
-          <w:t>2 Tawarikh 29:15–17</w:t>
-        </w:r>
-      </w:hyperlink>
+      <w:r>
+        <w:rPr>
+          <w:lang w:val="id_ID" w:bidi="id_ID"/>
+        </w:rPr>
+        <w:t>2 Tawarikh 29:15–17</w:t>
+      </w:r>
       <w:r>
         <w:rPr>
           <w:lang w:val="id_ID" w:bidi="id_ID"/>
@@ -16853,18 +15173,12 @@
         </w:rPr>
         <w:t xml:space="preserve">Penyucian (mendedikasikan kembali Bait Suci untuk ibadah yang suci, </w:t>
       </w:r>
-      <w:hyperlink r:id="rId283">
-        <w:r>
-          <w:rPr>
-            <w:lang w:val="id_ID" w:bidi="id_ID"/>
-          </w:rPr>
-          <w:rPr>
-            <w:color w:val="0000EE"/>
-            <w:u w:val="single"/>
-          </w:rPr>
-          <w:t>2 Tawarikh 29:20–36</w:t>
-        </w:r>
-      </w:hyperlink>
+      <w:r>
+        <w:rPr>
+          <w:lang w:val="id_ID" w:bidi="id_ID"/>
+        </w:rPr>
+        <w:t>2 Tawarikh 29:20–36</w:t>
+      </w:r>
       <w:r>
         <w:rPr>
           <w:lang w:val="id_ID" w:bidi="id_ID"/>
@@ -16919,36 +15233,24 @@
         </w:rPr>
         <w:t xml:space="preserve">Lembu jantan, domba jantan, dan anak domba digunakan untuk korban bakaran, sedangkan kambing jantan digunakan untuk korban penghapus dosa (lihat </w:t>
       </w:r>
-      <w:hyperlink r:id="rId284">
-        <w:r>
-          <w:rPr>
-            <w:lang w:val="id_ID" w:bidi="id_ID"/>
-          </w:rPr>
-          <w:rPr>
-            <w:color w:val="0000EE"/>
-            <w:u w:val="single"/>
-          </w:rPr>
-          <w:t>Imamat 1</w:t>
-        </w:r>
-      </w:hyperlink>
+      <w:r>
+        <w:rPr>
+          <w:lang w:val="id_ID" w:bidi="id_ID"/>
+        </w:rPr>
+        <w:t>Imamat 1</w:t>
+      </w:r>
       <w:r>
         <w:rPr>
           <w:lang w:val="id_ID" w:bidi="id_ID"/>
         </w:rPr>
         <w:t xml:space="preserve">; </w:t>
       </w:r>
-      <w:hyperlink r:id="rId285">
-        <w:r>
-          <w:rPr>
-            <w:lang w:val="id_ID" w:bidi="id_ID"/>
-          </w:rPr>
-          <w:rPr>
-            <w:color w:val="0000EE"/>
-            <w:u w:val="single"/>
-          </w:rPr>
-          <w:t>4:1–5:13</w:t>
-        </w:r>
-      </w:hyperlink>
+      <w:r>
+        <w:rPr>
+          <w:lang w:val="id_ID" w:bidi="id_ID"/>
+        </w:rPr>
+        <w:t>4:1–5:13</w:t>
+      </w:r>
       <w:r>
         <w:rPr>
           <w:lang w:val="id_ID" w:bidi="id_ID"/>
@@ -17025,18 +15327,12 @@
         </w:rPr>
         <w:t xml:space="preserve">Persembahan syukur juga dikenal sebagai persembahan pujian, korban keselamatan, atau persembahan kesejahteraan (lihat </w:t>
       </w:r>
-      <w:hyperlink r:id="rId286">
-        <w:r>
-          <w:rPr>
-            <w:lang w:val="id_ID" w:bidi="id_ID"/>
-          </w:rPr>
-          <w:rPr>
-            <w:color w:val="0000EE"/>
-            <w:u w:val="single"/>
-          </w:rPr>
-          <w:t>Imamat 3</w:t>
-        </w:r>
-      </w:hyperlink>
+      <w:r>
+        <w:rPr>
+          <w:lang w:val="id_ID" w:bidi="id_ID"/>
+        </w:rPr>
+        <w:t>Imamat 3</w:t>
+      </w:r>
       <w:r>
         <w:rPr>
           <w:lang w:val="id_ID" w:bidi="id_ID"/>
@@ -17139,18 +15435,12 @@
         </w:rPr>
         <w:t>Kisah perayaan Paskah Hizkia ini menyoroti fokus Penulis Tawarikh pada persatuan Israel, kesiapan rohani umat, dan keberhasilan dalam mengikuti rencana pemulihan Salomo saat penahbisan Bait Suci (</w:t>
       </w:r>
-      <w:hyperlink r:id="rId121">
-        <w:r>
-          <w:rPr>
-            <w:lang w:val="id_ID" w:bidi="id_ID"/>
-          </w:rPr>
-          <w:rPr>
-            <w:color w:val="0000EE"/>
-            <w:u w:val="single"/>
-          </w:rPr>
-          <w:t>2 Tawarikh 7:14</w:t>
-        </w:r>
-      </w:hyperlink>
+      <w:r>
+        <w:rPr>
+          <w:lang w:val="id_ID" w:bidi="id_ID"/>
+        </w:rPr>
+        <w:t>2 Tawarikh 7:14</w:t>
+      </w:r>
       <w:r>
         <w:rPr>
           <w:lang w:val="id_ID" w:bidi="id_ID"/>
@@ -17205,18 +15495,12 @@
         </w:rPr>
         <w:t>Lebih dari sebulan keterlambatan dari biasanya, hukum Taurat mengizinkan Paskah ditunda jika seseorang secara seremonial tidak tahir atau sedang dalam perjalanan jauh (</w:t>
       </w:r>
-      <w:hyperlink r:id="rId287">
-        <w:r>
-          <w:rPr>
-            <w:lang w:val="id_ID" w:bidi="id_ID"/>
-          </w:rPr>
-          <w:rPr>
-            <w:color w:val="0000EE"/>
-            <w:u w:val="single"/>
-          </w:rPr>
-          <w:t>Bilangan 9:9–11</w:t>
-        </w:r>
-      </w:hyperlink>
+      <w:r>
+        <w:rPr>
+          <w:lang w:val="id_ID" w:bidi="id_ID"/>
+        </w:rPr>
+        <w:t>Bilangan 9:9–11</w:t>
+      </w:r>
       <w:r>
         <w:rPr>
           <w:lang w:val="id_ID" w:bidi="id_ID"/>
@@ -17319,18 +15603,12 @@
         </w:rPr>
         <w:t>Bangsa Asyur menaklukkan kerajaan utara (</w:t>
       </w:r>
-      <w:hyperlink r:id="rId288">
-        <w:r>
-          <w:rPr>
-            <w:lang w:val="id_ID" w:bidi="id_ID"/>
-          </w:rPr>
-          <w:rPr>
-            <w:color w:val="0000EE"/>
-            <w:u w:val="single"/>
-          </w:rPr>
-          <w:t>2 Raja-raja 17:5–28</w:t>
-        </w:r>
-      </w:hyperlink>
+      <w:r>
+        <w:rPr>
+          <w:lang w:val="id_ID" w:bidi="id_ID"/>
+        </w:rPr>
+        <w:t>2 Raja-raja 17:5–28</w:t>
+      </w:r>
       <w:r>
         <w:rPr>
           <w:lang w:val="id_ID" w:bidi="id_ID"/>
@@ -17385,18 +15663,12 @@
         </w:rPr>
         <w:t>Beberapa orang merendahkan diri, memenuhi persyaratan pertama dalam rumusan yang ditetapkan Salomo (</w:t>
       </w:r>
-      <w:hyperlink r:id="rId121">
-        <w:r>
-          <w:rPr>
-            <w:lang w:val="id_ID" w:bidi="id_ID"/>
-          </w:rPr>
-          <w:rPr>
-            <w:color w:val="0000EE"/>
-            <w:u w:val="single"/>
-          </w:rPr>
-          <w:t>2 Tawarikh 7:14</w:t>
-        </w:r>
-      </w:hyperlink>
+      <w:r>
+        <w:rPr>
+          <w:lang w:val="id_ID" w:bidi="id_ID"/>
+        </w:rPr>
+        <w:t>2 Tawarikh 7:14</w:t>
+      </w:r>
       <w:r>
         <w:rPr>
           <w:lang w:val="id_ID" w:bidi="id_ID"/>
@@ -17547,18 +15819,12 @@
         </w:rPr>
         <w:t xml:space="preserve">Banyak peziarah melakukan perjalanan jauh dari negeri-negeri lain dan tidak dapat menjalani upacara penyucian. Mereka tidak siap untuk bergabung dalam upacara tersebut. Hizkia mengizinkan mereka makan Paskah tanpa ritual persembahan korban, meskipun mereka tidak suci. Dia berdoa agar Allah menerima ibadah mereka. Hizkia mengikuti proses pemulihan (lihat </w:t>
       </w:r>
-      <w:hyperlink r:id="rId121">
-        <w:r>
-          <w:rPr>
-            <w:lang w:val="id_ID" w:bidi="id_ID"/>
-          </w:rPr>
-          <w:rPr>
-            <w:color w:val="0000EE"/>
-            <w:u w:val="single"/>
-          </w:rPr>
-          <w:t>2 Tawarikh 7:14</w:t>
-        </w:r>
-      </w:hyperlink>
+      <w:r>
+        <w:rPr>
+          <w:lang w:val="id_ID" w:bidi="id_ID"/>
+        </w:rPr>
+        <w:t>2 Tawarikh 7:14</w:t>
+      </w:r>
       <w:r>
         <w:rPr>
           <w:lang w:val="id_ID" w:bidi="id_ID"/>
@@ -17642,18 +15908,12 @@
         </w:rPr>
         <w:t xml:space="preserve">: Bandingkan dengan </w:t>
       </w:r>
-      <w:hyperlink r:id="rId121">
-        <w:r>
-          <w:rPr>
-            <w:lang w:val="id_ID" w:bidi="id_ID"/>
-          </w:rPr>
-          <w:rPr>
-            <w:color w:val="0000EE"/>
-            <w:u w:val="single"/>
-          </w:rPr>
-          <w:t>2 Tawarikh 14</w:t>
-        </w:r>
-      </w:hyperlink>
+      <w:r>
+        <w:rPr>
+          <w:lang w:val="id_ID" w:bidi="id_ID"/>
+        </w:rPr>
+        <w:t>2 Tawarikh 14</w:t>
+      </w:r>
       <w:r>
         <w:rPr>
           <w:lang w:val="id_ID" w:bidi="id_ID"/>
@@ -17907,36 +16167,24 @@
         </w:rPr>
         <w:t xml:space="preserve"> mungkin merujuk pada uang hasil penjualan hewan-hewan tersebut, bukan hewan itu sendiri. Hukum mengizinkan orang-orang untuk menukar hasil ladang mereka dengan uang (</w:t>
       </w:r>
-      <w:hyperlink r:id="rId289">
-        <w:r>
-          <w:rPr>
-            <w:lang w:val="id_ID" w:bidi="id_ID"/>
-          </w:rPr>
-          <w:rPr>
-            <w:color w:val="0000EE"/>
-            <w:u w:val="single"/>
-          </w:rPr>
-          <w:t>Ulangan 14:24–26</w:t>
-        </w:r>
-      </w:hyperlink>
+      <w:r>
+        <w:rPr>
+          <w:lang w:val="id_ID" w:bidi="id_ID"/>
+        </w:rPr>
+        <w:t>Ulangan 14:24–26</w:t>
+      </w:r>
       <w:r>
         <w:rPr>
           <w:lang w:val="id_ID" w:bidi="id_ID"/>
         </w:rPr>
         <w:t>) dan memakan dagingnya di rumah (</w:t>
       </w:r>
-      <w:hyperlink r:id="rId290">
-        <w:r>
-          <w:rPr>
-            <w:lang w:val="id_ID" w:bidi="id_ID"/>
-          </w:rPr>
-          <w:rPr>
-            <w:color w:val="0000EE"/>
-            <w:u w:val="single"/>
-          </w:rPr>
-          <w:t>Ulangan 12:15</w:t>
-        </w:r>
-      </w:hyperlink>
+      <w:r>
+        <w:rPr>
+          <w:lang w:val="id_ID" w:bidi="id_ID"/>
+        </w:rPr>
+        <w:t>Ulangan 12:15</w:t>
+      </w:r>
       <w:r>
         <w:rPr>
           <w:lang w:val="id_ID" w:bidi="id_ID"/>
@@ -17991,18 +16239,12 @@
         </w:rPr>
         <w:t>Kemurahan hati yang luar biasa dari umat Israel mengingatkan kita pada saat mereka pertama kali membangun Kemah Suci (</w:t>
       </w:r>
-      <w:hyperlink r:id="rId291">
-        <w:r>
-          <w:rPr>
-            <w:lang w:val="id_ID" w:bidi="id_ID"/>
-          </w:rPr>
-          <w:rPr>
-            <w:color w:val="0000EE"/>
-            <w:u w:val="single"/>
-          </w:rPr>
-          <w:t>Keluaran 36:3–5</w:t>
-        </w:r>
-      </w:hyperlink>
+      <w:r>
+        <w:rPr>
+          <w:lang w:val="id_ID" w:bidi="id_ID"/>
+        </w:rPr>
+        <w:t>Keluaran 36:3–5</w:t>
+      </w:r>
       <w:r>
         <w:rPr>
           <w:lang w:val="id_ID" w:bidi="id_ID"/>
@@ -18057,18 +16299,12 @@
         </w:rPr>
         <w:t xml:space="preserve">Banyak orang Lewi, terutama dari kota-kota kecil, dapat melayani. Kelompok-kelompok kecil melakukan perjalanan ke Yerusalem secara bergiliran untuk periode yang singkat (lihat </w:t>
       </w:r>
-      <w:hyperlink r:id="rId292">
-        <w:r>
-          <w:rPr>
-            <w:lang w:val="id_ID" w:bidi="id_ID"/>
-          </w:rPr>
-          <w:rPr>
-            <w:color w:val="0000EE"/>
-            <w:u w:val="single"/>
-          </w:rPr>
-          <w:t>1 Tawarikh 24:1–19</w:t>
-        </w:r>
-      </w:hyperlink>
+      <w:r>
+        <w:rPr>
+          <w:lang w:val="id_ID" w:bidi="id_ID"/>
+        </w:rPr>
+        <w:t>1 Tawarikh 24:1–19</w:t>
+      </w:r>
       <w:r>
         <w:rPr>
           <w:lang w:val="id_ID" w:bidi="id_ID"/>
@@ -18123,36 +16359,24 @@
         </w:rPr>
         <w:t xml:space="preserve"> Penulis kitab Tawarikh merangkum kisah panjang pengepungan Yerusalem dalam dua puluh tiga ayat (bandingkan </w:t>
       </w:r>
-      <w:hyperlink r:id="rId293">
-        <w:r>
-          <w:rPr>
-            <w:lang w:val="id_ID" w:bidi="id_ID"/>
-          </w:rPr>
-          <w:rPr>
-            <w:color w:val="0000EE"/>
-            <w:u w:val="single"/>
-          </w:rPr>
-          <w:t>2 Raja-raja 18:17–19:37</w:t>
-        </w:r>
-      </w:hyperlink>
+      <w:r>
+        <w:rPr>
+          <w:lang w:val="id_ID" w:bidi="id_ID"/>
+        </w:rPr>
+        <w:t>2 Raja-raja 18:17–19:37</w:t>
+      </w:r>
       <w:r>
         <w:rPr>
           <w:lang w:val="id_ID" w:bidi="id_ID"/>
         </w:rPr>
         <w:t xml:space="preserve">; </w:t>
       </w:r>
-      <w:hyperlink r:id="rId294">
-        <w:r>
-          <w:rPr>
-            <w:lang w:val="id_ID" w:bidi="id_ID"/>
-          </w:rPr>
-          <w:rPr>
-            <w:color w:val="0000EE"/>
-            <w:u w:val="single"/>
-          </w:rPr>
-          <w:t>Yesaya 36–38</w:t>
-        </w:r>
-      </w:hyperlink>
+      <w:r>
+        <w:rPr>
+          <w:lang w:val="id_ID" w:bidi="id_ID"/>
+        </w:rPr>
+        <w:t>Yesaya 36–38</w:t>
+      </w:r>
       <w:r>
         <w:rPr>
           <w:lang w:val="id_ID" w:bidi="id_ID"/>
@@ -18207,36 +16431,24 @@
         </w:rPr>
         <w:t>Serangan Sanherib bukanlah suatu kejutan; Hizkia memprovokasinya dengan melanggar perjanjian (</w:t>
       </w:r>
-      <w:hyperlink r:id="rId295">
-        <w:r>
-          <w:rPr>
-            <w:lang w:val="id_ID" w:bidi="id_ID"/>
-          </w:rPr>
-          <w:rPr>
-            <w:color w:val="0000EE"/>
-            <w:u w:val="single"/>
-          </w:rPr>
-          <w:t>2 Raja-raja 18:7</w:t>
-        </w:r>
-      </w:hyperlink>
+      <w:r>
+        <w:rPr>
+          <w:lang w:val="id_ID" w:bidi="id_ID"/>
+        </w:rPr>
+        <w:t>2 Raja-raja 18:7</w:t>
+      </w:r>
       <w:r>
         <w:rPr>
           <w:lang w:val="id_ID" w:bidi="id_ID"/>
         </w:rPr>
         <w:t xml:space="preserve">, </w:t>
       </w:r>
-      <w:hyperlink r:id="rId296">
-        <w:r>
-          <w:rPr>
-            <w:lang w:val="id_ID" w:bidi="id_ID"/>
-          </w:rPr>
-          <w:rPr>
-            <w:color w:val="0000EE"/>
-            <w:u w:val="single"/>
-          </w:rPr>
-          <w:t>20</w:t>
-        </w:r>
-      </w:hyperlink>
+      <w:r>
+        <w:rPr>
+          <w:lang w:val="id_ID" w:bidi="id_ID"/>
+        </w:rPr>
+        <w:t>20</w:t>
+      </w:r>
       <w:r>
         <w:rPr>
           <w:lang w:val="id_ID" w:bidi="id_ID"/>
@@ -18291,36 +16503,24 @@
         </w:rPr>
         <w:t>Ancaman raja Asyur menyoroti masalah utama bagi warga Yerusalem. Pertanyaan sebenarnya adalah apakah mereka harus percaya kepada Allah. Raja dari pihak musuh mengklaim bahwa Hizkia tidak dapat dipercaya (</w:t>
       </w:r>
-      <w:hyperlink r:id="rId297">
-        <w:r>
-          <w:rPr>
-            <w:lang w:val="id_ID" w:bidi="id_ID"/>
-          </w:rPr>
-          <w:rPr>
-            <w:color w:val="0000EE"/>
-            <w:u w:val="single"/>
-          </w:rPr>
-          <w:t>2 Tawarikh 32:11–12</w:t>
-        </w:r>
-      </w:hyperlink>
+      <w:r>
+        <w:rPr>
+          <w:lang w:val="id_ID" w:bidi="id_ID"/>
+        </w:rPr>
+        <w:t>2 Tawarikh 32:11–12</w:t>
+      </w:r>
       <w:r>
         <w:rPr>
           <w:lang w:val="id_ID" w:bidi="id_ID"/>
         </w:rPr>
         <w:t>) karena dia telah membuat Tuhan marah dengan menyingkirkan tempat-tempat suci dan mezbah-mezbah Allah. Namun, yang terjadi justru sebaliknya. Reformasi ini adalah tindakan kesetiaan Hizkia yang terbesar kepada Tuhan. Pertanyaannya adalah apakah Allah dapat dipercaya untuk melawan kekuatan Asyur (</w:t>
       </w:r>
-      <w:hyperlink r:id="rId298">
-        <w:r>
-          <w:rPr>
-            <w:lang w:val="id_ID" w:bidi="id_ID"/>
-          </w:rPr>
-          <w:rPr>
-            <w:color w:val="0000EE"/>
-            <w:u w:val="single"/>
-          </w:rPr>
-          <w:t>2 Tawarikh 32:11–15</w:t>
-        </w:r>
-      </w:hyperlink>
+      <w:r>
+        <w:rPr>
+          <w:lang w:val="id_ID" w:bidi="id_ID"/>
+        </w:rPr>
+        <w:t>2 Tawarikh 32:11–15</w:t>
+      </w:r>
       <w:r>
         <w:rPr>
           <w:lang w:val="id_ID" w:bidi="id_ID"/>
@@ -18375,18 +16575,12 @@
         </w:rPr>
         <w:t xml:space="preserve">Nasib Sanherib mirip dengan kisah dalam Kitab Raja-Raja (lihat </w:t>
       </w:r>
-      <w:hyperlink r:id="rId299">
-        <w:r>
-          <w:rPr>
-            <w:lang w:val="id_ID" w:bidi="id_ID"/>
-          </w:rPr>
-          <w:rPr>
-            <w:color w:val="0000EE"/>
-            <w:u w:val="single"/>
-          </w:rPr>
-          <w:t>2 Raja-raja 19:35–37</w:t>
-        </w:r>
-      </w:hyperlink>
+      <w:r>
+        <w:rPr>
+          <w:lang w:val="id_ID" w:bidi="id_ID"/>
+        </w:rPr>
+        <w:t>2 Raja-raja 19:35–37</w:t>
+      </w:r>
       <w:r>
         <w:rPr>
           <w:lang w:val="id_ID" w:bidi="id_ID"/>
@@ -18585,18 +16779,12 @@
         </w:rPr>
         <w:t xml:space="preserve">Kunjungan oleh utusan-utusan raja-raja Babel dijelaskan lebih rinci dalam </w:t>
       </w:r>
-      <w:hyperlink r:id="rId300">
-        <w:r>
-          <w:rPr>
-            <w:lang w:val="id_ID" w:bidi="id_ID"/>
-          </w:rPr>
-          <w:rPr>
-            <w:color w:val="0000EE"/>
-            <w:u w:val="single"/>
-          </w:rPr>
-          <w:t>2 Raja-Raja 20:12–20</w:t>
-        </w:r>
-      </w:hyperlink>
+      <w:r>
+        <w:rPr>
+          <w:lang w:val="id_ID" w:bidi="id_ID"/>
+        </w:rPr>
+        <w:t>2 Raja-Raja 20:12–20</w:t>
+      </w:r>
       <w:r>
         <w:rPr>
           <w:lang w:val="id_ID" w:bidi="id_ID"/>
@@ -18699,18 +16887,12 @@
         </w:rPr>
         <w:t xml:space="preserve">Patung berhala yang telah dibuatnya itu melambangkan Asyera (lihat </w:t>
       </w:r>
-      <w:hyperlink r:id="rId301">
-        <w:r>
-          <w:rPr>
-            <w:lang w:val="id_ID" w:bidi="id_ID"/>
-          </w:rPr>
-          <w:rPr>
-            <w:color w:val="0000EE"/>
-            <w:u w:val="single"/>
-          </w:rPr>
-          <w:t>2 Raja-raja21:7</w:t>
-        </w:r>
-      </w:hyperlink>
+      <w:r>
+        <w:rPr>
+          <w:lang w:val="id_ID" w:bidi="id_ID"/>
+        </w:rPr>
+        <w:t>2 Raja-raja21:7</w:t>
+      </w:r>
       <w:r>
         <w:rPr>
           <w:lang w:val="id_ID" w:bidi="id_ID"/>
@@ -18826,18 +17008,12 @@
         </w:rPr>
         <w:t>Tanggapan Manasye memenuhi persyaratan dalam doa Salomo pada saat pentahbisan Bait Suci (</w:t>
       </w:r>
-      <w:hyperlink r:id="rId121">
-        <w:r>
-          <w:rPr>
-            <w:lang w:val="id_ID" w:bidi="id_ID"/>
-          </w:rPr>
-          <w:rPr>
-            <w:color w:val="0000EE"/>
-            <w:u w:val="single"/>
-          </w:rPr>
-          <w:t>2 Tawarikh 7:14</w:t>
-        </w:r>
-      </w:hyperlink>
+      <w:r>
+        <w:rPr>
+          <w:lang w:val="id_ID" w:bidi="id_ID"/>
+        </w:rPr>
+        <w:t>2 Tawarikh 7:14</w:t>
+      </w:r>
       <w:r>
         <w:rPr>
           <w:lang w:val="id_ID" w:bidi="id_ID"/>
@@ -18892,36 +17068,24 @@
         </w:rPr>
         <w:t xml:space="preserve">Kitab Raja-Raja tidak menyebutkan pertobatan Manasye. Kitab ini hanya menceritakan tentang hukuman yang dijanjikan karena perbuatan-perbuatannya yang jahat (lihat </w:t>
       </w:r>
-      <w:hyperlink r:id="rId302">
-        <w:r>
-          <w:rPr>
-            <w:lang w:val="id_ID" w:bidi="id_ID"/>
-          </w:rPr>
-          <w:rPr>
-            <w:color w:val="0000EE"/>
-            <w:u w:val="single"/>
-          </w:rPr>
-          <w:t>2 Raja-raja 21:10–16</w:t>
-        </w:r>
-      </w:hyperlink>
+      <w:r>
+        <w:rPr>
+          <w:lang w:val="id_ID" w:bidi="id_ID"/>
+        </w:rPr>
+        <w:t>2 Raja-raja 21:10–16</w:t>
+      </w:r>
       <w:r>
         <w:rPr>
           <w:lang w:val="id_ID" w:bidi="id_ID"/>
         </w:rPr>
         <w:t>). Kitab Tawarikh menggambarkan hal-hal baik yang dilakukannya setelah bertobat, mengikuti contoh ayahnya, Hizkia. Namun, tindakan Manasye tidak dapat mengubah hati umat untuk kembali kepada Tuhan atau menghentikan penghakiman Allah atas Yehuda (</w:t>
       </w:r>
-      <w:hyperlink r:id="rId303">
-        <w:r>
-          <w:rPr>
-            <w:lang w:val="id_ID" w:bidi="id_ID"/>
-          </w:rPr>
-          <w:rPr>
-            <w:color w:val="0000EE"/>
-            <w:u w:val="single"/>
-          </w:rPr>
-          <w:t>2 Tawarikh 33:17</w:t>
-        </w:r>
-      </w:hyperlink>
+      <w:r>
+        <w:rPr>
+          <w:lang w:val="id_ID" w:bidi="id_ID"/>
+        </w:rPr>
+        <w:t>2 Tawarikh 33:17</w:t>
+      </w:r>
       <w:r>
         <w:rPr>
           <w:lang w:val="id_ID" w:bidi="id_ID"/>
@@ -19024,18 +17188,12 @@
         </w:rPr>
         <w:t>Manasye mungkin sedang memperbaiki tembok ketika dia ditangkap. Reformasi agamanya mirip dengan Hizkia, tetapi belum selesai. Kemudian, Yosia menyingkirkan segala mezbah di Bait Allah yang telah dibangun oleh Manasye (</w:t>
       </w:r>
-      <w:hyperlink r:id="rId304">
-        <w:r>
-          <w:rPr>
-            <w:lang w:val="id_ID" w:bidi="id_ID"/>
-          </w:rPr>
-          <w:rPr>
-            <w:color w:val="0000EE"/>
-            <w:u w:val="single"/>
-          </w:rPr>
-          <w:t>2 Raja-raja 23:12</w:t>
-        </w:r>
-      </w:hyperlink>
+      <w:r>
+        <w:rPr>
+          <w:lang w:val="id_ID" w:bidi="id_ID"/>
+        </w:rPr>
+        <w:t>2 Raja-raja 23:12</w:t>
+      </w:r>
       <w:r>
         <w:rPr>
           <w:lang w:val="id_ID" w:bidi="id_ID"/>
@@ -19578,36 +17736,24 @@
         </w:rPr>
         <w:t xml:space="preserve">: Lihat </w:t>
       </w:r>
-      <w:hyperlink r:id="rId305">
-        <w:r>
-          <w:rPr>
-            <w:lang w:val="id_ID" w:bidi="id_ID"/>
-          </w:rPr>
-          <w:rPr>
-            <w:color w:val="0000EE"/>
-            <w:u w:val="single"/>
-          </w:rPr>
-          <w:t>Ulangan 27:14–26</w:t>
-        </w:r>
-      </w:hyperlink>
+      <w:r>
+        <w:rPr>
+          <w:lang w:val="id_ID" w:bidi="id_ID"/>
+        </w:rPr>
+        <w:t>Ulangan 27:14–26</w:t>
+      </w:r>
       <w:r>
         <w:rPr>
           <w:lang w:val="id_ID" w:bidi="id_ID"/>
         </w:rPr>
         <w:t xml:space="preserve">; </w:t>
       </w:r>
-      <w:hyperlink r:id="rId306">
-        <w:r>
-          <w:rPr>
-            <w:lang w:val="id_ID" w:bidi="id_ID"/>
-          </w:rPr>
-          <w:rPr>
-            <w:color w:val="0000EE"/>
-            <w:u w:val="single"/>
-          </w:rPr>
-          <w:t>28:15–68</w:t>
-        </w:r>
-      </w:hyperlink>
+      <w:r>
+        <w:rPr>
+          <w:lang w:val="id_ID" w:bidi="id_ID"/>
+        </w:rPr>
+        <w:t>28:15–68</w:t>
+      </w:r>
       <w:r>
         <w:rPr>
           <w:lang w:val="id_ID" w:bidi="id_ID"/>
@@ -19662,18 +17808,12 @@
         </w:rPr>
         <w:t>Raja Yosia tidak meninggal dalam keadaan damai; Firaun Nekho II dari Mesir membunuhnya (</w:t>
       </w:r>
-      <w:hyperlink r:id="rId307">
-        <w:r>
-          <w:rPr>
-            <w:lang w:val="id_ID" w:bidi="id_ID"/>
-          </w:rPr>
-          <w:rPr>
-            <w:color w:val="0000EE"/>
-            <w:u w:val="single"/>
-          </w:rPr>
-          <w:t>2 Tawarikh 35:20–25</w:t>
-        </w:r>
-      </w:hyperlink>
+      <w:r>
+        <w:rPr>
+          <w:lang w:val="id_ID" w:bidi="id_ID"/>
+        </w:rPr>
+        <w:t>2 Tawarikh 35:20–25</w:t>
+      </w:r>
       <w:r>
         <w:rPr>
           <w:lang w:val="id_ID" w:bidi="id_ID"/>
@@ -19824,72 +17964,48 @@
         </w:rPr>
         <w:t>Para imam dan orang Lewi mengikuti instruksi Daud dan Salomo (</w:t>
       </w:r>
-      <w:hyperlink r:id="rId308">
-        <w:r>
-          <w:rPr>
-            <w:lang w:val="id_ID" w:bidi="id_ID"/>
-          </w:rPr>
-          <w:rPr>
-            <w:color w:val="0000EE"/>
-            <w:u w:val="single"/>
-          </w:rPr>
-          <w:t>2 Tawarikh 8:14–15</w:t>
-        </w:r>
-      </w:hyperlink>
+      <w:r>
+        <w:rPr>
+          <w:lang w:val="id_ID" w:bidi="id_ID"/>
+        </w:rPr>
+        <w:t>2 Tawarikh 8:14–15</w:t>
+      </w:r>
       <w:r>
         <w:rPr>
           <w:lang w:val="id_ID" w:bidi="id_ID"/>
         </w:rPr>
         <w:t xml:space="preserve">; </w:t>
       </w:r>
-      <w:hyperlink r:id="rId309">
-        <w:r>
-          <w:rPr>
-            <w:lang w:val="id_ID" w:bidi="id_ID"/>
-          </w:rPr>
-          <w:rPr>
-            <w:color w:val="0000EE"/>
-            <w:u w:val="single"/>
-          </w:rPr>
-          <w:t>1 Tawarikh 24–26</w:t>
-        </w:r>
-      </w:hyperlink>
+      <w:r>
+        <w:rPr>
+          <w:lang w:val="id_ID" w:bidi="id_ID"/>
+        </w:rPr>
+        <w:t>1 Tawarikh 24–26</w:t>
+      </w:r>
       <w:r>
         <w:rPr>
           <w:lang w:val="id_ID" w:bidi="id_ID"/>
         </w:rPr>
         <w:t>). Biasanya, orang yang mempersembahkan hewan untuk korban Paskah akan menyembelihnya sendiri (</w:t>
       </w:r>
-      <w:hyperlink r:id="rId310">
-        <w:r>
-          <w:rPr>
-            <w:lang w:val="id_ID" w:bidi="id_ID"/>
-          </w:rPr>
-          <w:rPr>
-            <w:color w:val="0000EE"/>
-            <w:u w:val="single"/>
-          </w:rPr>
-          <w:t>Ulangan 16:5–6</w:t>
-        </w:r>
-      </w:hyperlink>
+      <w:r>
+        <w:rPr>
+          <w:lang w:val="id_ID" w:bidi="id_ID"/>
+        </w:rPr>
+        <w:t>Ulangan 16:5–6</w:t>
+      </w:r>
       <w:r>
         <w:rPr>
           <w:lang w:val="id_ID" w:bidi="id_ID"/>
         </w:rPr>
         <w:t xml:space="preserve">). Namun, karena para pemberi persembahan tidak sempat menyucikan diri, Yosia melanjutkan praktik Hizkia dengan meminta orang-orang Lewi untuk menyembelih hewan Paskah (lihat </w:t>
       </w:r>
-      <w:hyperlink r:id="rId311">
-        <w:r>
-          <w:rPr>
-            <w:lang w:val="id_ID" w:bidi="id_ID"/>
-          </w:rPr>
-          <w:rPr>
-            <w:color w:val="0000EE"/>
-            <w:u w:val="single"/>
-          </w:rPr>
-          <w:t>2 Tawarikh 30:13–20</w:t>
-        </w:r>
-      </w:hyperlink>
+      <w:r>
+        <w:rPr>
+          <w:lang w:val="id_ID" w:bidi="id_ID"/>
+        </w:rPr>
+        <w:t>2 Tawarikh 30:13–20</w:t>
+      </w:r>
       <w:r>
         <w:rPr>
           <w:lang w:val="id_ID" w:bidi="id_ID"/>
@@ -19944,54 +18060,36 @@
         </w:rPr>
         <w:t>Korban Paskah memerlukan domba dan kambing yang muda (</w:t>
       </w:r>
-      <w:hyperlink r:id="rId312">
-        <w:r>
-          <w:rPr>
-            <w:lang w:val="id_ID" w:bidi="id_ID"/>
-          </w:rPr>
-          <w:rPr>
-            <w:color w:val="0000EE"/>
-            <w:u w:val="single"/>
-          </w:rPr>
-          <w:t>Keluaran 12:21</w:t>
-        </w:r>
-      </w:hyperlink>
+      <w:r>
+        <w:rPr>
+          <w:lang w:val="id_ID" w:bidi="id_ID"/>
+        </w:rPr>
+        <w:t>Keluaran 12:21</w:t>
+      </w:r>
       <w:r>
         <w:rPr>
           <w:lang w:val="id_ID" w:bidi="id_ID"/>
         </w:rPr>
         <w:t xml:space="preserve">). Lembu adalah persembahan tambahan. Jumlah keseluruhan yang disediakan Yosia, bersama dengan kontribusi pihak yang lain, hampir dua kali lipat dari zaman Hizkia (lihat </w:t>
       </w:r>
-      <w:hyperlink r:id="rId313">
-        <w:r>
-          <w:rPr>
-            <w:lang w:val="id_ID" w:bidi="id_ID"/>
-          </w:rPr>
-          <w:rPr>
-            <w:color w:val="0000EE"/>
-            <w:u w:val="single"/>
-          </w:rPr>
-          <w:t>2 Tawarikh 30:24</w:t>
-        </w:r>
-      </w:hyperlink>
+      <w:r>
+        <w:rPr>
+          <w:lang w:val="id_ID" w:bidi="id_ID"/>
+        </w:rPr>
+        <w:t>2 Tawarikh 30:24</w:t>
+      </w:r>
       <w:r>
         <w:rPr>
           <w:lang w:val="id_ID" w:bidi="id_ID"/>
         </w:rPr>
         <w:t xml:space="preserve">). Namun, jumlahnya lebih sedikit dibandingkan dengan persembahan saat pentahbisan Bait Suci (lihat </w:t>
       </w:r>
-      <w:hyperlink r:id="rId314">
-        <w:r>
-          <w:rPr>
-            <w:lang w:val="id_ID" w:bidi="id_ID"/>
-          </w:rPr>
-          <w:rPr>
-            <w:color w:val="0000EE"/>
-            <w:u w:val="single"/>
-          </w:rPr>
-          <w:t>2 Tawarikh 7:5</w:t>
-        </w:r>
-      </w:hyperlink>
+      <w:r>
+        <w:rPr>
+          <w:lang w:val="id_ID" w:bidi="id_ID"/>
+        </w:rPr>
+        <w:t>2 Tawarikh 7:5</w:t>
+      </w:r>
       <w:r>
         <w:rPr>
           <w:lang w:val="id_ID" w:bidi="id_ID"/>
@@ -20046,18 +18144,12 @@
         </w:rPr>
         <w:t>Orang Lewi dengan segera menyajikan makanan, sesuai dengan keharusan untuk bertindak cepat yang diwajibkan pada saat Paskah (</w:t>
       </w:r>
-      <w:hyperlink r:id="rId315">
-        <w:r>
-          <w:rPr>
-            <w:lang w:val="id_ID" w:bidi="id_ID"/>
-          </w:rPr>
-          <w:rPr>
-            <w:color w:val="0000EE"/>
-            <w:u w:val="single"/>
-          </w:rPr>
-          <w:t>Keluaran 12:11</w:t>
-        </w:r>
-      </w:hyperlink>
+      <w:r>
+        <w:rPr>
+          <w:lang w:val="id_ID" w:bidi="id_ID"/>
+        </w:rPr>
+        <w:t>Keluaran 12:11</w:t>
+      </w:r>
       <w:r>
         <w:rPr>
           <w:lang w:val="id_ID" w:bidi="id_ID"/>
@@ -20112,54 +18204,36 @@
         </w:rPr>
         <w:t>Paskah ini dihadiri oleh lebih banyak peserta dibandingkan dengan yang dirayakan oleh Hizkia. Selama Paskah ini, para imam dan orang-orang Lewi memainkan peran penting, sesuai dengan yang diwajibkan secara khusus oleh Yosia (</w:t>
       </w:r>
-      <w:hyperlink r:id="rId316">
-        <w:r>
-          <w:rPr>
-            <w:lang w:val="id_ID" w:bidi="id_ID"/>
-          </w:rPr>
-          <w:rPr>
-            <w:color w:val="0000EE"/>
-            <w:u w:val="single"/>
-          </w:rPr>
-          <w:t>2 Tawarikh 35:15–16</w:t>
-        </w:r>
-      </w:hyperlink>
+      <w:r>
+        <w:rPr>
+          <w:lang w:val="id_ID" w:bidi="id_ID"/>
+        </w:rPr>
+        <w:t>2 Tawarikh 35:15–16</w:t>
+      </w:r>
       <w:r>
         <w:rPr>
           <w:lang w:val="id_ID" w:bidi="id_ID"/>
         </w:rPr>
         <w:t xml:space="preserve">; bandingkan </w:t>
       </w:r>
-      <w:hyperlink r:id="rId317">
-        <w:r>
-          <w:rPr>
-            <w:lang w:val="id_ID" w:bidi="id_ID"/>
-          </w:rPr>
-          <w:rPr>
-            <w:color w:val="0000EE"/>
-            <w:u w:val="single"/>
-          </w:rPr>
-          <w:t>30:3</w:t>
-        </w:r>
-      </w:hyperlink>
+      <w:r>
+        <w:rPr>
+          <w:lang w:val="id_ID" w:bidi="id_ID"/>
+        </w:rPr>
+        <w:t>30:3</w:t>
+      </w:r>
       <w:r>
         <w:rPr>
           <w:lang w:val="id_ID" w:bidi="id_ID"/>
         </w:rPr>
         <w:t xml:space="preserve">, </w:t>
       </w:r>
-      <w:hyperlink r:id="rId281">
-        <w:r>
-          <w:rPr>
-            <w:lang w:val="id_ID" w:bidi="id_ID"/>
-          </w:rPr>
-          <w:rPr>
-            <w:color w:val="0000EE"/>
-            <w:u w:val="single"/>
-          </w:rPr>
-          <w:t>15</w:t>
-        </w:r>
-      </w:hyperlink>
+      <w:r>
+        <w:rPr>
+          <w:lang w:val="id_ID" w:bidi="id_ID"/>
+        </w:rPr>
+        <w:t>15</w:t>
+      </w:r>
       <w:r>
         <w:rPr>
           <w:lang w:val="id_ID" w:bidi="id_ID"/>
@@ -20262,36 +18336,24 @@
         </w:rPr>
         <w:t xml:space="preserve">Yeremia sangat menghormati Yosia (lihat </w:t>
       </w:r>
-      <w:hyperlink r:id="rId318">
-        <w:r>
-          <w:rPr>
-            <w:lang w:val="id_ID" w:bidi="id_ID"/>
-          </w:rPr>
-          <w:rPr>
-            <w:color w:val="0000EE"/>
-            <w:u w:val="single"/>
-          </w:rPr>
-          <w:t>Yeremia 22:15–16</w:t>
-        </w:r>
-      </w:hyperlink>
+      <w:r>
+        <w:rPr>
+          <w:lang w:val="id_ID" w:bidi="id_ID"/>
+        </w:rPr>
+        <w:t>Yeremia 22:15–16</w:t>
+      </w:r>
       <w:r>
         <w:rPr>
           <w:lang w:val="id_ID" w:bidi="id_ID"/>
         </w:rPr>
         <w:t xml:space="preserve">; bandingkan </w:t>
       </w:r>
-      <w:hyperlink r:id="rId319">
-        <w:r>
-          <w:rPr>
-            <w:lang w:val="id_ID" w:bidi="id_ID"/>
-          </w:rPr>
-          <w:rPr>
-            <w:color w:val="0000EE"/>
-            <w:u w:val="single"/>
-          </w:rPr>
-          <w:t>Yeremia 22:10</w:t>
-        </w:r>
-      </w:hyperlink>
+      <w:r>
+        <w:rPr>
+          <w:lang w:val="id_ID" w:bidi="id_ID"/>
+        </w:rPr>
+        <w:t>Yeremia 22:10</w:t>
+      </w:r>
       <w:r>
         <w:rPr>
           <w:lang w:val="id_ID" w:bidi="id_ID"/>
@@ -20359,36 +18421,24 @@
         </w:rPr>
         <w:t xml:space="preserve">Yoahas, juga dikenal sebagai Salum (lihat </w:t>
       </w:r>
-      <w:hyperlink r:id="rId320">
-        <w:r>
-          <w:rPr>
-            <w:lang w:val="id_ID" w:bidi="id_ID"/>
-          </w:rPr>
-          <w:rPr>
-            <w:color w:val="0000EE"/>
-            <w:u w:val="single"/>
-          </w:rPr>
-          <w:t>Yeremia 22:11</w:t>
-        </w:r>
-      </w:hyperlink>
+      <w:r>
+        <w:rPr>
+          <w:lang w:val="id_ID" w:bidi="id_ID"/>
+        </w:rPr>
+        <w:t>Yeremia 22:11</w:t>
+      </w:r>
       <w:r>
         <w:rPr>
           <w:lang w:val="id_ID" w:bidi="id_ID"/>
         </w:rPr>
         <w:t>), bukanlah putra sulung Yosia (</w:t>
       </w:r>
-      <w:hyperlink r:id="rId321">
-        <w:r>
-          <w:rPr>
-            <w:lang w:val="id_ID" w:bidi="id_ID"/>
-          </w:rPr>
-          <w:rPr>
-            <w:color w:val="0000EE"/>
-            <w:u w:val="single"/>
-          </w:rPr>
-          <w:t>1 Tawarikh 3:15</w:t>
-        </w:r>
-      </w:hyperlink>
+      <w:r>
+        <w:rPr>
+          <w:lang w:val="id_ID" w:bidi="id_ID"/>
+        </w:rPr>
+        <w:t>1 Tawarikh 3:15</w:t>
+      </w:r>
       <w:r>
         <w:rPr>
           <w:lang w:val="id_ID" w:bidi="id_ID"/>
@@ -20520,18 +18570,12 @@
         </w:rPr>
         <w:t>: Yeremia menggambarkan pemerintahannya sebagai pemerintahan yang berfokus pada ambisi pribadi dan ketidakadilan (</w:t>
       </w:r>
-      <w:hyperlink r:id="rId322">
-        <w:r>
-          <w:rPr>
-            <w:lang w:val="id_ID" w:bidi="id_ID"/>
-          </w:rPr>
-          <w:rPr>
-            <w:color w:val="0000EE"/>
-            <w:u w:val="single"/>
-          </w:rPr>
-          <w:t>Yeremia 22:13–17</w:t>
-        </w:r>
-      </w:hyperlink>
+      <w:r>
+        <w:rPr>
+          <w:lang w:val="id_ID" w:bidi="id_ID"/>
+        </w:rPr>
+        <w:t>Yeremia 22:13–17</w:t>
+      </w:r>
       <w:r>
         <w:rPr>
           <w:lang w:val="id_ID" w:bidi="id_ID"/>
@@ -20621,36 +18665,24 @@
         </w:rPr>
         <w:t xml:space="preserve">Yoyakhin tetap menjadi tawanan di Babel selama tiga puluh tujuh tahun (lihat </w:t>
       </w:r>
-      <w:hyperlink r:id="rId323">
-        <w:r>
-          <w:rPr>
-            <w:lang w:val="id_ID" w:bidi="id_ID"/>
-          </w:rPr>
-          <w:rPr>
-            <w:color w:val="0000EE"/>
-            <w:u w:val="single"/>
-          </w:rPr>
-          <w:t>2 Raja-raja 25:27</w:t>
-        </w:r>
-      </w:hyperlink>
+      <w:r>
+        <w:rPr>
+          <w:lang w:val="id_ID" w:bidi="id_ID"/>
+        </w:rPr>
+        <w:t>2 Raja-raja 25:27</w:t>
+      </w:r>
       <w:r>
         <w:rPr>
           <w:lang w:val="id_ID" w:bidi="id_ID"/>
         </w:rPr>
         <w:t xml:space="preserve">; </w:t>
       </w:r>
-      <w:hyperlink r:id="rId324">
-        <w:r>
-          <w:rPr>
-            <w:lang w:val="id_ID" w:bidi="id_ID"/>
-          </w:rPr>
-          <w:rPr>
-            <w:color w:val="0000EE"/>
-            <w:u w:val="single"/>
-          </w:rPr>
-          <w:t>Yeremia 52:31</w:t>
-        </w:r>
-      </w:hyperlink>
+      <w:r>
+        <w:rPr>
+          <w:lang w:val="id_ID" w:bidi="id_ID"/>
+        </w:rPr>
+        <w:t>Yeremia 52:31</w:t>
+      </w:r>
       <w:r>
         <w:rPr>
           <w:lang w:val="id_ID" w:bidi="id_ID"/>
@@ -20753,72 +18785,48 @@
         </w:rPr>
         <w:t>Yeremia berulang kali menasihati Zedekia untuk menyerah kepada bangsa Babel daripada mencari bantuan dari Mesir (</w:t>
       </w:r>
-      <w:hyperlink r:id="rId325">
-        <w:r>
-          <w:rPr>
-            <w:lang w:val="id_ID" w:bidi="id_ID"/>
-          </w:rPr>
-          <w:rPr>
-            <w:color w:val="0000EE"/>
-            <w:u w:val="single"/>
-          </w:rPr>
-          <w:t>Yeremia 25:1–11</w:t>
-        </w:r>
-      </w:hyperlink>
+      <w:r>
+        <w:rPr>
+          <w:lang w:val="id_ID" w:bidi="id_ID"/>
+        </w:rPr>
+        <w:t>Yeremia 25:1–11</w:t>
+      </w:r>
       <w:r>
         <w:rPr>
           <w:lang w:val="id_ID" w:bidi="id_ID"/>
         </w:rPr>
         <w:t xml:space="preserve">; </w:t>
       </w:r>
-      <w:hyperlink r:id="rId326">
-        <w:r>
-          <w:rPr>
-            <w:lang w:val="id_ID" w:bidi="id_ID"/>
-          </w:rPr>
-          <w:rPr>
-            <w:color w:val="0000EE"/>
-            <w:u w:val="single"/>
-          </w:rPr>
-          <w:t>27:1–22</w:t>
-        </w:r>
-      </w:hyperlink>
+      <w:r>
+        <w:rPr>
+          <w:lang w:val="id_ID" w:bidi="id_ID"/>
+        </w:rPr>
+        <w:t>27:1–22</w:t>
+      </w:r>
       <w:r>
         <w:rPr>
           <w:lang w:val="id_ID" w:bidi="id_ID"/>
         </w:rPr>
         <w:t xml:space="preserve">; </w:t>
       </w:r>
-      <w:hyperlink r:id="rId327">
-        <w:r>
-          <w:rPr>
-            <w:lang w:val="id_ID" w:bidi="id_ID"/>
-          </w:rPr>
-          <w:rPr>
-            <w:color w:val="0000EE"/>
-            <w:u w:val="single"/>
-          </w:rPr>
-          <w:t>34:1–22</w:t>
-        </w:r>
-      </w:hyperlink>
+      <w:r>
+        <w:rPr>
+          <w:lang w:val="id_ID" w:bidi="id_ID"/>
+        </w:rPr>
+        <w:t>34:1–22</w:t>
+      </w:r>
       <w:r>
         <w:rPr>
           <w:lang w:val="id_ID" w:bidi="id_ID"/>
         </w:rPr>
         <w:t xml:space="preserve">; </w:t>
       </w:r>
-      <w:hyperlink r:id="rId328">
-        <w:r>
-          <w:rPr>
-            <w:lang w:val="id_ID" w:bidi="id_ID"/>
-          </w:rPr>
-          <w:rPr>
-            <w:color w:val="0000EE"/>
-            <w:u w:val="single"/>
-          </w:rPr>
-          <w:t>37:1–38:28</w:t>
-        </w:r>
-      </w:hyperlink>
+      <w:r>
+        <w:rPr>
+          <w:lang w:val="id_ID" w:bidi="id_ID"/>
+        </w:rPr>
+        <w:t>37:1–38:28</w:t>
+      </w:r>
       <w:r>
         <w:rPr>
           <w:lang w:val="id_ID" w:bidi="id_ID"/>
@@ -20928,36 +18936,24 @@
         </w:rPr>
         <w:t xml:space="preserve">Bait Suci dihancurkan pada bulan Agustus 586 SM (lihat </w:t>
       </w:r>
-      <w:hyperlink r:id="rId329">
-        <w:r>
-          <w:rPr>
-            <w:lang w:val="id_ID" w:bidi="id_ID"/>
-          </w:rPr>
-          <w:rPr>
-            <w:color w:val="0000EE"/>
-            <w:u w:val="single"/>
-          </w:rPr>
-          <w:t>2 Raja-raja 25:8</w:t>
-        </w:r>
-      </w:hyperlink>
+      <w:r>
+        <w:rPr>
+          <w:lang w:val="id_ID" w:bidi="id_ID"/>
+        </w:rPr>
+        <w:t>2 Raja-raja 25:8</w:t>
+      </w:r>
       <w:r>
         <w:rPr>
           <w:lang w:val="id_ID" w:bidi="id_ID"/>
         </w:rPr>
         <w:t xml:space="preserve">; </w:t>
       </w:r>
-      <w:hyperlink r:id="rId330">
-        <w:r>
-          <w:rPr>
-            <w:lang w:val="id_ID" w:bidi="id_ID"/>
-          </w:rPr>
-          <w:rPr>
-            <w:color w:val="0000EE"/>
-            <w:u w:val="single"/>
-          </w:rPr>
-          <w:t>Yeremia 52:12</w:t>
-        </w:r>
-      </w:hyperlink>
+      <w:r>
+        <w:rPr>
+          <w:lang w:val="id_ID" w:bidi="id_ID"/>
+        </w:rPr>
+        <w:t>Yeremia 52:12</w:t>
+      </w:r>
       <w:r>
         <w:rPr>
           <w:lang w:val="id_ID" w:bidi="id_ID"/>
@@ -21016,36 +19012,24 @@
         </w:rPr>
         <w:t>Yeremia menubuatkan lamanya penawanan (</w:t>
       </w:r>
-      <w:hyperlink r:id="rId331">
-        <w:r>
-          <w:rPr>
-            <w:lang w:val="id_ID" w:bidi="id_ID"/>
-          </w:rPr>
-          <w:rPr>
-            <w:color w:val="0000EE"/>
-            <w:u w:val="single"/>
-          </w:rPr>
-          <w:t>Yeremia 25:11–12</w:t>
-        </w:r>
-      </w:hyperlink>
+      <w:r>
+        <w:rPr>
+          <w:lang w:val="id_ID" w:bidi="id_ID"/>
+        </w:rPr>
+        <w:t>Yeremia 25:11–12</w:t>
+      </w:r>
       <w:r>
         <w:rPr>
           <w:lang w:val="id_ID" w:bidi="id_ID"/>
         </w:rPr>
         <w:t xml:space="preserve">; </w:t>
       </w:r>
-      <w:hyperlink r:id="rId332">
-        <w:r>
-          <w:rPr>
-            <w:lang w:val="id_ID" w:bidi="id_ID"/>
-          </w:rPr>
-          <w:rPr>
-            <w:color w:val="0000EE"/>
-            <w:u w:val="single"/>
-          </w:rPr>
-          <w:t>29:10</w:t>
-        </w:r>
-      </w:hyperlink>
+      <w:r>
+        <w:rPr>
+          <w:lang w:val="id_ID" w:bidi="id_ID"/>
+        </w:rPr>
+        <w:t>29:10</w:t>
+      </w:r>
       <w:r>
         <w:rPr>
           <w:lang w:val="id_ID" w:bidi="id_ID"/>
@@ -21089,36 +19073,24 @@
         </w:rPr>
         <w:t xml:space="preserve">: Lihat </w:t>
       </w:r>
-      <w:hyperlink r:id="rId333">
-        <w:r>
-          <w:rPr>
-            <w:lang w:val="id_ID" w:bidi="id_ID"/>
-          </w:rPr>
-          <w:rPr>
-            <w:color w:val="0000EE"/>
-            <w:u w:val="single"/>
-          </w:rPr>
-          <w:t>Imamat 26:34–35</w:t>
-        </w:r>
-      </w:hyperlink>
+      <w:r>
+        <w:rPr>
+          <w:lang w:val="id_ID" w:bidi="id_ID"/>
+        </w:rPr>
+        <w:t>Imamat 26:34–35</w:t>
+      </w:r>
       <w:r>
         <w:rPr>
           <w:lang w:val="id_ID" w:bidi="id_ID"/>
         </w:rPr>
         <w:t xml:space="preserve">, </w:t>
       </w:r>
-      <w:hyperlink r:id="rId334">
-        <w:r>
-          <w:rPr>
-            <w:lang w:val="id_ID" w:bidi="id_ID"/>
-          </w:rPr>
-          <w:rPr>
-            <w:color w:val="0000EE"/>
-            <w:u w:val="single"/>
-          </w:rPr>
-          <w:t>43</w:t>
-        </w:r>
-      </w:hyperlink>
+      <w:r>
+        <w:rPr>
+          <w:lang w:val="id_ID" w:bidi="id_ID"/>
+        </w:rPr>
+        <w:t>43</w:t>
+      </w:r>
       <w:r>
         <w:rPr>
           <w:lang w:val="id_ID" w:bidi="id_ID"/>
@@ -21173,18 +19145,12 @@
         </w:rPr>
         <w:t>Kitab Tawarikh diakhiri dengan ayat-ayat yang memperkenalkan Kitab Ezra. Raja Koresh dari Persia memperkenankan orang-orang Yehuda untuk melakukan eksodus yang baru, seperti yang dinubuatkan oleh Nabi Yesaya (</w:t>
       </w:r>
-      <w:hyperlink r:id="rId335">
-        <w:r>
-          <w:rPr>
-            <w:lang w:val="id_ID" w:bidi="id_ID"/>
-          </w:rPr>
-          <w:rPr>
-            <w:color w:val="0000EE"/>
-            <w:u w:val="single"/>
-          </w:rPr>
-          <w:t>Yesaya 40:1–11</w:t>
-        </w:r>
-      </w:hyperlink>
+      <w:r>
+        <w:rPr>
+          <w:lang w:val="id_ID" w:bidi="id_ID"/>
+        </w:rPr>
+        <w:t>Yesaya 40:1–11</w:t>
+      </w:r>
       <w:r>
         <w:rPr>
           <w:lang w:val="id_ID" w:bidi="id_ID"/>
